--- a/Deliverables/Edil CommerceDesign_RAD.docx
+++ b/Deliverables/Edil CommerceDesign_RAD.docx
@@ -362,7 +362,13 @@
         <w:rPr>
           <w:sz w:val="32"/>
         </w:rPr>
-        <w:t>05</w:t>
+        <w:t>0</w:t>
+      </w:r>
+      <w:r>
+        <w:rPr>
+          <w:sz w:val="32"/>
+        </w:rPr>
+        <w:t>8</w:t>
       </w:r>
       <w:r>
         <w:rPr>
@@ -519,7 +525,7 @@
     </w:p>
     <w:sdt>
       <w:sdtPr>
-        <w:id w:val="-1131242229"/>
+        <w:id w:val="-1023785649"/>
         <w:docPartObj>
           <w:docPartGallery w:val="Table of Contents"/>
           <w:docPartUnique/>
@@ -570,7 +576,7 @@
           <w:r>
             <w:fldChar w:fldCharType="separate"/>
           </w:r>
-          <w:hyperlink w:anchor="_Toc118734212" w:history="1">
+          <w:hyperlink w:anchor="_Toc118823058" w:history="1">
             <w:r>
               <w:rPr>
                 <w:rStyle w:val="Collegamentoipertestuale"/>
@@ -599,7 +605,7 @@
                 <w:noProof/>
                 <w:webHidden/>
               </w:rPr>
-              <w:instrText xml:space="preserve"> PAGEREF _Toc118734212 \h </w:instrText>
+              <w:instrText xml:space="preserve"> PAGEREF _Toc118823058 \h </w:instrText>
             </w:r>
             <w:r>
               <w:rPr>
@@ -619,7 +625,7 @@
                 <w:noProof/>
                 <w:webHidden/>
               </w:rPr>
-              <w:t>3</w:t>
+              <w:t>4</w:t>
             </w:r>
             <w:r>
               <w:rPr>
@@ -646,7 +652,7 @@
               <w:lang w:eastAsia="it-IT"/>
             </w:rPr>
           </w:pPr>
-          <w:hyperlink w:anchor="_Toc118734213" w:history="1">
+          <w:hyperlink w:anchor="_Toc118823059" w:history="1">
             <w:r>
               <w:rPr>
                 <w:rStyle w:val="Collegamentoipertestuale"/>
@@ -695,7 +701,7 @@
                 <w:noProof/>
                 <w:webHidden/>
               </w:rPr>
-              <w:instrText xml:space="preserve"> PAGEREF _Toc118734213 \h </w:instrText>
+              <w:instrText xml:space="preserve"> PAGEREF _Toc118823059 \h </w:instrText>
             </w:r>
             <w:r>
               <w:rPr>
@@ -715,7 +721,7 @@
                 <w:noProof/>
                 <w:webHidden/>
               </w:rPr>
-              <w:t>3</w:t>
+              <w:t>4</w:t>
             </w:r>
             <w:r>
               <w:rPr>
@@ -741,7 +747,7 @@
               <w:lang w:eastAsia="it-IT"/>
             </w:rPr>
           </w:pPr>
-          <w:hyperlink w:anchor="_Toc118734214" w:history="1">
+          <w:hyperlink w:anchor="_Toc118823060" w:history="1">
             <w:r>
               <w:rPr>
                 <w:rStyle w:val="Collegamentoipertestuale"/>
@@ -771,7 +777,7 @@
                 <w:noProof/>
                 <w:webHidden/>
               </w:rPr>
-              <w:instrText xml:space="preserve"> PAGEREF _Toc118734214 \h </w:instrText>
+              <w:instrText xml:space="preserve"> PAGEREF _Toc118823060 \h </w:instrText>
             </w:r>
             <w:r>
               <w:rPr>
@@ -791,7 +797,7 @@
                 <w:noProof/>
                 <w:webHidden/>
               </w:rPr>
-              <w:t>3</w:t>
+              <w:t>4</w:t>
             </w:r>
             <w:r>
               <w:rPr>
@@ -817,7 +823,7 @@
               <w:lang w:eastAsia="it-IT"/>
             </w:rPr>
           </w:pPr>
-          <w:hyperlink w:anchor="_Toc118734215" w:history="1">
+          <w:hyperlink w:anchor="_Toc118823061" w:history="1">
             <w:r>
               <w:rPr>
                 <w:rStyle w:val="Collegamentoipertestuale"/>
@@ -846,7 +852,7 @@
                 <w:noProof/>
                 <w:webHidden/>
               </w:rPr>
-              <w:instrText xml:space="preserve"> PAGEREF _Toc118734215 \h </w:instrText>
+              <w:instrText xml:space="preserve"> PAGEREF _Toc118823061 \h </w:instrText>
             </w:r>
             <w:r>
               <w:rPr>
@@ -866,7 +872,7 @@
                 <w:noProof/>
                 <w:webHidden/>
               </w:rPr>
-              <w:t>4</w:t>
+              <w:t>5</w:t>
             </w:r>
             <w:r>
               <w:rPr>
@@ -892,7 +898,7 @@
               <w:lang w:eastAsia="it-IT"/>
             </w:rPr>
           </w:pPr>
-          <w:hyperlink w:anchor="_Toc118734216" w:history="1">
+          <w:hyperlink w:anchor="_Toc118823062" w:history="1">
             <w:r>
               <w:rPr>
                 <w:rStyle w:val="Collegamentoipertestuale"/>
@@ -921,7 +927,7 @@
                 <w:noProof/>
                 <w:webHidden/>
               </w:rPr>
-              <w:instrText xml:space="preserve"> PAGEREF _Toc118734216 \h </w:instrText>
+              <w:instrText xml:space="preserve"> PAGEREF _Toc118823062 \h </w:instrText>
             </w:r>
             <w:r>
               <w:rPr>
@@ -941,7 +947,7 @@
                 <w:noProof/>
                 <w:webHidden/>
               </w:rPr>
-              <w:t>4</w:t>
+              <w:t>5</w:t>
             </w:r>
             <w:r>
               <w:rPr>
@@ -967,7 +973,7 @@
               <w:lang w:eastAsia="it-IT"/>
             </w:rPr>
           </w:pPr>
-          <w:hyperlink w:anchor="_Toc118734217" w:history="1">
+          <w:hyperlink w:anchor="_Toc118823063" w:history="1">
             <w:r>
               <w:rPr>
                 <w:rStyle w:val="Collegamentoipertestuale"/>
@@ -997,7 +1003,7 @@
                 <w:noProof/>
                 <w:webHidden/>
               </w:rPr>
-              <w:instrText xml:space="preserve"> PAGEREF _Toc118734217 \h </w:instrText>
+              <w:instrText xml:space="preserve"> PAGEREF _Toc118823063 \h </w:instrText>
             </w:r>
             <w:r>
               <w:rPr>
@@ -1017,7 +1023,7 @@
                 <w:noProof/>
                 <w:webHidden/>
               </w:rPr>
-              <w:t>4</w:t>
+              <w:t>6</w:t>
             </w:r>
             <w:r>
               <w:rPr>
@@ -1043,7 +1049,7 @@
               <w:lang w:eastAsia="it-IT"/>
             </w:rPr>
           </w:pPr>
-          <w:hyperlink w:anchor="_Toc118734218" w:history="1">
+          <w:hyperlink w:anchor="_Toc118823064" w:history="1">
             <w:r>
               <w:rPr>
                 <w:rStyle w:val="Collegamentoipertestuale"/>
@@ -1073,7 +1079,7 @@
                 <w:noProof/>
                 <w:webHidden/>
               </w:rPr>
-              <w:instrText xml:space="preserve"> PAGEREF _Toc118734218 \h </w:instrText>
+              <w:instrText xml:space="preserve"> PAGEREF _Toc118823064 \h </w:instrText>
             </w:r>
             <w:r>
               <w:rPr>
@@ -1093,7 +1099,7 @@
                 <w:noProof/>
                 <w:webHidden/>
               </w:rPr>
-              <w:t>4</w:t>
+              <w:t>6</w:t>
             </w:r>
             <w:r>
               <w:rPr>
@@ -1119,7 +1125,7 @@
               <w:lang w:eastAsia="it-IT"/>
             </w:rPr>
           </w:pPr>
-          <w:hyperlink w:anchor="_Toc118734219" w:history="1">
+          <w:hyperlink w:anchor="_Toc118823065" w:history="1">
             <w:r>
               <w:rPr>
                 <w:rStyle w:val="Collegamentoipertestuale"/>
@@ -1147,7 +1153,7 @@
                 <w:noProof/>
                 <w:webHidden/>
               </w:rPr>
-              <w:instrText xml:space="preserve"> PAGEREF _Toc118734219 \h </w:instrText>
+              <w:instrText xml:space="preserve"> PAGEREF _Toc118823065 \h </w:instrText>
             </w:r>
             <w:r>
               <w:rPr>
@@ -1167,7 +1173,7 @@
                 <w:noProof/>
                 <w:webHidden/>
               </w:rPr>
-              <w:t>5</w:t>
+              <w:t>6</w:t>
             </w:r>
             <w:r>
               <w:rPr>
@@ -1193,7 +1199,7 @@
               <w:lang w:eastAsia="it-IT"/>
             </w:rPr>
           </w:pPr>
-          <w:hyperlink w:anchor="_Toc118734220" w:history="1">
+          <w:hyperlink w:anchor="_Toc118823066" w:history="1">
             <w:r>
               <w:rPr>
                 <w:rStyle w:val="Collegamentoipertestuale"/>
@@ -1222,7 +1228,7 @@
                 <w:noProof/>
                 <w:webHidden/>
               </w:rPr>
-              <w:instrText xml:space="preserve"> PAGEREF _Toc118734220 \h </w:instrText>
+              <w:instrText xml:space="preserve"> PAGEREF _Toc118823066 \h </w:instrText>
             </w:r>
             <w:r>
               <w:rPr>
@@ -1242,7 +1248,7 @@
                 <w:noProof/>
                 <w:webHidden/>
               </w:rPr>
-              <w:t>6</w:t>
+              <w:t>7</w:t>
             </w:r>
             <w:r>
               <w:rPr>
@@ -1268,7 +1274,7 @@
               <w:lang w:eastAsia="it-IT"/>
             </w:rPr>
           </w:pPr>
-          <w:hyperlink w:anchor="_Toc118734221" w:history="1">
+          <w:hyperlink w:anchor="_Toc118823067" w:history="1">
             <w:r>
               <w:rPr>
                 <w:rStyle w:val="Collegamentoipertestuale"/>
@@ -1297,7 +1303,7 @@
                 <w:noProof/>
                 <w:webHidden/>
               </w:rPr>
-              <w:instrText xml:space="preserve"> PAGEREF _Toc118734221 \h </w:instrText>
+              <w:instrText xml:space="preserve"> PAGEREF _Toc118823067 \h </w:instrText>
             </w:r>
             <w:r>
               <w:rPr>
@@ -1317,7 +1323,7 @@
                 <w:noProof/>
                 <w:webHidden/>
               </w:rPr>
-              <w:t>6</w:t>
+              <w:t>7</w:t>
             </w:r>
             <w:r>
               <w:rPr>
@@ -1343,7 +1349,7 @@
               <w:lang w:eastAsia="it-IT"/>
             </w:rPr>
           </w:pPr>
-          <w:hyperlink w:anchor="_Toc118734222" w:history="1">
+          <w:hyperlink w:anchor="_Toc118823068" w:history="1">
             <w:r>
               <w:rPr>
                 <w:rStyle w:val="Collegamentoipertestuale"/>
@@ -1371,7 +1377,7 @@
                 <w:noProof/>
                 <w:webHidden/>
               </w:rPr>
-              <w:instrText xml:space="preserve"> PAGEREF _Toc118734222 \h </w:instrText>
+              <w:instrText xml:space="preserve"> PAGEREF _Toc118823068 \h </w:instrText>
             </w:r>
             <w:r>
               <w:rPr>
@@ -1391,7 +1397,7 @@
                 <w:noProof/>
                 <w:webHidden/>
               </w:rPr>
-              <w:t>6</w:t>
+              <w:t>7</w:t>
             </w:r>
             <w:r>
               <w:rPr>
@@ -1417,7 +1423,7 @@
               <w:lang w:eastAsia="it-IT"/>
             </w:rPr>
           </w:pPr>
-          <w:hyperlink w:anchor="_Toc118734223" w:history="1">
+          <w:hyperlink w:anchor="_Toc118823069" w:history="1">
             <w:r>
               <w:rPr>
                 <w:rStyle w:val="Collegamentoipertestuale"/>
@@ -1446,7 +1452,7 @@
                 <w:noProof/>
                 <w:webHidden/>
               </w:rPr>
-              <w:instrText xml:space="preserve"> PAGEREF _Toc118734223 \h </w:instrText>
+              <w:instrText xml:space="preserve"> PAGEREF _Toc118823069 \h </w:instrText>
             </w:r>
             <w:r>
               <w:rPr>
@@ -1466,7 +1472,7 @@
                 <w:noProof/>
                 <w:webHidden/>
               </w:rPr>
-              <w:t>7</w:t>
+              <w:t>8</w:t>
             </w:r>
             <w:r>
               <w:rPr>
@@ -1492,7 +1498,7 @@
               <w:lang w:eastAsia="it-IT"/>
             </w:rPr>
           </w:pPr>
-          <w:hyperlink w:anchor="_Toc118734224" w:history="1">
+          <w:hyperlink w:anchor="_Toc118823070" w:history="1">
             <w:r>
               <w:rPr>
                 <w:rStyle w:val="Collegamentoipertestuale"/>
@@ -1521,7 +1527,7 @@
                 <w:noProof/>
                 <w:webHidden/>
               </w:rPr>
-              <w:instrText xml:space="preserve"> PAGEREF _Toc118734224 \h </w:instrText>
+              <w:instrText xml:space="preserve"> PAGEREF _Toc118823070 \h </w:instrText>
             </w:r>
             <w:r>
               <w:rPr>
@@ -1541,7 +1547,7 @@
                 <w:noProof/>
                 <w:webHidden/>
               </w:rPr>
-              <w:t>7</w:t>
+              <w:t>9</w:t>
             </w:r>
             <w:r>
               <w:rPr>
@@ -1567,7 +1573,7 @@
               <w:lang w:eastAsia="it-IT"/>
             </w:rPr>
           </w:pPr>
-          <w:hyperlink w:anchor="_Toc118734225" w:history="1">
+          <w:hyperlink w:anchor="_Toc118823071" w:history="1">
             <w:r>
               <w:rPr>
                 <w:rStyle w:val="Collegamentoipertestuale"/>
@@ -1595,7 +1601,7 @@
                 <w:noProof/>
                 <w:webHidden/>
               </w:rPr>
-              <w:instrText xml:space="preserve"> PAGEREF _Toc118734225 \h </w:instrText>
+              <w:instrText xml:space="preserve"> PAGEREF _Toc118823071 \h </w:instrText>
             </w:r>
             <w:r>
               <w:rPr>
@@ -1615,7 +1621,7 @@
                 <w:noProof/>
                 <w:webHidden/>
               </w:rPr>
-              <w:t>7</w:t>
+              <w:t>9</w:t>
             </w:r>
             <w:r>
               <w:rPr>
@@ -1641,7 +1647,7 @@
               <w:lang w:eastAsia="it-IT"/>
             </w:rPr>
           </w:pPr>
-          <w:hyperlink w:anchor="_Toc118734226" w:history="1">
+          <w:hyperlink w:anchor="_Toc118823072" w:history="1">
             <w:r>
               <w:rPr>
                 <w:rStyle w:val="Collegamentoipertestuale"/>
@@ -1670,7 +1676,7 @@
                 <w:noProof/>
                 <w:webHidden/>
               </w:rPr>
-              <w:instrText xml:space="preserve"> PAGEREF _Toc118734226 \h </w:instrText>
+              <w:instrText xml:space="preserve"> PAGEREF _Toc118823072 \h </w:instrText>
             </w:r>
             <w:r>
               <w:rPr>
@@ -1690,7 +1696,7 @@
                 <w:noProof/>
                 <w:webHidden/>
               </w:rPr>
-              <w:t>9</w:t>
+              <w:t>10</w:t>
             </w:r>
             <w:r>
               <w:rPr>
@@ -1716,7 +1722,7 @@
               <w:lang w:eastAsia="it-IT"/>
             </w:rPr>
           </w:pPr>
-          <w:hyperlink w:anchor="_Toc118734227" w:history="1">
+          <w:hyperlink w:anchor="_Toc118823073" w:history="1">
             <w:r>
               <w:rPr>
                 <w:rStyle w:val="Collegamentoipertestuale"/>
@@ -1745,7 +1751,7 @@
                 <w:noProof/>
                 <w:webHidden/>
               </w:rPr>
-              <w:instrText xml:space="preserve"> PAGEREF _Toc118734227 \h </w:instrText>
+              <w:instrText xml:space="preserve"> PAGEREF _Toc118823073 \h </w:instrText>
             </w:r>
             <w:r>
               <w:rPr>
@@ -1765,7 +1771,7 @@
                 <w:noProof/>
                 <w:webHidden/>
               </w:rPr>
-              <w:t>9</w:t>
+              <w:t>10</w:t>
             </w:r>
             <w:r>
               <w:rPr>
@@ -1791,7 +1797,7 @@
               <w:lang w:eastAsia="it-IT"/>
             </w:rPr>
           </w:pPr>
-          <w:hyperlink w:anchor="_Toc118734228" w:history="1">
+          <w:hyperlink w:anchor="_Toc118823074" w:history="1">
             <w:r>
               <w:rPr>
                 <w:rStyle w:val="Collegamentoipertestuale"/>
@@ -1820,7 +1826,7 @@
                 <w:noProof/>
                 <w:webHidden/>
               </w:rPr>
-              <w:instrText xml:space="preserve"> PAGEREF _Toc118734228 \h </w:instrText>
+              <w:instrText xml:space="preserve"> PAGEREF _Toc118823074 \h </w:instrText>
             </w:r>
             <w:r>
               <w:rPr>
@@ -1840,7 +1846,7 @@
                 <w:noProof/>
                 <w:webHidden/>
               </w:rPr>
-              <w:t>9</w:t>
+              <w:t>11</w:t>
             </w:r>
             <w:r>
               <w:rPr>
@@ -1866,7 +1872,7 @@
               <w:lang w:eastAsia="it-IT"/>
             </w:rPr>
           </w:pPr>
-          <w:hyperlink w:anchor="_Toc118734229" w:history="1">
+          <w:hyperlink w:anchor="_Toc118823075" w:history="1">
             <w:r>
               <w:rPr>
                 <w:rStyle w:val="Collegamentoipertestuale"/>
@@ -1894,7 +1900,7 @@
                 <w:noProof/>
                 <w:webHidden/>
               </w:rPr>
-              <w:instrText xml:space="preserve"> PAGEREF _Toc118734229 \h </w:instrText>
+              <w:instrText xml:space="preserve"> PAGEREF _Toc118823075 \h </w:instrText>
             </w:r>
             <w:r>
               <w:rPr>
@@ -1914,7 +1920,7 @@
                 <w:noProof/>
                 <w:webHidden/>
               </w:rPr>
-              <w:t>9</w:t>
+              <w:t>11</w:t>
             </w:r>
             <w:r>
               <w:rPr>
@@ -1940,7 +1946,7 @@
               <w:lang w:eastAsia="it-IT"/>
             </w:rPr>
           </w:pPr>
-          <w:hyperlink w:anchor="_Toc118734230" w:history="1">
+          <w:hyperlink w:anchor="_Toc118823076" w:history="1">
             <w:r>
               <w:rPr>
                 <w:rStyle w:val="Collegamentoipertestuale"/>
@@ -1969,7 +1975,7 @@
                 <w:noProof/>
                 <w:webHidden/>
               </w:rPr>
-              <w:instrText xml:space="preserve"> PAGEREF _Toc118734230 \h </w:instrText>
+              <w:instrText xml:space="preserve"> PAGEREF _Toc118823076 \h </w:instrText>
             </w:r>
             <w:r>
               <w:rPr>
@@ -1989,7 +1995,7 @@
                 <w:noProof/>
                 <w:webHidden/>
               </w:rPr>
-              <w:t>11</w:t>
+              <w:t>12</w:t>
             </w:r>
             <w:r>
               <w:rPr>
@@ -2015,7 +2021,7 @@
               <w:lang w:eastAsia="it-IT"/>
             </w:rPr>
           </w:pPr>
-          <w:hyperlink w:anchor="_Toc118734231" w:history="1">
+          <w:hyperlink w:anchor="_Toc118823077" w:history="1">
             <w:r>
               <w:rPr>
                 <w:rStyle w:val="Collegamentoipertestuale"/>
@@ -2044,7 +2050,7 @@
                 <w:noProof/>
                 <w:webHidden/>
               </w:rPr>
-              <w:instrText xml:space="preserve"> PAGEREF _Toc118734231 \h </w:instrText>
+              <w:instrText xml:space="preserve"> PAGEREF _Toc118823077 \h </w:instrText>
             </w:r>
             <w:r>
               <w:rPr>
@@ -2064,7 +2070,7 @@
                 <w:noProof/>
                 <w:webHidden/>
               </w:rPr>
-              <w:t>11</w:t>
+              <w:t>12</w:t>
             </w:r>
             <w:r>
               <w:rPr>
@@ -2090,7 +2096,7 @@
               <w:lang w:eastAsia="it-IT"/>
             </w:rPr>
           </w:pPr>
-          <w:hyperlink w:anchor="_Toc118734232" w:history="1">
+          <w:hyperlink w:anchor="_Toc118823078" w:history="1">
             <w:r>
               <w:rPr>
                 <w:rStyle w:val="Collegamentoipertestuale"/>
@@ -2119,7 +2125,7 @@
                 <w:noProof/>
                 <w:webHidden/>
               </w:rPr>
-              <w:instrText xml:space="preserve"> PAGEREF _Toc118734232 \h </w:instrText>
+              <w:instrText xml:space="preserve"> PAGEREF _Toc118823078 \h </w:instrText>
             </w:r>
             <w:r>
               <w:rPr>
@@ -2139,7 +2145,7 @@
                 <w:noProof/>
                 <w:webHidden/>
               </w:rPr>
-              <w:t>11</w:t>
+              <w:t>13</w:t>
             </w:r>
             <w:r>
               <w:rPr>
@@ -2165,7 +2171,7 @@
               <w:lang w:eastAsia="it-IT"/>
             </w:rPr>
           </w:pPr>
-          <w:hyperlink w:anchor="_Toc118734233" w:history="1">
+          <w:hyperlink w:anchor="_Toc118823079" w:history="1">
             <w:r>
               <w:rPr>
                 <w:rStyle w:val="Collegamentoipertestuale"/>
@@ -2193,7 +2199,7 @@
                 <w:noProof/>
                 <w:webHidden/>
               </w:rPr>
-              <w:instrText xml:space="preserve"> PAGEREF _Toc118734233 \h </w:instrText>
+              <w:instrText xml:space="preserve"> PAGEREF _Toc118823079 \h </w:instrText>
             </w:r>
             <w:r>
               <w:rPr>
@@ -2213,7 +2219,7 @@
                 <w:noProof/>
                 <w:webHidden/>
               </w:rPr>
-              <w:t>11</w:t>
+              <w:t>13</w:t>
             </w:r>
             <w:r>
               <w:rPr>
@@ -2239,7 +2245,7 @@
               <w:lang w:eastAsia="it-IT"/>
             </w:rPr>
           </w:pPr>
-          <w:hyperlink w:anchor="_Toc118734234" w:history="1">
+          <w:hyperlink w:anchor="_Toc118823080" w:history="1">
             <w:r>
               <w:rPr>
                 <w:rStyle w:val="Collegamentoipertestuale"/>
@@ -2268,7 +2274,7 @@
                 <w:noProof/>
                 <w:webHidden/>
               </w:rPr>
-              <w:instrText xml:space="preserve"> PAGEREF _Toc118734234 \h </w:instrText>
+              <w:instrText xml:space="preserve"> PAGEREF _Toc118823080 \h </w:instrText>
             </w:r>
             <w:r>
               <w:rPr>
@@ -2288,7 +2294,7 @@
                 <w:noProof/>
                 <w:webHidden/>
               </w:rPr>
-              <w:t>12</w:t>
+              <w:t>14</w:t>
             </w:r>
             <w:r>
               <w:rPr>
@@ -2314,7 +2320,7 @@
               <w:lang w:eastAsia="it-IT"/>
             </w:rPr>
           </w:pPr>
-          <w:hyperlink w:anchor="_Toc118734235" w:history="1">
+          <w:hyperlink w:anchor="_Toc118823081" w:history="1">
             <w:r>
               <w:rPr>
                 <w:rStyle w:val="Collegamentoipertestuale"/>
@@ -2343,7 +2349,7 @@
                 <w:noProof/>
                 <w:webHidden/>
               </w:rPr>
-              <w:instrText xml:space="preserve"> PAGEREF _Toc118734235 \h </w:instrText>
+              <w:instrText xml:space="preserve"> PAGEREF _Toc118823081 \h </w:instrText>
             </w:r>
             <w:r>
               <w:rPr>
@@ -2363,7 +2369,7 @@
                 <w:noProof/>
                 <w:webHidden/>
               </w:rPr>
-              <w:t>12</w:t>
+              <w:t>14</w:t>
             </w:r>
             <w:r>
               <w:rPr>
@@ -2389,7 +2395,7 @@
               <w:lang w:eastAsia="it-IT"/>
             </w:rPr>
           </w:pPr>
-          <w:hyperlink w:anchor="_Toc118734236" w:history="1">
+          <w:hyperlink w:anchor="_Toc118823082" w:history="1">
             <w:r>
               <w:rPr>
                 <w:rStyle w:val="Collegamentoipertestuale"/>
@@ -2419,7 +2425,7 @@
                 <w:noProof/>
                 <w:webHidden/>
               </w:rPr>
-              <w:instrText xml:space="preserve"> PAGEREF _Toc118734236 \h </w:instrText>
+              <w:instrText xml:space="preserve"> PAGEREF _Toc118823082 \h </w:instrText>
             </w:r>
             <w:r>
               <w:rPr>
@@ -2439,7 +2445,7 @@
                 <w:noProof/>
                 <w:webHidden/>
               </w:rPr>
-              <w:t>12</w:t>
+              <w:t>14</w:t>
             </w:r>
             <w:r>
               <w:rPr>
@@ -2465,7 +2471,7 @@
               <w:lang w:eastAsia="it-IT"/>
             </w:rPr>
           </w:pPr>
-          <w:hyperlink w:anchor="_Toc118734237" w:history="1">
+          <w:hyperlink w:anchor="_Toc118823083" w:history="1">
             <w:r>
               <w:rPr>
                 <w:rStyle w:val="Collegamentoipertestuale"/>
@@ -2494,7 +2500,7 @@
                 <w:noProof/>
                 <w:webHidden/>
               </w:rPr>
-              <w:instrText xml:space="preserve"> PAGEREF _Toc118734237 \h </w:instrText>
+              <w:instrText xml:space="preserve"> PAGEREF _Toc118823083 \h </w:instrText>
             </w:r>
             <w:r>
               <w:rPr>
@@ -2514,7 +2520,7 @@
                 <w:noProof/>
                 <w:webHidden/>
               </w:rPr>
-              <w:t>14</w:t>
+              <w:t>15</w:t>
             </w:r>
             <w:r>
               <w:rPr>
@@ -2540,7 +2546,7 @@
               <w:lang w:eastAsia="it-IT"/>
             </w:rPr>
           </w:pPr>
-          <w:hyperlink w:anchor="_Toc118734238" w:history="1">
+          <w:hyperlink w:anchor="_Toc118823084" w:history="1">
             <w:r>
               <w:rPr>
                 <w:rStyle w:val="Collegamentoipertestuale"/>
@@ -2569,7 +2575,7 @@
                 <w:noProof/>
                 <w:webHidden/>
               </w:rPr>
-              <w:instrText xml:space="preserve"> PAGEREF _Toc118734238 \h </w:instrText>
+              <w:instrText xml:space="preserve"> PAGEREF _Toc118823084 \h </w:instrText>
             </w:r>
             <w:r>
               <w:rPr>
@@ -2589,7 +2595,7 @@
                 <w:noProof/>
                 <w:webHidden/>
               </w:rPr>
-              <w:t>14</w:t>
+              <w:t>16</w:t>
             </w:r>
             <w:r>
               <w:rPr>
@@ -2615,7 +2621,7 @@
               <w:lang w:eastAsia="it-IT"/>
             </w:rPr>
           </w:pPr>
-          <w:hyperlink w:anchor="_Toc118734239" w:history="1">
+          <w:hyperlink w:anchor="_Toc118823085" w:history="1">
             <w:r>
               <w:rPr>
                 <w:rStyle w:val="Collegamentoipertestuale"/>
@@ -2643,7 +2649,7 @@
                 <w:noProof/>
                 <w:webHidden/>
               </w:rPr>
-              <w:instrText xml:space="preserve"> PAGEREF _Toc118734239 \h </w:instrText>
+              <w:instrText xml:space="preserve"> PAGEREF _Toc118823085 \h </w:instrText>
             </w:r>
             <w:r>
               <w:rPr>
@@ -2663,7 +2669,7 @@
                 <w:noProof/>
                 <w:webHidden/>
               </w:rPr>
-              <w:t>14</w:t>
+              <w:t>16</w:t>
             </w:r>
             <w:r>
               <w:rPr>
@@ -2689,7 +2695,7 @@
               <w:lang w:eastAsia="it-IT"/>
             </w:rPr>
           </w:pPr>
-          <w:hyperlink w:anchor="_Toc118734240" w:history="1">
+          <w:hyperlink w:anchor="_Toc118823086" w:history="1">
             <w:r>
               <w:rPr>
                 <w:rStyle w:val="Collegamentoipertestuale"/>
@@ -2697,6 +2703,81 @@
                 <w:bCs/>
                 <w:noProof/>
               </w:rPr>
+              <w:t>SD_7</w:t>
+            </w:r>
+            <w:r>
+              <w:rPr>
+                <w:noProof/>
+                <w:webHidden/>
+              </w:rPr>
+              <w:tab/>
+            </w:r>
+            <w:r>
+              <w:rPr>
+                <w:noProof/>
+                <w:webHidden/>
+              </w:rPr>
+              <w:fldChar w:fldCharType="begin"/>
+            </w:r>
+            <w:r>
+              <w:rPr>
+                <w:noProof/>
+                <w:webHidden/>
+              </w:rPr>
+              <w:instrText xml:space="preserve"> PAGEREF _Toc118823086 \h </w:instrText>
+            </w:r>
+            <w:r>
+              <w:rPr>
+                <w:noProof/>
+                <w:webHidden/>
+              </w:rPr>
+            </w:r>
+            <w:r>
+              <w:rPr>
+                <w:noProof/>
+                <w:webHidden/>
+              </w:rPr>
+              <w:fldChar w:fldCharType="separate"/>
+            </w:r>
+            <w:r>
+              <w:rPr>
+                <w:noProof/>
+                <w:webHidden/>
+              </w:rPr>
+              <w:t>17</w:t>
+            </w:r>
+            <w:r>
+              <w:rPr>
+                <w:noProof/>
+                <w:webHidden/>
+              </w:rPr>
+              <w:fldChar w:fldCharType="end"/>
+            </w:r>
+          </w:hyperlink>
+        </w:p>
+        <w:p>
+          <w:pPr>
+            <w:pStyle w:val="Sommario2"/>
+            <w:tabs>
+              <w:tab w:val="right" w:leader="dot" w:pos="9628"/>
+            </w:tabs>
+            <w:rPr>
+              <w:rFonts w:asciiTheme="minorHAnsi" w:eastAsiaTheme="minorEastAsia" w:hAnsiTheme="minorHAnsi" w:cstheme="minorBidi"/>
+              <w:noProof/>
+              <w:kern w:val="0"/>
+              <w:sz w:val="22"/>
+              <w:szCs w:val="22"/>
+              <w:lang w:eastAsia="it-IT"/>
+            </w:rPr>
+          </w:pPr>
+          <w:hyperlink w:anchor="_Toc118823087" w:history="1">
+            <w:r>
+              <w:rPr>
+                <w:rStyle w:val="Collegamentoipertestuale"/>
+                <w:b/>
+                <w:bCs/>
+                <w:noProof/>
+              </w:rPr>
               <w:t>UC_8</w:t>
             </w:r>
             <w:r>
@@ -2718,7 +2799,7 @@
                 <w:noProof/>
                 <w:webHidden/>
               </w:rPr>
-              <w:instrText xml:space="preserve"> PAGEREF _Toc118734240 \h </w:instrText>
+              <w:instrText xml:space="preserve"> PAGEREF _Toc118823087 \h </w:instrText>
             </w:r>
             <w:r>
               <w:rPr>
@@ -2738,7 +2819,7 @@
                 <w:noProof/>
                 <w:webHidden/>
               </w:rPr>
-              <w:t>15</w:t>
+              <w:t>17</w:t>
             </w:r>
             <w:r>
               <w:rPr>
@@ -2764,7 +2845,7 @@
               <w:lang w:eastAsia="it-IT"/>
             </w:rPr>
           </w:pPr>
-          <w:hyperlink w:anchor="_Toc118734241" w:history="1">
+          <w:hyperlink w:anchor="_Toc118823088" w:history="1">
             <w:r>
               <w:rPr>
                 <w:rStyle w:val="Collegamentoipertestuale"/>
@@ -2801,7 +2882,7 @@
                 <w:noProof/>
                 <w:webHidden/>
               </w:rPr>
-              <w:instrText xml:space="preserve"> PAGEREF _Toc118734241 \h </w:instrText>
+              <w:instrText xml:space="preserve"> PAGEREF _Toc118823088 \h </w:instrText>
             </w:r>
             <w:r>
               <w:rPr>
@@ -2821,7 +2902,7 @@
                 <w:noProof/>
                 <w:webHidden/>
               </w:rPr>
-              <w:t>15</w:t>
+              <w:t>18</w:t>
             </w:r>
             <w:r>
               <w:rPr>
@@ -2847,7 +2928,7 @@
               <w:lang w:eastAsia="it-IT"/>
             </w:rPr>
           </w:pPr>
-          <w:hyperlink w:anchor="_Toc118734242" w:history="1">
+          <w:hyperlink w:anchor="_Toc118823089" w:history="1">
             <w:r>
               <w:rPr>
                 <w:rStyle w:val="Collegamentoipertestuale"/>
@@ -2855,6 +2936,81 @@
                 <w:bCs/>
                 <w:noProof/>
               </w:rPr>
+              <w:t>SD_8</w:t>
+            </w:r>
+            <w:r>
+              <w:rPr>
+                <w:noProof/>
+                <w:webHidden/>
+              </w:rPr>
+              <w:tab/>
+            </w:r>
+            <w:r>
+              <w:rPr>
+                <w:noProof/>
+                <w:webHidden/>
+              </w:rPr>
+              <w:fldChar w:fldCharType="begin"/>
+            </w:r>
+            <w:r>
+              <w:rPr>
+                <w:noProof/>
+                <w:webHidden/>
+              </w:rPr>
+              <w:instrText xml:space="preserve"> PAGEREF _Toc118823089 \h </w:instrText>
+            </w:r>
+            <w:r>
+              <w:rPr>
+                <w:noProof/>
+                <w:webHidden/>
+              </w:rPr>
+            </w:r>
+            <w:r>
+              <w:rPr>
+                <w:noProof/>
+                <w:webHidden/>
+              </w:rPr>
+              <w:fldChar w:fldCharType="separate"/>
+            </w:r>
+            <w:r>
+              <w:rPr>
+                <w:noProof/>
+                <w:webHidden/>
+              </w:rPr>
+              <w:t>18</w:t>
+            </w:r>
+            <w:r>
+              <w:rPr>
+                <w:noProof/>
+                <w:webHidden/>
+              </w:rPr>
+              <w:fldChar w:fldCharType="end"/>
+            </w:r>
+          </w:hyperlink>
+        </w:p>
+        <w:p>
+          <w:pPr>
+            <w:pStyle w:val="Sommario2"/>
+            <w:tabs>
+              <w:tab w:val="right" w:leader="dot" w:pos="9628"/>
+            </w:tabs>
+            <w:rPr>
+              <w:rFonts w:asciiTheme="minorHAnsi" w:eastAsiaTheme="minorEastAsia" w:hAnsiTheme="minorHAnsi" w:cstheme="minorBidi"/>
+              <w:noProof/>
+              <w:kern w:val="0"/>
+              <w:sz w:val="22"/>
+              <w:szCs w:val="22"/>
+              <w:lang w:eastAsia="it-IT"/>
+            </w:rPr>
+          </w:pPr>
+          <w:hyperlink w:anchor="_Toc118823090" w:history="1">
+            <w:r>
+              <w:rPr>
+                <w:rStyle w:val="Collegamentoipertestuale"/>
+                <w:b/>
+                <w:bCs/>
+                <w:noProof/>
+              </w:rPr>
               <w:t>UC_9</w:t>
             </w:r>
             <w:r>
@@ -2876,7 +3032,7 @@
                 <w:noProof/>
                 <w:webHidden/>
               </w:rPr>
-              <w:instrText xml:space="preserve"> PAGEREF _Toc118734242 \h </w:instrText>
+              <w:instrText xml:space="preserve"> PAGEREF _Toc118823090 \h </w:instrText>
             </w:r>
             <w:r>
               <w:rPr>
@@ -2896,7 +3052,7 @@
                 <w:noProof/>
                 <w:webHidden/>
               </w:rPr>
-              <w:t>16</w:t>
+              <w:t>19</w:t>
             </w:r>
             <w:r>
               <w:rPr>
@@ -2922,7 +3078,7 @@
               <w:lang w:eastAsia="it-IT"/>
             </w:rPr>
           </w:pPr>
-          <w:hyperlink w:anchor="_Toc118734243" w:history="1">
+          <w:hyperlink w:anchor="_Toc118823091" w:history="1">
             <w:r>
               <w:rPr>
                 <w:rStyle w:val="Collegamentoipertestuale"/>
@@ -2952,7 +3108,7 @@
                 <w:noProof/>
                 <w:webHidden/>
               </w:rPr>
-              <w:instrText xml:space="preserve"> PAGEREF _Toc118734243 \h </w:instrText>
+              <w:instrText xml:space="preserve"> PAGEREF _Toc118823091 \h </w:instrText>
             </w:r>
             <w:r>
               <w:rPr>
@@ -2972,7 +3128,7 @@
                 <w:noProof/>
                 <w:webHidden/>
               </w:rPr>
-              <w:t>16</w:t>
+              <w:t>19</w:t>
             </w:r>
             <w:r>
               <w:rPr>
@@ -2998,7 +3154,7 @@
               <w:lang w:eastAsia="it-IT"/>
             </w:rPr>
           </w:pPr>
-          <w:hyperlink w:anchor="_Toc118734244" w:history="1">
+          <w:hyperlink w:anchor="_Toc118823092" w:history="1">
             <w:r>
               <w:rPr>
                 <w:rStyle w:val="Collegamentoipertestuale"/>
@@ -3006,6 +3162,156 @@
                 <w:bCs/>
                 <w:noProof/>
               </w:rPr>
+              <w:t>SD_9</w:t>
+            </w:r>
+            <w:r>
+              <w:rPr>
+                <w:noProof/>
+                <w:webHidden/>
+              </w:rPr>
+              <w:tab/>
+            </w:r>
+            <w:r>
+              <w:rPr>
+                <w:noProof/>
+                <w:webHidden/>
+              </w:rPr>
+              <w:fldChar w:fldCharType="begin"/>
+            </w:r>
+            <w:r>
+              <w:rPr>
+                <w:noProof/>
+                <w:webHidden/>
+              </w:rPr>
+              <w:instrText xml:space="preserve"> PAGEREF _Toc118823092 \h </w:instrText>
+            </w:r>
+            <w:r>
+              <w:rPr>
+                <w:noProof/>
+                <w:webHidden/>
+              </w:rPr>
+            </w:r>
+            <w:r>
+              <w:rPr>
+                <w:noProof/>
+                <w:webHidden/>
+              </w:rPr>
+              <w:fldChar w:fldCharType="separate"/>
+            </w:r>
+            <w:r>
+              <w:rPr>
+                <w:noProof/>
+                <w:webHidden/>
+              </w:rPr>
+              <w:t>20</w:t>
+            </w:r>
+            <w:r>
+              <w:rPr>
+                <w:noProof/>
+                <w:webHidden/>
+              </w:rPr>
+              <w:fldChar w:fldCharType="end"/>
+            </w:r>
+          </w:hyperlink>
+        </w:p>
+        <w:p>
+          <w:pPr>
+            <w:pStyle w:val="Sommario2"/>
+            <w:tabs>
+              <w:tab w:val="right" w:leader="dot" w:pos="9628"/>
+            </w:tabs>
+            <w:rPr>
+              <w:rFonts w:asciiTheme="minorHAnsi" w:eastAsiaTheme="minorEastAsia" w:hAnsiTheme="minorHAnsi" w:cstheme="minorBidi"/>
+              <w:noProof/>
+              <w:kern w:val="0"/>
+              <w:sz w:val="22"/>
+              <w:szCs w:val="22"/>
+              <w:lang w:eastAsia="it-IT"/>
+            </w:rPr>
+          </w:pPr>
+          <w:hyperlink w:anchor="_Toc118823093" w:history="1">
+            <w:r>
+              <w:rPr>
+                <w:rStyle w:val="Collegamentoipertestuale"/>
+                <w:b/>
+                <w:bCs/>
+                <w:noProof/>
+              </w:rPr>
+              <w:t>SD_9F</w:t>
+            </w:r>
+            <w:r>
+              <w:rPr>
+                <w:noProof/>
+                <w:webHidden/>
+              </w:rPr>
+              <w:tab/>
+            </w:r>
+            <w:r>
+              <w:rPr>
+                <w:noProof/>
+                <w:webHidden/>
+              </w:rPr>
+              <w:fldChar w:fldCharType="begin"/>
+            </w:r>
+            <w:r>
+              <w:rPr>
+                <w:noProof/>
+                <w:webHidden/>
+              </w:rPr>
+              <w:instrText xml:space="preserve"> PAGEREF _Toc118823093 \h </w:instrText>
+            </w:r>
+            <w:r>
+              <w:rPr>
+                <w:noProof/>
+                <w:webHidden/>
+              </w:rPr>
+            </w:r>
+            <w:r>
+              <w:rPr>
+                <w:noProof/>
+                <w:webHidden/>
+              </w:rPr>
+              <w:fldChar w:fldCharType="separate"/>
+            </w:r>
+            <w:r>
+              <w:rPr>
+                <w:noProof/>
+                <w:webHidden/>
+              </w:rPr>
+              <w:t>20</w:t>
+            </w:r>
+            <w:r>
+              <w:rPr>
+                <w:noProof/>
+                <w:webHidden/>
+              </w:rPr>
+              <w:fldChar w:fldCharType="end"/>
+            </w:r>
+          </w:hyperlink>
+        </w:p>
+        <w:p>
+          <w:pPr>
+            <w:pStyle w:val="Sommario2"/>
+            <w:tabs>
+              <w:tab w:val="right" w:leader="dot" w:pos="9628"/>
+            </w:tabs>
+            <w:rPr>
+              <w:rFonts w:asciiTheme="minorHAnsi" w:eastAsiaTheme="minorEastAsia" w:hAnsiTheme="minorHAnsi" w:cstheme="minorBidi"/>
+              <w:noProof/>
+              <w:kern w:val="0"/>
+              <w:sz w:val="22"/>
+              <w:szCs w:val="22"/>
+              <w:lang w:eastAsia="it-IT"/>
+            </w:rPr>
+          </w:pPr>
+          <w:hyperlink w:anchor="_Toc118823094" w:history="1">
+            <w:r>
+              <w:rPr>
+                <w:rStyle w:val="Collegamentoipertestuale"/>
+                <w:b/>
+                <w:bCs/>
+                <w:noProof/>
+              </w:rPr>
               <w:t>UC_10</w:t>
             </w:r>
             <w:r>
@@ -3027,7 +3333,7 @@
                 <w:noProof/>
                 <w:webHidden/>
               </w:rPr>
-              <w:instrText xml:space="preserve"> PAGEREF _Toc118734244 \h </w:instrText>
+              <w:instrText xml:space="preserve"> PAGEREF _Toc118823094 \h </w:instrText>
             </w:r>
             <w:r>
               <w:rPr>
@@ -3047,7 +3353,7 @@
                 <w:noProof/>
                 <w:webHidden/>
               </w:rPr>
-              <w:t>17</w:t>
+              <w:t>20</w:t>
             </w:r>
             <w:r>
               <w:rPr>
@@ -3073,7 +3379,7 @@
               <w:lang w:eastAsia="it-IT"/>
             </w:rPr>
           </w:pPr>
-          <w:hyperlink w:anchor="_Toc118734245" w:history="1">
+          <w:hyperlink w:anchor="_Toc118823095" w:history="1">
             <w:r>
               <w:rPr>
                 <w:rStyle w:val="Collegamentoipertestuale"/>
@@ -3101,7 +3407,7 @@
                 <w:noProof/>
                 <w:webHidden/>
               </w:rPr>
-              <w:instrText xml:space="preserve"> PAGEREF _Toc118734245 \h </w:instrText>
+              <w:instrText xml:space="preserve"> PAGEREF _Toc118823095 \h </w:instrText>
             </w:r>
             <w:r>
               <w:rPr>
@@ -3121,7 +3427,7 @@
                 <w:noProof/>
                 <w:webHidden/>
               </w:rPr>
-              <w:t>17</w:t>
+              <w:t>20</w:t>
             </w:r>
             <w:r>
               <w:rPr>
@@ -3147,7 +3453,7 @@
               <w:lang w:eastAsia="it-IT"/>
             </w:rPr>
           </w:pPr>
-          <w:hyperlink w:anchor="_Toc118734246" w:history="1">
+          <w:hyperlink w:anchor="_Toc118823096" w:history="1">
             <w:r>
               <w:rPr>
                 <w:rStyle w:val="Collegamentoipertestuale"/>
@@ -3155,6 +3461,81 @@
                 <w:bCs/>
                 <w:noProof/>
               </w:rPr>
+              <w:t>SD_10</w:t>
+            </w:r>
+            <w:r>
+              <w:rPr>
+                <w:noProof/>
+                <w:webHidden/>
+              </w:rPr>
+              <w:tab/>
+            </w:r>
+            <w:r>
+              <w:rPr>
+                <w:noProof/>
+                <w:webHidden/>
+              </w:rPr>
+              <w:fldChar w:fldCharType="begin"/>
+            </w:r>
+            <w:r>
+              <w:rPr>
+                <w:noProof/>
+                <w:webHidden/>
+              </w:rPr>
+              <w:instrText xml:space="preserve"> PAGEREF _Toc118823096 \h </w:instrText>
+            </w:r>
+            <w:r>
+              <w:rPr>
+                <w:noProof/>
+                <w:webHidden/>
+              </w:rPr>
+            </w:r>
+            <w:r>
+              <w:rPr>
+                <w:noProof/>
+                <w:webHidden/>
+              </w:rPr>
+              <w:fldChar w:fldCharType="separate"/>
+            </w:r>
+            <w:r>
+              <w:rPr>
+                <w:noProof/>
+                <w:webHidden/>
+              </w:rPr>
+              <w:t>21</w:t>
+            </w:r>
+            <w:r>
+              <w:rPr>
+                <w:noProof/>
+                <w:webHidden/>
+              </w:rPr>
+              <w:fldChar w:fldCharType="end"/>
+            </w:r>
+          </w:hyperlink>
+        </w:p>
+        <w:p>
+          <w:pPr>
+            <w:pStyle w:val="Sommario2"/>
+            <w:tabs>
+              <w:tab w:val="right" w:leader="dot" w:pos="9628"/>
+            </w:tabs>
+            <w:rPr>
+              <w:rFonts w:asciiTheme="minorHAnsi" w:eastAsiaTheme="minorEastAsia" w:hAnsiTheme="minorHAnsi" w:cstheme="minorBidi"/>
+              <w:noProof/>
+              <w:kern w:val="0"/>
+              <w:sz w:val="22"/>
+              <w:szCs w:val="22"/>
+              <w:lang w:eastAsia="it-IT"/>
+            </w:rPr>
+          </w:pPr>
+          <w:hyperlink w:anchor="_Toc118823097" w:history="1">
+            <w:r>
+              <w:rPr>
+                <w:rStyle w:val="Collegamentoipertestuale"/>
+                <w:b/>
+                <w:bCs/>
+                <w:noProof/>
+              </w:rPr>
               <w:t>UC_11</w:t>
             </w:r>
             <w:r>
@@ -3176,7 +3557,7 @@
                 <w:noProof/>
                 <w:webHidden/>
               </w:rPr>
-              <w:instrText xml:space="preserve"> PAGEREF _Toc118734246 \h </w:instrText>
+              <w:instrText xml:space="preserve"> PAGEREF _Toc118823097 \h </w:instrText>
             </w:r>
             <w:r>
               <w:rPr>
@@ -3196,7 +3577,7 @@
                 <w:noProof/>
                 <w:webHidden/>
               </w:rPr>
-              <w:t>18</w:t>
+              <w:t>21</w:t>
             </w:r>
             <w:r>
               <w:rPr>
@@ -3222,7 +3603,7 @@
               <w:lang w:eastAsia="it-IT"/>
             </w:rPr>
           </w:pPr>
-          <w:hyperlink w:anchor="_Toc118734247" w:history="1">
+          <w:hyperlink w:anchor="_Toc118823098" w:history="1">
             <w:r>
               <w:rPr>
                 <w:rStyle w:val="Collegamentoipertestuale"/>
@@ -3250,7 +3631,7 @@
                 <w:noProof/>
                 <w:webHidden/>
               </w:rPr>
-              <w:instrText xml:space="preserve"> PAGEREF _Toc118734247 \h </w:instrText>
+              <w:instrText xml:space="preserve"> PAGEREF _Toc118823098 \h </w:instrText>
             </w:r>
             <w:r>
               <w:rPr>
@@ -3270,7 +3651,7 @@
                 <w:noProof/>
                 <w:webHidden/>
               </w:rPr>
-              <w:t>18</w:t>
+              <w:t>22</w:t>
             </w:r>
             <w:r>
               <w:rPr>
@@ -3296,7 +3677,7 @@
               <w:lang w:eastAsia="it-IT"/>
             </w:rPr>
           </w:pPr>
-          <w:hyperlink w:anchor="_Toc118734248" w:history="1">
+          <w:hyperlink w:anchor="_Toc118823099" w:history="1">
             <w:r>
               <w:rPr>
                 <w:rStyle w:val="Collegamentoipertestuale"/>
@@ -3304,6 +3685,156 @@
                 <w:bCs/>
                 <w:noProof/>
               </w:rPr>
+              <w:t>SD_11</w:t>
+            </w:r>
+            <w:r>
+              <w:rPr>
+                <w:noProof/>
+                <w:webHidden/>
+              </w:rPr>
+              <w:tab/>
+            </w:r>
+            <w:r>
+              <w:rPr>
+                <w:noProof/>
+                <w:webHidden/>
+              </w:rPr>
+              <w:fldChar w:fldCharType="begin"/>
+            </w:r>
+            <w:r>
+              <w:rPr>
+                <w:noProof/>
+                <w:webHidden/>
+              </w:rPr>
+              <w:instrText xml:space="preserve"> PAGEREF _Toc118823099 \h </w:instrText>
+            </w:r>
+            <w:r>
+              <w:rPr>
+                <w:noProof/>
+                <w:webHidden/>
+              </w:rPr>
+            </w:r>
+            <w:r>
+              <w:rPr>
+                <w:noProof/>
+                <w:webHidden/>
+              </w:rPr>
+              <w:fldChar w:fldCharType="separate"/>
+            </w:r>
+            <w:r>
+              <w:rPr>
+                <w:noProof/>
+                <w:webHidden/>
+              </w:rPr>
+              <w:t>23</w:t>
+            </w:r>
+            <w:r>
+              <w:rPr>
+                <w:noProof/>
+                <w:webHidden/>
+              </w:rPr>
+              <w:fldChar w:fldCharType="end"/>
+            </w:r>
+          </w:hyperlink>
+        </w:p>
+        <w:p>
+          <w:pPr>
+            <w:pStyle w:val="Sommario2"/>
+            <w:tabs>
+              <w:tab w:val="right" w:leader="dot" w:pos="9628"/>
+            </w:tabs>
+            <w:rPr>
+              <w:rFonts w:asciiTheme="minorHAnsi" w:eastAsiaTheme="minorEastAsia" w:hAnsiTheme="minorHAnsi" w:cstheme="minorBidi"/>
+              <w:noProof/>
+              <w:kern w:val="0"/>
+              <w:sz w:val="22"/>
+              <w:szCs w:val="22"/>
+              <w:lang w:eastAsia="it-IT"/>
+            </w:rPr>
+          </w:pPr>
+          <w:hyperlink w:anchor="_Toc118823100" w:history="1">
+            <w:r>
+              <w:rPr>
+                <w:rStyle w:val="Collegamentoipertestuale"/>
+                <w:b/>
+                <w:bCs/>
+                <w:noProof/>
+              </w:rPr>
+              <w:t>SD_11F</w:t>
+            </w:r>
+            <w:r>
+              <w:rPr>
+                <w:noProof/>
+                <w:webHidden/>
+              </w:rPr>
+              <w:tab/>
+            </w:r>
+            <w:r>
+              <w:rPr>
+                <w:noProof/>
+                <w:webHidden/>
+              </w:rPr>
+              <w:fldChar w:fldCharType="begin"/>
+            </w:r>
+            <w:r>
+              <w:rPr>
+                <w:noProof/>
+                <w:webHidden/>
+              </w:rPr>
+              <w:instrText xml:space="preserve"> PAGEREF _Toc118823100 \h </w:instrText>
+            </w:r>
+            <w:r>
+              <w:rPr>
+                <w:noProof/>
+                <w:webHidden/>
+              </w:rPr>
+            </w:r>
+            <w:r>
+              <w:rPr>
+                <w:noProof/>
+                <w:webHidden/>
+              </w:rPr>
+              <w:fldChar w:fldCharType="separate"/>
+            </w:r>
+            <w:r>
+              <w:rPr>
+                <w:noProof/>
+                <w:webHidden/>
+              </w:rPr>
+              <w:t>23</w:t>
+            </w:r>
+            <w:r>
+              <w:rPr>
+                <w:noProof/>
+                <w:webHidden/>
+              </w:rPr>
+              <w:fldChar w:fldCharType="end"/>
+            </w:r>
+          </w:hyperlink>
+        </w:p>
+        <w:p>
+          <w:pPr>
+            <w:pStyle w:val="Sommario2"/>
+            <w:tabs>
+              <w:tab w:val="right" w:leader="dot" w:pos="9628"/>
+            </w:tabs>
+            <w:rPr>
+              <w:rFonts w:asciiTheme="minorHAnsi" w:eastAsiaTheme="minorEastAsia" w:hAnsiTheme="minorHAnsi" w:cstheme="minorBidi"/>
+              <w:noProof/>
+              <w:kern w:val="0"/>
+              <w:sz w:val="22"/>
+              <w:szCs w:val="22"/>
+              <w:lang w:eastAsia="it-IT"/>
+            </w:rPr>
+          </w:pPr>
+          <w:hyperlink w:anchor="_Toc118823101" w:history="1">
+            <w:r>
+              <w:rPr>
+                <w:rStyle w:val="Collegamentoipertestuale"/>
+                <w:b/>
+                <w:bCs/>
+                <w:noProof/>
+              </w:rPr>
               <w:t>UC_12</w:t>
             </w:r>
             <w:r>
@@ -3325,7 +3856,7 @@
                 <w:noProof/>
                 <w:webHidden/>
               </w:rPr>
-              <w:instrText xml:space="preserve"> PAGEREF _Toc118734248 \h </w:instrText>
+              <w:instrText xml:space="preserve"> PAGEREF _Toc118823101 \h </w:instrText>
             </w:r>
             <w:r>
               <w:rPr>
@@ -3345,7 +3876,7 @@
                 <w:noProof/>
                 <w:webHidden/>
               </w:rPr>
-              <w:t>19</w:t>
+              <w:t>23</w:t>
             </w:r>
             <w:r>
               <w:rPr>
@@ -3371,7 +3902,7 @@
               <w:lang w:eastAsia="it-IT"/>
             </w:rPr>
           </w:pPr>
-          <w:hyperlink w:anchor="_Toc118734249" w:history="1">
+          <w:hyperlink w:anchor="_Toc118823102" w:history="1">
             <w:r>
               <w:rPr>
                 <w:rStyle w:val="Collegamentoipertestuale"/>
@@ -3399,7 +3930,7 @@
                 <w:noProof/>
                 <w:webHidden/>
               </w:rPr>
-              <w:instrText xml:space="preserve"> PAGEREF _Toc118734249 \h </w:instrText>
+              <w:instrText xml:space="preserve"> PAGEREF _Toc118823102 \h </w:instrText>
             </w:r>
             <w:r>
               <w:rPr>
@@ -3419,7 +3950,7 @@
                 <w:noProof/>
                 <w:webHidden/>
               </w:rPr>
-              <w:t>20</w:t>
+              <w:t>23</w:t>
             </w:r>
             <w:r>
               <w:rPr>
@@ -3445,7 +3976,7 @@
               <w:lang w:eastAsia="it-IT"/>
             </w:rPr>
           </w:pPr>
-          <w:hyperlink w:anchor="_Toc118734250" w:history="1">
+          <w:hyperlink w:anchor="_Toc118823103" w:history="1">
             <w:r>
               <w:rPr>
                 <w:rStyle w:val="Collegamentoipertestuale"/>
@@ -3474,7 +4005,7 @@
                 <w:noProof/>
                 <w:webHidden/>
               </w:rPr>
-              <w:instrText xml:space="preserve"> PAGEREF _Toc118734250 \h </w:instrText>
+              <w:instrText xml:space="preserve"> PAGEREF _Toc118823103 \h </w:instrText>
             </w:r>
             <w:r>
               <w:rPr>
@@ -3494,7 +4025,82 @@
                 <w:noProof/>
                 <w:webHidden/>
               </w:rPr>
-              <w:t>21</w:t>
+              <w:t>24</w:t>
+            </w:r>
+            <w:r>
+              <w:rPr>
+                <w:noProof/>
+                <w:webHidden/>
+              </w:rPr>
+              <w:fldChar w:fldCharType="end"/>
+            </w:r>
+          </w:hyperlink>
+        </w:p>
+        <w:p>
+          <w:pPr>
+            <w:pStyle w:val="Sommario2"/>
+            <w:tabs>
+              <w:tab w:val="right" w:leader="dot" w:pos="9628"/>
+            </w:tabs>
+            <w:rPr>
+              <w:rFonts w:asciiTheme="minorHAnsi" w:eastAsiaTheme="minorEastAsia" w:hAnsiTheme="minorHAnsi" w:cstheme="minorBidi"/>
+              <w:noProof/>
+              <w:kern w:val="0"/>
+              <w:sz w:val="22"/>
+              <w:szCs w:val="22"/>
+              <w:lang w:eastAsia="it-IT"/>
+            </w:rPr>
+          </w:pPr>
+          <w:hyperlink w:anchor="_Toc118823104" w:history="1">
+            <w:r>
+              <w:rPr>
+                <w:rStyle w:val="Collegamentoipertestuale"/>
+                <w:b/>
+                <w:bCs/>
+                <w:noProof/>
+              </w:rPr>
+              <w:t>SD_12F</w:t>
+            </w:r>
+            <w:r>
+              <w:rPr>
+                <w:noProof/>
+                <w:webHidden/>
+              </w:rPr>
+              <w:tab/>
+            </w:r>
+            <w:r>
+              <w:rPr>
+                <w:noProof/>
+                <w:webHidden/>
+              </w:rPr>
+              <w:fldChar w:fldCharType="begin"/>
+            </w:r>
+            <w:r>
+              <w:rPr>
+                <w:noProof/>
+                <w:webHidden/>
+              </w:rPr>
+              <w:instrText xml:space="preserve"> PAGEREF _Toc118823104 \h </w:instrText>
+            </w:r>
+            <w:r>
+              <w:rPr>
+                <w:noProof/>
+                <w:webHidden/>
+              </w:rPr>
+            </w:r>
+            <w:r>
+              <w:rPr>
+                <w:noProof/>
+                <w:webHidden/>
+              </w:rPr>
+              <w:fldChar w:fldCharType="separate"/>
+            </w:r>
+            <w:r>
+              <w:rPr>
+                <w:noProof/>
+                <w:webHidden/>
+              </w:rPr>
+              <w:t>25</w:t>
             </w:r>
             <w:r>
               <w:rPr>
@@ -3539,20 +4145,6 @@
     <w:p/>
     <w:p/>
     <w:p/>
-    <w:p/>
-    <w:p/>
-    <w:p/>
-    <w:p/>
-    <w:p/>
-    <w:p/>
-    <w:p/>
-    <w:p/>
-    <w:p/>
-    <w:p/>
-    <w:p/>
-    <w:p/>
-    <w:p/>
-    <w:p/>
     <w:p>
       <w:pPr>
         <w:pStyle w:val="Titolo1"/>
@@ -3563,7 +4155,7 @@
           <w:color w:val="000000" w:themeColor="text1"/>
         </w:rPr>
       </w:pPr>
-      <w:bookmarkStart w:id="2" w:name="_Toc118734212"/>
+      <w:bookmarkStart w:id="2" w:name="_Toc118823058"/>
       <w:r>
         <w:rPr>
           <w:rFonts w:ascii="Times New Roman" w:hAnsi="Times New Roman" w:cs="Times New Roman"/>
@@ -3594,7 +4186,7 @@
         </w:rPr>
       </w:pPr>
       <w:bookmarkStart w:id="3" w:name="_Toc117977226"/>
-      <w:bookmarkStart w:id="4" w:name="_Toc118734213"/>
+      <w:bookmarkStart w:id="4" w:name="_Toc118823059"/>
       <w:r>
         <w:rPr>
           <w:rFonts w:ascii="Times New Roman" w:hAnsi="Times New Roman" w:cs="Times New Roman"/>
@@ -3623,7 +4215,7 @@
         </w:rPr>
       </w:pPr>
       <w:bookmarkStart w:id="5" w:name="_Toc117977227"/>
-      <w:bookmarkStart w:id="6" w:name="_Toc118734214"/>
+      <w:bookmarkStart w:id="6" w:name="_Toc118823060"/>
       <w:r>
         <w:rPr>
           <w:rFonts w:ascii="Times New Roman" w:eastAsia="Times New Roman" w:hAnsi="Times New Roman" w:cs="Times New Roman"/>
@@ -3946,7 +4538,7 @@
         </w:rPr>
       </w:pPr>
       <w:bookmarkStart w:id="7" w:name="_Toc117977228"/>
-      <w:bookmarkStart w:id="8" w:name="_Toc118734215"/>
+      <w:bookmarkStart w:id="8" w:name="_Toc118823061"/>
       <w:r>
         <w:rPr>
           <w:rFonts w:ascii="Times New Roman" w:hAnsi="Times New Roman" w:cs="Times New Roman"/>
@@ -3986,7 +4578,7 @@
         </w:rPr>
       </w:pPr>
       <w:bookmarkStart w:id="9" w:name="_Toc117977229"/>
-      <w:bookmarkStart w:id="10" w:name="_Toc118734216"/>
+      <w:bookmarkStart w:id="10" w:name="_Toc118823062"/>
       <w:r>
         <w:rPr>
           <w:rFonts w:ascii="Times New Roman" w:hAnsi="Times New Roman" w:cs="Times New Roman"/>
@@ -4323,7 +4915,7 @@
         </w:rPr>
       </w:pPr>
       <w:bookmarkStart w:id="11" w:name="_Toc117977230"/>
-      <w:bookmarkStart w:id="12" w:name="_Toc118734217"/>
+      <w:bookmarkStart w:id="12" w:name="_Toc118823063"/>
       <w:r>
         <w:rPr>
           <w:rFonts w:ascii="Times New Roman" w:hAnsi="Times New Roman" w:cs="Times New Roman"/>
@@ -4353,7 +4945,7 @@
         </w:rPr>
       </w:pPr>
       <w:bookmarkStart w:id="13" w:name="_Toc117977231"/>
-      <w:bookmarkStart w:id="14" w:name="_Toc118734218"/>
+      <w:bookmarkStart w:id="14" w:name="_Toc118823064"/>
       <w:r>
         <w:rPr>
           <w:rFonts w:ascii="Times New Roman" w:hAnsi="Times New Roman" w:cs="Times New Roman"/>
@@ -4541,7 +5133,7 @@
               </w:rPr>
             </w:pPr>
             <w:bookmarkStart w:id="15" w:name="_Toc117977232"/>
-            <w:bookmarkStart w:id="16" w:name="_Toc118734219"/>
+            <w:bookmarkStart w:id="16" w:name="_Toc118823065"/>
             <w:r>
               <w:rPr>
                 <w:color w:val="000000" w:themeColor="text1"/>
@@ -5474,7 +6066,7 @@
       </w:pPr>
       <w:bookmarkStart w:id="17" w:name="_Toc117977233"/>
       <w:bookmarkStart w:id="18" w:name="_Hlk87953161"/>
-      <w:bookmarkStart w:id="19" w:name="_Toc118734220"/>
+      <w:bookmarkStart w:id="19" w:name="_Toc118823066"/>
       <w:r>
         <w:rPr>
           <w:rFonts w:ascii="Times New Roman" w:hAnsi="Times New Roman" w:cs="Times New Roman"/>
@@ -5761,7 +6353,7 @@
           <w:szCs w:val="32"/>
         </w:rPr>
       </w:pPr>
-      <w:bookmarkStart w:id="20" w:name="_Toc118734221"/>
+      <w:bookmarkStart w:id="20" w:name="_Toc118823067"/>
       <w:r>
         <w:rPr>
           <w:rFonts w:ascii="Times New Roman" w:hAnsi="Times New Roman" w:cs="Times New Roman"/>
@@ -5931,7 +6523,7 @@
               </w:rPr>
             </w:pPr>
             <w:bookmarkStart w:id="21" w:name="_Toc117977234"/>
-            <w:bookmarkStart w:id="22" w:name="_Toc118734222"/>
+            <w:bookmarkStart w:id="22" w:name="_Toc118823068"/>
             <w:r>
               <w:rPr>
                 <w:color w:val="000000" w:themeColor="text1"/>
@@ -6702,7 +7294,7 @@
           <w:szCs w:val="32"/>
         </w:rPr>
       </w:pPr>
-      <w:bookmarkStart w:id="23" w:name="_Toc118734223"/>
+      <w:bookmarkStart w:id="23" w:name="_Toc118823069"/>
       <w:r>
         <w:rPr>
           <w:rStyle w:val="Titolo2Carattere"/>
@@ -6717,6 +7309,9 @@
       </w:r>
       <w:bookmarkEnd w:id="23"/>
       <w:r>
+        <w:rPr>
+          <w:noProof/>
+        </w:rPr>
         <w:drawing>
           <wp:inline distT="0" distB="0" distL="0" distR="0" wp14:anchorId="04C73309" wp14:editId="68FDA188">
             <wp:extent cx="6113145" cy="2209800"/>
@@ -6799,7 +7394,7 @@
         </w:rPr>
       </w:pPr>
       <w:bookmarkStart w:id="24" w:name="_Toc117977235"/>
-      <w:bookmarkStart w:id="25" w:name="_Toc118734224"/>
+      <w:bookmarkStart w:id="25" w:name="_Toc118823070"/>
       <w:r>
         <w:rPr>
           <w:rFonts w:ascii="Times New Roman" w:hAnsi="Times New Roman" w:cs="Times New Roman"/>
@@ -6830,7 +7425,7 @@
           <w:szCs w:val="28"/>
         </w:rPr>
         <w:drawing>
-          <wp:anchor distT="152400" distB="152400" distL="152400" distR="152400" simplePos="0" relativeHeight="251663360" behindDoc="0" locked="0" layoutInCell="1" allowOverlap="1" wp14:anchorId="068E210F" wp14:editId="1596E404">
+          <wp:anchor distT="152400" distB="152400" distL="152400" distR="152400" simplePos="0" relativeHeight="251666432" behindDoc="0" locked="0" layoutInCell="1" allowOverlap="1" wp14:anchorId="068E210F" wp14:editId="1596E404">
             <wp:simplePos x="0" y="0"/>
             <wp:positionH relativeFrom="page">
               <wp:posOffset>713740</wp:posOffset>
@@ -7021,7 +7616,7 @@
               </w:rPr>
             </w:pPr>
             <w:bookmarkStart w:id="26" w:name="_Toc117977236"/>
-            <w:bookmarkStart w:id="27" w:name="_Toc118734225"/>
+            <w:bookmarkStart w:id="27" w:name="_Toc118823071"/>
             <w:r>
               <w:rPr>
                 <w:color w:val="000000" w:themeColor="text1"/>
@@ -8433,7 +9028,7 @@
         </w:rPr>
       </w:pPr>
       <w:bookmarkStart w:id="28" w:name="_Toc117977237"/>
-      <w:bookmarkStart w:id="29" w:name="_Toc118734226"/>
+      <w:bookmarkStart w:id="29" w:name="_Toc118823072"/>
       <w:r>
         <w:rPr>
           <w:rFonts w:ascii="Times New Roman" w:hAnsi="Times New Roman" w:cs="Times New Roman"/>
@@ -8514,7 +9109,7 @@
           <w:szCs w:val="32"/>
         </w:rPr>
       </w:pPr>
-      <w:bookmarkStart w:id="30" w:name="_Toc118734227"/>
+      <w:bookmarkStart w:id="30" w:name="_Toc118823073"/>
       <w:r>
         <w:rPr>
           <w:rFonts w:ascii="Times New Roman" w:hAnsi="Times New Roman" w:cs="Times New Roman"/>
@@ -8595,7 +9190,7 @@
           <w:szCs w:val="32"/>
         </w:rPr>
       </w:pPr>
-      <w:bookmarkStart w:id="31" w:name="_Toc118734228"/>
+      <w:bookmarkStart w:id="31" w:name="_Toc118823074"/>
       <w:r>
         <w:rPr>
           <w:rFonts w:ascii="Times New Roman" w:hAnsi="Times New Roman" w:cs="Times New Roman"/>
@@ -8636,7 +9231,7 @@
           <w:szCs w:val="28"/>
         </w:rPr>
         <w:drawing>
-          <wp:anchor distT="152400" distB="152400" distL="152400" distR="152400" simplePos="0" relativeHeight="251655168" behindDoc="0" locked="0" layoutInCell="1" allowOverlap="1" wp14:anchorId="58B61D55" wp14:editId="5D902257">
+          <wp:anchor distT="152400" distB="152400" distL="152400" distR="152400" simplePos="0" relativeHeight="251653120" behindDoc="0" locked="0" layoutInCell="1" allowOverlap="1" wp14:anchorId="58B61D55" wp14:editId="5D902257">
             <wp:simplePos x="0" y="0"/>
             <wp:positionH relativeFrom="page">
               <wp:posOffset>723900</wp:posOffset>
@@ -8782,7 +9377,7 @@
               </w:rPr>
             </w:pPr>
             <w:bookmarkStart w:id="32" w:name="_Toc117977238"/>
-            <w:bookmarkStart w:id="33" w:name="_Toc118734229"/>
+            <w:bookmarkStart w:id="33" w:name="_Toc118823075"/>
             <w:r>
               <w:rPr>
                 <w:color w:val="000000" w:themeColor="text1"/>
@@ -10203,7 +10798,7 @@
         </w:rPr>
       </w:pPr>
       <w:bookmarkStart w:id="34" w:name="_Toc117977239"/>
-      <w:bookmarkStart w:id="35" w:name="_Toc118734230"/>
+      <w:bookmarkStart w:id="35" w:name="_Toc118823076"/>
       <w:r>
         <w:rPr>
           <w:rFonts w:ascii="Times New Roman" w:hAnsi="Times New Roman" w:cs="Times New Roman"/>
@@ -10284,7 +10879,7 @@
           <w:szCs w:val="32"/>
         </w:rPr>
       </w:pPr>
-      <w:bookmarkStart w:id="36" w:name="_Toc118734231"/>
+      <w:bookmarkStart w:id="36" w:name="_Toc118823077"/>
       <w:r>
         <w:rPr>
           <w:rFonts w:ascii="Times New Roman" w:hAnsi="Times New Roman" w:cs="Times New Roman"/>
@@ -10365,7 +10960,7 @@
           <w:szCs w:val="32"/>
         </w:rPr>
       </w:pPr>
-      <w:bookmarkStart w:id="37" w:name="_Toc118734232"/>
+      <w:bookmarkStart w:id="37" w:name="_Toc118823078"/>
       <w:r>
         <w:rPr>
           <w:rFonts w:ascii="Times New Roman" w:hAnsi="Times New Roman" w:cs="Times New Roman"/>
@@ -10536,7 +11131,7 @@
               </w:rPr>
             </w:pPr>
             <w:bookmarkStart w:id="38" w:name="_Toc117977240"/>
-            <w:bookmarkStart w:id="39" w:name="_Toc118734233"/>
+            <w:bookmarkStart w:id="39" w:name="_Toc118823079"/>
             <w:r>
               <w:rPr>
                 <w:color w:val="000000" w:themeColor="text1"/>
@@ -11325,7 +11920,7 @@
         </w:rPr>
       </w:pPr>
       <w:bookmarkStart w:id="40" w:name="_Toc117977241"/>
-      <w:bookmarkStart w:id="41" w:name="_Toc118734234"/>
+      <w:bookmarkStart w:id="41" w:name="_Toc118823080"/>
       <w:r>
         <w:rPr>
           <w:rFonts w:ascii="Times New Roman" w:hAnsi="Times New Roman" w:cs="Times New Roman"/>
@@ -11410,7 +12005,7 @@
           <w:szCs w:val="32"/>
         </w:rPr>
       </w:pPr>
-      <w:bookmarkStart w:id="42" w:name="_Toc118734235"/>
+      <w:bookmarkStart w:id="42" w:name="_Toc118823081"/>
       <w:r>
         <w:rPr>
           <w:rFonts w:ascii="Times New Roman" w:hAnsi="Times New Roman" w:cs="Times New Roman"/>
@@ -11576,7 +12171,7 @@
               <w:jc w:val="center"/>
             </w:pPr>
             <w:bookmarkStart w:id="43" w:name="_Toc117977242"/>
-            <w:bookmarkStart w:id="44" w:name="_Toc118734236"/>
+            <w:bookmarkStart w:id="44" w:name="_Toc118823082"/>
             <w:r>
               <w:rPr>
                 <w:rStyle w:val="Titolo3Carattere"/>
@@ -12610,7 +13205,7 @@
         </w:rPr>
       </w:pPr>
       <w:bookmarkStart w:id="45" w:name="_Toc117977243"/>
-      <w:bookmarkStart w:id="46" w:name="_Toc118734237"/>
+      <w:bookmarkStart w:id="46" w:name="_Toc118823083"/>
       <w:r>
         <w:rPr>
           <w:rFonts w:ascii="Times New Roman" w:hAnsi="Times New Roman" w:cs="Times New Roman"/>
@@ -12695,7 +13290,7 @@
           <w:szCs w:val="32"/>
         </w:rPr>
       </w:pPr>
-      <w:bookmarkStart w:id="47" w:name="_Toc118734238"/>
+      <w:bookmarkStart w:id="47" w:name="_Toc118823084"/>
       <w:r>
         <w:rPr>
           <w:rFonts w:ascii="Times New Roman" w:hAnsi="Times New Roman" w:cs="Times New Roman"/>
@@ -12857,7 +13452,7 @@
               </w:rPr>
             </w:pPr>
             <w:bookmarkStart w:id="48" w:name="_Toc117977244"/>
-            <w:bookmarkStart w:id="49" w:name="_Toc118734239"/>
+            <w:bookmarkStart w:id="49" w:name="_Toc118823085"/>
             <w:r>
               <w:rPr>
                 <w:color w:val="000000" w:themeColor="text1"/>
@@ -13824,82 +14419,6 @@
       </w:tr>
       <w:tr>
         <w:trPr>
-          <w:trHeight w:val="570"/>
-          <w:jc w:val="center"/>
-        </w:trPr>
-        <w:tc>
-          <w:tcPr>
-            <w:tcW w:w="2441" w:type="dxa"/>
-            <w:tcBorders>
-              <w:top w:val="single" w:sz="4" w:space="0" w:color="000000"/>
-              <w:left w:val="single" w:sz="4" w:space="0" w:color="000000"/>
-              <w:bottom w:val="single" w:sz="4" w:space="0" w:color="000000"/>
-              <w:right w:val="single" w:sz="4" w:space="0" w:color="000000"/>
-            </w:tcBorders>
-            <w:shd w:val="clear" w:color="auto" w:fill="538135"/>
-            <w:tcMar>
-              <w:top w:w="80" w:type="dxa"/>
-              <w:left w:w="80" w:type="dxa"/>
-              <w:bottom w:w="80" w:type="dxa"/>
-              <w:right w:w="80" w:type="dxa"/>
-            </w:tcMar>
-          </w:tcPr>
-          <w:p>
-            <w:pPr>
-              <w:pStyle w:val="Normale1"/>
-              <w:spacing w:after="61"/>
-              <w:jc w:val="center"/>
-            </w:pPr>
-            <w:r>
-              <w:rPr>
-                <w:rFonts w:ascii="Cambria" w:hAnsi="Cambria"/>
-                <w:b/>
-                <w:bCs/>
-                <w:color w:val="FFFFFF"/>
-                <w:u w:color="FFFFFF"/>
-              </w:rPr>
-              <w:lastRenderedPageBreak/>
-              <w:t>Eccezione/Flusso di eventi alternativo</w:t>
-            </w:r>
-          </w:p>
-        </w:tc>
-        <w:tc>
-          <w:tcPr>
-            <w:tcW w:w="6846" w:type="dxa"/>
-            <w:gridSpan w:val="2"/>
-            <w:tcBorders>
-              <w:top w:val="single" w:sz="4" w:space="0" w:color="000000"/>
-              <w:left w:val="single" w:sz="4" w:space="0" w:color="000000"/>
-              <w:bottom w:val="single" w:sz="4" w:space="0" w:color="000000"/>
-              <w:right w:val="single" w:sz="4" w:space="0" w:color="000000"/>
-            </w:tcBorders>
-            <w:shd w:val="clear" w:color="auto" w:fill="auto"/>
-            <w:tcMar>
-              <w:top w:w="80" w:type="dxa"/>
-              <w:left w:w="80" w:type="dxa"/>
-              <w:bottom w:w="80" w:type="dxa"/>
-              <w:right w:w="80" w:type="dxa"/>
-            </w:tcMar>
-          </w:tcPr>
-          <w:p>
-            <w:pPr>
-              <w:pStyle w:val="Normale1"/>
-              <w:spacing w:after="61"/>
-              <w:jc w:val="center"/>
-            </w:pPr>
-            <w:r>
-              <w:rPr>
-                <w:rFonts w:ascii="Calibri Light" w:hAnsi="Calibri Light"/>
-                <w:sz w:val="22"/>
-                <w:szCs w:val="22"/>
-              </w:rPr>
-              <w:t>-</w:t>
-            </w:r>
-          </w:p>
-        </w:tc>
-      </w:tr>
-      <w:tr>
-        <w:trPr>
           <w:trHeight w:val="290"/>
           <w:jc w:val="center"/>
         </w:trPr>
@@ -13934,6 +14453,7 @@
                 <w:color w:val="FFFFFF"/>
                 <w:u w:color="FFFFFF"/>
               </w:rPr>
+              <w:lastRenderedPageBreak/>
               <w:t>User Priority</w:t>
             </w:r>
           </w:p>
@@ -13976,24 +14496,6 @@
     </w:tbl>
     <w:p>
       <w:pPr>
-        <w:pStyle w:val="Normale1"/>
-        <w:rPr>
-          <w:sz w:val="28"/>
-          <w:szCs w:val="28"/>
-        </w:rPr>
-      </w:pPr>
-    </w:p>
-    <w:p>
-      <w:pPr>
-        <w:pStyle w:val="Normale1"/>
-        <w:rPr>
-          <w:sz w:val="28"/>
-          <w:szCs w:val="28"/>
-        </w:rPr>
-      </w:pPr>
-    </w:p>
-    <w:p>
-      <w:pPr>
         <w:pStyle w:val="Titolo2"/>
         <w:rPr>
           <w:rFonts w:ascii="Times New Roman" w:hAnsi="Times New Roman" w:cs="Times New Roman"/>
@@ -14004,8 +14506,80 @@
           <w:szCs w:val="32"/>
         </w:rPr>
       </w:pPr>
-      <w:bookmarkStart w:id="50" w:name="_Toc117977245"/>
-      <w:bookmarkStart w:id="51" w:name="_Toc118734240"/>
+      <w:bookmarkStart w:id="50" w:name="_Toc118823086"/>
+      <w:r>
+        <w:rPr>
+          <w:rFonts w:ascii="Times New Roman" w:hAnsi="Times New Roman" w:cs="Times New Roman"/>
+          <w:b/>
+          <w:bCs/>
+          <w:noProof/>
+          <w:color w:val="000000" w:themeColor="text1"/>
+          <w:sz w:val="32"/>
+          <w:szCs w:val="32"/>
+        </w:rPr>
+        <w:drawing>
+          <wp:anchor distT="0" distB="0" distL="114300" distR="114300" simplePos="0" relativeHeight="251661312" behindDoc="0" locked="0" layoutInCell="1" allowOverlap="1" wp14:anchorId="2052512B" wp14:editId="6447A78E">
+            <wp:simplePos x="0" y="0"/>
+            <wp:positionH relativeFrom="column">
+              <wp:posOffset>-507365</wp:posOffset>
+            </wp:positionH>
+            <wp:positionV relativeFrom="paragraph">
+              <wp:posOffset>3348355</wp:posOffset>
+            </wp:positionV>
+            <wp:extent cx="7232650" cy="1325880"/>
+            <wp:effectExtent l="0" t="0" r="0" b="0"/>
+            <wp:wrapSquare wrapText="bothSides"/>
+            <wp:docPr id="21" name="Immagine 21"/>
+            <wp:cNvGraphicFramePr>
+              <a:graphicFrameLocks xmlns:a="http://schemas.openxmlformats.org/drawingml/2006/main" noChangeAspect="1"/>
+            </wp:cNvGraphicFramePr>
+            <a:graphic xmlns:a="http://schemas.openxmlformats.org/drawingml/2006/main">
+              <a:graphicData uri="http://schemas.openxmlformats.org/drawingml/2006/picture">
+                <pic:pic xmlns:pic="http://schemas.openxmlformats.org/drawingml/2006/picture">
+                  <pic:nvPicPr>
+                    <pic:cNvPr id="0" name="Picture 2"/>
+                    <pic:cNvPicPr>
+                      <a:picLocks noChangeAspect="1" noChangeArrowheads="1"/>
+                    </pic:cNvPicPr>
+                  </pic:nvPicPr>
+                  <pic:blipFill>
+                    <a:blip r:embed="rId25" cstate="print">
+                      <a:extLst>
+                        <a:ext uri="{28A0092B-C50C-407E-A947-70E740481C1C}">
+                          <a14:useLocalDpi xmlns:a14="http://schemas.microsoft.com/office/drawing/2010/main" val="0"/>
+                        </a:ext>
+                      </a:extLst>
+                    </a:blip>
+                    <a:srcRect/>
+                    <a:stretch>
+                      <a:fillRect/>
+                    </a:stretch>
+                  </pic:blipFill>
+                  <pic:spPr bwMode="auto">
+                    <a:xfrm>
+                      <a:off x="0" y="0"/>
+                      <a:ext cx="7232650" cy="1325880"/>
+                    </a:xfrm>
+                    <a:prstGeom prst="rect">
+                      <a:avLst/>
+                    </a:prstGeom>
+                    <a:noFill/>
+                    <a:ln>
+                      <a:noFill/>
+                    </a:ln>
+                  </pic:spPr>
+                </pic:pic>
+              </a:graphicData>
+            </a:graphic>
+            <wp14:sizeRelH relativeFrom="margin">
+              <wp14:pctWidth>0</wp14:pctWidth>
+            </wp14:sizeRelH>
+            <wp14:sizeRelV relativeFrom="margin">
+              <wp14:pctHeight>0</wp14:pctHeight>
+            </wp14:sizeRelV>
+          </wp:anchor>
+        </w:drawing>
+      </w:r>
       <w:r>
         <w:rPr>
           <w:rFonts w:ascii="Times New Roman" w:hAnsi="Times New Roman" w:cs="Times New Roman"/>
@@ -14015,10 +14589,307 @@
           <w:sz w:val="32"/>
           <w:szCs w:val="32"/>
         </w:rPr>
+        <w:t>SD</w:t>
+      </w:r>
+      <w:r>
+        <w:rPr>
+          <w:rFonts w:ascii="Times New Roman" w:hAnsi="Times New Roman" w:cs="Times New Roman"/>
+          <w:b/>
+          <w:bCs/>
+          <w:color w:val="000000" w:themeColor="text1"/>
+          <w:sz w:val="32"/>
+          <w:szCs w:val="32"/>
+        </w:rPr>
+        <w:t>_</w:t>
+      </w:r>
+      <w:r>
+        <w:rPr>
+          <w:rFonts w:ascii="Times New Roman" w:hAnsi="Times New Roman" w:cs="Times New Roman"/>
+          <w:b/>
+          <w:bCs/>
+          <w:color w:val="000000" w:themeColor="text1"/>
+          <w:sz w:val="32"/>
+          <w:szCs w:val="32"/>
+        </w:rPr>
+        <w:t>7</w:t>
+      </w:r>
+      <w:bookmarkEnd w:id="50"/>
+    </w:p>
+    <w:p>
+      <w:r>
+        <w:rPr>
+          <w:noProof/>
+        </w:rPr>
+        <w:drawing>
+          <wp:inline distT="0" distB="0" distL="0" distR="0" wp14:anchorId="7E6F87F7" wp14:editId="65D3E968">
+            <wp:extent cx="6118860" cy="3086100"/>
+            <wp:effectExtent l="0" t="0" r="0" b="0"/>
+            <wp:docPr id="20" name="Immagine 20"/>
+            <wp:cNvGraphicFramePr>
+              <a:graphicFrameLocks xmlns:a="http://schemas.openxmlformats.org/drawingml/2006/main" noChangeAspect="1"/>
+            </wp:cNvGraphicFramePr>
+            <a:graphic xmlns:a="http://schemas.openxmlformats.org/drawingml/2006/main">
+              <a:graphicData uri="http://schemas.openxmlformats.org/drawingml/2006/picture">
+                <pic:pic xmlns:pic="http://schemas.openxmlformats.org/drawingml/2006/picture">
+                  <pic:nvPicPr>
+                    <pic:cNvPr id="0" name="Picture 1"/>
+                    <pic:cNvPicPr>
+                      <a:picLocks noChangeAspect="1" noChangeArrowheads="1"/>
+                    </pic:cNvPicPr>
+                  </pic:nvPicPr>
+                  <pic:blipFill>
+                    <a:blip r:embed="rId26">
+                      <a:extLst>
+                        <a:ext uri="{28A0092B-C50C-407E-A947-70E740481C1C}">
+                          <a14:useLocalDpi xmlns:a14="http://schemas.microsoft.com/office/drawing/2010/main" val="0"/>
+                        </a:ext>
+                      </a:extLst>
+                    </a:blip>
+                    <a:srcRect/>
+                    <a:stretch>
+                      <a:fillRect/>
+                    </a:stretch>
+                  </pic:blipFill>
+                  <pic:spPr bwMode="auto">
+                    <a:xfrm>
+                      <a:off x="0" y="0"/>
+                      <a:ext cx="6118860" cy="3086100"/>
+                    </a:xfrm>
+                    <a:prstGeom prst="rect">
+                      <a:avLst/>
+                    </a:prstGeom>
+                    <a:noFill/>
+                    <a:ln>
+                      <a:noFill/>
+                    </a:ln>
+                  </pic:spPr>
+                </pic:pic>
+              </a:graphicData>
+            </a:graphic>
+          </wp:inline>
+        </w:drawing>
+      </w:r>
+    </w:p>
+    <w:p>
+      <w:pPr>
+        <w:pStyle w:val="Normale1"/>
+        <w:rPr>
+          <w:sz w:val="28"/>
+          <w:szCs w:val="28"/>
+        </w:rPr>
+      </w:pPr>
+    </w:p>
+    <w:p>
+      <w:pPr>
+        <w:pStyle w:val="Normale1"/>
+        <w:rPr>
+          <w:sz w:val="28"/>
+          <w:szCs w:val="28"/>
+        </w:rPr>
+      </w:pPr>
+    </w:p>
+    <w:tbl>
+      <w:tblPr>
+        <w:tblStyle w:val="Grigliatabella"/>
+        <w:tblW w:w="0" w:type="auto"/>
+        <w:jc w:val="center"/>
+        <w:tblLook w:val="04A0" w:firstRow="1" w:lastRow="0" w:firstColumn="1" w:lastColumn="0" w:noHBand="0" w:noVBand="1"/>
+      </w:tblPr>
+      <w:tblGrid>
+        <w:gridCol w:w="2601"/>
+        <w:gridCol w:w="4057"/>
+      </w:tblGrid>
+      <w:tr>
+        <w:trPr>
+          <w:jc w:val="center"/>
+        </w:trPr>
+        <w:tc>
+          <w:tcPr>
+            <w:tcW w:w="2601" w:type="dxa"/>
+            <w:shd w:val="clear" w:color="auto" w:fill="33CC33"/>
+          </w:tcPr>
+          <w:p>
+            <w:pPr>
+              <w:pStyle w:val="Normale1"/>
+              <w:jc w:val="center"/>
+              <w:rPr>
+                <w:sz w:val="28"/>
+                <w:szCs w:val="28"/>
+              </w:rPr>
+            </w:pPr>
+            <w:r>
+              <w:rPr>
+                <w:sz w:val="28"/>
+                <w:szCs w:val="28"/>
+              </w:rPr>
+              <w:t>Nome parametro</w:t>
+            </w:r>
+          </w:p>
+        </w:tc>
+        <w:tc>
+          <w:tcPr>
+            <w:tcW w:w="4057" w:type="dxa"/>
+            <w:shd w:val="clear" w:color="auto" w:fill="33CC33"/>
+          </w:tcPr>
+          <w:p>
+            <w:pPr>
+              <w:pStyle w:val="Normale1"/>
+              <w:jc w:val="center"/>
+              <w:rPr>
+                <w:sz w:val="28"/>
+                <w:szCs w:val="28"/>
+              </w:rPr>
+            </w:pPr>
+            <w:r>
+              <w:rPr>
+                <w:sz w:val="28"/>
+                <w:szCs w:val="28"/>
+              </w:rPr>
+              <w:t>Descrizione</w:t>
+            </w:r>
+          </w:p>
+        </w:tc>
+      </w:tr>
+      <w:tr>
+        <w:trPr>
+          <w:jc w:val="center"/>
+        </w:trPr>
+        <w:tc>
+          <w:tcPr>
+            <w:tcW w:w="2601" w:type="dxa"/>
+          </w:tcPr>
+          <w:p>
+            <w:pPr>
+              <w:pStyle w:val="Normale1"/>
+              <w:rPr>
+                <w:sz w:val="28"/>
+                <w:szCs w:val="28"/>
+              </w:rPr>
+            </w:pPr>
+            <w:r>
+              <w:rPr>
+                <w:sz w:val="28"/>
+                <w:szCs w:val="28"/>
+              </w:rPr>
+              <w:t>Info di spedizione</w:t>
+            </w:r>
+          </w:p>
+        </w:tc>
+        <w:tc>
+          <w:tcPr>
+            <w:tcW w:w="4057" w:type="dxa"/>
+          </w:tcPr>
+          <w:p>
+            <w:pPr>
+              <w:pStyle w:val="Normale1"/>
+              <w:rPr>
+                <w:sz w:val="28"/>
+                <w:szCs w:val="28"/>
+              </w:rPr>
+            </w:pPr>
+            <w:r>
+              <w:rPr>
+                <w:sz w:val="28"/>
+                <w:szCs w:val="28"/>
+              </w:rPr>
+              <w:t>Contiene le informazioni relative alle spedizioni: nome, cognome, città, via, telefono, CAP.</w:t>
+            </w:r>
+          </w:p>
+        </w:tc>
+      </w:tr>
+      <w:tr>
+        <w:trPr>
+          <w:jc w:val="center"/>
+        </w:trPr>
+        <w:tc>
+          <w:tcPr>
+            <w:tcW w:w="2601" w:type="dxa"/>
+          </w:tcPr>
+          <w:p>
+            <w:pPr>
+              <w:pStyle w:val="Normale1"/>
+              <w:rPr>
+                <w:sz w:val="28"/>
+                <w:szCs w:val="28"/>
+              </w:rPr>
+            </w:pPr>
+            <w:r>
+              <w:rPr>
+                <w:sz w:val="28"/>
+                <w:szCs w:val="28"/>
+              </w:rPr>
+              <w:t>Info del pagamento</w:t>
+            </w:r>
+          </w:p>
+        </w:tc>
+        <w:tc>
+          <w:tcPr>
+            <w:tcW w:w="4057" w:type="dxa"/>
+          </w:tcPr>
+          <w:p>
+            <w:pPr>
+              <w:pStyle w:val="Normale1"/>
+              <w:rPr>
+                <w:sz w:val="28"/>
+                <w:szCs w:val="28"/>
+              </w:rPr>
+            </w:pPr>
+            <w:r>
+              <w:rPr>
+                <w:sz w:val="28"/>
+                <w:szCs w:val="28"/>
+              </w:rPr>
+              <w:t>Contiene le informazioni relative al pagamento: tipo di pagamento ed eventuali dati della carta per pagamento con carta.</w:t>
+            </w:r>
+          </w:p>
+        </w:tc>
+      </w:tr>
+    </w:tbl>
+    <w:p>
+      <w:pPr>
+        <w:pStyle w:val="Normale1"/>
+        <w:rPr>
+          <w:sz w:val="28"/>
+          <w:szCs w:val="28"/>
+        </w:rPr>
+      </w:pPr>
+    </w:p>
+    <w:p>
+      <w:pPr>
+        <w:pStyle w:val="Normale1"/>
+        <w:rPr>
+          <w:sz w:val="28"/>
+          <w:szCs w:val="28"/>
+        </w:rPr>
+      </w:pPr>
+    </w:p>
+    <w:p>
+      <w:pPr>
+        <w:pStyle w:val="Titolo2"/>
+        <w:rPr>
+          <w:rFonts w:ascii="Times New Roman" w:hAnsi="Times New Roman" w:cs="Times New Roman"/>
+          <w:b/>
+          <w:bCs/>
+          <w:color w:val="000000" w:themeColor="text1"/>
+          <w:sz w:val="32"/>
+          <w:szCs w:val="32"/>
+        </w:rPr>
+      </w:pPr>
+      <w:bookmarkStart w:id="51" w:name="_Toc117977245"/>
+      <w:bookmarkStart w:id="52" w:name="_Toc118823087"/>
+      <w:r>
+        <w:rPr>
+          <w:rFonts w:ascii="Times New Roman" w:hAnsi="Times New Roman" w:cs="Times New Roman"/>
+          <w:b/>
+          <w:bCs/>
+          <w:color w:val="000000" w:themeColor="text1"/>
+          <w:sz w:val="32"/>
+          <w:szCs w:val="32"/>
+        </w:rPr>
         <w:t>UC_8</w:t>
       </w:r>
-      <w:bookmarkEnd w:id="50"/>
       <w:bookmarkEnd w:id="51"/>
+      <w:bookmarkEnd w:id="52"/>
     </w:p>
     <w:p>
       <w:pPr>
@@ -14064,7 +14935,7 @@
                     </pic:cNvPicPr>
                   </pic:nvPicPr>
                   <pic:blipFill>
-                    <a:blip r:embed="rId25"/>
+                    <a:blip r:embed="rId27"/>
                     <a:stretch>
                       <a:fillRect/>
                     </a:stretch>
@@ -14193,8 +15064,8 @@
                 <w:highlight w:val="darkMagenta"/>
               </w:rPr>
             </w:pPr>
-            <w:bookmarkStart w:id="52" w:name="_Toc117977246"/>
-            <w:bookmarkStart w:id="53" w:name="_Toc118734241"/>
+            <w:bookmarkStart w:id="53" w:name="_Toc117977246"/>
+            <w:bookmarkStart w:id="54" w:name="_Toc118823088"/>
             <w:r>
               <w:rPr>
                 <w:rFonts w:ascii="Carlito" w:hAnsi="Carlito"/>
@@ -14210,8 +15081,8 @@
               </w:rPr>
               <w:t>isualizzazione storico ordine</w:t>
             </w:r>
-            <w:bookmarkEnd w:id="52"/>
             <w:bookmarkEnd w:id="53"/>
+            <w:bookmarkEnd w:id="54"/>
           </w:p>
         </w:tc>
       </w:tr>
@@ -14474,7 +15345,7 @@
                           </pic:cNvPicPr>
                         </pic:nvPicPr>
                         <pic:blipFill>
-                          <a:blip r:embed="rId26"/>
+                          <a:blip r:embed="rId28"/>
                           <a:stretch>
                             <a:fillRect/>
                           </a:stretch>
@@ -14878,81 +15749,6 @@
       </w:tr>
       <w:tr>
         <w:trPr>
-          <w:trHeight w:val="570"/>
-          <w:jc w:val="center"/>
-        </w:trPr>
-        <w:tc>
-          <w:tcPr>
-            <w:tcW w:w="2441" w:type="dxa"/>
-            <w:tcBorders>
-              <w:top w:val="single" w:sz="4" w:space="0" w:color="000000"/>
-              <w:left w:val="single" w:sz="4" w:space="0" w:color="000000"/>
-              <w:bottom w:val="single" w:sz="4" w:space="0" w:color="000000"/>
-              <w:right w:val="single" w:sz="4" w:space="0" w:color="000000"/>
-            </w:tcBorders>
-            <w:shd w:val="clear" w:color="auto" w:fill="538135"/>
-            <w:tcMar>
-              <w:top w:w="80" w:type="dxa"/>
-              <w:left w:w="80" w:type="dxa"/>
-              <w:bottom w:w="80" w:type="dxa"/>
-              <w:right w:w="80" w:type="dxa"/>
-            </w:tcMar>
-          </w:tcPr>
-          <w:p>
-            <w:pPr>
-              <w:pStyle w:val="Normale1"/>
-              <w:spacing w:after="61"/>
-              <w:jc w:val="center"/>
-            </w:pPr>
-            <w:r>
-              <w:rPr>
-                <w:rFonts w:ascii="Cambria" w:hAnsi="Cambria"/>
-                <w:b/>
-                <w:bCs/>
-                <w:color w:val="FFFFFF"/>
-                <w:u w:color="FFFFFF"/>
-              </w:rPr>
-              <w:t>Eccezione/Flusso di eventi alternativo</w:t>
-            </w:r>
-          </w:p>
-        </w:tc>
-        <w:tc>
-          <w:tcPr>
-            <w:tcW w:w="6846" w:type="dxa"/>
-            <w:gridSpan w:val="2"/>
-            <w:tcBorders>
-              <w:top w:val="single" w:sz="4" w:space="0" w:color="000000"/>
-              <w:left w:val="single" w:sz="4" w:space="0" w:color="000000"/>
-              <w:bottom w:val="single" w:sz="4" w:space="0" w:color="000000"/>
-              <w:right w:val="single" w:sz="4" w:space="0" w:color="000000"/>
-            </w:tcBorders>
-            <w:shd w:val="clear" w:color="auto" w:fill="auto"/>
-            <w:tcMar>
-              <w:top w:w="80" w:type="dxa"/>
-              <w:left w:w="80" w:type="dxa"/>
-              <w:bottom w:w="80" w:type="dxa"/>
-              <w:right w:w="80" w:type="dxa"/>
-            </w:tcMar>
-          </w:tcPr>
-          <w:p>
-            <w:pPr>
-              <w:pStyle w:val="Normale1"/>
-              <w:spacing w:after="61"/>
-              <w:jc w:val="center"/>
-            </w:pPr>
-            <w:r>
-              <w:rPr>
-                <w:rFonts w:ascii="Calibri Light" w:hAnsi="Calibri Light"/>
-                <w:sz w:val="22"/>
-                <w:szCs w:val="22"/>
-              </w:rPr>
-              <w:t>-</w:t>
-            </w:r>
-          </w:p>
-        </w:tc>
-      </w:tr>
-      <w:tr>
-        <w:trPr>
           <w:trHeight w:val="290"/>
           <w:jc w:val="center"/>
         </w:trPr>
@@ -15039,8 +15835,8 @@
           <w:szCs w:val="32"/>
         </w:rPr>
       </w:pPr>
-      <w:bookmarkStart w:id="54" w:name="_Toc117977247"/>
-      <w:bookmarkStart w:id="55" w:name="_Toc118734242"/>
+      <w:bookmarkStart w:id="55" w:name="_Toc117977247"/>
+      <w:bookmarkStart w:id="56" w:name="_Toc118823089"/>
       <w:r>
         <w:rPr>
           <w:rFonts w:ascii="Times New Roman" w:hAnsi="Times New Roman" w:cs="Times New Roman"/>
@@ -15050,11 +15846,92 @@
           <w:sz w:val="32"/>
           <w:szCs w:val="32"/>
         </w:rPr>
+        <w:t>SD_8</w:t>
+      </w:r>
+      <w:bookmarkEnd w:id="56"/>
+    </w:p>
+    <w:p>
+      <w:r>
+        <w:rPr>
+          <w:noProof/>
+        </w:rPr>
+        <w:drawing>
+          <wp:inline distT="0" distB="0" distL="0" distR="0" wp14:anchorId="591FF64D" wp14:editId="64C74B24">
+            <wp:extent cx="6118860" cy="2758440"/>
+            <wp:effectExtent l="0" t="0" r="0" b="0"/>
+            <wp:docPr id="22" name="Immagine 22"/>
+            <wp:cNvGraphicFramePr>
+              <a:graphicFrameLocks xmlns:a="http://schemas.openxmlformats.org/drawingml/2006/main" noChangeAspect="1"/>
+            </wp:cNvGraphicFramePr>
+            <a:graphic xmlns:a="http://schemas.openxmlformats.org/drawingml/2006/main">
+              <a:graphicData uri="http://schemas.openxmlformats.org/drawingml/2006/picture">
+                <pic:pic xmlns:pic="http://schemas.openxmlformats.org/drawingml/2006/picture">
+                  <pic:nvPicPr>
+                    <pic:cNvPr id="0" name="Picture 3"/>
+                    <pic:cNvPicPr>
+                      <a:picLocks noChangeAspect="1" noChangeArrowheads="1"/>
+                    </pic:cNvPicPr>
+                  </pic:nvPicPr>
+                  <pic:blipFill>
+                    <a:blip r:embed="rId29">
+                      <a:extLst>
+                        <a:ext uri="{28A0092B-C50C-407E-A947-70E740481C1C}">
+                          <a14:useLocalDpi xmlns:a14="http://schemas.microsoft.com/office/drawing/2010/main" val="0"/>
+                        </a:ext>
+                      </a:extLst>
+                    </a:blip>
+                    <a:srcRect/>
+                    <a:stretch>
+                      <a:fillRect/>
+                    </a:stretch>
+                  </pic:blipFill>
+                  <pic:spPr bwMode="auto">
+                    <a:xfrm>
+                      <a:off x="0" y="0"/>
+                      <a:ext cx="6118860" cy="2758440"/>
+                    </a:xfrm>
+                    <a:prstGeom prst="rect">
+                      <a:avLst/>
+                    </a:prstGeom>
+                    <a:noFill/>
+                    <a:ln>
+                      <a:noFill/>
+                    </a:ln>
+                  </pic:spPr>
+                </pic:pic>
+              </a:graphicData>
+            </a:graphic>
+          </wp:inline>
+        </w:drawing>
+      </w:r>
+    </w:p>
+    <w:p>
+      <w:pPr>
+        <w:pStyle w:val="Titolo2"/>
+        <w:rPr>
+          <w:rFonts w:ascii="Times New Roman" w:hAnsi="Times New Roman" w:cs="Times New Roman"/>
+          <w:b/>
+          <w:bCs/>
+          <w:color w:val="000000" w:themeColor="text1"/>
+          <w:sz w:val="32"/>
+          <w:szCs w:val="32"/>
+        </w:rPr>
+      </w:pPr>
+      <w:bookmarkStart w:id="57" w:name="_Toc118823090"/>
+      <w:r>
+        <w:rPr>
+          <w:rFonts w:ascii="Times New Roman" w:hAnsi="Times New Roman" w:cs="Times New Roman"/>
+          <w:b/>
+          <w:bCs/>
+          <w:color w:val="000000" w:themeColor="text1"/>
+          <w:sz w:val="32"/>
+          <w:szCs w:val="32"/>
+        </w:rPr>
         <w:lastRenderedPageBreak/>
         <w:t>UC_9</w:t>
       </w:r>
-      <w:bookmarkEnd w:id="54"/>
       <w:bookmarkEnd w:id="55"/>
+      <w:bookmarkEnd w:id="57"/>
     </w:p>
     <w:p>
       <w:pPr>
@@ -15095,7 +15972,7 @@
                     </pic:cNvPicPr>
                   </pic:nvPicPr>
                   <pic:blipFill>
-                    <a:blip r:embed="rId27">
+                    <a:blip r:embed="rId30">
                       <a:extLst>
                         <a:ext uri="{28A0092B-C50C-407E-A947-70E740481C1C}">
                           <a14:useLocalDpi xmlns:a14="http://schemas.microsoft.com/office/drawing/2010/main" val="0"/>
@@ -15224,8 +16101,8 @@
               <w:spacing w:after="61"/>
               <w:jc w:val="center"/>
             </w:pPr>
-            <w:bookmarkStart w:id="56" w:name="_Toc117977248"/>
-            <w:bookmarkStart w:id="57" w:name="_Toc118734243"/>
+            <w:bookmarkStart w:id="58" w:name="_Toc117977248"/>
+            <w:bookmarkStart w:id="59" w:name="_Toc118823091"/>
             <w:r>
               <w:rPr>
                 <w:rStyle w:val="Titolo3Carattere"/>
@@ -15234,8 +16111,8 @@
               </w:rPr>
               <w:t>Controllo transazione</w:t>
             </w:r>
-            <w:bookmarkEnd w:id="56"/>
-            <w:bookmarkEnd w:id="57"/>
+            <w:bookmarkEnd w:id="58"/>
+            <w:bookmarkEnd w:id="59"/>
             <w:r>
               <w:rPr>
                 <w:rFonts w:ascii="Calibri Light" w:hAnsi="Calibri Light"/>
@@ -15967,51 +16844,6 @@
     </w:p>
     <w:p>
       <w:pPr>
-        <w:pStyle w:val="Normale1"/>
-        <w:rPr>
-          <w:sz w:val="28"/>
-          <w:szCs w:val="28"/>
-        </w:rPr>
-      </w:pPr>
-    </w:p>
-    <w:p>
-      <w:pPr>
-        <w:pStyle w:val="Normale1"/>
-        <w:rPr>
-          <w:sz w:val="28"/>
-          <w:szCs w:val="28"/>
-        </w:rPr>
-      </w:pPr>
-    </w:p>
-    <w:p>
-      <w:pPr>
-        <w:pStyle w:val="Normale1"/>
-        <w:rPr>
-          <w:sz w:val="28"/>
-          <w:szCs w:val="28"/>
-        </w:rPr>
-      </w:pPr>
-    </w:p>
-    <w:p>
-      <w:pPr>
-        <w:pStyle w:val="Normale1"/>
-        <w:rPr>
-          <w:sz w:val="28"/>
-          <w:szCs w:val="28"/>
-        </w:rPr>
-      </w:pPr>
-    </w:p>
-    <w:p>
-      <w:pPr>
-        <w:pStyle w:val="Normale1"/>
-        <w:rPr>
-          <w:sz w:val="28"/>
-          <w:szCs w:val="28"/>
-        </w:rPr>
-      </w:pPr>
-    </w:p>
-    <w:p>
-      <w:pPr>
         <w:pStyle w:val="Titolo2"/>
         <w:rPr>
           <w:rFonts w:ascii="Times New Roman" w:hAnsi="Times New Roman" w:cs="Times New Roman"/>
@@ -16022,8 +16854,7 @@
           <w:szCs w:val="32"/>
         </w:rPr>
       </w:pPr>
-      <w:bookmarkStart w:id="58" w:name="_Toc117977249"/>
-      <w:bookmarkStart w:id="59" w:name="_Toc118734244"/>
+      <w:bookmarkStart w:id="60" w:name="_Toc118823092"/>
       <w:r>
         <w:rPr>
           <w:rFonts w:ascii="Times New Roman" w:hAnsi="Times New Roman" w:cs="Times New Roman"/>
@@ -16034,10 +16865,262 @@
           <w:szCs w:val="32"/>
         </w:rPr>
         <w:lastRenderedPageBreak/>
+        <w:t>SD</w:t>
+      </w:r>
+      <w:r>
+        <w:rPr>
+          <w:rFonts w:ascii="Times New Roman" w:hAnsi="Times New Roman" w:cs="Times New Roman"/>
+          <w:b/>
+          <w:bCs/>
+          <w:color w:val="000000" w:themeColor="text1"/>
+          <w:sz w:val="32"/>
+          <w:szCs w:val="32"/>
+        </w:rPr>
+        <w:t>_</w:t>
+      </w:r>
+      <w:r>
+        <w:rPr>
+          <w:rFonts w:ascii="Times New Roman" w:hAnsi="Times New Roman" w:cs="Times New Roman"/>
+          <w:b/>
+          <w:bCs/>
+          <w:color w:val="000000" w:themeColor="text1"/>
+          <w:sz w:val="32"/>
+          <w:szCs w:val="32"/>
+        </w:rPr>
+        <w:t>9</w:t>
+      </w:r>
+      <w:bookmarkEnd w:id="60"/>
+    </w:p>
+    <w:p>
+      <w:r>
+        <w:rPr>
+          <w:noProof/>
+        </w:rPr>
+        <w:drawing>
+          <wp:inline distT="0" distB="0" distL="0" distR="0" wp14:anchorId="69DC0584" wp14:editId="19C49126">
+            <wp:extent cx="6103620" cy="1569720"/>
+            <wp:effectExtent l="0" t="0" r="0" b="0"/>
+            <wp:docPr id="23" name="Immagine 23"/>
+            <wp:cNvGraphicFramePr>
+              <a:graphicFrameLocks xmlns:a="http://schemas.openxmlformats.org/drawingml/2006/main" noChangeAspect="1"/>
+            </wp:cNvGraphicFramePr>
+            <a:graphic xmlns:a="http://schemas.openxmlformats.org/drawingml/2006/main">
+              <a:graphicData uri="http://schemas.openxmlformats.org/drawingml/2006/picture">
+                <pic:pic xmlns:pic="http://schemas.openxmlformats.org/drawingml/2006/picture">
+                  <pic:nvPicPr>
+                    <pic:cNvPr id="0" name="Picture 4"/>
+                    <pic:cNvPicPr>
+                      <a:picLocks noChangeAspect="1" noChangeArrowheads="1"/>
+                    </pic:cNvPicPr>
+                  </pic:nvPicPr>
+                  <pic:blipFill>
+                    <a:blip r:embed="rId31" cstate="print">
+                      <a:extLst>
+                        <a:ext uri="{28A0092B-C50C-407E-A947-70E740481C1C}">
+                          <a14:useLocalDpi xmlns:a14="http://schemas.microsoft.com/office/drawing/2010/main" val="0"/>
+                        </a:ext>
+                      </a:extLst>
+                    </a:blip>
+                    <a:srcRect/>
+                    <a:stretch>
+                      <a:fillRect/>
+                    </a:stretch>
+                  </pic:blipFill>
+                  <pic:spPr bwMode="auto">
+                    <a:xfrm>
+                      <a:off x="0" y="0"/>
+                      <a:ext cx="6103620" cy="1569720"/>
+                    </a:xfrm>
+                    <a:prstGeom prst="rect">
+                      <a:avLst/>
+                    </a:prstGeom>
+                    <a:noFill/>
+                    <a:ln>
+                      <a:noFill/>
+                    </a:ln>
+                  </pic:spPr>
+                </pic:pic>
+              </a:graphicData>
+            </a:graphic>
+          </wp:inline>
+        </w:drawing>
+      </w:r>
+    </w:p>
+    <w:p>
+      <w:pPr>
+        <w:pStyle w:val="Normale1"/>
+        <w:rPr>
+          <w:sz w:val="28"/>
+          <w:szCs w:val="28"/>
+        </w:rPr>
+      </w:pPr>
+    </w:p>
+    <w:p>
+      <w:pPr>
+        <w:pStyle w:val="Titolo2"/>
+        <w:rPr>
+          <w:rFonts w:ascii="Times New Roman" w:hAnsi="Times New Roman" w:cs="Times New Roman"/>
+          <w:b/>
+          <w:bCs/>
+          <w:color w:val="000000" w:themeColor="text1"/>
+          <w:sz w:val="32"/>
+          <w:szCs w:val="32"/>
+        </w:rPr>
+      </w:pPr>
+      <w:bookmarkStart w:id="61" w:name="_Toc118823093"/>
+      <w:r>
+        <w:rPr>
+          <w:rFonts w:ascii="Times New Roman" w:hAnsi="Times New Roman" w:cs="Times New Roman"/>
+          <w:b/>
+          <w:bCs/>
+          <w:color w:val="000000" w:themeColor="text1"/>
+          <w:sz w:val="32"/>
+          <w:szCs w:val="32"/>
+        </w:rPr>
+        <w:t>SD</w:t>
+      </w:r>
+      <w:r>
+        <w:rPr>
+          <w:rFonts w:ascii="Times New Roman" w:hAnsi="Times New Roman" w:cs="Times New Roman"/>
+          <w:b/>
+          <w:bCs/>
+          <w:color w:val="000000" w:themeColor="text1"/>
+          <w:sz w:val="32"/>
+          <w:szCs w:val="32"/>
+        </w:rPr>
+        <w:t>_</w:t>
+      </w:r>
+      <w:r>
+        <w:rPr>
+          <w:rFonts w:ascii="Times New Roman" w:hAnsi="Times New Roman" w:cs="Times New Roman"/>
+          <w:b/>
+          <w:bCs/>
+          <w:color w:val="000000" w:themeColor="text1"/>
+          <w:sz w:val="32"/>
+          <w:szCs w:val="32"/>
+        </w:rPr>
+        <w:t>9F</w:t>
+      </w:r>
+      <w:bookmarkEnd w:id="61"/>
+    </w:p>
+    <w:p>
+      <w:pPr>
+        <w:pStyle w:val="Normale1"/>
+        <w:rPr>
+          <w:sz w:val="28"/>
+          <w:szCs w:val="28"/>
+        </w:rPr>
+      </w:pPr>
+      <w:r>
+        <w:rPr>
+          <w:noProof/>
+          <w:sz w:val="28"/>
+          <w:szCs w:val="28"/>
+        </w:rPr>
+        <w:drawing>
+          <wp:inline distT="0" distB="0" distL="0" distR="0" wp14:anchorId="128BF6DE" wp14:editId="4EE09F6C">
+            <wp:extent cx="6164580" cy="1699260"/>
+            <wp:effectExtent l="0" t="0" r="0" b="0"/>
+            <wp:docPr id="24" name="Immagine 24"/>
+            <wp:cNvGraphicFramePr>
+              <a:graphicFrameLocks xmlns:a="http://schemas.openxmlformats.org/drawingml/2006/main" noChangeAspect="1"/>
+            </wp:cNvGraphicFramePr>
+            <a:graphic xmlns:a="http://schemas.openxmlformats.org/drawingml/2006/main">
+              <a:graphicData uri="http://schemas.openxmlformats.org/drawingml/2006/picture">
+                <pic:pic xmlns:pic="http://schemas.openxmlformats.org/drawingml/2006/picture">
+                  <pic:nvPicPr>
+                    <pic:cNvPr id="0" name="Picture 5"/>
+                    <pic:cNvPicPr>
+                      <a:picLocks noChangeAspect="1" noChangeArrowheads="1"/>
+                    </pic:cNvPicPr>
+                  </pic:nvPicPr>
+                  <pic:blipFill>
+                    <a:blip r:embed="rId32">
+                      <a:extLst>
+                        <a:ext uri="{28A0092B-C50C-407E-A947-70E740481C1C}">
+                          <a14:useLocalDpi xmlns:a14="http://schemas.microsoft.com/office/drawing/2010/main" val="0"/>
+                        </a:ext>
+                      </a:extLst>
+                    </a:blip>
+                    <a:srcRect/>
+                    <a:stretch>
+                      <a:fillRect/>
+                    </a:stretch>
+                  </pic:blipFill>
+                  <pic:spPr bwMode="auto">
+                    <a:xfrm>
+                      <a:off x="0" y="0"/>
+                      <a:ext cx="6164580" cy="1699260"/>
+                    </a:xfrm>
+                    <a:prstGeom prst="rect">
+                      <a:avLst/>
+                    </a:prstGeom>
+                    <a:noFill/>
+                    <a:ln>
+                      <a:noFill/>
+                    </a:ln>
+                  </pic:spPr>
+                </pic:pic>
+              </a:graphicData>
+            </a:graphic>
+          </wp:inline>
+        </w:drawing>
+      </w:r>
+    </w:p>
+    <w:p>
+      <w:pPr>
+        <w:pStyle w:val="Normale1"/>
+        <w:rPr>
+          <w:sz w:val="28"/>
+          <w:szCs w:val="28"/>
+        </w:rPr>
+      </w:pPr>
+    </w:p>
+    <w:p>
+      <w:pPr>
+        <w:pStyle w:val="Normale1"/>
+        <w:rPr>
+          <w:sz w:val="28"/>
+          <w:szCs w:val="28"/>
+        </w:rPr>
+      </w:pPr>
+    </w:p>
+    <w:p>
+      <w:pPr>
+        <w:pStyle w:val="Normale1"/>
+        <w:rPr>
+          <w:sz w:val="28"/>
+          <w:szCs w:val="28"/>
+        </w:rPr>
+      </w:pPr>
+    </w:p>
+    <w:p>
+      <w:pPr>
+        <w:pStyle w:val="Titolo2"/>
+        <w:rPr>
+          <w:rFonts w:ascii="Times New Roman" w:hAnsi="Times New Roman" w:cs="Times New Roman"/>
+          <w:b/>
+          <w:bCs/>
+          <w:color w:val="000000" w:themeColor="text1"/>
+          <w:sz w:val="32"/>
+          <w:szCs w:val="32"/>
+        </w:rPr>
+      </w:pPr>
+      <w:bookmarkStart w:id="62" w:name="_Toc117977249"/>
+      <w:bookmarkStart w:id="63" w:name="_Toc118823094"/>
+      <w:r>
+        <w:rPr>
+          <w:rFonts w:ascii="Times New Roman" w:hAnsi="Times New Roman" w:cs="Times New Roman"/>
+          <w:b/>
+          <w:bCs/>
+          <w:color w:val="000000" w:themeColor="text1"/>
+          <w:sz w:val="32"/>
+          <w:szCs w:val="32"/>
+        </w:rPr>
         <w:t>UC_10</w:t>
       </w:r>
-      <w:bookmarkEnd w:id="58"/>
-      <w:bookmarkEnd w:id="59"/>
+      <w:bookmarkEnd w:id="62"/>
+      <w:bookmarkEnd w:id="63"/>
     </w:p>
     <w:p>
       <w:pPr>
@@ -16074,7 +17157,7 @@
                     </pic:cNvPicPr>
                   </pic:nvPicPr>
                   <pic:blipFill>
-                    <a:blip r:embed="rId28">
+                    <a:blip r:embed="rId33">
                       <a:extLst>
                         <a:ext uri="{28A0092B-C50C-407E-A947-70E740481C1C}">
                           <a14:useLocalDpi xmlns:a14="http://schemas.microsoft.com/office/drawing/2010/main" val="0"/>
@@ -16204,8 +17287,8 @@
                 <w:color w:val="000000" w:themeColor="text1"/>
               </w:rPr>
             </w:pPr>
-            <w:bookmarkStart w:id="60" w:name="_Toc117977250"/>
-            <w:bookmarkStart w:id="61" w:name="_Toc118734245"/>
+            <w:bookmarkStart w:id="64" w:name="_Toc117977250"/>
+            <w:bookmarkStart w:id="65" w:name="_Toc118823095"/>
             <w:r>
               <w:rPr>
                 <w:color w:val="000000" w:themeColor="text1"/>
@@ -16213,8 +17296,8 @@
               </w:rPr>
               <w:t>Spedizione ordine.</w:t>
             </w:r>
-            <w:bookmarkEnd w:id="60"/>
-            <w:bookmarkEnd w:id="61"/>
+            <w:bookmarkEnd w:id="64"/>
+            <w:bookmarkEnd w:id="65"/>
           </w:p>
         </w:tc>
       </w:tr>
@@ -16602,6 +17685,7 @@
                 <w:sz w:val="22"/>
                 <w:szCs w:val="22"/>
               </w:rPr>
+              <w:lastRenderedPageBreak/>
               <w:t>Il responsabile riceve la notifica di preparazione della spedizione dell’ordine e inizia il processo:</w:t>
             </w:r>
           </w:p>
@@ -16935,87 +18019,6 @@
     </w:p>
     <w:p>
       <w:pPr>
-        <w:pStyle w:val="Normale1"/>
-        <w:rPr>
-          <w:sz w:val="28"/>
-          <w:szCs w:val="28"/>
-        </w:rPr>
-      </w:pPr>
-    </w:p>
-    <w:p>
-      <w:pPr>
-        <w:pStyle w:val="Normale1"/>
-        <w:rPr>
-          <w:sz w:val="28"/>
-          <w:szCs w:val="28"/>
-        </w:rPr>
-      </w:pPr>
-    </w:p>
-    <w:p>
-      <w:pPr>
-        <w:pStyle w:val="Normale1"/>
-        <w:rPr>
-          <w:sz w:val="28"/>
-          <w:szCs w:val="28"/>
-        </w:rPr>
-      </w:pPr>
-    </w:p>
-    <w:p>
-      <w:pPr>
-        <w:pStyle w:val="Normale1"/>
-        <w:rPr>
-          <w:sz w:val="28"/>
-          <w:szCs w:val="28"/>
-        </w:rPr>
-      </w:pPr>
-    </w:p>
-    <w:p>
-      <w:pPr>
-        <w:pStyle w:val="Normale1"/>
-        <w:rPr>
-          <w:sz w:val="28"/>
-          <w:szCs w:val="28"/>
-        </w:rPr>
-      </w:pPr>
-    </w:p>
-    <w:p>
-      <w:pPr>
-        <w:pStyle w:val="Normale1"/>
-        <w:rPr>
-          <w:sz w:val="28"/>
-          <w:szCs w:val="28"/>
-        </w:rPr>
-      </w:pPr>
-    </w:p>
-    <w:p>
-      <w:pPr>
-        <w:pStyle w:val="Normale1"/>
-        <w:rPr>
-          <w:sz w:val="28"/>
-          <w:szCs w:val="28"/>
-        </w:rPr>
-      </w:pPr>
-    </w:p>
-    <w:p>
-      <w:pPr>
-        <w:pStyle w:val="Normale1"/>
-        <w:rPr>
-          <w:sz w:val="28"/>
-          <w:szCs w:val="28"/>
-        </w:rPr>
-      </w:pPr>
-    </w:p>
-    <w:p>
-      <w:pPr>
-        <w:pStyle w:val="Normale1"/>
-        <w:rPr>
-          <w:sz w:val="28"/>
-          <w:szCs w:val="28"/>
-        </w:rPr>
-      </w:pPr>
-    </w:p>
-    <w:p>
-      <w:pPr>
         <w:pStyle w:val="Titolo2"/>
         <w:rPr>
           <w:rFonts w:ascii="Times New Roman" w:hAnsi="Times New Roman" w:cs="Times New Roman"/>
@@ -17026,8 +18029,7 @@
           <w:szCs w:val="32"/>
         </w:rPr>
       </w:pPr>
-      <w:bookmarkStart w:id="62" w:name="_Toc117977251"/>
-      <w:bookmarkStart w:id="63" w:name="_Toc118734246"/>
+      <w:bookmarkStart w:id="66" w:name="_Toc118823096"/>
       <w:r>
         <w:rPr>
           <w:rFonts w:ascii="Times New Roman" w:hAnsi="Times New Roman" w:cs="Times New Roman"/>
@@ -17037,11 +18039,150 @@
           <w:sz w:val="32"/>
           <w:szCs w:val="32"/>
         </w:rPr>
-        <w:lastRenderedPageBreak/>
+        <w:t>SD</w:t>
+      </w:r>
+      <w:r>
+        <w:rPr>
+          <w:rFonts w:ascii="Times New Roman" w:hAnsi="Times New Roman" w:cs="Times New Roman"/>
+          <w:b/>
+          <w:bCs/>
+          <w:color w:val="000000" w:themeColor="text1"/>
+          <w:sz w:val="32"/>
+          <w:szCs w:val="32"/>
+        </w:rPr>
+        <w:t>_</w:t>
+      </w:r>
+      <w:r>
+        <w:rPr>
+          <w:rFonts w:ascii="Times New Roman" w:hAnsi="Times New Roman" w:cs="Times New Roman"/>
+          <w:b/>
+          <w:bCs/>
+          <w:color w:val="000000" w:themeColor="text1"/>
+          <w:sz w:val="32"/>
+          <w:szCs w:val="32"/>
+        </w:rPr>
+        <w:t>10</w:t>
+      </w:r>
+      <w:bookmarkEnd w:id="66"/>
+    </w:p>
+    <w:p>
+      <w:pPr>
+        <w:pStyle w:val="Normale1"/>
+        <w:rPr>
+          <w:sz w:val="28"/>
+          <w:szCs w:val="28"/>
+        </w:rPr>
+      </w:pPr>
+      <w:r>
+        <w:rPr>
+          <w:noProof/>
+          <w:sz w:val="28"/>
+          <w:szCs w:val="28"/>
+        </w:rPr>
+        <w:drawing>
+          <wp:inline distT="0" distB="0" distL="0" distR="0" wp14:anchorId="3E404B9A" wp14:editId="327F2458">
+            <wp:extent cx="6118860" cy="1882140"/>
+            <wp:effectExtent l="0" t="0" r="0" b="0"/>
+            <wp:docPr id="25" name="Immagine 25"/>
+            <wp:cNvGraphicFramePr>
+              <a:graphicFrameLocks xmlns:a="http://schemas.openxmlformats.org/drawingml/2006/main" noChangeAspect="1"/>
+            </wp:cNvGraphicFramePr>
+            <a:graphic xmlns:a="http://schemas.openxmlformats.org/drawingml/2006/main">
+              <a:graphicData uri="http://schemas.openxmlformats.org/drawingml/2006/picture">
+                <pic:pic xmlns:pic="http://schemas.openxmlformats.org/drawingml/2006/picture">
+                  <pic:nvPicPr>
+                    <pic:cNvPr id="0" name="Picture 6"/>
+                    <pic:cNvPicPr>
+                      <a:picLocks noChangeAspect="1" noChangeArrowheads="1"/>
+                    </pic:cNvPicPr>
+                  </pic:nvPicPr>
+                  <pic:blipFill>
+                    <a:blip r:embed="rId34">
+                      <a:extLst>
+                        <a:ext uri="{28A0092B-C50C-407E-A947-70E740481C1C}">
+                          <a14:useLocalDpi xmlns:a14="http://schemas.microsoft.com/office/drawing/2010/main" val="0"/>
+                        </a:ext>
+                      </a:extLst>
+                    </a:blip>
+                    <a:srcRect/>
+                    <a:stretch>
+                      <a:fillRect/>
+                    </a:stretch>
+                  </pic:blipFill>
+                  <pic:spPr bwMode="auto">
+                    <a:xfrm>
+                      <a:off x="0" y="0"/>
+                      <a:ext cx="6118860" cy="1882140"/>
+                    </a:xfrm>
+                    <a:prstGeom prst="rect">
+                      <a:avLst/>
+                    </a:prstGeom>
+                    <a:noFill/>
+                    <a:ln>
+                      <a:noFill/>
+                    </a:ln>
+                  </pic:spPr>
+                </pic:pic>
+              </a:graphicData>
+            </a:graphic>
+          </wp:inline>
+        </w:drawing>
+      </w:r>
+    </w:p>
+    <w:p>
+      <w:pPr>
+        <w:pStyle w:val="Normale1"/>
+        <w:rPr>
+          <w:sz w:val="28"/>
+          <w:szCs w:val="28"/>
+        </w:rPr>
+      </w:pPr>
+    </w:p>
+    <w:p>
+      <w:pPr>
+        <w:pStyle w:val="Normale1"/>
+        <w:rPr>
+          <w:sz w:val="28"/>
+          <w:szCs w:val="28"/>
+        </w:rPr>
+      </w:pPr>
+    </w:p>
+    <w:p>
+      <w:pPr>
+        <w:pStyle w:val="Normale1"/>
+        <w:rPr>
+          <w:sz w:val="28"/>
+          <w:szCs w:val="28"/>
+        </w:rPr>
+      </w:pPr>
+    </w:p>
+    <w:p>
+      <w:pPr>
+        <w:pStyle w:val="Titolo2"/>
+        <w:rPr>
+          <w:rFonts w:ascii="Times New Roman" w:hAnsi="Times New Roman" w:cs="Times New Roman"/>
+          <w:b/>
+          <w:bCs/>
+          <w:color w:val="000000" w:themeColor="text1"/>
+          <w:sz w:val="32"/>
+          <w:szCs w:val="32"/>
+        </w:rPr>
+      </w:pPr>
+      <w:bookmarkStart w:id="67" w:name="_Toc117977251"/>
+      <w:bookmarkStart w:id="68" w:name="_Toc118823097"/>
+      <w:r>
+        <w:rPr>
+          <w:rFonts w:ascii="Times New Roman" w:hAnsi="Times New Roman" w:cs="Times New Roman"/>
+          <w:b/>
+          <w:bCs/>
+          <w:color w:val="000000" w:themeColor="text1"/>
+          <w:sz w:val="32"/>
+          <w:szCs w:val="32"/>
+        </w:rPr>
         <w:t>UC_11</w:t>
       </w:r>
-      <w:bookmarkEnd w:id="62"/>
-      <w:bookmarkEnd w:id="63"/>
+      <w:bookmarkEnd w:id="67"/>
+      <w:bookmarkEnd w:id="68"/>
     </w:p>
     <w:p>
       <w:pPr>
@@ -17085,7 +18226,7 @@
                     </pic:cNvPicPr>
                   </pic:nvPicPr>
                   <pic:blipFill>
-                    <a:blip r:embed="rId29">
+                    <a:blip r:embed="rId35">
                       <a:extLst>
                         <a:ext uri="{28A0092B-C50C-407E-A947-70E740481C1C}">
                           <a14:useLocalDpi xmlns:a14="http://schemas.microsoft.com/office/drawing/2010/main" val="0"/>
@@ -17186,6 +18327,7 @@
                 <w:color w:val="FFFFFF"/>
                 <w:u w:color="FFFFFF"/>
               </w:rPr>
+              <w:lastRenderedPageBreak/>
               <w:t>UC_11</w:t>
             </w:r>
           </w:p>
@@ -17217,8 +18359,8 @@
                 <w:color w:val="000000" w:themeColor="text1"/>
               </w:rPr>
             </w:pPr>
-            <w:bookmarkStart w:id="64" w:name="_Toc117977252"/>
-            <w:bookmarkStart w:id="65" w:name="_Toc118734247"/>
+            <w:bookmarkStart w:id="69" w:name="_Toc117977252"/>
+            <w:bookmarkStart w:id="70" w:name="_Toc118823098"/>
             <w:r>
               <w:rPr>
                 <w:color w:val="000000" w:themeColor="text1"/>
@@ -17226,8 +18368,8 @@
               </w:rPr>
               <w:t>Modifica articolo.</w:t>
             </w:r>
-            <w:bookmarkEnd w:id="64"/>
-            <w:bookmarkEnd w:id="65"/>
+            <w:bookmarkEnd w:id="69"/>
+            <w:bookmarkEnd w:id="70"/>
           </w:p>
         </w:tc>
       </w:tr>
@@ -18092,7 +19234,6 @@
                 <w:color w:val="FFFFFF"/>
                 <w:u w:color="FFFFFF"/>
               </w:rPr>
-              <w:lastRenderedPageBreak/>
               <w:t>Exit Condition On Success</w:t>
             </w:r>
           </w:p>
@@ -18318,8 +19459,7 @@
           <w:szCs w:val="32"/>
         </w:rPr>
       </w:pPr>
-      <w:bookmarkStart w:id="66" w:name="_Toc117977253"/>
-      <w:bookmarkStart w:id="67" w:name="_Toc118734248"/>
+      <w:bookmarkStart w:id="71" w:name="_Toc118823099"/>
       <w:r>
         <w:rPr>
           <w:rFonts w:ascii="Times New Roman" w:hAnsi="Times New Roman" w:cs="Times New Roman"/>
@@ -18329,10 +19469,309 @@
           <w:sz w:val="32"/>
           <w:szCs w:val="32"/>
         </w:rPr>
+        <w:lastRenderedPageBreak/>
+        <w:t>SD</w:t>
+      </w:r>
+      <w:r>
+        <w:rPr>
+          <w:rFonts w:ascii="Times New Roman" w:hAnsi="Times New Roman" w:cs="Times New Roman"/>
+          <w:b/>
+          <w:bCs/>
+          <w:color w:val="000000" w:themeColor="text1"/>
+          <w:sz w:val="32"/>
+          <w:szCs w:val="32"/>
+        </w:rPr>
+        <w:t>_</w:t>
+      </w:r>
+      <w:r>
+        <w:rPr>
+          <w:rFonts w:ascii="Times New Roman" w:hAnsi="Times New Roman" w:cs="Times New Roman"/>
+          <w:b/>
+          <w:bCs/>
+          <w:color w:val="000000" w:themeColor="text1"/>
+          <w:sz w:val="32"/>
+          <w:szCs w:val="32"/>
+        </w:rPr>
+        <w:t>11</w:t>
+      </w:r>
+      <w:bookmarkEnd w:id="71"/>
+    </w:p>
+    <w:p>
+      <w:pPr>
+        <w:pStyle w:val="Normale1"/>
+        <w:rPr>
+          <w:sz w:val="28"/>
+          <w:szCs w:val="28"/>
+        </w:rPr>
+      </w:pPr>
+      <w:r>
+        <w:rPr>
+          <w:noProof/>
+          <w:sz w:val="28"/>
+          <w:szCs w:val="28"/>
+        </w:rPr>
+        <w:drawing>
+          <wp:inline distT="0" distB="0" distL="0" distR="0" wp14:anchorId="2B490CF7" wp14:editId="576188CF">
+            <wp:extent cx="6111240" cy="1889760"/>
+            <wp:effectExtent l="0" t="0" r="0" b="0"/>
+            <wp:docPr id="26" name="Immagine 26"/>
+            <wp:cNvGraphicFramePr>
+              <a:graphicFrameLocks xmlns:a="http://schemas.openxmlformats.org/drawingml/2006/main" noChangeAspect="1"/>
+            </wp:cNvGraphicFramePr>
+            <a:graphic xmlns:a="http://schemas.openxmlformats.org/drawingml/2006/main">
+              <a:graphicData uri="http://schemas.openxmlformats.org/drawingml/2006/picture">
+                <pic:pic xmlns:pic="http://schemas.openxmlformats.org/drawingml/2006/picture">
+                  <pic:nvPicPr>
+                    <pic:cNvPr id="0" name="Picture 7"/>
+                    <pic:cNvPicPr>
+                      <a:picLocks noChangeAspect="1" noChangeArrowheads="1"/>
+                    </pic:cNvPicPr>
+                  </pic:nvPicPr>
+                  <pic:blipFill>
+                    <a:blip r:embed="rId36">
+                      <a:extLst>
+                        <a:ext uri="{28A0092B-C50C-407E-A947-70E740481C1C}">
+                          <a14:useLocalDpi xmlns:a14="http://schemas.microsoft.com/office/drawing/2010/main" val="0"/>
+                        </a:ext>
+                      </a:extLst>
+                    </a:blip>
+                    <a:srcRect/>
+                    <a:stretch>
+                      <a:fillRect/>
+                    </a:stretch>
+                  </pic:blipFill>
+                  <pic:spPr bwMode="auto">
+                    <a:xfrm>
+                      <a:off x="0" y="0"/>
+                      <a:ext cx="6111240" cy="1889760"/>
+                    </a:xfrm>
+                    <a:prstGeom prst="rect">
+                      <a:avLst/>
+                    </a:prstGeom>
+                    <a:noFill/>
+                    <a:ln>
+                      <a:noFill/>
+                    </a:ln>
+                  </pic:spPr>
+                </pic:pic>
+              </a:graphicData>
+            </a:graphic>
+          </wp:inline>
+        </w:drawing>
+      </w:r>
+    </w:p>
+    <w:p>
+      <w:pPr>
+        <w:pStyle w:val="Normale1"/>
+        <w:rPr>
+          <w:sz w:val="28"/>
+          <w:szCs w:val="28"/>
+        </w:rPr>
+      </w:pPr>
+      <w:r>
+        <w:rPr>
+          <w:noProof/>
+          <w:sz w:val="28"/>
+          <w:szCs w:val="28"/>
+        </w:rPr>
+        <w:drawing>
+          <wp:inline distT="0" distB="0" distL="0" distR="0" wp14:anchorId="78C0282B" wp14:editId="1DED8BC4">
+            <wp:extent cx="6111240" cy="1333500"/>
+            <wp:effectExtent l="0" t="0" r="0" b="0"/>
+            <wp:docPr id="27" name="Immagine 27"/>
+            <wp:cNvGraphicFramePr>
+              <a:graphicFrameLocks xmlns:a="http://schemas.openxmlformats.org/drawingml/2006/main" noChangeAspect="1"/>
+            </wp:cNvGraphicFramePr>
+            <a:graphic xmlns:a="http://schemas.openxmlformats.org/drawingml/2006/main">
+              <a:graphicData uri="http://schemas.openxmlformats.org/drawingml/2006/picture">
+                <pic:pic xmlns:pic="http://schemas.openxmlformats.org/drawingml/2006/picture">
+                  <pic:nvPicPr>
+                    <pic:cNvPr id="0" name="Picture 8"/>
+                    <pic:cNvPicPr>
+                      <a:picLocks noChangeAspect="1" noChangeArrowheads="1"/>
+                    </pic:cNvPicPr>
+                  </pic:nvPicPr>
+                  <pic:blipFill>
+                    <a:blip r:embed="rId37" cstate="print">
+                      <a:extLst>
+                        <a:ext uri="{28A0092B-C50C-407E-A947-70E740481C1C}">
+                          <a14:useLocalDpi xmlns:a14="http://schemas.microsoft.com/office/drawing/2010/main" val="0"/>
+                        </a:ext>
+                      </a:extLst>
+                    </a:blip>
+                    <a:srcRect/>
+                    <a:stretch>
+                      <a:fillRect/>
+                    </a:stretch>
+                  </pic:blipFill>
+                  <pic:spPr bwMode="auto">
+                    <a:xfrm>
+                      <a:off x="0" y="0"/>
+                      <a:ext cx="6111240" cy="1333500"/>
+                    </a:xfrm>
+                    <a:prstGeom prst="rect">
+                      <a:avLst/>
+                    </a:prstGeom>
+                    <a:noFill/>
+                    <a:ln>
+                      <a:noFill/>
+                    </a:ln>
+                  </pic:spPr>
+                </pic:pic>
+              </a:graphicData>
+            </a:graphic>
+          </wp:inline>
+        </w:drawing>
+      </w:r>
+    </w:p>
+    <w:p>
+      <w:pPr>
+        <w:pStyle w:val="Normale1"/>
+        <w:rPr>
+          <w:sz w:val="28"/>
+          <w:szCs w:val="28"/>
+        </w:rPr>
+      </w:pPr>
+    </w:p>
+    <w:p>
+      <w:pPr>
+        <w:pStyle w:val="Titolo2"/>
+        <w:rPr>
+          <w:rFonts w:ascii="Times New Roman" w:hAnsi="Times New Roman" w:cs="Times New Roman"/>
+          <w:b/>
+          <w:bCs/>
+          <w:color w:val="000000" w:themeColor="text1"/>
+          <w:sz w:val="32"/>
+          <w:szCs w:val="32"/>
+        </w:rPr>
+      </w:pPr>
+      <w:bookmarkStart w:id="72" w:name="_Toc118823100"/>
+      <w:r>
+        <w:rPr>
+          <w:rFonts w:ascii="Times New Roman" w:hAnsi="Times New Roman" w:cs="Times New Roman"/>
+          <w:b/>
+          <w:bCs/>
+          <w:color w:val="000000" w:themeColor="text1"/>
+          <w:sz w:val="32"/>
+          <w:szCs w:val="32"/>
+        </w:rPr>
+        <w:t>SD</w:t>
+      </w:r>
+      <w:r>
+        <w:rPr>
+          <w:rFonts w:ascii="Times New Roman" w:hAnsi="Times New Roman" w:cs="Times New Roman"/>
+          <w:b/>
+          <w:bCs/>
+          <w:color w:val="000000" w:themeColor="text1"/>
+          <w:sz w:val="32"/>
+          <w:szCs w:val="32"/>
+        </w:rPr>
+        <w:t>_</w:t>
+      </w:r>
+      <w:r>
+        <w:rPr>
+          <w:rFonts w:ascii="Times New Roman" w:hAnsi="Times New Roman" w:cs="Times New Roman"/>
+          <w:b/>
+          <w:bCs/>
+          <w:color w:val="000000" w:themeColor="text1"/>
+          <w:sz w:val="32"/>
+          <w:szCs w:val="32"/>
+        </w:rPr>
+        <w:t>11F</w:t>
+      </w:r>
+      <w:bookmarkEnd w:id="72"/>
+    </w:p>
+    <w:p>
+      <w:r>
+        <w:rPr>
+          <w:noProof/>
+        </w:rPr>
+        <w:drawing>
+          <wp:inline distT="0" distB="0" distL="0" distR="0" wp14:anchorId="0AAF6778" wp14:editId="520B7AA0">
+            <wp:extent cx="6111240" cy="1508760"/>
+            <wp:effectExtent l="0" t="0" r="0" b="0"/>
+            <wp:docPr id="29" name="Immagine 29"/>
+            <wp:cNvGraphicFramePr>
+              <a:graphicFrameLocks xmlns:a="http://schemas.openxmlformats.org/drawingml/2006/main" noChangeAspect="1"/>
+            </wp:cNvGraphicFramePr>
+            <a:graphic xmlns:a="http://schemas.openxmlformats.org/drawingml/2006/main">
+              <a:graphicData uri="http://schemas.openxmlformats.org/drawingml/2006/picture">
+                <pic:pic xmlns:pic="http://schemas.openxmlformats.org/drawingml/2006/picture">
+                  <pic:nvPicPr>
+                    <pic:cNvPr id="0" name="Picture 10"/>
+                    <pic:cNvPicPr>
+                      <a:picLocks noChangeAspect="1" noChangeArrowheads="1"/>
+                    </pic:cNvPicPr>
+                  </pic:nvPicPr>
+                  <pic:blipFill>
+                    <a:blip r:embed="rId38" cstate="print">
+                      <a:extLst>
+                        <a:ext uri="{28A0092B-C50C-407E-A947-70E740481C1C}">
+                          <a14:useLocalDpi xmlns:a14="http://schemas.microsoft.com/office/drawing/2010/main" val="0"/>
+                        </a:ext>
+                      </a:extLst>
+                    </a:blip>
+                    <a:srcRect/>
+                    <a:stretch>
+                      <a:fillRect/>
+                    </a:stretch>
+                  </pic:blipFill>
+                  <pic:spPr bwMode="auto">
+                    <a:xfrm>
+                      <a:off x="0" y="0"/>
+                      <a:ext cx="6111240" cy="1508760"/>
+                    </a:xfrm>
+                    <a:prstGeom prst="rect">
+                      <a:avLst/>
+                    </a:prstGeom>
+                    <a:noFill/>
+                    <a:ln>
+                      <a:noFill/>
+                    </a:ln>
+                  </pic:spPr>
+                </pic:pic>
+              </a:graphicData>
+            </a:graphic>
+          </wp:inline>
+        </w:drawing>
+      </w:r>
+    </w:p>
+    <w:p>
+      <w:pPr>
+        <w:pStyle w:val="Normale1"/>
+        <w:rPr>
+          <w:sz w:val="28"/>
+          <w:szCs w:val="28"/>
+        </w:rPr>
+      </w:pPr>
+    </w:p>
+    <w:p>
+      <w:pPr>
+        <w:pStyle w:val="Titolo2"/>
+        <w:rPr>
+          <w:rFonts w:ascii="Times New Roman" w:hAnsi="Times New Roman" w:cs="Times New Roman"/>
+          <w:b/>
+          <w:bCs/>
+          <w:color w:val="000000" w:themeColor="text1"/>
+          <w:sz w:val="32"/>
+          <w:szCs w:val="32"/>
+        </w:rPr>
+      </w:pPr>
+      <w:bookmarkStart w:id="73" w:name="_Toc117977253"/>
+      <w:bookmarkStart w:id="74" w:name="_Toc118823101"/>
+      <w:r>
+        <w:rPr>
+          <w:rFonts w:ascii="Times New Roman" w:hAnsi="Times New Roman" w:cs="Times New Roman"/>
+          <w:b/>
+          <w:bCs/>
+          <w:color w:val="000000" w:themeColor="text1"/>
+          <w:sz w:val="32"/>
+          <w:szCs w:val="32"/>
+        </w:rPr>
         <w:t>UC_12</w:t>
       </w:r>
-      <w:bookmarkEnd w:id="66"/>
-      <w:bookmarkEnd w:id="67"/>
+      <w:bookmarkEnd w:id="73"/>
+      <w:bookmarkEnd w:id="74"/>
     </w:p>
     <w:p>
       <w:pPr>
@@ -18376,7 +19815,7 @@
                     </pic:cNvPicPr>
                   </pic:nvPicPr>
                   <pic:blipFill>
-                    <a:blip r:embed="rId30">
+                    <a:blip r:embed="rId39">
                       <a:extLst>
                         <a:ext uri="{28A0092B-C50C-407E-A947-70E740481C1C}">
                           <a14:useLocalDpi xmlns:a14="http://schemas.microsoft.com/office/drawing/2010/main" val="0"/>
@@ -18508,8 +19947,8 @@
                 <w:color w:val="000000" w:themeColor="text1"/>
               </w:rPr>
             </w:pPr>
-            <w:bookmarkStart w:id="68" w:name="_Toc117977254"/>
-            <w:bookmarkStart w:id="69" w:name="_Toc118734249"/>
+            <w:bookmarkStart w:id="75" w:name="_Toc117977254"/>
+            <w:bookmarkStart w:id="76" w:name="_Toc118823102"/>
             <w:r>
               <w:rPr>
                 <w:color w:val="000000" w:themeColor="text1"/>
@@ -18517,8 +19956,8 @@
               </w:rPr>
               <w:t>Aggiungi articolo.</w:t>
             </w:r>
-            <w:bookmarkEnd w:id="68"/>
-            <w:bookmarkEnd w:id="69"/>
+            <w:bookmarkEnd w:id="75"/>
+            <w:bookmarkEnd w:id="76"/>
           </w:p>
         </w:tc>
       </w:tr>
@@ -18557,6 +19996,7 @@
                 <w:color w:val="FFFFFF"/>
                 <w:u w:color="FFFFFF"/>
               </w:rPr>
+              <w:lastRenderedPageBreak/>
               <w:t>Descrizione</w:t>
             </w:r>
           </w:p>
@@ -18959,7 +20399,6 @@
                 <w:sz w:val="22"/>
                 <w:szCs w:val="22"/>
               </w:rPr>
-              <w:lastRenderedPageBreak/>
               <w:t xml:space="preserve"> L’amministratore seleziona la funzione: “aggiungi articolo”.</w:t>
             </w:r>
           </w:p>
@@ -19596,7 +21035,7 @@
           <w:szCs w:val="32"/>
         </w:rPr>
       </w:pPr>
-      <w:bookmarkStart w:id="70" w:name="_Toc118734250"/>
+      <w:bookmarkStart w:id="77" w:name="_Toc118823103"/>
       <w:r>
         <w:rPr>
           <w:rFonts w:ascii="Times New Roman" w:hAnsi="Times New Roman" w:cs="Times New Roman"/>
@@ -19608,86 +21047,23 @@
         </w:rPr>
         <w:t>SD_12</w:t>
       </w:r>
-      <w:bookmarkEnd w:id="70"/>
+      <w:bookmarkEnd w:id="77"/>
     </w:p>
     <w:p>
-      <w:r>
+      <w:pPr>
         <w:rPr>
           <w:b/>
           <w:bCs/>
-          <w:noProof/>
           <w:sz w:val="32"/>
           <w:szCs w:val="32"/>
         </w:rPr>
+      </w:pPr>
+      <w:r>
+        <w:rPr>
+          <w:noProof/>
+        </w:rPr>
         <w:drawing>
-          <wp:anchor distT="0" distB="0" distL="114300" distR="114300" simplePos="0" relativeHeight="251665408" behindDoc="0" locked="0" layoutInCell="1" allowOverlap="1" wp14:anchorId="7B48005A" wp14:editId="4C90F559">
-            <wp:simplePos x="0" y="0"/>
-            <wp:positionH relativeFrom="column">
-              <wp:posOffset>-662940</wp:posOffset>
-            </wp:positionH>
-            <wp:positionV relativeFrom="paragraph">
-              <wp:posOffset>1808480</wp:posOffset>
-            </wp:positionV>
-            <wp:extent cx="7367905" cy="1545590"/>
-            <wp:effectExtent l="0" t="0" r="0" b="0"/>
-            <wp:wrapSquare wrapText="bothSides"/>
-            <wp:docPr id="11" name="Immagine 11"/>
-            <wp:cNvGraphicFramePr>
-              <a:graphicFrameLocks xmlns:a="http://schemas.openxmlformats.org/drawingml/2006/main" noChangeAspect="1"/>
-            </wp:cNvGraphicFramePr>
-            <a:graphic xmlns:a="http://schemas.openxmlformats.org/drawingml/2006/main">
-              <a:graphicData uri="http://schemas.openxmlformats.org/drawingml/2006/picture">
-                <pic:pic xmlns:pic="http://schemas.openxmlformats.org/drawingml/2006/picture">
-                  <pic:nvPicPr>
-                    <pic:cNvPr id="0" name="Picture 1"/>
-                    <pic:cNvPicPr>
-                      <a:picLocks noChangeAspect="1" noChangeArrowheads="1"/>
-                    </pic:cNvPicPr>
-                  </pic:nvPicPr>
-                  <pic:blipFill>
-                    <a:blip r:embed="rId31" cstate="print">
-                      <a:extLst>
-                        <a:ext uri="{28A0092B-C50C-407E-A947-70E740481C1C}">
-                          <a14:useLocalDpi xmlns:a14="http://schemas.microsoft.com/office/drawing/2010/main" val="0"/>
-                        </a:ext>
-                      </a:extLst>
-                    </a:blip>
-                    <a:srcRect/>
-                    <a:stretch>
-                      <a:fillRect/>
-                    </a:stretch>
-                  </pic:blipFill>
-                  <pic:spPr bwMode="auto">
-                    <a:xfrm>
-                      <a:off x="0" y="0"/>
-                      <a:ext cx="7367905" cy="1545590"/>
-                    </a:xfrm>
-                    <a:prstGeom prst="rect">
-                      <a:avLst/>
-                    </a:prstGeom>
-                    <a:noFill/>
-                    <a:ln>
-                      <a:noFill/>
-                    </a:ln>
-                  </pic:spPr>
-                </pic:pic>
-              </a:graphicData>
-            </a:graphic>
-            <wp14:sizeRelH relativeFrom="margin">
-              <wp14:pctWidth>0</wp14:pctWidth>
-            </wp14:sizeRelH>
-            <wp14:sizeRelV relativeFrom="margin">
-              <wp14:pctHeight>0</wp14:pctHeight>
-            </wp14:sizeRelV>
-          </wp:anchor>
-        </w:drawing>
-      </w:r>
-      <w:r>
-        <w:rPr>
-          <w:noProof/>
-        </w:rPr>
-        <w:drawing>
-          <wp:inline distT="0" distB="0" distL="0" distR="0" wp14:anchorId="543B9A4C" wp14:editId="00725F40">
+          <wp:inline distT="0" distB="0" distL="0" distR="0" wp14:anchorId="7FF29E54" wp14:editId="19B0FF6B">
             <wp:extent cx="6116320" cy="1783080"/>
             <wp:effectExtent l="0" t="0" r="0" b="0"/>
             <wp:docPr id="19" name="Immagine 19"/>
@@ -19704,7 +21080,7 @@
                     </pic:cNvPicPr>
                   </pic:nvPicPr>
                   <pic:blipFill>
-                    <a:blip r:embed="rId32">
+                    <a:blip r:embed="rId40">
                       <a:extLst>
                         <a:ext uri="{28A0092B-C50C-407E-A947-70E740481C1C}">
                           <a14:useLocalDpi xmlns:a14="http://schemas.microsoft.com/office/drawing/2010/main" val="0"/>
@@ -19737,6 +21113,169 @@
       </w:r>
     </w:p>
     <w:p>
+      <w:r>
+        <w:rPr>
+          <w:b/>
+          <w:bCs/>
+          <w:noProof/>
+          <w:sz w:val="32"/>
+          <w:szCs w:val="32"/>
+        </w:rPr>
+        <w:lastRenderedPageBreak/>
+        <w:drawing>
+          <wp:inline distT="0" distB="0" distL="0" distR="0" wp14:anchorId="7B48005A" wp14:editId="0762CDC3">
+            <wp:extent cx="6035040" cy="1265990"/>
+            <wp:effectExtent l="0" t="0" r="0" b="0"/>
+            <wp:docPr id="11" name="Immagine 11"/>
+            <wp:cNvGraphicFramePr>
+              <a:graphicFrameLocks xmlns:a="http://schemas.openxmlformats.org/drawingml/2006/main" noChangeAspect="1"/>
+            </wp:cNvGraphicFramePr>
+            <a:graphic xmlns:a="http://schemas.openxmlformats.org/drawingml/2006/main">
+              <a:graphicData uri="http://schemas.openxmlformats.org/drawingml/2006/picture">
+                <pic:pic xmlns:pic="http://schemas.openxmlformats.org/drawingml/2006/picture">
+                  <pic:nvPicPr>
+                    <pic:cNvPr id="0" name="Picture 1"/>
+                    <pic:cNvPicPr>
+                      <a:picLocks noChangeAspect="1" noChangeArrowheads="1"/>
+                    </pic:cNvPicPr>
+                  </pic:nvPicPr>
+                  <pic:blipFill>
+                    <a:blip r:embed="rId41" cstate="print">
+                      <a:extLst>
+                        <a:ext uri="{28A0092B-C50C-407E-A947-70E740481C1C}">
+                          <a14:useLocalDpi xmlns:a14="http://schemas.microsoft.com/office/drawing/2010/main" val="0"/>
+                        </a:ext>
+                      </a:extLst>
+                    </a:blip>
+                    <a:srcRect/>
+                    <a:stretch>
+                      <a:fillRect/>
+                    </a:stretch>
+                  </pic:blipFill>
+                  <pic:spPr bwMode="auto">
+                    <a:xfrm>
+                      <a:off x="0" y="0"/>
+                      <a:ext cx="6118421" cy="1283481"/>
+                    </a:xfrm>
+                    <a:prstGeom prst="rect">
+                      <a:avLst/>
+                    </a:prstGeom>
+                    <a:noFill/>
+                    <a:ln>
+                      <a:noFill/>
+                    </a:ln>
+                  </pic:spPr>
+                </pic:pic>
+              </a:graphicData>
+            </a:graphic>
+          </wp:inline>
+        </w:drawing>
+      </w:r>
+    </w:p>
+    <w:p>
+      <w:pPr>
+        <w:pStyle w:val="Titolo2"/>
+        <w:rPr>
+          <w:rFonts w:ascii="Times New Roman" w:hAnsi="Times New Roman" w:cs="Times New Roman"/>
+          <w:b/>
+          <w:bCs/>
+          <w:color w:val="000000" w:themeColor="text1"/>
+          <w:sz w:val="32"/>
+          <w:szCs w:val="32"/>
+        </w:rPr>
+      </w:pPr>
+      <w:bookmarkStart w:id="78" w:name="_Toc118823104"/>
+      <w:r>
+        <w:rPr>
+          <w:rFonts w:ascii="Times New Roman" w:hAnsi="Times New Roman" w:cs="Times New Roman"/>
+          <w:b/>
+          <w:bCs/>
+          <w:color w:val="000000" w:themeColor="text1"/>
+          <w:sz w:val="32"/>
+          <w:szCs w:val="32"/>
+        </w:rPr>
+        <w:t>SD</w:t>
+      </w:r>
+      <w:r>
+        <w:rPr>
+          <w:rFonts w:ascii="Times New Roman" w:hAnsi="Times New Roman" w:cs="Times New Roman"/>
+          <w:b/>
+          <w:bCs/>
+          <w:color w:val="000000" w:themeColor="text1"/>
+          <w:sz w:val="32"/>
+          <w:szCs w:val="32"/>
+        </w:rPr>
+        <w:t>_</w:t>
+      </w:r>
+      <w:r>
+        <w:rPr>
+          <w:rFonts w:ascii="Times New Roman" w:hAnsi="Times New Roman" w:cs="Times New Roman"/>
+          <w:b/>
+          <w:bCs/>
+          <w:color w:val="000000" w:themeColor="text1"/>
+          <w:sz w:val="32"/>
+          <w:szCs w:val="32"/>
+        </w:rPr>
+        <w:t>12F</w:t>
+      </w:r>
+      <w:bookmarkEnd w:id="78"/>
+    </w:p>
+    <w:p>
+      <w:r>
+        <w:rPr>
+          <w:noProof/>
+        </w:rPr>
+        <w:drawing>
+          <wp:inline distT="0" distB="0" distL="0" distR="0" wp14:anchorId="28D320AC" wp14:editId="03FE8998">
+            <wp:extent cx="6111240" cy="1440180"/>
+            <wp:effectExtent l="0" t="0" r="0" b="0"/>
+            <wp:docPr id="30" name="Immagine 30"/>
+            <wp:cNvGraphicFramePr>
+              <a:graphicFrameLocks xmlns:a="http://schemas.openxmlformats.org/drawingml/2006/main" noChangeAspect="1"/>
+            </wp:cNvGraphicFramePr>
+            <a:graphic xmlns:a="http://schemas.openxmlformats.org/drawingml/2006/main">
+              <a:graphicData uri="http://schemas.openxmlformats.org/drawingml/2006/picture">
+                <pic:pic xmlns:pic="http://schemas.openxmlformats.org/drawingml/2006/picture">
+                  <pic:nvPicPr>
+                    <pic:cNvPr id="0" name="Picture 11"/>
+                    <pic:cNvPicPr>
+                      <a:picLocks noChangeAspect="1" noChangeArrowheads="1"/>
+                    </pic:cNvPicPr>
+                  </pic:nvPicPr>
+                  <pic:blipFill>
+                    <a:blip r:embed="rId42" cstate="print">
+                      <a:extLst>
+                        <a:ext uri="{28A0092B-C50C-407E-A947-70E740481C1C}">
+                          <a14:useLocalDpi xmlns:a14="http://schemas.microsoft.com/office/drawing/2010/main" val="0"/>
+                        </a:ext>
+                      </a:extLst>
+                    </a:blip>
+                    <a:srcRect/>
+                    <a:stretch>
+                      <a:fillRect/>
+                    </a:stretch>
+                  </pic:blipFill>
+                  <pic:spPr bwMode="auto">
+                    <a:xfrm>
+                      <a:off x="0" y="0"/>
+                      <a:ext cx="6111240" cy="1440180"/>
+                    </a:xfrm>
+                    <a:prstGeom prst="rect">
+                      <a:avLst/>
+                    </a:prstGeom>
+                    <a:noFill/>
+                    <a:ln>
+                      <a:noFill/>
+                    </a:ln>
+                  </pic:spPr>
+                </pic:pic>
+              </a:graphicData>
+            </a:graphic>
+          </wp:inline>
+        </w:drawing>
+      </w:r>
+    </w:p>
+    <w:p>
       <w:pPr>
         <w:rPr>
           <w:u w:val="single"/>
@@ -19744,7 +21283,7 @@
       </w:pPr>
     </w:p>
     <w:sectPr>
-      <w:footerReference w:type="default" r:id="rId33"/>
+      <w:footerReference w:type="default" r:id="rId43"/>
       <w:pgSz w:w="11906" w:h="16838"/>
       <w:pgMar w:top="1417" w:right="1134" w:bottom="1134" w:left="1134" w:header="708" w:footer="708" w:gutter="0"/>
       <w:cols w:space="708"/>

--- a/Deliverables/Edil CommerceDesign_RAD.docx
+++ b/Deliverables/Edil CommerceDesign_RAD.docx
@@ -111,6 +111,7 @@
           <w:lang w:val="en-GB"/>
         </w:rPr>
       </w:pPr>
+      <w:proofErr w:type="spellStart"/>
       <w:r>
         <w:rPr>
           <w:rFonts w:ascii="Arial" w:hAnsi="Arial"/>
@@ -118,8 +119,9 @@
           <w:sz w:val="36"/>
           <w:lang w:val="en-GB"/>
         </w:rPr>
-        <w:t>Edil CommerceDesign</w:t>
+        <w:t>Edil</w:t>
       </w:r>
+      <w:proofErr w:type="spellEnd"/>
       <w:r>
         <w:rPr>
           <w:rFonts w:ascii="Arial" w:hAnsi="Arial"/>
@@ -127,8 +129,9 @@
           <w:sz w:val="36"/>
           <w:lang w:val="en-GB"/>
         </w:rPr>
-        <w:br/>
+        <w:t xml:space="preserve"> </w:t>
       </w:r>
+      <w:proofErr w:type="spellStart"/>
       <w:r>
         <w:rPr>
           <w:rFonts w:ascii="Arial" w:hAnsi="Arial"/>
@@ -136,8 +139,9 @@
           <w:sz w:val="36"/>
           <w:lang w:val="en-GB"/>
         </w:rPr>
-        <w:t>Requirements Analysis Document</w:t>
+        <w:t>CommerceDesign</w:t>
       </w:r>
+      <w:proofErr w:type="spellEnd"/>
       <w:r>
         <w:rPr>
           <w:rFonts w:ascii="Arial" w:hAnsi="Arial"/>
@@ -146,7 +150,44 @@
           <w:lang w:val="en-GB"/>
         </w:rPr>
         <w:br/>
-        <w:t>Versione 1.0</w:t>
+      </w:r>
+      <w:r>
+        <w:rPr>
+          <w:rFonts w:ascii="Arial" w:hAnsi="Arial"/>
+          <w:b/>
+          <w:sz w:val="36"/>
+          <w:lang w:val="en-GB"/>
+        </w:rPr>
+        <w:t>Requirements Analysis Document</w:t>
+      </w:r>
+      <w:r>
+        <w:rPr>
+          <w:rFonts w:ascii="Arial" w:hAnsi="Arial"/>
+          <w:b/>
+          <w:sz w:val="36"/>
+          <w:lang w:val="en-GB"/>
+        </w:rPr>
+        <w:br/>
+      </w:r>
+      <w:proofErr w:type="spellStart"/>
+      <w:r>
+        <w:rPr>
+          <w:rFonts w:ascii="Arial" w:hAnsi="Arial"/>
+          <w:b/>
+          <w:sz w:val="36"/>
+          <w:lang w:val="en-GB"/>
+        </w:rPr>
+        <w:t>Versione</w:t>
+      </w:r>
+      <w:proofErr w:type="spellEnd"/>
+      <w:r>
+        <w:rPr>
+          <w:rFonts w:ascii="Arial" w:hAnsi="Arial"/>
+          <w:b/>
+          <w:sz w:val="36"/>
+          <w:lang w:val="en-GB"/>
+        </w:rPr>
+        <w:t xml:space="preserve"> 1.0</w:t>
       </w:r>
       <w:r>
         <w:rPr>
@@ -525,6 +566,15 @@
     </w:p>
     <w:sdt>
       <w:sdtPr>
+        <w:rPr>
+          <w:rFonts w:ascii="Times New Roman" w:eastAsia="Lucida Sans Unicode" w:hAnsi="Times New Roman" w:cs="Times New Roman"/>
+          <w:color w:val="0563C1" w:themeColor="hyperlink"/>
+          <w:kern w:val="1"/>
+          <w:sz w:val="24"/>
+          <w:szCs w:val="24"/>
+          <w:u w:val="single"/>
+          <w:lang w:eastAsia="en-US"/>
+        </w:rPr>
         <w:id w:val="-1023785649"/>
         <w:docPartObj>
           <w:docPartGallery w:val="Table of Contents"/>
@@ -533,14 +583,10 @@
       </w:sdtPr>
       <w:sdtEndPr>
         <w:rPr>
-          <w:rFonts w:ascii="Times New Roman" w:eastAsia="Lucida Sans Unicode" w:hAnsi="Times New Roman" w:cs="Times New Roman"/>
           <w:b/>
           <w:bCs/>
           <w:color w:val="auto"/>
-          <w:kern w:val="1"/>
-          <w:sz w:val="24"/>
-          <w:szCs w:val="24"/>
-          <w:lang w:eastAsia="en-US"/>
+          <w:u w:val="none"/>
         </w:rPr>
       </w:sdtEndPr>
       <w:sdtContent>
@@ -576,7 +622,7 @@
           <w:r>
             <w:fldChar w:fldCharType="separate"/>
           </w:r>
-          <w:hyperlink w:anchor="_Toc118823058" w:history="1">
+          <w:hyperlink w:anchor="_Toc118879515" w:history="1">
             <w:r>
               <w:rPr>
                 <w:rStyle w:val="Collegamentoipertestuale"/>
@@ -605,7 +651,7 @@
                 <w:noProof/>
                 <w:webHidden/>
               </w:rPr>
-              <w:instrText xml:space="preserve"> PAGEREF _Toc118823058 \h </w:instrText>
+              <w:instrText xml:space="preserve"> PAGEREF _Toc118879515 \h </w:instrText>
             </w:r>
             <w:r>
               <w:rPr>
@@ -652,7 +698,7 @@
               <w:lang w:eastAsia="it-IT"/>
             </w:rPr>
           </w:pPr>
-          <w:hyperlink w:anchor="_Toc118823059" w:history="1">
+          <w:hyperlink w:anchor="_Toc118879516" w:history="1">
             <w:r>
               <w:rPr>
                 <w:rStyle w:val="Collegamentoipertestuale"/>
@@ -701,7 +747,7 @@
                 <w:noProof/>
                 <w:webHidden/>
               </w:rPr>
-              <w:instrText xml:space="preserve"> PAGEREF _Toc118823059 \h </w:instrText>
+              <w:instrText xml:space="preserve"> PAGEREF _Toc118879516 \h </w:instrText>
             </w:r>
             <w:r>
               <w:rPr>
@@ -747,7 +793,7 @@
               <w:lang w:eastAsia="it-IT"/>
             </w:rPr>
           </w:pPr>
-          <w:hyperlink w:anchor="_Toc118823060" w:history="1">
+          <w:hyperlink w:anchor="_Toc118879517" w:history="1">
             <w:r>
               <w:rPr>
                 <w:rStyle w:val="Collegamentoipertestuale"/>
@@ -777,7 +823,7 @@
                 <w:noProof/>
                 <w:webHidden/>
               </w:rPr>
-              <w:instrText xml:space="preserve"> PAGEREF _Toc118823060 \h </w:instrText>
+              <w:instrText xml:space="preserve"> PAGEREF _Toc118879517 \h </w:instrText>
             </w:r>
             <w:r>
               <w:rPr>
@@ -823,7 +869,7 @@
               <w:lang w:eastAsia="it-IT"/>
             </w:rPr>
           </w:pPr>
-          <w:hyperlink w:anchor="_Toc118823061" w:history="1">
+          <w:hyperlink w:anchor="_Toc118879518" w:history="1">
             <w:r>
               <w:rPr>
                 <w:rStyle w:val="Collegamentoipertestuale"/>
@@ -852,7 +898,7 @@
                 <w:noProof/>
                 <w:webHidden/>
               </w:rPr>
-              <w:instrText xml:space="preserve"> PAGEREF _Toc118823061 \h </w:instrText>
+              <w:instrText xml:space="preserve"> PAGEREF _Toc118879518 \h </w:instrText>
             </w:r>
             <w:r>
               <w:rPr>
@@ -898,7 +944,7 @@
               <w:lang w:eastAsia="it-IT"/>
             </w:rPr>
           </w:pPr>
-          <w:hyperlink w:anchor="_Toc118823062" w:history="1">
+          <w:hyperlink w:anchor="_Toc118879519" w:history="1">
             <w:r>
               <w:rPr>
                 <w:rStyle w:val="Collegamentoipertestuale"/>
@@ -927,7 +973,7 @@
                 <w:noProof/>
                 <w:webHidden/>
               </w:rPr>
-              <w:instrText xml:space="preserve"> PAGEREF _Toc118823062 \h </w:instrText>
+              <w:instrText xml:space="preserve"> PAGEREF _Toc118879519 \h </w:instrText>
             </w:r>
             <w:r>
               <w:rPr>
@@ -973,7 +1019,7 @@
               <w:lang w:eastAsia="it-IT"/>
             </w:rPr>
           </w:pPr>
-          <w:hyperlink w:anchor="_Toc118823063" w:history="1">
+          <w:hyperlink w:anchor="_Toc118879520" w:history="1">
             <w:r>
               <w:rPr>
                 <w:rStyle w:val="Collegamentoipertestuale"/>
@@ -1003,7 +1049,7 @@
                 <w:noProof/>
                 <w:webHidden/>
               </w:rPr>
-              <w:instrText xml:space="preserve"> PAGEREF _Toc118823063 \h </w:instrText>
+              <w:instrText xml:space="preserve"> PAGEREF _Toc118879520 \h </w:instrText>
             </w:r>
             <w:r>
               <w:rPr>
@@ -1049,7 +1095,7 @@
               <w:lang w:eastAsia="it-IT"/>
             </w:rPr>
           </w:pPr>
-          <w:hyperlink w:anchor="_Toc118823064" w:history="1">
+          <w:hyperlink w:anchor="_Toc118879521" w:history="1">
             <w:r>
               <w:rPr>
                 <w:rStyle w:val="Collegamentoipertestuale"/>
@@ -1079,7 +1125,7 @@
                 <w:noProof/>
                 <w:webHidden/>
               </w:rPr>
-              <w:instrText xml:space="preserve"> PAGEREF _Toc118823064 \h </w:instrText>
+              <w:instrText xml:space="preserve"> PAGEREF _Toc118879521 \h </w:instrText>
             </w:r>
             <w:r>
               <w:rPr>
@@ -1125,7 +1171,7 @@
               <w:lang w:eastAsia="it-IT"/>
             </w:rPr>
           </w:pPr>
-          <w:hyperlink w:anchor="_Toc118823065" w:history="1">
+          <w:hyperlink w:anchor="_Toc118879522" w:history="1">
             <w:r>
               <w:rPr>
                 <w:rStyle w:val="Collegamentoipertestuale"/>
@@ -1153,7 +1199,7 @@
                 <w:noProof/>
                 <w:webHidden/>
               </w:rPr>
-              <w:instrText xml:space="preserve"> PAGEREF _Toc118823065 \h </w:instrText>
+              <w:instrText xml:space="preserve"> PAGEREF _Toc118879522 \h </w:instrText>
             </w:r>
             <w:r>
               <w:rPr>
@@ -1199,7 +1245,7 @@
               <w:lang w:eastAsia="it-IT"/>
             </w:rPr>
           </w:pPr>
-          <w:hyperlink w:anchor="_Toc118823066" w:history="1">
+          <w:hyperlink w:anchor="_Toc118879523" w:history="1">
             <w:r>
               <w:rPr>
                 <w:rStyle w:val="Collegamentoipertestuale"/>
@@ -1228,7 +1274,7 @@
                 <w:noProof/>
                 <w:webHidden/>
               </w:rPr>
-              <w:instrText xml:space="preserve"> PAGEREF _Toc118823066 \h </w:instrText>
+              <w:instrText xml:space="preserve"> PAGEREF _Toc118879523 \h </w:instrText>
             </w:r>
             <w:r>
               <w:rPr>
@@ -1274,7 +1320,7 @@
               <w:lang w:eastAsia="it-IT"/>
             </w:rPr>
           </w:pPr>
-          <w:hyperlink w:anchor="_Toc118823067" w:history="1">
+          <w:hyperlink w:anchor="_Toc118879524" w:history="1">
             <w:r>
               <w:rPr>
                 <w:rStyle w:val="Collegamentoipertestuale"/>
@@ -1303,7 +1349,7 @@
                 <w:noProof/>
                 <w:webHidden/>
               </w:rPr>
-              <w:instrText xml:space="preserve"> PAGEREF _Toc118823067 \h </w:instrText>
+              <w:instrText xml:space="preserve"> PAGEREF _Toc118879524 \h </w:instrText>
             </w:r>
             <w:r>
               <w:rPr>
@@ -1349,7 +1395,7 @@
               <w:lang w:eastAsia="it-IT"/>
             </w:rPr>
           </w:pPr>
-          <w:hyperlink w:anchor="_Toc118823068" w:history="1">
+          <w:hyperlink w:anchor="_Toc118879525" w:history="1">
             <w:r>
               <w:rPr>
                 <w:rStyle w:val="Collegamentoipertestuale"/>
@@ -1377,7 +1423,7 @@
                 <w:noProof/>
                 <w:webHidden/>
               </w:rPr>
-              <w:instrText xml:space="preserve"> PAGEREF _Toc118823068 \h </w:instrText>
+              <w:instrText xml:space="preserve"> PAGEREF _Toc118879525 \h </w:instrText>
             </w:r>
             <w:r>
               <w:rPr>
@@ -1423,7 +1469,7 @@
               <w:lang w:eastAsia="it-IT"/>
             </w:rPr>
           </w:pPr>
-          <w:hyperlink w:anchor="_Toc118823069" w:history="1">
+          <w:hyperlink w:anchor="_Toc118879526" w:history="1">
             <w:r>
               <w:rPr>
                 <w:rStyle w:val="Collegamentoipertestuale"/>
@@ -1452,7 +1498,7 @@
                 <w:noProof/>
                 <w:webHidden/>
               </w:rPr>
-              <w:instrText xml:space="preserve"> PAGEREF _Toc118823069 \h </w:instrText>
+              <w:instrText xml:space="preserve"> PAGEREF _Toc118879526 \h </w:instrText>
             </w:r>
             <w:r>
               <w:rPr>
@@ -1498,7 +1544,7 @@
               <w:lang w:eastAsia="it-IT"/>
             </w:rPr>
           </w:pPr>
-          <w:hyperlink w:anchor="_Toc118823070" w:history="1">
+          <w:hyperlink w:anchor="_Toc118879527" w:history="1">
             <w:r>
               <w:rPr>
                 <w:rStyle w:val="Collegamentoipertestuale"/>
@@ -1527,7 +1573,7 @@
                 <w:noProof/>
                 <w:webHidden/>
               </w:rPr>
-              <w:instrText xml:space="preserve"> PAGEREF _Toc118823070 \h </w:instrText>
+              <w:instrText xml:space="preserve"> PAGEREF _Toc118879527 \h </w:instrText>
             </w:r>
             <w:r>
               <w:rPr>
@@ -1573,7 +1619,7 @@
               <w:lang w:eastAsia="it-IT"/>
             </w:rPr>
           </w:pPr>
-          <w:hyperlink w:anchor="_Toc118823071" w:history="1">
+          <w:hyperlink w:anchor="_Toc118879528" w:history="1">
             <w:r>
               <w:rPr>
                 <w:rStyle w:val="Collegamentoipertestuale"/>
@@ -1601,7 +1647,7 @@
                 <w:noProof/>
                 <w:webHidden/>
               </w:rPr>
-              <w:instrText xml:space="preserve"> PAGEREF _Toc118823071 \h </w:instrText>
+              <w:instrText xml:space="preserve"> PAGEREF _Toc118879528 \h </w:instrText>
             </w:r>
             <w:r>
               <w:rPr>
@@ -1647,7 +1693,7 @@
               <w:lang w:eastAsia="it-IT"/>
             </w:rPr>
           </w:pPr>
-          <w:hyperlink w:anchor="_Toc118823072" w:history="1">
+          <w:hyperlink w:anchor="_Toc118879529" w:history="1">
             <w:r>
               <w:rPr>
                 <w:rStyle w:val="Collegamentoipertestuale"/>
@@ -1676,7 +1722,7 @@
                 <w:noProof/>
                 <w:webHidden/>
               </w:rPr>
-              <w:instrText xml:space="preserve"> PAGEREF _Toc118823072 \h </w:instrText>
+              <w:instrText xml:space="preserve"> PAGEREF _Toc118879529 \h </w:instrText>
             </w:r>
             <w:r>
               <w:rPr>
@@ -1722,7 +1768,7 @@
               <w:lang w:eastAsia="it-IT"/>
             </w:rPr>
           </w:pPr>
-          <w:hyperlink w:anchor="_Toc118823073" w:history="1">
+          <w:hyperlink w:anchor="_Toc118879530" w:history="1">
             <w:r>
               <w:rPr>
                 <w:rStyle w:val="Collegamentoipertestuale"/>
@@ -1751,7 +1797,7 @@
                 <w:noProof/>
                 <w:webHidden/>
               </w:rPr>
-              <w:instrText xml:space="preserve"> PAGEREF _Toc118823073 \h </w:instrText>
+              <w:instrText xml:space="preserve"> PAGEREF _Toc118879530 \h </w:instrText>
             </w:r>
             <w:r>
               <w:rPr>
@@ -1797,7 +1843,7 @@
               <w:lang w:eastAsia="it-IT"/>
             </w:rPr>
           </w:pPr>
-          <w:hyperlink w:anchor="_Toc118823074" w:history="1">
+          <w:hyperlink w:anchor="_Toc118879531" w:history="1">
             <w:r>
               <w:rPr>
                 <w:rStyle w:val="Collegamentoipertestuale"/>
@@ -1826,7 +1872,7 @@
                 <w:noProof/>
                 <w:webHidden/>
               </w:rPr>
-              <w:instrText xml:space="preserve"> PAGEREF _Toc118823074 \h </w:instrText>
+              <w:instrText xml:space="preserve"> PAGEREF _Toc118879531 \h </w:instrText>
             </w:r>
             <w:r>
               <w:rPr>
@@ -1872,7 +1918,7 @@
               <w:lang w:eastAsia="it-IT"/>
             </w:rPr>
           </w:pPr>
-          <w:hyperlink w:anchor="_Toc118823075" w:history="1">
+          <w:hyperlink w:anchor="_Toc118879532" w:history="1">
             <w:r>
               <w:rPr>
                 <w:rStyle w:val="Collegamentoipertestuale"/>
@@ -1900,7 +1946,7 @@
                 <w:noProof/>
                 <w:webHidden/>
               </w:rPr>
-              <w:instrText xml:space="preserve"> PAGEREF _Toc118823075 \h </w:instrText>
+              <w:instrText xml:space="preserve"> PAGEREF _Toc118879532 \h </w:instrText>
             </w:r>
             <w:r>
               <w:rPr>
@@ -1946,7 +1992,7 @@
               <w:lang w:eastAsia="it-IT"/>
             </w:rPr>
           </w:pPr>
-          <w:hyperlink w:anchor="_Toc118823076" w:history="1">
+          <w:hyperlink w:anchor="_Toc118879533" w:history="1">
             <w:r>
               <w:rPr>
                 <w:rStyle w:val="Collegamentoipertestuale"/>
@@ -1975,7 +2021,7 @@
                 <w:noProof/>
                 <w:webHidden/>
               </w:rPr>
-              <w:instrText xml:space="preserve"> PAGEREF _Toc118823076 \h </w:instrText>
+              <w:instrText xml:space="preserve"> PAGEREF _Toc118879533 \h </w:instrText>
             </w:r>
             <w:r>
               <w:rPr>
@@ -2021,7 +2067,7 @@
               <w:lang w:eastAsia="it-IT"/>
             </w:rPr>
           </w:pPr>
-          <w:hyperlink w:anchor="_Toc118823077" w:history="1">
+          <w:hyperlink w:anchor="_Toc118879534" w:history="1">
             <w:r>
               <w:rPr>
                 <w:rStyle w:val="Collegamentoipertestuale"/>
@@ -2050,7 +2096,7 @@
                 <w:noProof/>
                 <w:webHidden/>
               </w:rPr>
-              <w:instrText xml:space="preserve"> PAGEREF _Toc118823077 \h </w:instrText>
+              <w:instrText xml:space="preserve"> PAGEREF _Toc118879534 \h </w:instrText>
             </w:r>
             <w:r>
               <w:rPr>
@@ -2096,7 +2142,7 @@
               <w:lang w:eastAsia="it-IT"/>
             </w:rPr>
           </w:pPr>
-          <w:hyperlink w:anchor="_Toc118823078" w:history="1">
+          <w:hyperlink w:anchor="_Toc118879535" w:history="1">
             <w:r>
               <w:rPr>
                 <w:rStyle w:val="Collegamentoipertestuale"/>
@@ -2125,7 +2171,7 @@
                 <w:noProof/>
                 <w:webHidden/>
               </w:rPr>
-              <w:instrText xml:space="preserve"> PAGEREF _Toc118823078 \h </w:instrText>
+              <w:instrText xml:space="preserve"> PAGEREF _Toc118879535 \h </w:instrText>
             </w:r>
             <w:r>
               <w:rPr>
@@ -2171,7 +2217,7 @@
               <w:lang w:eastAsia="it-IT"/>
             </w:rPr>
           </w:pPr>
-          <w:hyperlink w:anchor="_Toc118823079" w:history="1">
+          <w:hyperlink w:anchor="_Toc118879536" w:history="1">
             <w:r>
               <w:rPr>
                 <w:rStyle w:val="Collegamentoipertestuale"/>
@@ -2199,7 +2245,7 @@
                 <w:noProof/>
                 <w:webHidden/>
               </w:rPr>
-              <w:instrText xml:space="preserve"> PAGEREF _Toc118823079 \h </w:instrText>
+              <w:instrText xml:space="preserve"> PAGEREF _Toc118879536 \h </w:instrText>
             </w:r>
             <w:r>
               <w:rPr>
@@ -2245,7 +2291,7 @@
               <w:lang w:eastAsia="it-IT"/>
             </w:rPr>
           </w:pPr>
-          <w:hyperlink w:anchor="_Toc118823080" w:history="1">
+          <w:hyperlink w:anchor="_Toc118879537" w:history="1">
             <w:r>
               <w:rPr>
                 <w:rStyle w:val="Collegamentoipertestuale"/>
@@ -2274,7 +2320,7 @@
                 <w:noProof/>
                 <w:webHidden/>
               </w:rPr>
-              <w:instrText xml:space="preserve"> PAGEREF _Toc118823080 \h </w:instrText>
+              <w:instrText xml:space="preserve"> PAGEREF _Toc118879537 \h </w:instrText>
             </w:r>
             <w:r>
               <w:rPr>
@@ -2320,7 +2366,7 @@
               <w:lang w:eastAsia="it-IT"/>
             </w:rPr>
           </w:pPr>
-          <w:hyperlink w:anchor="_Toc118823081" w:history="1">
+          <w:hyperlink w:anchor="_Toc118879538" w:history="1">
             <w:r>
               <w:rPr>
                 <w:rStyle w:val="Collegamentoipertestuale"/>
@@ -2349,7 +2395,7 @@
                 <w:noProof/>
                 <w:webHidden/>
               </w:rPr>
-              <w:instrText xml:space="preserve"> PAGEREF _Toc118823081 \h </w:instrText>
+              <w:instrText xml:space="preserve"> PAGEREF _Toc118879538 \h </w:instrText>
             </w:r>
             <w:r>
               <w:rPr>
@@ -2395,7 +2441,7 @@
               <w:lang w:eastAsia="it-IT"/>
             </w:rPr>
           </w:pPr>
-          <w:hyperlink w:anchor="_Toc118823082" w:history="1">
+          <w:hyperlink w:anchor="_Toc118879539" w:history="1">
             <w:r>
               <w:rPr>
                 <w:rStyle w:val="Collegamentoipertestuale"/>
@@ -2425,7 +2471,7 @@
                 <w:noProof/>
                 <w:webHidden/>
               </w:rPr>
-              <w:instrText xml:space="preserve"> PAGEREF _Toc118823082 \h </w:instrText>
+              <w:instrText xml:space="preserve"> PAGEREF _Toc118879539 \h </w:instrText>
             </w:r>
             <w:r>
               <w:rPr>
@@ -2471,7 +2517,7 @@
               <w:lang w:eastAsia="it-IT"/>
             </w:rPr>
           </w:pPr>
-          <w:hyperlink w:anchor="_Toc118823083" w:history="1">
+          <w:hyperlink w:anchor="_Toc118879540" w:history="1">
             <w:r>
               <w:rPr>
                 <w:rStyle w:val="Collegamentoipertestuale"/>
@@ -2500,7 +2546,7 @@
                 <w:noProof/>
                 <w:webHidden/>
               </w:rPr>
-              <w:instrText xml:space="preserve"> PAGEREF _Toc118823083 \h </w:instrText>
+              <w:instrText xml:space="preserve"> PAGEREF _Toc118879540 \h </w:instrText>
             </w:r>
             <w:r>
               <w:rPr>
@@ -2546,7 +2592,7 @@
               <w:lang w:eastAsia="it-IT"/>
             </w:rPr>
           </w:pPr>
-          <w:hyperlink w:anchor="_Toc118823084" w:history="1">
+          <w:hyperlink w:anchor="_Toc118879541" w:history="1">
             <w:r>
               <w:rPr>
                 <w:rStyle w:val="Collegamentoipertestuale"/>
@@ -2575,7 +2621,7 @@
                 <w:noProof/>
                 <w:webHidden/>
               </w:rPr>
-              <w:instrText xml:space="preserve"> PAGEREF _Toc118823084 \h </w:instrText>
+              <w:instrText xml:space="preserve"> PAGEREF _Toc118879541 \h </w:instrText>
             </w:r>
             <w:r>
               <w:rPr>
@@ -2621,7 +2667,7 @@
               <w:lang w:eastAsia="it-IT"/>
             </w:rPr>
           </w:pPr>
-          <w:hyperlink w:anchor="_Toc118823085" w:history="1">
+          <w:hyperlink w:anchor="_Toc118879542" w:history="1">
             <w:r>
               <w:rPr>
                 <w:rStyle w:val="Collegamentoipertestuale"/>
@@ -2649,7 +2695,7 @@
                 <w:noProof/>
                 <w:webHidden/>
               </w:rPr>
-              <w:instrText xml:space="preserve"> PAGEREF _Toc118823085 \h </w:instrText>
+              <w:instrText xml:space="preserve"> PAGEREF _Toc118879542 \h </w:instrText>
             </w:r>
             <w:r>
               <w:rPr>
@@ -2695,7 +2741,7 @@
               <w:lang w:eastAsia="it-IT"/>
             </w:rPr>
           </w:pPr>
-          <w:hyperlink w:anchor="_Toc118823086" w:history="1">
+          <w:hyperlink w:anchor="_Toc118879543" w:history="1">
             <w:r>
               <w:rPr>
                 <w:rStyle w:val="Collegamentoipertestuale"/>
@@ -2724,7 +2770,7 @@
                 <w:noProof/>
                 <w:webHidden/>
               </w:rPr>
-              <w:instrText xml:space="preserve"> PAGEREF _Toc118823086 \h </w:instrText>
+              <w:instrText xml:space="preserve"> PAGEREF _Toc118879543 \h </w:instrText>
             </w:r>
             <w:r>
               <w:rPr>
@@ -2770,7 +2816,7 @@
               <w:lang w:eastAsia="it-IT"/>
             </w:rPr>
           </w:pPr>
-          <w:hyperlink w:anchor="_Toc118823087" w:history="1">
+          <w:hyperlink w:anchor="_Toc118879544" w:history="1">
             <w:r>
               <w:rPr>
                 <w:rStyle w:val="Collegamentoipertestuale"/>
@@ -2799,7 +2845,7 @@
                 <w:noProof/>
                 <w:webHidden/>
               </w:rPr>
-              <w:instrText xml:space="preserve"> PAGEREF _Toc118823087 \h </w:instrText>
+              <w:instrText xml:space="preserve"> PAGEREF _Toc118879544 \h </w:instrText>
             </w:r>
             <w:r>
               <w:rPr>
@@ -2845,7 +2891,7 @@
               <w:lang w:eastAsia="it-IT"/>
             </w:rPr>
           </w:pPr>
-          <w:hyperlink w:anchor="_Toc118823088" w:history="1">
+          <w:hyperlink w:anchor="_Toc118879545" w:history="1">
             <w:r>
               <w:rPr>
                 <w:rStyle w:val="Collegamentoipertestuale"/>
@@ -2882,7 +2928,7 @@
                 <w:noProof/>
                 <w:webHidden/>
               </w:rPr>
-              <w:instrText xml:space="preserve"> PAGEREF _Toc118823088 \h </w:instrText>
+              <w:instrText xml:space="preserve"> PAGEREF _Toc118879545 \h </w:instrText>
             </w:r>
             <w:r>
               <w:rPr>
@@ -2928,7 +2974,7 @@
               <w:lang w:eastAsia="it-IT"/>
             </w:rPr>
           </w:pPr>
-          <w:hyperlink w:anchor="_Toc118823089" w:history="1">
+          <w:hyperlink w:anchor="_Toc118879546" w:history="1">
             <w:r>
               <w:rPr>
                 <w:rStyle w:val="Collegamentoipertestuale"/>
@@ -2957,7 +3003,7 @@
                 <w:noProof/>
                 <w:webHidden/>
               </w:rPr>
-              <w:instrText xml:space="preserve"> PAGEREF _Toc118823089 \h </w:instrText>
+              <w:instrText xml:space="preserve"> PAGEREF _Toc118879546 \h </w:instrText>
             </w:r>
             <w:r>
               <w:rPr>
@@ -3003,7 +3049,7 @@
               <w:lang w:eastAsia="it-IT"/>
             </w:rPr>
           </w:pPr>
-          <w:hyperlink w:anchor="_Toc118823090" w:history="1">
+          <w:hyperlink w:anchor="_Toc118879547" w:history="1">
             <w:r>
               <w:rPr>
                 <w:rStyle w:val="Collegamentoipertestuale"/>
@@ -3032,7 +3078,7 @@
                 <w:noProof/>
                 <w:webHidden/>
               </w:rPr>
-              <w:instrText xml:space="preserve"> PAGEREF _Toc118823090 \h </w:instrText>
+              <w:instrText xml:space="preserve"> PAGEREF _Toc118879547 \h </w:instrText>
             </w:r>
             <w:r>
               <w:rPr>
@@ -3078,7 +3124,7 @@
               <w:lang w:eastAsia="it-IT"/>
             </w:rPr>
           </w:pPr>
-          <w:hyperlink w:anchor="_Toc118823091" w:history="1">
+          <w:hyperlink w:anchor="_Toc118879548" w:history="1">
             <w:r>
               <w:rPr>
                 <w:rStyle w:val="Collegamentoipertestuale"/>
@@ -3108,7 +3154,7 @@
                 <w:noProof/>
                 <w:webHidden/>
               </w:rPr>
-              <w:instrText xml:space="preserve"> PAGEREF _Toc118823091 \h </w:instrText>
+              <w:instrText xml:space="preserve"> PAGEREF _Toc118879548 \h </w:instrText>
             </w:r>
             <w:r>
               <w:rPr>
@@ -3154,7 +3200,7 @@
               <w:lang w:eastAsia="it-IT"/>
             </w:rPr>
           </w:pPr>
-          <w:hyperlink w:anchor="_Toc118823092" w:history="1">
+          <w:hyperlink w:anchor="_Toc118879549" w:history="1">
             <w:r>
               <w:rPr>
                 <w:rStyle w:val="Collegamentoipertestuale"/>
@@ -3183,7 +3229,7 @@
                 <w:noProof/>
                 <w:webHidden/>
               </w:rPr>
-              <w:instrText xml:space="preserve"> PAGEREF _Toc118823092 \h </w:instrText>
+              <w:instrText xml:space="preserve"> PAGEREF _Toc118879549 \h </w:instrText>
             </w:r>
             <w:r>
               <w:rPr>
@@ -3229,7 +3275,7 @@
               <w:lang w:eastAsia="it-IT"/>
             </w:rPr>
           </w:pPr>
-          <w:hyperlink w:anchor="_Toc118823093" w:history="1">
+          <w:hyperlink w:anchor="_Toc118879550" w:history="1">
             <w:r>
               <w:rPr>
                 <w:rStyle w:val="Collegamentoipertestuale"/>
@@ -3258,7 +3304,7 @@
                 <w:noProof/>
                 <w:webHidden/>
               </w:rPr>
-              <w:instrText xml:space="preserve"> PAGEREF _Toc118823093 \h </w:instrText>
+              <w:instrText xml:space="preserve"> PAGEREF _Toc118879550 \h </w:instrText>
             </w:r>
             <w:r>
               <w:rPr>
@@ -3304,7 +3350,7 @@
               <w:lang w:eastAsia="it-IT"/>
             </w:rPr>
           </w:pPr>
-          <w:hyperlink w:anchor="_Toc118823094" w:history="1">
+          <w:hyperlink w:anchor="_Toc118879551" w:history="1">
             <w:r>
               <w:rPr>
                 <w:rStyle w:val="Collegamentoipertestuale"/>
@@ -3333,7 +3379,7 @@
                 <w:noProof/>
                 <w:webHidden/>
               </w:rPr>
-              <w:instrText xml:space="preserve"> PAGEREF _Toc118823094 \h </w:instrText>
+              <w:instrText xml:space="preserve"> PAGEREF _Toc118879551 \h </w:instrText>
             </w:r>
             <w:r>
               <w:rPr>
@@ -3379,7 +3425,7 @@
               <w:lang w:eastAsia="it-IT"/>
             </w:rPr>
           </w:pPr>
-          <w:hyperlink w:anchor="_Toc118823095" w:history="1">
+          <w:hyperlink w:anchor="_Toc118879552" w:history="1">
             <w:r>
               <w:rPr>
                 <w:rStyle w:val="Collegamentoipertestuale"/>
@@ -3407,7 +3453,7 @@
                 <w:noProof/>
                 <w:webHidden/>
               </w:rPr>
-              <w:instrText xml:space="preserve"> PAGEREF _Toc118823095 \h </w:instrText>
+              <w:instrText xml:space="preserve"> PAGEREF _Toc118879552 \h </w:instrText>
             </w:r>
             <w:r>
               <w:rPr>
@@ -3453,7 +3499,7 @@
               <w:lang w:eastAsia="it-IT"/>
             </w:rPr>
           </w:pPr>
-          <w:hyperlink w:anchor="_Toc118823096" w:history="1">
+          <w:hyperlink w:anchor="_Toc118879553" w:history="1">
             <w:r>
               <w:rPr>
                 <w:rStyle w:val="Collegamentoipertestuale"/>
@@ -3482,7 +3528,7 @@
                 <w:noProof/>
                 <w:webHidden/>
               </w:rPr>
-              <w:instrText xml:space="preserve"> PAGEREF _Toc118823096 \h </w:instrText>
+              <w:instrText xml:space="preserve"> PAGEREF _Toc118879553 \h </w:instrText>
             </w:r>
             <w:r>
               <w:rPr>
@@ -3528,7 +3574,7 @@
               <w:lang w:eastAsia="it-IT"/>
             </w:rPr>
           </w:pPr>
-          <w:hyperlink w:anchor="_Toc118823097" w:history="1">
+          <w:hyperlink w:anchor="_Toc118879554" w:history="1">
             <w:r>
               <w:rPr>
                 <w:rStyle w:val="Collegamentoipertestuale"/>
@@ -3557,7 +3603,7 @@
                 <w:noProof/>
                 <w:webHidden/>
               </w:rPr>
-              <w:instrText xml:space="preserve"> PAGEREF _Toc118823097 \h </w:instrText>
+              <w:instrText xml:space="preserve"> PAGEREF _Toc118879554 \h </w:instrText>
             </w:r>
             <w:r>
               <w:rPr>
@@ -3603,7 +3649,7 @@
               <w:lang w:eastAsia="it-IT"/>
             </w:rPr>
           </w:pPr>
-          <w:hyperlink w:anchor="_Toc118823098" w:history="1">
+          <w:hyperlink w:anchor="_Toc118879555" w:history="1">
             <w:r>
               <w:rPr>
                 <w:rStyle w:val="Collegamentoipertestuale"/>
@@ -3631,7 +3677,7 @@
                 <w:noProof/>
                 <w:webHidden/>
               </w:rPr>
-              <w:instrText xml:space="preserve"> PAGEREF _Toc118823098 \h </w:instrText>
+              <w:instrText xml:space="preserve"> PAGEREF _Toc118879555 \h </w:instrText>
             </w:r>
             <w:r>
               <w:rPr>
@@ -3677,7 +3723,7 @@
               <w:lang w:eastAsia="it-IT"/>
             </w:rPr>
           </w:pPr>
-          <w:hyperlink w:anchor="_Toc118823099" w:history="1">
+          <w:hyperlink w:anchor="_Toc118879556" w:history="1">
             <w:r>
               <w:rPr>
                 <w:rStyle w:val="Collegamentoipertestuale"/>
@@ -3706,7 +3752,7 @@
                 <w:noProof/>
                 <w:webHidden/>
               </w:rPr>
-              <w:instrText xml:space="preserve"> PAGEREF _Toc118823099 \h </w:instrText>
+              <w:instrText xml:space="preserve"> PAGEREF _Toc118879556 \h </w:instrText>
             </w:r>
             <w:r>
               <w:rPr>
@@ -3752,7 +3798,7 @@
               <w:lang w:eastAsia="it-IT"/>
             </w:rPr>
           </w:pPr>
-          <w:hyperlink w:anchor="_Toc118823100" w:history="1">
+          <w:hyperlink w:anchor="_Toc118879557" w:history="1">
             <w:r>
               <w:rPr>
                 <w:rStyle w:val="Collegamentoipertestuale"/>
@@ -3781,7 +3827,7 @@
                 <w:noProof/>
                 <w:webHidden/>
               </w:rPr>
-              <w:instrText xml:space="preserve"> PAGEREF _Toc118823100 \h </w:instrText>
+              <w:instrText xml:space="preserve"> PAGEREF _Toc118879557 \h </w:instrText>
             </w:r>
             <w:r>
               <w:rPr>
@@ -3827,7 +3873,7 @@
               <w:lang w:eastAsia="it-IT"/>
             </w:rPr>
           </w:pPr>
-          <w:hyperlink w:anchor="_Toc118823101" w:history="1">
+          <w:hyperlink w:anchor="_Toc118879558" w:history="1">
             <w:r>
               <w:rPr>
                 <w:rStyle w:val="Collegamentoipertestuale"/>
@@ -3856,7 +3902,7 @@
                 <w:noProof/>
                 <w:webHidden/>
               </w:rPr>
-              <w:instrText xml:space="preserve"> PAGEREF _Toc118823101 \h </w:instrText>
+              <w:instrText xml:space="preserve"> PAGEREF _Toc118879558 \h </w:instrText>
             </w:r>
             <w:r>
               <w:rPr>
@@ -3902,7 +3948,7 @@
               <w:lang w:eastAsia="it-IT"/>
             </w:rPr>
           </w:pPr>
-          <w:hyperlink w:anchor="_Toc118823102" w:history="1">
+          <w:hyperlink w:anchor="_Toc118879559" w:history="1">
             <w:r>
               <w:rPr>
                 <w:rStyle w:val="Collegamentoipertestuale"/>
@@ -3930,7 +3976,7 @@
                 <w:noProof/>
                 <w:webHidden/>
               </w:rPr>
-              <w:instrText xml:space="preserve"> PAGEREF _Toc118823102 \h </w:instrText>
+              <w:instrText xml:space="preserve"> PAGEREF _Toc118879559 \h </w:instrText>
             </w:r>
             <w:r>
               <w:rPr>
@@ -3976,7 +4022,7 @@
               <w:lang w:eastAsia="it-IT"/>
             </w:rPr>
           </w:pPr>
-          <w:hyperlink w:anchor="_Toc118823103" w:history="1">
+          <w:hyperlink w:anchor="_Toc118879560" w:history="1">
             <w:r>
               <w:rPr>
                 <w:rStyle w:val="Collegamentoipertestuale"/>
@@ -4005,7 +4051,7 @@
                 <w:noProof/>
                 <w:webHidden/>
               </w:rPr>
-              <w:instrText xml:space="preserve"> PAGEREF _Toc118823103 \h </w:instrText>
+              <w:instrText xml:space="preserve"> PAGEREF _Toc118879560 \h </w:instrText>
             </w:r>
             <w:r>
               <w:rPr>
@@ -4051,7 +4097,7 @@
               <w:lang w:eastAsia="it-IT"/>
             </w:rPr>
           </w:pPr>
-          <w:hyperlink w:anchor="_Toc118823104" w:history="1">
+          <w:hyperlink w:anchor="_Toc118879561" w:history="1">
             <w:r>
               <w:rPr>
                 <w:rStyle w:val="Collegamentoipertestuale"/>
@@ -4080,7 +4126,7 @@
                 <w:noProof/>
                 <w:webHidden/>
               </w:rPr>
-              <w:instrText xml:space="preserve"> PAGEREF _Toc118823104 \h </w:instrText>
+              <w:instrText xml:space="preserve"> PAGEREF _Toc118879561 \h </w:instrText>
             </w:r>
             <w:r>
               <w:rPr>
@@ -4101,6 +4147,156 @@
                 <w:webHidden/>
               </w:rPr>
               <w:t>25</w:t>
+            </w:r>
+            <w:r>
+              <w:rPr>
+                <w:noProof/>
+                <w:webHidden/>
+              </w:rPr>
+              <w:fldChar w:fldCharType="end"/>
+            </w:r>
+          </w:hyperlink>
+        </w:p>
+        <w:p>
+          <w:pPr>
+            <w:pStyle w:val="Sommario1"/>
+            <w:tabs>
+              <w:tab w:val="right" w:leader="dot" w:pos="9628"/>
+            </w:tabs>
+            <w:rPr>
+              <w:rFonts w:asciiTheme="minorHAnsi" w:eastAsiaTheme="minorEastAsia" w:hAnsiTheme="minorHAnsi" w:cstheme="minorBidi"/>
+              <w:noProof/>
+              <w:kern w:val="0"/>
+              <w:sz w:val="22"/>
+              <w:szCs w:val="22"/>
+              <w:lang w:eastAsia="it-IT"/>
+            </w:rPr>
+          </w:pPr>
+          <w:hyperlink w:anchor="_Toc118879562" w:history="1">
+            <w:r>
+              <w:rPr>
+                <w:rStyle w:val="Collegamentoipertestuale"/>
+                <w:b/>
+                <w:bCs/>
+                <w:noProof/>
+              </w:rPr>
+              <w:t>Class Diagram</w:t>
+            </w:r>
+            <w:r>
+              <w:rPr>
+                <w:noProof/>
+                <w:webHidden/>
+              </w:rPr>
+              <w:tab/>
+            </w:r>
+            <w:r>
+              <w:rPr>
+                <w:noProof/>
+                <w:webHidden/>
+              </w:rPr>
+              <w:fldChar w:fldCharType="begin"/>
+            </w:r>
+            <w:r>
+              <w:rPr>
+                <w:noProof/>
+                <w:webHidden/>
+              </w:rPr>
+              <w:instrText xml:space="preserve"> PAGEREF _Toc118879562 \h </w:instrText>
+            </w:r>
+            <w:r>
+              <w:rPr>
+                <w:noProof/>
+                <w:webHidden/>
+              </w:rPr>
+            </w:r>
+            <w:r>
+              <w:rPr>
+                <w:noProof/>
+                <w:webHidden/>
+              </w:rPr>
+              <w:fldChar w:fldCharType="separate"/>
+            </w:r>
+            <w:r>
+              <w:rPr>
+                <w:noProof/>
+                <w:webHidden/>
+              </w:rPr>
+              <w:t>25</w:t>
+            </w:r>
+            <w:r>
+              <w:rPr>
+                <w:noProof/>
+                <w:webHidden/>
+              </w:rPr>
+              <w:fldChar w:fldCharType="end"/>
+            </w:r>
+          </w:hyperlink>
+        </w:p>
+        <w:p>
+          <w:pPr>
+            <w:pStyle w:val="Sommario1"/>
+            <w:tabs>
+              <w:tab w:val="right" w:leader="dot" w:pos="9628"/>
+            </w:tabs>
+            <w:rPr>
+              <w:rFonts w:asciiTheme="minorHAnsi" w:eastAsiaTheme="minorEastAsia" w:hAnsiTheme="minorHAnsi" w:cstheme="minorBidi"/>
+              <w:noProof/>
+              <w:kern w:val="0"/>
+              <w:sz w:val="22"/>
+              <w:szCs w:val="22"/>
+              <w:lang w:eastAsia="it-IT"/>
+            </w:rPr>
+          </w:pPr>
+          <w:hyperlink w:anchor="_Toc118879563" w:history="1">
+            <w:r>
+              <w:rPr>
+                <w:rStyle w:val="Collegamentoipertestuale"/>
+                <w:b/>
+                <w:bCs/>
+                <w:noProof/>
+              </w:rPr>
+              <w:t>Mockup</w:t>
+            </w:r>
+            <w:r>
+              <w:rPr>
+                <w:noProof/>
+                <w:webHidden/>
+              </w:rPr>
+              <w:tab/>
+            </w:r>
+            <w:r>
+              <w:rPr>
+                <w:noProof/>
+                <w:webHidden/>
+              </w:rPr>
+              <w:fldChar w:fldCharType="begin"/>
+            </w:r>
+            <w:r>
+              <w:rPr>
+                <w:noProof/>
+                <w:webHidden/>
+              </w:rPr>
+              <w:instrText xml:space="preserve"> PAGEREF _Toc118879563 \h </w:instrText>
+            </w:r>
+            <w:r>
+              <w:rPr>
+                <w:noProof/>
+                <w:webHidden/>
+              </w:rPr>
+            </w:r>
+            <w:r>
+              <w:rPr>
+                <w:noProof/>
+                <w:webHidden/>
+              </w:rPr>
+              <w:fldChar w:fldCharType="separate"/>
+            </w:r>
+            <w:r>
+              <w:rPr>
+                <w:noProof/>
+                <w:webHidden/>
+              </w:rPr>
+              <w:t>26</w:t>
             </w:r>
             <w:r>
               <w:rPr>
@@ -4155,7 +4351,8 @@
           <w:color w:val="000000" w:themeColor="text1"/>
         </w:rPr>
       </w:pPr>
-      <w:bookmarkStart w:id="2" w:name="_Toc118823058"/>
+      <w:bookmarkStart w:id="2" w:name="_Toc118879515"/>
+      <w:proofErr w:type="spellStart"/>
       <w:r>
         <w:rPr>
           <w:rFonts w:ascii="Times New Roman" w:hAnsi="Times New Roman" w:cs="Times New Roman"/>
@@ -4168,6 +4365,7 @@
       </w:r>
       <w:bookmarkEnd w:id="1"/>
       <w:bookmarkEnd w:id="2"/>
+      <w:proofErr w:type="spellEnd"/>
     </w:p>
     <w:p>
       <w:pPr>
@@ -4186,7 +4384,7 @@
         </w:rPr>
       </w:pPr>
       <w:bookmarkStart w:id="3" w:name="_Toc117977226"/>
-      <w:bookmarkStart w:id="4" w:name="_Toc118823059"/>
+      <w:bookmarkStart w:id="4" w:name="_Toc118879516"/>
       <w:r>
         <w:rPr>
           <w:rFonts w:ascii="Times New Roman" w:hAnsi="Times New Roman" w:cs="Times New Roman"/>
@@ -4215,7 +4413,7 @@
         </w:rPr>
       </w:pPr>
       <w:bookmarkStart w:id="5" w:name="_Toc117977227"/>
-      <w:bookmarkStart w:id="6" w:name="_Toc118823060"/>
+      <w:bookmarkStart w:id="6" w:name="_Toc118879517"/>
       <w:r>
         <w:rPr>
           <w:rFonts w:ascii="Times New Roman" w:eastAsia="Times New Roman" w:hAnsi="Times New Roman" w:cs="Times New Roman"/>
@@ -4294,7 +4492,25 @@
           <w:szCs w:val="28"/>
           <w:highlight w:val="cyan"/>
         </w:rPr>
-        <w:t>Alex seleziona 2 barattoli di pittura da aggiungere al carrello</w:t>
+        <w:t xml:space="preserve">Alex seleziona </w:t>
+      </w:r>
+      <w:proofErr w:type="gramStart"/>
+      <w:r>
+        <w:rPr>
+          <w:sz w:val="28"/>
+          <w:szCs w:val="28"/>
+          <w:highlight w:val="cyan"/>
+        </w:rPr>
+        <w:t>2</w:t>
+      </w:r>
+      <w:proofErr w:type="gramEnd"/>
+      <w:r>
+        <w:rPr>
+          <w:sz w:val="28"/>
+          <w:szCs w:val="28"/>
+          <w:highlight w:val="cyan"/>
+        </w:rPr>
+        <w:t xml:space="preserve"> barattoli di pittura da aggiungere al carrello</w:t>
       </w:r>
       <w:r>
         <w:rPr>
@@ -4309,7 +4525,43 @@
           <w:szCs w:val="28"/>
           <w:highlight w:val="magenta"/>
         </w:rPr>
-        <w:t>Alex inserisce “ferraraalex” nel campo username e inserisce “alex124” nel campo password. Il sito rifiuta tali credenziali rispondendo “username o password errate”. Alex, dunque, inserisce “ferraraalex” nel campo username e inserisce “alex123” nel campo password.</w:t>
+        <w:t>Alex inserisce “</w:t>
+      </w:r>
+      <w:proofErr w:type="spellStart"/>
+      <w:r>
+        <w:rPr>
+          <w:sz w:val="28"/>
+          <w:szCs w:val="28"/>
+          <w:highlight w:val="magenta"/>
+        </w:rPr>
+        <w:t>ferraraalex</w:t>
+      </w:r>
+      <w:proofErr w:type="spellEnd"/>
+      <w:r>
+        <w:rPr>
+          <w:sz w:val="28"/>
+          <w:szCs w:val="28"/>
+          <w:highlight w:val="magenta"/>
+        </w:rPr>
+        <w:t>” nel campo username e inserisce “alex124” nel campo password. Il sito rifiuta tali credenziali rispondendo “username o password errate”. Alex, dunque, inserisce “</w:t>
+      </w:r>
+      <w:proofErr w:type="spellStart"/>
+      <w:r>
+        <w:rPr>
+          <w:sz w:val="28"/>
+          <w:szCs w:val="28"/>
+          <w:highlight w:val="magenta"/>
+        </w:rPr>
+        <w:t>ferraraalex</w:t>
+      </w:r>
+      <w:proofErr w:type="spellEnd"/>
+      <w:r>
+        <w:rPr>
+          <w:sz w:val="28"/>
+          <w:szCs w:val="28"/>
+          <w:highlight w:val="magenta"/>
+        </w:rPr>
+        <w:t>” nel campo username e inserisce “alex123” nel campo password.</w:t>
       </w:r>
       <w:r>
         <w:rPr>
@@ -4357,14 +4609,48 @@
           <w:szCs w:val="28"/>
           <w:highlight w:val="red"/>
         </w:rPr>
-        <w:t>conoscendo già il prodotto inserisce un feedback positivo, basandosi sulle valutazioni rilasciate dagli altri utenti</w:t>
+        <w:t xml:space="preserve">conoscendo già il prodotto inserisce un </w:t>
+      </w:r>
+      <w:proofErr w:type="gramStart"/>
+      <w:r>
+        <w:rPr>
+          <w:sz w:val="28"/>
+          <w:szCs w:val="28"/>
+          <w:highlight w:val="red"/>
+        </w:rPr>
+        <w:t>feedback</w:t>
+      </w:r>
+      <w:proofErr w:type="gramEnd"/>
+      <w:r>
+        <w:rPr>
+          <w:sz w:val="28"/>
+          <w:szCs w:val="28"/>
+          <w:highlight w:val="red"/>
+        </w:rPr>
+        <w:t xml:space="preserve"> positivo, basandosi sulle valutazioni rilasciate dagli altri utenti</w:t>
       </w:r>
       <w:r>
         <w:rPr>
           <w:sz w:val="28"/>
           <w:szCs w:val="28"/>
         </w:rPr>
-        <w:t>, dopodiché aggiunge tale prodotto al carrello, in modo analogo all’articolo precedente, senza rieffettuare il login.</w:t>
+        <w:t xml:space="preserve">, dopodiché aggiunge tale prodotto al carrello, in modo analogo all’articolo precedente, senza </w:t>
+      </w:r>
+      <w:proofErr w:type="spellStart"/>
+      <w:r>
+        <w:rPr>
+          <w:sz w:val="28"/>
+          <w:szCs w:val="28"/>
+        </w:rPr>
+        <w:t>rieffettuare</w:t>
+      </w:r>
+      <w:proofErr w:type="spellEnd"/>
+      <w:r>
+        <w:rPr>
+          <w:sz w:val="28"/>
+          <w:szCs w:val="28"/>
+        </w:rPr>
+        <w:t xml:space="preserve"> il login.</w:t>
       </w:r>
     </w:p>
     <w:p>
@@ -4382,7 +4668,23 @@
           <w:sz w:val="28"/>
           <w:szCs w:val="28"/>
         </w:rPr>
-        <w:t xml:space="preserve">Mediante la barra di ricerca, situata nell’header, Alex digita la parola “pennello”. Il sito </w:t>
+        <w:t>Mediante la barra di ricerca, situata nell’</w:t>
+      </w:r>
+      <w:proofErr w:type="spellStart"/>
+      <w:r>
+        <w:rPr>
+          <w:sz w:val="28"/>
+          <w:szCs w:val="28"/>
+        </w:rPr>
+        <w:t>header</w:t>
+      </w:r>
+      <w:proofErr w:type="spellEnd"/>
+      <w:r>
+        <w:rPr>
+          <w:sz w:val="28"/>
+          <w:szCs w:val="28"/>
+        </w:rPr>
+        <w:t xml:space="preserve">, Alex digita la parola “pennello”. Il sito </w:t>
       </w:r>
       <w:r>
         <w:rPr>
@@ -4538,7 +4840,7 @@
         </w:rPr>
       </w:pPr>
       <w:bookmarkStart w:id="7" w:name="_Toc117977228"/>
-      <w:bookmarkStart w:id="8" w:name="_Toc118823061"/>
+      <w:bookmarkStart w:id="8" w:name="_Toc118879518"/>
       <w:r>
         <w:rPr>
           <w:rFonts w:ascii="Times New Roman" w:hAnsi="Times New Roman" w:cs="Times New Roman"/>
@@ -4578,7 +4880,7 @@
         </w:rPr>
       </w:pPr>
       <w:bookmarkStart w:id="9" w:name="_Toc117977229"/>
-      <w:bookmarkStart w:id="10" w:name="_Toc118823062"/>
+      <w:bookmarkStart w:id="10" w:name="_Toc118879519"/>
       <w:r>
         <w:rPr>
           <w:rFonts w:ascii="Times New Roman" w:hAnsi="Times New Roman" w:cs="Times New Roman"/>
@@ -4612,7 +4914,25 @@
           <w:sz w:val="28"/>
           <w:szCs w:val="28"/>
         </w:rPr>
-        <w:t xml:space="preserve">Luigi (l’amministratore del catalogo), accede alla homepage del sito, seleziona la pagina di Login ed effettua l’accesso con le credenziali username: “luigi” e password: “dechiaraluigi”. Il sito lo autentica riportandolo alla homepage. </w:t>
+        <w:t>Luigi (l’amministratore del catalogo), accede alla homepage del sito, seleziona la pagina di Login ed effettua l’accesso con le credenziali username: “luigi” e password: “</w:t>
+      </w:r>
+      <w:proofErr w:type="spellStart"/>
+      <w:r>
+        <w:rPr>
+          <w:color w:val="111111"/>
+          <w:sz w:val="28"/>
+          <w:szCs w:val="28"/>
+        </w:rPr>
+        <w:t>dechiaraluigi</w:t>
+      </w:r>
+      <w:proofErr w:type="spellEnd"/>
+      <w:r>
+        <w:rPr>
+          <w:color w:val="111111"/>
+          <w:sz w:val="28"/>
+          <w:szCs w:val="28"/>
+        </w:rPr>
+        <w:t xml:space="preserve">”. Il sito lo autentica riportandolo alla homepage. </w:t>
       </w:r>
       <w:r>
         <w:rPr>
@@ -4717,7 +5037,25 @@
           <w:sz w:val="28"/>
           <w:szCs w:val="28"/>
         </w:rPr>
-        <w:t xml:space="preserve"> Luigi seleziona l’articolo “Tavolo in legno”, mediante il nome e il rispettivo codice Articolo, con l’obiettivo di ridurre il prezzo. Il sistema restituisce le informazioni del prodotto mediante un apposito form. Luigi modifica il campo prezzo da 150.00€ a 130.00€ e conferma la modifica, così che il sistema modifichi il prezzo dell’articolo nel catalogo. </w:t>
+        <w:t xml:space="preserve"> Luigi seleziona l’articolo “Tavolo in legno”, mediante il nome e il rispettivo codice Articolo, con l’obiettivo di ridurre il prezzo. Il sistema restituisce le informazioni del prodotto mediante un apposito </w:t>
+      </w:r>
+      <w:proofErr w:type="spellStart"/>
+      <w:r>
+        <w:rPr>
+          <w:color w:val="111111"/>
+          <w:sz w:val="28"/>
+          <w:szCs w:val="28"/>
+        </w:rPr>
+        <w:t>form</w:t>
+      </w:r>
+      <w:proofErr w:type="spellEnd"/>
+      <w:r>
+        <w:rPr>
+          <w:color w:val="111111"/>
+          <w:sz w:val="28"/>
+          <w:szCs w:val="28"/>
+        </w:rPr>
+        <w:t xml:space="preserve">. Luigi modifica il campo prezzo da 150.00€ a 130.00€ e conferma la modifica, così che il sistema modifichi il prezzo dell’articolo nel catalogo. </w:t>
       </w:r>
     </w:p>
     <w:p>
@@ -4763,7 +5101,43 @@
           <w:sz w:val="28"/>
           <w:szCs w:val="28"/>
         </w:rPr>
-        <w:t xml:space="preserve"> Il sistema restituisce una pagina avente un form da compilare per l’inserimento dei dati relativi all’articolo. Luigi inserisce il nome, la foto, la descrizione della sedia, il prezzo e seleziona una categoria tra quelle già presenti nel catalogo: “Arredamento Interni” e conferma l’aggiunta dell’articolo nel catalogo. Il sistema comunica l’avvenuto inserimento del prodotto nel catalogo ed effettua un autorefresh del sito permettendo agli utenti loggati di visualizzare in tempo reale i prodotti appena inseriti o modificati.</w:t>
+        <w:t xml:space="preserve"> Il sistema restituisce una pagina avente un </w:t>
+      </w:r>
+      <w:proofErr w:type="spellStart"/>
+      <w:r>
+        <w:rPr>
+          <w:color w:val="111111"/>
+          <w:sz w:val="28"/>
+          <w:szCs w:val="28"/>
+        </w:rPr>
+        <w:t>form</w:t>
+      </w:r>
+      <w:proofErr w:type="spellEnd"/>
+      <w:r>
+        <w:rPr>
+          <w:color w:val="111111"/>
+          <w:sz w:val="28"/>
+          <w:szCs w:val="28"/>
+        </w:rPr>
+        <w:t xml:space="preserve"> da compilare per l’inserimento dei dati relativi all’articolo. Luigi inserisce il nome, la foto, la descrizione della sedia, il prezzo e seleziona una categoria tra quelle già presenti nel catalogo: “Arredamento Interni” e conferma l’aggiunta dell’articolo nel catalogo. Il sistema comunica l’avvenuto inserimento del prodotto nel catalogo ed effettua un </w:t>
+      </w:r>
+      <w:proofErr w:type="spellStart"/>
+      <w:r>
+        <w:rPr>
+          <w:color w:val="111111"/>
+          <w:sz w:val="28"/>
+          <w:szCs w:val="28"/>
+        </w:rPr>
+        <w:t>autorefresh</w:t>
+      </w:r>
+      <w:proofErr w:type="spellEnd"/>
+      <w:r>
+        <w:rPr>
+          <w:color w:val="111111"/>
+          <w:sz w:val="28"/>
+          <w:szCs w:val="28"/>
+        </w:rPr>
+        <w:t xml:space="preserve"> del sito permettendo agli utenti loggati di visualizzare in tempo reale i prodotti appena inseriti o modificati.</w:t>
       </w:r>
     </w:p>
     <w:p>
@@ -4915,7 +5289,7 @@
         </w:rPr>
       </w:pPr>
       <w:bookmarkStart w:id="11" w:name="_Toc117977230"/>
-      <w:bookmarkStart w:id="12" w:name="_Toc118823063"/>
+      <w:bookmarkStart w:id="12" w:name="_Toc118879520"/>
       <w:r>
         <w:rPr>
           <w:rFonts w:ascii="Times New Roman" w:hAnsi="Times New Roman" w:cs="Times New Roman"/>
@@ -4945,7 +5319,7 @@
         </w:rPr>
       </w:pPr>
       <w:bookmarkStart w:id="13" w:name="_Toc117977231"/>
-      <w:bookmarkStart w:id="14" w:name="_Toc118823064"/>
+      <w:bookmarkStart w:id="14" w:name="_Toc118879521"/>
       <w:r>
         <w:rPr>
           <w:rFonts w:ascii="Times New Roman" w:hAnsi="Times New Roman" w:cs="Times New Roman"/>
@@ -5133,7 +5507,7 @@
               </w:rPr>
             </w:pPr>
             <w:bookmarkStart w:id="15" w:name="_Toc117977232"/>
-            <w:bookmarkStart w:id="16" w:name="_Toc118823065"/>
+            <w:bookmarkStart w:id="16" w:name="_Toc118879522"/>
             <w:r>
               <w:rPr>
                 <w:color w:val="000000" w:themeColor="text1"/>
@@ -5353,8 +5727,20 @@
                 <w:color w:val="FFFFFF"/>
                 <w:u w:color="FFFFFF"/>
               </w:rPr>
-              <w:t>Entry Condition</w:t>
-            </w:r>
+              <w:t xml:space="preserve">Entry </w:t>
+            </w:r>
+            <w:proofErr w:type="spellStart"/>
+            <w:r>
+              <w:rPr>
+                <w:rFonts w:ascii="Cambria" w:hAnsi="Cambria"/>
+                <w:b/>
+                <w:bCs/>
+                <w:color w:val="FFFFFF"/>
+                <w:u w:color="FFFFFF"/>
+              </w:rPr>
+              <w:t>Condition</w:t>
+            </w:r>
+            <w:proofErr w:type="spellEnd"/>
           </w:p>
         </w:tc>
         <w:tc>
@@ -5576,7 +5962,25 @@
                 <w:sz w:val="22"/>
                 <w:szCs w:val="22"/>
               </w:rPr>
-              <w:t>L’utente inserisce nella searchbar una parola chiave</w:t>
+              <w:t xml:space="preserve">L’utente inserisce nella </w:t>
+            </w:r>
+            <w:proofErr w:type="spellStart"/>
+            <w:r>
+              <w:rPr>
+                <w:rFonts w:ascii="Calibri Light" w:hAnsi="Calibri Light"/>
+                <w:sz w:val="22"/>
+                <w:szCs w:val="22"/>
+              </w:rPr>
+              <w:t>searchbar</w:t>
+            </w:r>
+            <w:proofErr w:type="spellEnd"/>
+            <w:r>
+              <w:rPr>
+                <w:rFonts w:ascii="Calibri Light" w:hAnsi="Calibri Light"/>
+                <w:sz w:val="22"/>
+                <w:szCs w:val="22"/>
+              </w:rPr>
+              <w:t xml:space="preserve"> una parola chiave</w:t>
             </w:r>
             <w:r>
               <w:rPr>
@@ -5853,7 +6257,29 @@
                 <w:color w:val="FFFFFF"/>
                 <w:u w:color="FFFFFF"/>
               </w:rPr>
-              <w:t>Exit Condition On Success</w:t>
+              <w:t xml:space="preserve">Exit </w:t>
+            </w:r>
+            <w:proofErr w:type="spellStart"/>
+            <w:r>
+              <w:rPr>
+                <w:rFonts w:ascii="Cambria" w:hAnsi="Cambria"/>
+                <w:b/>
+                <w:bCs/>
+                <w:color w:val="FFFFFF"/>
+                <w:u w:color="FFFFFF"/>
+              </w:rPr>
+              <w:t>Condition</w:t>
+            </w:r>
+            <w:proofErr w:type="spellEnd"/>
+            <w:r>
+              <w:rPr>
+                <w:rFonts w:ascii="Cambria" w:hAnsi="Cambria"/>
+                <w:b/>
+                <w:bCs/>
+                <w:color w:val="FFFFFF"/>
+                <w:u w:color="FFFFFF"/>
+              </w:rPr>
+              <w:t xml:space="preserve"> On Success</w:t>
             </w:r>
           </w:p>
         </w:tc>
@@ -6002,8 +6428,20 @@
                 <w:u w:color="FFFFFF"/>
               </w:rPr>
               <w:lastRenderedPageBreak/>
-              <w:t>User Priority</w:t>
-            </w:r>
+              <w:t xml:space="preserve">User </w:t>
+            </w:r>
+            <w:proofErr w:type="spellStart"/>
+            <w:r>
+              <w:rPr>
+                <w:rFonts w:ascii="Cambria" w:hAnsi="Cambria"/>
+                <w:b/>
+                <w:bCs/>
+                <w:color w:val="FFFFFF"/>
+                <w:u w:color="FFFFFF"/>
+              </w:rPr>
+              <w:t>Priority</w:t>
+            </w:r>
+            <w:proofErr w:type="spellEnd"/>
           </w:p>
         </w:tc>
         <w:tc>
@@ -6066,7 +6504,7 @@
       </w:pPr>
       <w:bookmarkStart w:id="17" w:name="_Toc117977233"/>
       <w:bookmarkStart w:id="18" w:name="_Hlk87953161"/>
-      <w:bookmarkStart w:id="19" w:name="_Toc118823066"/>
+      <w:bookmarkStart w:id="19" w:name="_Toc118879523"/>
       <w:r>
         <w:rPr>
           <w:rFonts w:ascii="Times New Roman" w:hAnsi="Times New Roman" w:cs="Times New Roman"/>
@@ -6240,7 +6678,23 @@
                 <w:sz w:val="28"/>
                 <w:szCs w:val="28"/>
               </w:rPr>
-              <w:t>Può assumere due valori “categoria” / “nomeArticolo”</w:t>
+              <w:t>Può assumere due valori “categoria” / “</w:t>
+            </w:r>
+            <w:proofErr w:type="spellStart"/>
+            <w:r>
+              <w:rPr>
+                <w:sz w:val="28"/>
+                <w:szCs w:val="28"/>
+              </w:rPr>
+              <w:t>nomeArticolo</w:t>
+            </w:r>
+            <w:proofErr w:type="spellEnd"/>
+            <w:r>
+              <w:rPr>
+                <w:sz w:val="28"/>
+                <w:szCs w:val="28"/>
+              </w:rPr>
+              <w:t>”</w:t>
             </w:r>
           </w:p>
         </w:tc>
@@ -6353,7 +6807,7 @@
           <w:szCs w:val="32"/>
         </w:rPr>
       </w:pPr>
-      <w:bookmarkStart w:id="20" w:name="_Toc118823067"/>
+      <w:bookmarkStart w:id="20" w:name="_Toc118879524"/>
       <w:r>
         <w:rPr>
           <w:rFonts w:ascii="Times New Roman" w:hAnsi="Times New Roman" w:cs="Times New Roman"/>
@@ -6523,7 +6977,7 @@
               </w:rPr>
             </w:pPr>
             <w:bookmarkStart w:id="21" w:name="_Toc117977234"/>
-            <w:bookmarkStart w:id="22" w:name="_Toc118823068"/>
+            <w:bookmarkStart w:id="22" w:name="_Toc118879525"/>
             <w:r>
               <w:rPr>
                 <w:color w:val="000000" w:themeColor="text1"/>
@@ -6744,8 +7198,20 @@
                 <w:color w:val="FFFFFF"/>
                 <w:u w:color="FFFFFF"/>
               </w:rPr>
-              <w:t>Entry Condition</w:t>
-            </w:r>
+              <w:t xml:space="preserve">Entry </w:t>
+            </w:r>
+            <w:proofErr w:type="spellStart"/>
+            <w:r>
+              <w:rPr>
+                <w:rFonts w:ascii="Cambria" w:hAnsi="Cambria"/>
+                <w:b/>
+                <w:bCs/>
+                <w:color w:val="FFFFFF"/>
+                <w:u w:color="FFFFFF"/>
+              </w:rPr>
+              <w:t>Condition</w:t>
+            </w:r>
+            <w:proofErr w:type="spellEnd"/>
           </w:p>
         </w:tc>
         <w:tc>
@@ -7162,7 +7628,29 @@
                 <w:color w:val="FFFFFF"/>
                 <w:u w:color="FFFFFF"/>
               </w:rPr>
-              <w:t>Exit Condition On Success</w:t>
+              <w:t xml:space="preserve">Exit </w:t>
+            </w:r>
+            <w:proofErr w:type="spellStart"/>
+            <w:r>
+              <w:rPr>
+                <w:rFonts w:ascii="Cambria" w:hAnsi="Cambria"/>
+                <w:b/>
+                <w:bCs/>
+                <w:color w:val="FFFFFF"/>
+                <w:u w:color="FFFFFF"/>
+              </w:rPr>
+              <w:t>Condition</w:t>
+            </w:r>
+            <w:proofErr w:type="spellEnd"/>
+            <w:r>
+              <w:rPr>
+                <w:rFonts w:ascii="Cambria" w:hAnsi="Cambria"/>
+                <w:b/>
+                <w:bCs/>
+                <w:color w:val="FFFFFF"/>
+                <w:u w:color="FFFFFF"/>
+              </w:rPr>
+              <w:t xml:space="preserve"> On Success</w:t>
             </w:r>
           </w:p>
         </w:tc>
@@ -7236,8 +7724,20 @@
                 <w:color w:val="FFFFFF"/>
                 <w:u w:color="FFFFFF"/>
               </w:rPr>
-              <w:t>User Priority</w:t>
-            </w:r>
+              <w:t xml:space="preserve">User </w:t>
+            </w:r>
+            <w:proofErr w:type="spellStart"/>
+            <w:r>
+              <w:rPr>
+                <w:rFonts w:ascii="Cambria" w:hAnsi="Cambria"/>
+                <w:b/>
+                <w:bCs/>
+                <w:color w:val="FFFFFF"/>
+                <w:u w:color="FFFFFF"/>
+              </w:rPr>
+              <w:t>Priority</w:t>
+            </w:r>
+            <w:proofErr w:type="spellEnd"/>
           </w:p>
         </w:tc>
         <w:tc>
@@ -7294,7 +7794,7 @@
           <w:szCs w:val="32"/>
         </w:rPr>
       </w:pPr>
-      <w:bookmarkStart w:id="23" w:name="_Toc118823069"/>
+      <w:bookmarkStart w:id="23" w:name="_Toc118879526"/>
       <w:r>
         <w:rPr>
           <w:rStyle w:val="Titolo2Carattere"/>
@@ -7394,7 +7894,7 @@
         </w:rPr>
       </w:pPr>
       <w:bookmarkStart w:id="24" w:name="_Toc117977235"/>
-      <w:bookmarkStart w:id="25" w:name="_Toc118823070"/>
+      <w:bookmarkStart w:id="25" w:name="_Toc118879527"/>
       <w:r>
         <w:rPr>
           <w:rFonts w:ascii="Times New Roman" w:hAnsi="Times New Roman" w:cs="Times New Roman"/>
@@ -7616,7 +8116,7 @@
               </w:rPr>
             </w:pPr>
             <w:bookmarkStart w:id="26" w:name="_Toc117977236"/>
-            <w:bookmarkStart w:id="27" w:name="_Toc118823071"/>
+            <w:bookmarkStart w:id="27" w:name="_Toc118879528"/>
             <w:r>
               <w:rPr>
                 <w:color w:val="000000" w:themeColor="text1"/>
@@ -7836,8 +8336,20 @@
                 <w:color w:val="FFFFFF"/>
                 <w:u w:color="FFFFFF"/>
               </w:rPr>
-              <w:t>Entry Condition</w:t>
-            </w:r>
+              <w:t xml:space="preserve">Entry </w:t>
+            </w:r>
+            <w:proofErr w:type="spellStart"/>
+            <w:r>
+              <w:rPr>
+                <w:rFonts w:ascii="Cambria" w:hAnsi="Cambria"/>
+                <w:b/>
+                <w:bCs/>
+                <w:color w:val="FFFFFF"/>
+                <w:u w:color="FFFFFF"/>
+              </w:rPr>
+              <w:t>Condition</w:t>
+            </w:r>
+            <w:proofErr w:type="spellEnd"/>
           </w:p>
         </w:tc>
         <w:tc>
@@ -8347,7 +8859,29 @@
                 <w:color w:val="FFFFFF"/>
                 <w:u w:color="FFFFFF"/>
               </w:rPr>
-              <w:t>Exit Condition On Success</w:t>
+              <w:t xml:space="preserve">Exit </w:t>
+            </w:r>
+            <w:proofErr w:type="spellStart"/>
+            <w:r>
+              <w:rPr>
+                <w:rFonts w:ascii="Cambria" w:hAnsi="Cambria"/>
+                <w:b/>
+                <w:bCs/>
+                <w:color w:val="FFFFFF"/>
+                <w:u w:color="FFFFFF"/>
+              </w:rPr>
+              <w:t>Condition</w:t>
+            </w:r>
+            <w:proofErr w:type="spellEnd"/>
+            <w:r>
+              <w:rPr>
+                <w:rFonts w:ascii="Cambria" w:hAnsi="Cambria"/>
+                <w:b/>
+                <w:bCs/>
+                <w:color w:val="FFFFFF"/>
+                <w:u w:color="FFFFFF"/>
+              </w:rPr>
+              <w:t xml:space="preserve"> On Success</w:t>
             </w:r>
           </w:p>
         </w:tc>
@@ -8871,8 +9405,20 @@
                 <w:color w:val="FFFFFF"/>
                 <w:u w:color="FFFFFF"/>
               </w:rPr>
-              <w:t>Exit Condition</w:t>
-            </w:r>
+              <w:t xml:space="preserve">Exit </w:t>
+            </w:r>
+            <w:proofErr w:type="spellStart"/>
+            <w:r>
+              <w:rPr>
+                <w:rFonts w:ascii="Cambria" w:hAnsi="Cambria"/>
+                <w:b/>
+                <w:bCs/>
+                <w:color w:val="FFFFFF"/>
+                <w:u w:color="FFFFFF"/>
+              </w:rPr>
+              <w:t>Condition</w:t>
+            </w:r>
+            <w:proofErr w:type="spellEnd"/>
           </w:p>
         </w:tc>
         <w:tc>
@@ -8945,8 +9491,20 @@
                 <w:color w:val="FFFFFF"/>
                 <w:u w:color="FFFFFF"/>
               </w:rPr>
-              <w:t>User Priority</w:t>
-            </w:r>
+              <w:t xml:space="preserve">User </w:t>
+            </w:r>
+            <w:proofErr w:type="spellStart"/>
+            <w:r>
+              <w:rPr>
+                <w:rFonts w:ascii="Cambria" w:hAnsi="Cambria"/>
+                <w:b/>
+                <w:bCs/>
+                <w:color w:val="FFFFFF"/>
+                <w:u w:color="FFFFFF"/>
+              </w:rPr>
+              <w:t>Priority</w:t>
+            </w:r>
+            <w:proofErr w:type="spellEnd"/>
           </w:p>
         </w:tc>
         <w:tc>
@@ -9028,7 +9586,7 @@
         </w:rPr>
       </w:pPr>
       <w:bookmarkStart w:id="28" w:name="_Toc117977237"/>
-      <w:bookmarkStart w:id="29" w:name="_Toc118823072"/>
+      <w:bookmarkStart w:id="29" w:name="_Toc118879529"/>
       <w:r>
         <w:rPr>
           <w:rFonts w:ascii="Times New Roman" w:hAnsi="Times New Roman" w:cs="Times New Roman"/>
@@ -9109,7 +9667,7 @@
           <w:szCs w:val="32"/>
         </w:rPr>
       </w:pPr>
-      <w:bookmarkStart w:id="30" w:name="_Toc118823073"/>
+      <w:bookmarkStart w:id="30" w:name="_Toc118879530"/>
       <w:r>
         <w:rPr>
           <w:rFonts w:ascii="Times New Roman" w:hAnsi="Times New Roman" w:cs="Times New Roman"/>
@@ -9190,7 +9748,7 @@
           <w:szCs w:val="32"/>
         </w:rPr>
       </w:pPr>
-      <w:bookmarkStart w:id="31" w:name="_Toc118823074"/>
+      <w:bookmarkStart w:id="31" w:name="_Toc118879531"/>
       <w:r>
         <w:rPr>
           <w:rFonts w:ascii="Times New Roman" w:hAnsi="Times New Roman" w:cs="Times New Roman"/>
@@ -9377,7 +9935,7 @@
               </w:rPr>
             </w:pPr>
             <w:bookmarkStart w:id="32" w:name="_Toc117977238"/>
-            <w:bookmarkStart w:id="33" w:name="_Toc118823075"/>
+            <w:bookmarkStart w:id="33" w:name="_Toc118879532"/>
             <w:r>
               <w:rPr>
                 <w:color w:val="000000" w:themeColor="text1"/>
@@ -9597,8 +10155,20 @@
                 <w:color w:val="FFFFFF"/>
                 <w:u w:color="FFFFFF"/>
               </w:rPr>
-              <w:t>Entry Condition</w:t>
-            </w:r>
+              <w:t xml:space="preserve">Entry </w:t>
+            </w:r>
+            <w:proofErr w:type="spellStart"/>
+            <w:r>
+              <w:rPr>
+                <w:rFonts w:ascii="Cambria" w:hAnsi="Cambria"/>
+                <w:b/>
+                <w:bCs/>
+                <w:color w:val="FFFFFF"/>
+                <w:u w:color="FFFFFF"/>
+              </w:rPr>
+              <w:t>Condition</w:t>
+            </w:r>
+            <w:proofErr w:type="spellEnd"/>
           </w:p>
         </w:tc>
         <w:tc>
@@ -9879,7 +10449,25 @@
                 <w:sz w:val="22"/>
                 <w:szCs w:val="22"/>
               </w:rPr>
-              <w:t xml:space="preserve"> nell’apposito form e le invia al sistema.</w:t>
+              <w:t xml:space="preserve"> nell’apposito </w:t>
+            </w:r>
+            <w:proofErr w:type="spellStart"/>
+            <w:r>
+              <w:rPr>
+                <w:rFonts w:ascii="Calibri Light" w:hAnsi="Calibri Light"/>
+                <w:sz w:val="22"/>
+                <w:szCs w:val="22"/>
+              </w:rPr>
+              <w:t>form</w:t>
+            </w:r>
+            <w:proofErr w:type="spellEnd"/>
+            <w:r>
+              <w:rPr>
+                <w:rFonts w:ascii="Calibri Light" w:hAnsi="Calibri Light"/>
+                <w:sz w:val="22"/>
+                <w:szCs w:val="22"/>
+              </w:rPr>
+              <w:t xml:space="preserve"> e le invia al sistema.</w:t>
             </w:r>
           </w:p>
           <w:p>
@@ -10081,7 +10669,29 @@
                 <w:color w:val="FFFFFF"/>
                 <w:u w:color="FFFFFF"/>
               </w:rPr>
-              <w:t>Exit Condition On Success</w:t>
+              <w:t xml:space="preserve">Exit </w:t>
+            </w:r>
+            <w:proofErr w:type="spellStart"/>
+            <w:r>
+              <w:rPr>
+                <w:rFonts w:ascii="Cambria" w:hAnsi="Cambria"/>
+                <w:b/>
+                <w:bCs/>
+                <w:color w:val="FFFFFF"/>
+                <w:u w:color="FFFFFF"/>
+              </w:rPr>
+              <w:t>Condition</w:t>
+            </w:r>
+            <w:proofErr w:type="spellEnd"/>
+            <w:r>
+              <w:rPr>
+                <w:rFonts w:ascii="Cambria" w:hAnsi="Cambria"/>
+                <w:b/>
+                <w:bCs/>
+                <w:color w:val="FFFFFF"/>
+                <w:u w:color="FFFFFF"/>
+              </w:rPr>
+              <w:t xml:space="preserve"> On Success</w:t>
             </w:r>
           </w:p>
         </w:tc>
@@ -10189,7 +10799,25 @@
                 <w:sz w:val="22"/>
                 <w:szCs w:val="22"/>
               </w:rPr>
-              <w:t xml:space="preserve">L’utente, in fase di compilazione del form, inserisce credenziali </w:t>
+              <w:t xml:space="preserve">L’utente, in fase di compilazione del </w:t>
+            </w:r>
+            <w:proofErr w:type="spellStart"/>
+            <w:r>
+              <w:rPr>
+                <w:rFonts w:ascii="Calibri Light" w:hAnsi="Calibri Light"/>
+                <w:sz w:val="22"/>
+                <w:szCs w:val="22"/>
+              </w:rPr>
+              <w:t>form</w:t>
+            </w:r>
+            <w:proofErr w:type="spellEnd"/>
+            <w:r>
+              <w:rPr>
+                <w:rFonts w:ascii="Calibri Light" w:hAnsi="Calibri Light"/>
+                <w:sz w:val="22"/>
+                <w:szCs w:val="22"/>
+              </w:rPr>
+              <w:t xml:space="preserve">, inserisce credenziali </w:t>
             </w:r>
             <w:r>
               <w:rPr>
@@ -10370,7 +10998,25 @@
                 <w:sz w:val="22"/>
                 <w:szCs w:val="22"/>
               </w:rPr>
-              <w:t xml:space="preserve"> form e le invia al sistema.</w:t>
+              <w:t xml:space="preserve"> </w:t>
+            </w:r>
+            <w:proofErr w:type="spellStart"/>
+            <w:r>
+              <w:rPr>
+                <w:rFonts w:ascii="Calibri Light" w:hAnsi="Calibri Light"/>
+                <w:sz w:val="22"/>
+                <w:szCs w:val="22"/>
+              </w:rPr>
+              <w:t>form</w:t>
+            </w:r>
+            <w:proofErr w:type="spellEnd"/>
+            <w:r>
+              <w:rPr>
+                <w:rFonts w:ascii="Calibri Light" w:hAnsi="Calibri Light"/>
+                <w:sz w:val="22"/>
+                <w:szCs w:val="22"/>
+              </w:rPr>
+              <w:t xml:space="preserve"> e le invia al sistema.</w:t>
             </w:r>
           </w:p>
           <w:p>
@@ -10662,8 +11308,42 @@
                 <w:color w:val="FFFFFF"/>
                 <w:u w:color="FFFFFF"/>
               </w:rPr>
-              <w:t>Exit Condition On Failure</w:t>
-            </w:r>
+              <w:t xml:space="preserve">Exit </w:t>
+            </w:r>
+            <w:proofErr w:type="spellStart"/>
+            <w:r>
+              <w:rPr>
+                <w:rFonts w:ascii="Cambria" w:hAnsi="Cambria"/>
+                <w:b/>
+                <w:bCs/>
+                <w:color w:val="FFFFFF"/>
+                <w:u w:color="FFFFFF"/>
+              </w:rPr>
+              <w:t>Condition</w:t>
+            </w:r>
+            <w:proofErr w:type="spellEnd"/>
+            <w:r>
+              <w:rPr>
+                <w:rFonts w:ascii="Cambria" w:hAnsi="Cambria"/>
+                <w:b/>
+                <w:bCs/>
+                <w:color w:val="FFFFFF"/>
+                <w:u w:color="FFFFFF"/>
+              </w:rPr>
+              <w:t xml:space="preserve"> On </w:t>
+            </w:r>
+            <w:proofErr w:type="spellStart"/>
+            <w:r>
+              <w:rPr>
+                <w:rFonts w:ascii="Cambria" w:hAnsi="Cambria"/>
+                <w:b/>
+                <w:bCs/>
+                <w:color w:val="FFFFFF"/>
+                <w:u w:color="FFFFFF"/>
+              </w:rPr>
+              <w:t>Failure</w:t>
+            </w:r>
+            <w:proofErr w:type="spellEnd"/>
           </w:p>
         </w:tc>
         <w:tc>
@@ -10736,8 +11416,20 @@
                 <w:color w:val="FFFFFF"/>
                 <w:u w:color="FFFFFF"/>
               </w:rPr>
-              <w:t>User Priority</w:t>
-            </w:r>
+              <w:t xml:space="preserve">User </w:t>
+            </w:r>
+            <w:proofErr w:type="spellStart"/>
+            <w:r>
+              <w:rPr>
+                <w:rFonts w:ascii="Cambria" w:hAnsi="Cambria"/>
+                <w:b/>
+                <w:bCs/>
+                <w:color w:val="FFFFFF"/>
+                <w:u w:color="FFFFFF"/>
+              </w:rPr>
+              <w:t>Priority</w:t>
+            </w:r>
+            <w:proofErr w:type="spellEnd"/>
           </w:p>
         </w:tc>
         <w:tc>
@@ -10798,7 +11490,7 @@
         </w:rPr>
       </w:pPr>
       <w:bookmarkStart w:id="34" w:name="_Toc117977239"/>
-      <w:bookmarkStart w:id="35" w:name="_Toc118823076"/>
+      <w:bookmarkStart w:id="35" w:name="_Toc118879533"/>
       <w:r>
         <w:rPr>
           <w:rFonts w:ascii="Times New Roman" w:hAnsi="Times New Roman" w:cs="Times New Roman"/>
@@ -10879,7 +11571,7 @@
           <w:szCs w:val="32"/>
         </w:rPr>
       </w:pPr>
-      <w:bookmarkStart w:id="36" w:name="_Toc118823077"/>
+      <w:bookmarkStart w:id="36" w:name="_Toc118879534"/>
       <w:r>
         <w:rPr>
           <w:rFonts w:ascii="Times New Roman" w:hAnsi="Times New Roman" w:cs="Times New Roman"/>
@@ -10960,7 +11652,7 @@
           <w:szCs w:val="32"/>
         </w:rPr>
       </w:pPr>
-      <w:bookmarkStart w:id="37" w:name="_Toc118823078"/>
+      <w:bookmarkStart w:id="37" w:name="_Toc118879535"/>
       <w:r>
         <w:rPr>
           <w:rFonts w:ascii="Times New Roman" w:hAnsi="Times New Roman" w:cs="Times New Roman"/>
@@ -11131,7 +11823,7 @@
               </w:rPr>
             </w:pPr>
             <w:bookmarkStart w:id="38" w:name="_Toc117977240"/>
-            <w:bookmarkStart w:id="39" w:name="_Toc118823079"/>
+            <w:bookmarkStart w:id="39" w:name="_Toc118879536"/>
             <w:r>
               <w:rPr>
                 <w:color w:val="000000" w:themeColor="text1"/>
@@ -11354,8 +12046,20 @@
                 <w:color w:val="FFFFFF"/>
                 <w:u w:color="FFFFFF"/>
               </w:rPr>
-              <w:t>Entry Condition</w:t>
-            </w:r>
+              <w:t xml:space="preserve">Entry </w:t>
+            </w:r>
+            <w:proofErr w:type="spellStart"/>
+            <w:r>
+              <w:rPr>
+                <w:rFonts w:ascii="Cambria" w:hAnsi="Cambria"/>
+                <w:b/>
+                <w:bCs/>
+                <w:color w:val="FFFFFF"/>
+                <w:u w:color="FFFFFF"/>
+              </w:rPr>
+              <w:t>Condition</w:t>
+            </w:r>
+            <w:proofErr w:type="spellEnd"/>
           </w:p>
         </w:tc>
         <w:tc>
@@ -11783,7 +12487,29 @@
                 <w:color w:val="FFFFFF"/>
                 <w:u w:color="FFFFFF"/>
               </w:rPr>
-              <w:t>Exit Condition On Success</w:t>
+              <w:t xml:space="preserve">Exit </w:t>
+            </w:r>
+            <w:proofErr w:type="spellStart"/>
+            <w:r>
+              <w:rPr>
+                <w:rFonts w:ascii="Cambria" w:hAnsi="Cambria"/>
+                <w:b/>
+                <w:bCs/>
+                <w:color w:val="FFFFFF"/>
+                <w:u w:color="FFFFFF"/>
+              </w:rPr>
+              <w:t>Condition</w:t>
+            </w:r>
+            <w:proofErr w:type="spellEnd"/>
+            <w:r>
+              <w:rPr>
+                <w:rFonts w:ascii="Cambria" w:hAnsi="Cambria"/>
+                <w:b/>
+                <w:bCs/>
+                <w:color w:val="FFFFFF"/>
+                <w:u w:color="FFFFFF"/>
+              </w:rPr>
+              <w:t xml:space="preserve"> On Success</w:t>
             </w:r>
           </w:p>
         </w:tc>
@@ -11858,8 +12584,20 @@
                 <w:color w:val="FFFFFF"/>
                 <w:u w:color="FFFFFF"/>
               </w:rPr>
-              <w:t>User Priority</w:t>
-            </w:r>
+              <w:t xml:space="preserve">User </w:t>
+            </w:r>
+            <w:proofErr w:type="spellStart"/>
+            <w:r>
+              <w:rPr>
+                <w:rFonts w:ascii="Cambria" w:hAnsi="Cambria"/>
+                <w:b/>
+                <w:bCs/>
+                <w:color w:val="FFFFFF"/>
+                <w:u w:color="FFFFFF"/>
+              </w:rPr>
+              <w:t>Priority</w:t>
+            </w:r>
+            <w:proofErr w:type="spellEnd"/>
           </w:p>
         </w:tc>
         <w:tc>
@@ -11920,7 +12658,7 @@
         </w:rPr>
       </w:pPr>
       <w:bookmarkStart w:id="40" w:name="_Toc117977241"/>
-      <w:bookmarkStart w:id="41" w:name="_Toc118823080"/>
+      <w:bookmarkStart w:id="41" w:name="_Toc118879537"/>
       <w:r>
         <w:rPr>
           <w:rFonts w:ascii="Times New Roman" w:hAnsi="Times New Roman" w:cs="Times New Roman"/>
@@ -12005,7 +12743,7 @@
           <w:szCs w:val="32"/>
         </w:rPr>
       </w:pPr>
-      <w:bookmarkStart w:id="42" w:name="_Toc118823081"/>
+      <w:bookmarkStart w:id="42" w:name="_Toc118879538"/>
       <w:r>
         <w:rPr>
           <w:rFonts w:ascii="Times New Roman" w:hAnsi="Times New Roman" w:cs="Times New Roman"/>
@@ -12171,7 +12909,7 @@
               <w:jc w:val="center"/>
             </w:pPr>
             <w:bookmarkStart w:id="43" w:name="_Toc117977242"/>
-            <w:bookmarkStart w:id="44" w:name="_Toc118823082"/>
+            <w:bookmarkStart w:id="44" w:name="_Toc118879539"/>
             <w:r>
               <w:rPr>
                 <w:rStyle w:val="Titolo3Carattere"/>
@@ -12401,8 +13139,20 @@
                 <w:color w:val="FFFFFF"/>
                 <w:u w:color="FFFFFF"/>
               </w:rPr>
-              <w:t>Entry Condition</w:t>
-            </w:r>
+              <w:t xml:space="preserve">Entry </w:t>
+            </w:r>
+            <w:proofErr w:type="spellStart"/>
+            <w:r>
+              <w:rPr>
+                <w:rFonts w:ascii="Cambria" w:hAnsi="Cambria"/>
+                <w:b/>
+                <w:bCs/>
+                <w:color w:val="FFFFFF"/>
+                <w:u w:color="FFFFFF"/>
+              </w:rPr>
+              <w:t>Condition</w:t>
+            </w:r>
+            <w:proofErr w:type="spellEnd"/>
           </w:p>
         </w:tc>
         <w:tc>
@@ -12977,7 +13727,29 @@
                 <w:color w:val="FFFFFF"/>
                 <w:u w:color="FFFFFF"/>
               </w:rPr>
-              <w:t>Exit Condition On Success</w:t>
+              <w:t xml:space="preserve">Exit </w:t>
+            </w:r>
+            <w:proofErr w:type="spellStart"/>
+            <w:r>
+              <w:rPr>
+                <w:rFonts w:ascii="Cambria" w:hAnsi="Cambria"/>
+                <w:b/>
+                <w:bCs/>
+                <w:color w:val="FFFFFF"/>
+                <w:u w:color="FFFFFF"/>
+              </w:rPr>
+              <w:t>Condition</w:t>
+            </w:r>
+            <w:proofErr w:type="spellEnd"/>
+            <w:r>
+              <w:rPr>
+                <w:rFonts w:ascii="Cambria" w:hAnsi="Cambria"/>
+                <w:b/>
+                <w:bCs/>
+                <w:color w:val="FFFFFF"/>
+                <w:u w:color="FFFFFF"/>
+              </w:rPr>
+              <w:t xml:space="preserve"> On Success</w:t>
             </w:r>
           </w:p>
         </w:tc>
@@ -13125,8 +13897,20 @@
                 <w:color w:val="FFFFFF"/>
                 <w:u w:color="FFFFFF"/>
               </w:rPr>
-              <w:t>User Priority</w:t>
-            </w:r>
+              <w:t xml:space="preserve">User </w:t>
+            </w:r>
+            <w:proofErr w:type="spellStart"/>
+            <w:r>
+              <w:rPr>
+                <w:rFonts w:ascii="Cambria" w:hAnsi="Cambria"/>
+                <w:b/>
+                <w:bCs/>
+                <w:color w:val="FFFFFF"/>
+                <w:u w:color="FFFFFF"/>
+              </w:rPr>
+              <w:t>Priority</w:t>
+            </w:r>
+            <w:proofErr w:type="spellEnd"/>
           </w:p>
         </w:tc>
         <w:tc>
@@ -13205,7 +13989,7 @@
         </w:rPr>
       </w:pPr>
       <w:bookmarkStart w:id="45" w:name="_Toc117977243"/>
-      <w:bookmarkStart w:id="46" w:name="_Toc118823083"/>
+      <w:bookmarkStart w:id="46" w:name="_Toc118879540"/>
       <w:r>
         <w:rPr>
           <w:rFonts w:ascii="Times New Roman" w:hAnsi="Times New Roman" w:cs="Times New Roman"/>
@@ -13290,7 +14074,7 @@
           <w:szCs w:val="32"/>
         </w:rPr>
       </w:pPr>
-      <w:bookmarkStart w:id="47" w:name="_Toc118823084"/>
+      <w:bookmarkStart w:id="47" w:name="_Toc118879541"/>
       <w:r>
         <w:rPr>
           <w:rFonts w:ascii="Times New Roman" w:hAnsi="Times New Roman" w:cs="Times New Roman"/>
@@ -13452,7 +14236,7 @@
               </w:rPr>
             </w:pPr>
             <w:bookmarkStart w:id="48" w:name="_Toc117977244"/>
-            <w:bookmarkStart w:id="49" w:name="_Toc118823085"/>
+            <w:bookmarkStart w:id="49" w:name="_Toc118879542"/>
             <w:r>
               <w:rPr>
                 <w:color w:val="000000" w:themeColor="text1"/>
@@ -13675,8 +14459,20 @@
                 <w:color w:val="FFFFFF"/>
                 <w:u w:color="FFFFFF"/>
               </w:rPr>
-              <w:t>Entry Condition</w:t>
-            </w:r>
+              <w:t xml:space="preserve">Entry </w:t>
+            </w:r>
+            <w:proofErr w:type="spellStart"/>
+            <w:r>
+              <w:rPr>
+                <w:rFonts w:ascii="Cambria" w:hAnsi="Cambria"/>
+                <w:b/>
+                <w:bCs/>
+                <w:color w:val="FFFFFF"/>
+                <w:u w:color="FFFFFF"/>
+              </w:rPr>
+              <w:t>Condition</w:t>
+            </w:r>
+            <w:proofErr w:type="spellEnd"/>
           </w:p>
         </w:tc>
         <w:tc>
@@ -14238,7 +15034,25 @@
                 <w:sz w:val="22"/>
                 <w:szCs w:val="22"/>
               </w:rPr>
-              <w:t xml:space="preserve">Carta di credito: il sistema mostra un form </w:t>
+              <w:t xml:space="preserve">Carta di credito: il sistema mostra un </w:t>
+            </w:r>
+            <w:proofErr w:type="spellStart"/>
+            <w:r>
+              <w:rPr>
+                <w:rFonts w:ascii="Calibri Light" w:hAnsi="Calibri Light"/>
+                <w:sz w:val="22"/>
+                <w:szCs w:val="22"/>
+              </w:rPr>
+              <w:t>form</w:t>
+            </w:r>
+            <w:proofErr w:type="spellEnd"/>
+            <w:r>
+              <w:rPr>
+                <w:rFonts w:ascii="Calibri Light" w:hAnsi="Calibri Light"/>
+                <w:sz w:val="22"/>
+                <w:szCs w:val="22"/>
+              </w:rPr>
+              <w:t xml:space="preserve"> </w:t>
             </w:r>
             <w:r>
               <w:rPr>
@@ -14378,7 +15192,29 @@
                 <w:color w:val="FFFFFF"/>
                 <w:u w:color="FFFFFF"/>
               </w:rPr>
-              <w:t>Exit Condition On Success</w:t>
+              <w:t xml:space="preserve">Exit </w:t>
+            </w:r>
+            <w:proofErr w:type="spellStart"/>
+            <w:r>
+              <w:rPr>
+                <w:rFonts w:ascii="Cambria" w:hAnsi="Cambria"/>
+                <w:b/>
+                <w:bCs/>
+                <w:color w:val="FFFFFF"/>
+                <w:u w:color="FFFFFF"/>
+              </w:rPr>
+              <w:t>Condition</w:t>
+            </w:r>
+            <w:proofErr w:type="spellEnd"/>
+            <w:r>
+              <w:rPr>
+                <w:rFonts w:ascii="Cambria" w:hAnsi="Cambria"/>
+                <w:b/>
+                <w:bCs/>
+                <w:color w:val="FFFFFF"/>
+                <w:u w:color="FFFFFF"/>
+              </w:rPr>
+              <w:t xml:space="preserve"> On Success</w:t>
             </w:r>
           </w:p>
         </w:tc>
@@ -14454,8 +15290,20 @@
                 <w:u w:color="FFFFFF"/>
               </w:rPr>
               <w:lastRenderedPageBreak/>
-              <w:t>User Priority</w:t>
-            </w:r>
+              <w:t xml:space="preserve">User </w:t>
+            </w:r>
+            <w:proofErr w:type="spellStart"/>
+            <w:r>
+              <w:rPr>
+                <w:rFonts w:ascii="Cambria" w:hAnsi="Cambria"/>
+                <w:b/>
+                <w:bCs/>
+                <w:color w:val="FFFFFF"/>
+                <w:u w:color="FFFFFF"/>
+              </w:rPr>
+              <w:t>Priority</w:t>
+            </w:r>
+            <w:proofErr w:type="spellEnd"/>
           </w:p>
         </w:tc>
         <w:tc>
@@ -14506,7 +15354,7 @@
           <w:szCs w:val="32"/>
         </w:rPr>
       </w:pPr>
-      <w:bookmarkStart w:id="50" w:name="_Toc118823086"/>
+      <w:bookmarkStart w:id="50" w:name="_Toc118879543"/>
       <w:r>
         <w:rPr>
           <w:rFonts w:ascii="Times New Roman" w:hAnsi="Times New Roman" w:cs="Times New Roman"/>
@@ -14876,7 +15724,7 @@
         </w:rPr>
       </w:pPr>
       <w:bookmarkStart w:id="51" w:name="_Toc117977245"/>
-      <w:bookmarkStart w:id="52" w:name="_Toc118823087"/>
+      <w:bookmarkStart w:id="52" w:name="_Toc118879544"/>
       <w:r>
         <w:rPr>
           <w:rFonts w:ascii="Times New Roman" w:hAnsi="Times New Roman" w:cs="Times New Roman"/>
@@ -15065,7 +15913,7 @@
               </w:rPr>
             </w:pPr>
             <w:bookmarkStart w:id="53" w:name="_Toc117977246"/>
-            <w:bookmarkStart w:id="54" w:name="_Toc118823088"/>
+            <w:bookmarkStart w:id="54" w:name="_Toc118879545"/>
             <w:r>
               <w:rPr>
                 <w:rFonts w:ascii="Carlito" w:hAnsi="Carlito"/>
@@ -15296,8 +16144,20 @@
                 <w:color w:val="FFFFFF"/>
                 <w:u w:color="FFFFFF"/>
               </w:rPr>
-              <w:t>Entry Condition</w:t>
-            </w:r>
+              <w:t xml:space="preserve">Entry </w:t>
+            </w:r>
+            <w:proofErr w:type="spellStart"/>
+            <w:r>
+              <w:rPr>
+                <w:rFonts w:ascii="Cambria" w:hAnsi="Cambria"/>
+                <w:b/>
+                <w:bCs/>
+                <w:color w:val="FFFFFF"/>
+                <w:u w:color="FFFFFF"/>
+              </w:rPr>
+              <w:t>Condition</w:t>
+            </w:r>
+            <w:proofErr w:type="spellEnd"/>
           </w:p>
         </w:tc>
         <w:tc>
@@ -15708,7 +16568,29 @@
                 <w:color w:val="FFFFFF"/>
                 <w:u w:color="FFFFFF"/>
               </w:rPr>
-              <w:t>Exit Condition On Success</w:t>
+              <w:t xml:space="preserve">Exit </w:t>
+            </w:r>
+            <w:proofErr w:type="spellStart"/>
+            <w:r>
+              <w:rPr>
+                <w:rFonts w:ascii="Cambria" w:hAnsi="Cambria"/>
+                <w:b/>
+                <w:bCs/>
+                <w:color w:val="FFFFFF"/>
+                <w:u w:color="FFFFFF"/>
+              </w:rPr>
+              <w:t>Condition</w:t>
+            </w:r>
+            <w:proofErr w:type="spellEnd"/>
+            <w:r>
+              <w:rPr>
+                <w:rFonts w:ascii="Cambria" w:hAnsi="Cambria"/>
+                <w:b/>
+                <w:bCs/>
+                <w:color w:val="FFFFFF"/>
+                <w:u w:color="FFFFFF"/>
+              </w:rPr>
+              <w:t xml:space="preserve"> On Success</w:t>
             </w:r>
           </w:p>
         </w:tc>
@@ -15783,8 +16665,20 @@
                 <w:color w:val="FFFFFF"/>
                 <w:u w:color="FFFFFF"/>
               </w:rPr>
-              <w:t>User Priority</w:t>
-            </w:r>
+              <w:t xml:space="preserve">User </w:t>
+            </w:r>
+            <w:proofErr w:type="spellStart"/>
+            <w:r>
+              <w:rPr>
+                <w:rFonts w:ascii="Cambria" w:hAnsi="Cambria"/>
+                <w:b/>
+                <w:bCs/>
+                <w:color w:val="FFFFFF"/>
+                <w:u w:color="FFFFFF"/>
+              </w:rPr>
+              <w:t>Priority</w:t>
+            </w:r>
+            <w:proofErr w:type="spellEnd"/>
           </w:p>
         </w:tc>
         <w:tc>
@@ -15836,7 +16730,7 @@
         </w:rPr>
       </w:pPr>
       <w:bookmarkStart w:id="55" w:name="_Toc117977247"/>
-      <w:bookmarkStart w:id="56" w:name="_Toc118823089"/>
+      <w:bookmarkStart w:id="56" w:name="_Toc118879546"/>
       <w:r>
         <w:rPr>
           <w:rFonts w:ascii="Times New Roman" w:hAnsi="Times New Roman" w:cs="Times New Roman"/>
@@ -15917,7 +16811,7 @@
           <w:szCs w:val="32"/>
         </w:rPr>
       </w:pPr>
-      <w:bookmarkStart w:id="57" w:name="_Toc118823090"/>
+      <w:bookmarkStart w:id="57" w:name="_Toc118879547"/>
       <w:r>
         <w:rPr>
           <w:rFonts w:ascii="Times New Roman" w:hAnsi="Times New Roman" w:cs="Times New Roman"/>
@@ -16102,7 +16996,7 @@
               <w:jc w:val="center"/>
             </w:pPr>
             <w:bookmarkStart w:id="58" w:name="_Toc117977248"/>
-            <w:bookmarkStart w:id="59" w:name="_Toc118823091"/>
+            <w:bookmarkStart w:id="59" w:name="_Toc118879548"/>
             <w:r>
               <w:rPr>
                 <w:rStyle w:val="Titolo3Carattere"/>
@@ -16310,8 +17204,20 @@
                 <w:color w:val="FFFFFF"/>
                 <w:u w:color="FFFFFF"/>
               </w:rPr>
-              <w:t>Entry Condition</w:t>
-            </w:r>
+              <w:t xml:space="preserve">Entry </w:t>
+            </w:r>
+            <w:proofErr w:type="spellStart"/>
+            <w:r>
+              <w:rPr>
+                <w:rFonts w:ascii="Cambria" w:hAnsi="Cambria"/>
+                <w:b/>
+                <w:bCs/>
+                <w:color w:val="FFFFFF"/>
+                <w:u w:color="FFFFFF"/>
+              </w:rPr>
+              <w:t>Condition</w:t>
+            </w:r>
+            <w:proofErr w:type="spellEnd"/>
           </w:p>
         </w:tc>
         <w:tc>
@@ -16645,7 +17551,29 @@
                 <w:color w:val="FFFFFF"/>
                 <w:u w:color="FFFFFF"/>
               </w:rPr>
-              <w:t>Exit Condition On Success</w:t>
+              <w:t xml:space="preserve">Exit </w:t>
+            </w:r>
+            <w:proofErr w:type="spellStart"/>
+            <w:r>
+              <w:rPr>
+                <w:rFonts w:ascii="Cambria" w:hAnsi="Cambria"/>
+                <w:b/>
+                <w:bCs/>
+                <w:color w:val="FFFFFF"/>
+                <w:u w:color="FFFFFF"/>
+              </w:rPr>
+              <w:t>Condition</w:t>
+            </w:r>
+            <w:proofErr w:type="spellEnd"/>
+            <w:r>
+              <w:rPr>
+                <w:rFonts w:ascii="Cambria" w:hAnsi="Cambria"/>
+                <w:b/>
+                <w:bCs/>
+                <w:color w:val="FFFFFF"/>
+                <w:u w:color="FFFFFF"/>
+              </w:rPr>
+              <w:t xml:space="preserve"> On Success</w:t>
             </w:r>
           </w:p>
         </w:tc>
@@ -16793,8 +17721,20 @@
                 <w:color w:val="FFFFFF"/>
                 <w:u w:color="FFFFFF"/>
               </w:rPr>
-              <w:t>User Priority</w:t>
-            </w:r>
+              <w:t xml:space="preserve">User </w:t>
+            </w:r>
+            <w:proofErr w:type="spellStart"/>
+            <w:r>
+              <w:rPr>
+                <w:rFonts w:ascii="Cambria" w:hAnsi="Cambria"/>
+                <w:b/>
+                <w:bCs/>
+                <w:color w:val="FFFFFF"/>
+                <w:u w:color="FFFFFF"/>
+              </w:rPr>
+              <w:t>Priority</w:t>
+            </w:r>
+            <w:proofErr w:type="spellEnd"/>
           </w:p>
         </w:tc>
         <w:tc>
@@ -16854,7 +17794,7 @@
           <w:szCs w:val="32"/>
         </w:rPr>
       </w:pPr>
-      <w:bookmarkStart w:id="60" w:name="_Toc118823092"/>
+      <w:bookmarkStart w:id="60" w:name="_Toc118879549"/>
       <w:r>
         <w:rPr>
           <w:rFonts w:ascii="Times New Roman" w:hAnsi="Times New Roman" w:cs="Times New Roman"/>
@@ -16967,7 +17907,7 @@
           <w:szCs w:val="32"/>
         </w:rPr>
       </w:pPr>
-      <w:bookmarkStart w:id="61" w:name="_Toc118823093"/>
+      <w:bookmarkStart w:id="61" w:name="_Toc118879550"/>
       <w:r>
         <w:rPr>
           <w:rFonts w:ascii="Times New Roman" w:hAnsi="Times New Roman" w:cs="Times New Roman"/>
@@ -17107,7 +18047,7 @@
         </w:rPr>
       </w:pPr>
       <w:bookmarkStart w:id="62" w:name="_Toc117977249"/>
-      <w:bookmarkStart w:id="63" w:name="_Toc118823094"/>
+      <w:bookmarkStart w:id="63" w:name="_Toc118879551"/>
       <w:r>
         <w:rPr>
           <w:rFonts w:ascii="Times New Roman" w:hAnsi="Times New Roman" w:cs="Times New Roman"/>
@@ -17288,7 +18228,7 @@
               </w:rPr>
             </w:pPr>
             <w:bookmarkStart w:id="64" w:name="_Toc117977250"/>
-            <w:bookmarkStart w:id="65" w:name="_Toc118823095"/>
+            <w:bookmarkStart w:id="65" w:name="_Toc118879552"/>
             <w:r>
               <w:rPr>
                 <w:color w:val="000000" w:themeColor="text1"/>
@@ -17486,8 +18426,20 @@
                 <w:color w:val="FFFFFF"/>
                 <w:u w:color="FFFFFF"/>
               </w:rPr>
-              <w:t>Entry Condition</w:t>
-            </w:r>
+              <w:t xml:space="preserve">Entry </w:t>
+            </w:r>
+            <w:proofErr w:type="spellStart"/>
+            <w:r>
+              <w:rPr>
+                <w:rFonts w:ascii="Cambria" w:hAnsi="Cambria"/>
+                <w:b/>
+                <w:bCs/>
+                <w:color w:val="FFFFFF"/>
+                <w:u w:color="FFFFFF"/>
+              </w:rPr>
+              <w:t>Condition</w:t>
+            </w:r>
+            <w:proofErr w:type="spellEnd"/>
           </w:p>
         </w:tc>
         <w:tc>
@@ -17894,7 +18846,29 @@
                 <w:color w:val="FFFFFF"/>
                 <w:u w:color="FFFFFF"/>
               </w:rPr>
-              <w:t>Exit Condition On Success</w:t>
+              <w:t xml:space="preserve">Exit </w:t>
+            </w:r>
+            <w:proofErr w:type="spellStart"/>
+            <w:r>
+              <w:rPr>
+                <w:rFonts w:ascii="Cambria" w:hAnsi="Cambria"/>
+                <w:b/>
+                <w:bCs/>
+                <w:color w:val="FFFFFF"/>
+                <w:u w:color="FFFFFF"/>
+              </w:rPr>
+              <w:t>Condition</w:t>
+            </w:r>
+            <w:proofErr w:type="spellEnd"/>
+            <w:r>
+              <w:rPr>
+                <w:rFonts w:ascii="Cambria" w:hAnsi="Cambria"/>
+                <w:b/>
+                <w:bCs/>
+                <w:color w:val="FFFFFF"/>
+                <w:u w:color="FFFFFF"/>
+              </w:rPr>
+              <w:t xml:space="preserve"> On Success</w:t>
             </w:r>
           </w:p>
         </w:tc>
@@ -17968,8 +18942,20 @@
                 <w:color w:val="FFFFFF"/>
                 <w:u w:color="FFFFFF"/>
               </w:rPr>
-              <w:t>User Priority</w:t>
-            </w:r>
+              <w:t xml:space="preserve">User </w:t>
+            </w:r>
+            <w:proofErr w:type="spellStart"/>
+            <w:r>
+              <w:rPr>
+                <w:rFonts w:ascii="Cambria" w:hAnsi="Cambria"/>
+                <w:b/>
+                <w:bCs/>
+                <w:color w:val="FFFFFF"/>
+                <w:u w:color="FFFFFF"/>
+              </w:rPr>
+              <w:t>Priority</w:t>
+            </w:r>
+            <w:proofErr w:type="spellEnd"/>
           </w:p>
         </w:tc>
         <w:tc>
@@ -18029,7 +19015,7 @@
           <w:szCs w:val="32"/>
         </w:rPr>
       </w:pPr>
-      <w:bookmarkStart w:id="66" w:name="_Toc118823096"/>
+      <w:bookmarkStart w:id="66" w:name="_Toc118879553"/>
       <w:r>
         <w:rPr>
           <w:rFonts w:ascii="Times New Roman" w:hAnsi="Times New Roman" w:cs="Times New Roman"/>
@@ -18169,7 +19155,7 @@
         </w:rPr>
       </w:pPr>
       <w:bookmarkStart w:id="67" w:name="_Toc117977251"/>
-      <w:bookmarkStart w:id="68" w:name="_Toc118823097"/>
+      <w:bookmarkStart w:id="68" w:name="_Toc118879554"/>
       <w:r>
         <w:rPr>
           <w:rFonts w:ascii="Times New Roman" w:hAnsi="Times New Roman" w:cs="Times New Roman"/>
@@ -18360,7 +19346,7 @@
               </w:rPr>
             </w:pPr>
             <w:bookmarkStart w:id="69" w:name="_Toc117977252"/>
-            <w:bookmarkStart w:id="70" w:name="_Toc118823098"/>
+            <w:bookmarkStart w:id="70" w:name="_Toc118879555"/>
             <w:r>
               <w:rPr>
                 <w:color w:val="000000" w:themeColor="text1"/>
@@ -18558,8 +19544,20 @@
                 <w:color w:val="FFFFFF"/>
                 <w:u w:color="FFFFFF"/>
               </w:rPr>
-              <w:t>Entry Condition</w:t>
-            </w:r>
+              <w:t xml:space="preserve">Entry </w:t>
+            </w:r>
+            <w:proofErr w:type="spellStart"/>
+            <w:r>
+              <w:rPr>
+                <w:rFonts w:ascii="Cambria" w:hAnsi="Cambria"/>
+                <w:b/>
+                <w:bCs/>
+                <w:color w:val="FFFFFF"/>
+                <w:u w:color="FFFFFF"/>
+              </w:rPr>
+              <w:t>Condition</w:t>
+            </w:r>
+            <w:proofErr w:type="spellEnd"/>
           </w:p>
         </w:tc>
         <w:tc>
@@ -19003,7 +20001,25 @@
                 <w:sz w:val="22"/>
                 <w:szCs w:val="22"/>
               </w:rPr>
-              <w:t>Il sistema restituisce un form di ricerca dell’articolo.</w:t>
+              <w:t xml:space="preserve">Il sistema restituisce un </w:t>
+            </w:r>
+            <w:proofErr w:type="spellStart"/>
+            <w:r>
+              <w:rPr>
+                <w:rFonts w:ascii="Calibri Light" w:hAnsi="Calibri Light"/>
+                <w:sz w:val="22"/>
+                <w:szCs w:val="22"/>
+              </w:rPr>
+              <w:t>form</w:t>
+            </w:r>
+            <w:proofErr w:type="spellEnd"/>
+            <w:r>
+              <w:rPr>
+                <w:rFonts w:ascii="Calibri Light" w:hAnsi="Calibri Light"/>
+                <w:sz w:val="22"/>
+                <w:szCs w:val="22"/>
+              </w:rPr>
+              <w:t xml:space="preserve"> di ricerca dell’articolo.</w:t>
             </w:r>
           </w:p>
           <w:p>
@@ -19147,7 +20163,25 @@
                 <w:sz w:val="22"/>
                 <w:szCs w:val="22"/>
               </w:rPr>
-              <w:t>“Path” dell’immagine</w:t>
+              <w:t>“</w:t>
+            </w:r>
+            <w:proofErr w:type="spellStart"/>
+            <w:r>
+              <w:rPr>
+                <w:rFonts w:ascii="Calibri Light" w:hAnsi="Calibri Light"/>
+                <w:sz w:val="22"/>
+                <w:szCs w:val="22"/>
+              </w:rPr>
+              <w:t>Path</w:t>
+            </w:r>
+            <w:proofErr w:type="spellEnd"/>
+            <w:r>
+              <w:rPr>
+                <w:rFonts w:ascii="Calibri Light" w:hAnsi="Calibri Light"/>
+                <w:sz w:val="22"/>
+                <w:szCs w:val="22"/>
+              </w:rPr>
+              <w:t>” dell’immagine</w:t>
             </w:r>
           </w:p>
           <w:p>
@@ -19234,7 +20268,29 @@
                 <w:color w:val="FFFFFF"/>
                 <w:u w:color="FFFFFF"/>
               </w:rPr>
-              <w:t>Exit Condition On Success</w:t>
+              <w:t xml:space="preserve">Exit </w:t>
+            </w:r>
+            <w:proofErr w:type="spellStart"/>
+            <w:r>
+              <w:rPr>
+                <w:rFonts w:ascii="Cambria" w:hAnsi="Cambria"/>
+                <w:b/>
+                <w:bCs/>
+                <w:color w:val="FFFFFF"/>
+                <w:u w:color="FFFFFF"/>
+              </w:rPr>
+              <w:t>Condition</w:t>
+            </w:r>
+            <w:proofErr w:type="spellEnd"/>
+            <w:r>
+              <w:rPr>
+                <w:rFonts w:ascii="Cambria" w:hAnsi="Cambria"/>
+                <w:b/>
+                <w:bCs/>
+                <w:color w:val="FFFFFF"/>
+                <w:u w:color="FFFFFF"/>
+              </w:rPr>
+              <w:t xml:space="preserve"> On Success</w:t>
             </w:r>
           </w:p>
         </w:tc>
@@ -19398,8 +20454,20 @@
                 <w:color w:val="FFFFFF"/>
                 <w:u w:color="FFFFFF"/>
               </w:rPr>
-              <w:t>User Priority</w:t>
-            </w:r>
+              <w:t xml:space="preserve">User </w:t>
+            </w:r>
+            <w:proofErr w:type="spellStart"/>
+            <w:r>
+              <w:rPr>
+                <w:rFonts w:ascii="Cambria" w:hAnsi="Cambria"/>
+                <w:b/>
+                <w:bCs/>
+                <w:color w:val="FFFFFF"/>
+                <w:u w:color="FFFFFF"/>
+              </w:rPr>
+              <w:t>Priority</w:t>
+            </w:r>
+            <w:proofErr w:type="spellEnd"/>
           </w:p>
         </w:tc>
         <w:tc>
@@ -19459,7 +20527,7 @@
           <w:szCs w:val="32"/>
         </w:rPr>
       </w:pPr>
-      <w:bookmarkStart w:id="71" w:name="_Toc118823099"/>
+      <w:bookmarkStart w:id="71" w:name="_Toc118879556"/>
       <w:r>
         <w:rPr>
           <w:rFonts w:ascii="Times New Roman" w:hAnsi="Times New Roman" w:cs="Times New Roman"/>
@@ -19645,7 +20713,7 @@
           <w:szCs w:val="32"/>
         </w:rPr>
       </w:pPr>
-      <w:bookmarkStart w:id="72" w:name="_Toc118823100"/>
+      <w:bookmarkStart w:id="72" w:name="_Toc118879557"/>
       <w:r>
         <w:rPr>
           <w:rFonts w:ascii="Times New Roman" w:hAnsi="Times New Roman" w:cs="Times New Roman"/>
@@ -19758,7 +20826,7 @@
         </w:rPr>
       </w:pPr>
       <w:bookmarkStart w:id="73" w:name="_Toc117977253"/>
-      <w:bookmarkStart w:id="74" w:name="_Toc118823101"/>
+      <w:bookmarkStart w:id="74" w:name="_Toc118879558"/>
       <w:r>
         <w:rPr>
           <w:rFonts w:ascii="Times New Roman" w:hAnsi="Times New Roman" w:cs="Times New Roman"/>
@@ -19948,7 +21016,7 @@
               </w:rPr>
             </w:pPr>
             <w:bookmarkStart w:id="75" w:name="_Toc117977254"/>
-            <w:bookmarkStart w:id="76" w:name="_Toc118823102"/>
+            <w:bookmarkStart w:id="76" w:name="_Toc118879559"/>
             <w:r>
               <w:rPr>
                 <w:color w:val="000000" w:themeColor="text1"/>
@@ -20147,8 +21215,20 @@
                 <w:color w:val="FFFFFF"/>
                 <w:u w:color="FFFFFF"/>
               </w:rPr>
-              <w:t>Entry Condition</w:t>
-            </w:r>
+              <w:t xml:space="preserve">Entry </w:t>
+            </w:r>
+            <w:proofErr w:type="spellStart"/>
+            <w:r>
+              <w:rPr>
+                <w:rFonts w:ascii="Cambria" w:hAnsi="Cambria"/>
+                <w:b/>
+                <w:bCs/>
+                <w:color w:val="FFFFFF"/>
+                <w:u w:color="FFFFFF"/>
+              </w:rPr>
+              <w:t>Condition</w:t>
+            </w:r>
+            <w:proofErr w:type="spellEnd"/>
           </w:p>
         </w:tc>
         <w:tc>
@@ -20616,7 +21696,25 @@
                 <w:sz w:val="22"/>
                 <w:szCs w:val="22"/>
               </w:rPr>
-              <w:t>Il sistema restituisce un form con i campi da compilare (codice, nome, descrizione, immagine e prezzo).</w:t>
+              <w:t xml:space="preserve">Il sistema restituisce un </w:t>
+            </w:r>
+            <w:proofErr w:type="spellStart"/>
+            <w:r>
+              <w:rPr>
+                <w:rFonts w:ascii="Calibri Light" w:hAnsi="Calibri Light"/>
+                <w:sz w:val="22"/>
+                <w:szCs w:val="22"/>
+              </w:rPr>
+              <w:t>form</w:t>
+            </w:r>
+            <w:proofErr w:type="spellEnd"/>
+            <w:r>
+              <w:rPr>
+                <w:rFonts w:ascii="Calibri Light" w:hAnsi="Calibri Light"/>
+                <w:sz w:val="22"/>
+                <w:szCs w:val="22"/>
+              </w:rPr>
+              <w:t xml:space="preserve"> con i campi da compilare (codice, nome, descrizione, immagine e prezzo).</w:t>
             </w:r>
           </w:p>
           <w:p>
@@ -20756,7 +21854,25 @@
                 <w:sz w:val="22"/>
                 <w:szCs w:val="22"/>
               </w:rPr>
-              <w:t>“Path” dell’immagine</w:t>
+              <w:t>“</w:t>
+            </w:r>
+            <w:proofErr w:type="spellStart"/>
+            <w:r>
+              <w:rPr>
+                <w:rFonts w:ascii="Calibri Light" w:hAnsi="Calibri Light"/>
+                <w:sz w:val="22"/>
+                <w:szCs w:val="22"/>
+              </w:rPr>
+              <w:t>Path</w:t>
+            </w:r>
+            <w:proofErr w:type="spellEnd"/>
+            <w:r>
+              <w:rPr>
+                <w:rFonts w:ascii="Calibri Light" w:hAnsi="Calibri Light"/>
+                <w:sz w:val="22"/>
+                <w:szCs w:val="22"/>
+              </w:rPr>
+              <w:t>” dell’immagine</w:t>
             </w:r>
           </w:p>
           <w:p>
@@ -20835,7 +21951,29 @@
                 <w:color w:val="FFFFFF"/>
                 <w:u w:color="FFFFFF"/>
               </w:rPr>
-              <w:t>Exit Condition On Success</w:t>
+              <w:t xml:space="preserve">Exit </w:t>
+            </w:r>
+            <w:proofErr w:type="spellStart"/>
+            <w:r>
+              <w:rPr>
+                <w:rFonts w:ascii="Cambria" w:hAnsi="Cambria"/>
+                <w:b/>
+                <w:bCs/>
+                <w:color w:val="FFFFFF"/>
+                <w:u w:color="FFFFFF"/>
+              </w:rPr>
+              <w:t>Condition</w:t>
+            </w:r>
+            <w:proofErr w:type="spellEnd"/>
+            <w:r>
+              <w:rPr>
+                <w:rFonts w:ascii="Cambria" w:hAnsi="Cambria"/>
+                <w:b/>
+                <w:bCs/>
+                <w:color w:val="FFFFFF"/>
+                <w:u w:color="FFFFFF"/>
+              </w:rPr>
+              <w:t xml:space="preserve"> On Success</w:t>
             </w:r>
           </w:p>
         </w:tc>
@@ -20983,8 +22121,20 @@
                 <w:color w:val="FFFFFF"/>
                 <w:u w:color="FFFFFF"/>
               </w:rPr>
-              <w:t>User Priority</w:t>
-            </w:r>
+              <w:t xml:space="preserve">User </w:t>
+            </w:r>
+            <w:proofErr w:type="spellStart"/>
+            <w:r>
+              <w:rPr>
+                <w:rFonts w:ascii="Cambria" w:hAnsi="Cambria"/>
+                <w:b/>
+                <w:bCs/>
+                <w:color w:val="FFFFFF"/>
+                <w:u w:color="FFFFFF"/>
+              </w:rPr>
+              <w:t>Priority</w:t>
+            </w:r>
+            <w:proofErr w:type="spellEnd"/>
           </w:p>
         </w:tc>
         <w:tc>
@@ -21035,7 +22185,7 @@
           <w:szCs w:val="32"/>
         </w:rPr>
       </w:pPr>
-      <w:bookmarkStart w:id="77" w:name="_Toc118823103"/>
+      <w:bookmarkStart w:id="77" w:name="_Toc118879560"/>
       <w:r>
         <w:rPr>
           <w:rFonts w:ascii="Times New Roman" w:hAnsi="Times New Roman" w:cs="Times New Roman"/>
@@ -21184,7 +22334,7 @@
           <w:szCs w:val="32"/>
         </w:rPr>
       </w:pPr>
-      <w:bookmarkStart w:id="78" w:name="_Toc118823104"/>
+      <w:bookmarkStart w:id="78" w:name="_Toc118879561"/>
       <w:r>
         <w:rPr>
           <w:rFonts w:ascii="Times New Roman" w:hAnsi="Times New Roman" w:cs="Times New Roman"/>
@@ -21277,13 +22427,473 @@
     </w:p>
     <w:p>
       <w:pPr>
+        <w:pStyle w:val="Titolo1"/>
+        <w:rPr>
+          <w:rFonts w:ascii="Times New Roman" w:hAnsi="Times New Roman" w:cs="Times New Roman"/>
+          <w:b/>
+          <w:bCs/>
+          <w:color w:val="auto"/>
+        </w:rPr>
+      </w:pPr>
+    </w:p>
+    <w:p>
+      <w:pPr>
+        <w:pStyle w:val="Titolo1"/>
+        <w:rPr>
+          <w:rFonts w:ascii="Times New Roman" w:hAnsi="Times New Roman" w:cs="Times New Roman"/>
+          <w:b/>
+          <w:bCs/>
+          <w:color w:val="auto"/>
+        </w:rPr>
+      </w:pPr>
+      <w:bookmarkStart w:id="79" w:name="_Hlk118879245"/>
+      <w:bookmarkStart w:id="80" w:name="_Toc118879562"/>
+      <w:r>
+        <w:rPr>
+          <w:rFonts w:ascii="Times New Roman" w:hAnsi="Times New Roman" w:cs="Times New Roman"/>
+          <w:b/>
+          <w:bCs/>
+          <w:color w:val="auto"/>
+        </w:rPr>
+        <w:t xml:space="preserve">Class </w:t>
+      </w:r>
+      <w:proofErr w:type="spellStart"/>
+      <w:r>
+        <w:rPr>
+          <w:rFonts w:ascii="Times New Roman" w:hAnsi="Times New Roman" w:cs="Times New Roman"/>
+          <w:b/>
+          <w:bCs/>
+          <w:color w:val="auto"/>
+        </w:rPr>
+        <w:t>Diagram</w:t>
+      </w:r>
+      <w:bookmarkEnd w:id="80"/>
+      <w:proofErr w:type="spellEnd"/>
+    </w:p>
+    <w:bookmarkEnd w:id="79"/>
+    <w:p/>
+    <w:p>
+      <w:pPr>
         <w:rPr>
           <w:u w:val="single"/>
+        </w:rPr>
+      </w:pPr>
+      <w:r>
+        <w:rPr>
+          <w:noProof/>
+          <w:u w:val="single"/>
+        </w:rPr>
+        <w:drawing>
+          <wp:inline distT="0" distB="0" distL="0" distR="0" wp14:anchorId="107E31B3" wp14:editId="69C38176">
+            <wp:extent cx="6113780" cy="3881755"/>
+            <wp:effectExtent l="0" t="0" r="0" b="0"/>
+            <wp:docPr id="31" name="Immagine 31"/>
+            <wp:cNvGraphicFramePr>
+              <a:graphicFrameLocks xmlns:a="http://schemas.openxmlformats.org/drawingml/2006/main" noChangeAspect="1"/>
+            </wp:cNvGraphicFramePr>
+            <a:graphic xmlns:a="http://schemas.openxmlformats.org/drawingml/2006/main">
+              <a:graphicData uri="http://schemas.openxmlformats.org/drawingml/2006/picture">
+                <pic:pic xmlns:pic="http://schemas.openxmlformats.org/drawingml/2006/picture">
+                  <pic:nvPicPr>
+                    <pic:cNvPr id="0" name="Picture 2"/>
+                    <pic:cNvPicPr>
+                      <a:picLocks noChangeAspect="1" noChangeArrowheads="1"/>
+                    </pic:cNvPicPr>
+                  </pic:nvPicPr>
+                  <pic:blipFill>
+                    <a:blip r:embed="rId43">
+                      <a:extLst>
+                        <a:ext uri="{28A0092B-C50C-407E-A947-70E740481C1C}">
+                          <a14:useLocalDpi xmlns:a14="http://schemas.microsoft.com/office/drawing/2010/main" val="0"/>
+                        </a:ext>
+                      </a:extLst>
+                    </a:blip>
+                    <a:srcRect/>
+                    <a:stretch>
+                      <a:fillRect/>
+                    </a:stretch>
+                  </pic:blipFill>
+                  <pic:spPr bwMode="auto">
+                    <a:xfrm>
+                      <a:off x="0" y="0"/>
+                      <a:ext cx="6113780" cy="3881755"/>
+                    </a:xfrm>
+                    <a:prstGeom prst="rect">
+                      <a:avLst/>
+                    </a:prstGeom>
+                    <a:noFill/>
+                    <a:ln>
+                      <a:noFill/>
+                    </a:ln>
+                  </pic:spPr>
+                </pic:pic>
+              </a:graphicData>
+            </a:graphic>
+          </wp:inline>
+        </w:drawing>
+      </w:r>
+    </w:p>
+    <w:p>
+      <w:pPr>
+        <w:rPr>
+          <w:u w:val="single"/>
+        </w:rPr>
+      </w:pPr>
+    </w:p>
+    <w:p>
+      <w:pPr>
+        <w:pStyle w:val="Titolo1"/>
+        <w:rPr>
+          <w:rFonts w:ascii="Times New Roman" w:hAnsi="Times New Roman" w:cs="Times New Roman"/>
+          <w:b/>
+          <w:bCs/>
+          <w:color w:val="auto"/>
+        </w:rPr>
+      </w:pPr>
+    </w:p>
+    <w:p/>
+    <w:p>
+      <w:pPr>
+        <w:pStyle w:val="Titolo1"/>
+        <w:rPr>
+          <w:rFonts w:ascii="Times New Roman" w:hAnsi="Times New Roman" w:cs="Times New Roman"/>
+          <w:b/>
+          <w:bCs/>
+          <w:color w:val="auto"/>
+        </w:rPr>
+      </w:pPr>
+      <w:bookmarkStart w:id="81" w:name="_Toc118879563"/>
+      <w:proofErr w:type="spellStart"/>
+      <w:r>
+        <w:rPr>
+          <w:rFonts w:ascii="Times New Roman" w:hAnsi="Times New Roman" w:cs="Times New Roman"/>
+          <w:b/>
+          <w:bCs/>
+          <w:color w:val="auto"/>
+        </w:rPr>
+        <w:lastRenderedPageBreak/>
+        <w:t>Mockup</w:t>
+      </w:r>
+      <w:bookmarkEnd w:id="81"/>
+      <w:proofErr w:type="spellEnd"/>
+    </w:p>
+    <w:p>
+      <w:pPr>
+        <w:jc w:val="center"/>
+        <w:rPr>
+          <w:b/>
+          <w:bCs/>
+          <w:sz w:val="28"/>
+          <w:szCs w:val="28"/>
+        </w:rPr>
+      </w:pPr>
+      <w:r>
+        <w:rPr>
+          <w:b/>
+          <w:bCs/>
+          <w:sz w:val="28"/>
+          <w:szCs w:val="28"/>
+        </w:rPr>
+        <w:t>Login</w:t>
+      </w:r>
+    </w:p>
+    <w:p>
+      <w:pPr>
+        <w:jc w:val="center"/>
+        <w:rPr>
+          <w:b/>
+          <w:bCs/>
+          <w:sz w:val="28"/>
+          <w:szCs w:val="28"/>
+        </w:rPr>
+      </w:pPr>
+      <w:r>
+        <w:rPr>
+          <w:b/>
+          <w:bCs/>
+          <w:noProof/>
+          <w:sz w:val="28"/>
+          <w:szCs w:val="28"/>
+        </w:rPr>
+        <w:drawing>
+          <wp:inline distT="0" distB="0" distL="0" distR="0" wp14:anchorId="0F33229D" wp14:editId="71246361">
+            <wp:extent cx="5446509" cy="3870960"/>
+            <wp:effectExtent l="76200" t="76200" r="116205" b="110490"/>
+            <wp:docPr id="28" name="Immagine 28"/>
+            <wp:cNvGraphicFramePr>
+              <a:graphicFrameLocks xmlns:a="http://schemas.openxmlformats.org/drawingml/2006/main" noChangeAspect="1"/>
+            </wp:cNvGraphicFramePr>
+            <a:graphic xmlns:a="http://schemas.openxmlformats.org/drawingml/2006/main">
+              <a:graphicData uri="http://schemas.openxmlformats.org/drawingml/2006/picture">
+                <pic:pic xmlns:pic="http://schemas.openxmlformats.org/drawingml/2006/picture">
+                  <pic:nvPicPr>
+                    <pic:cNvPr id="0" name="Picture 1"/>
+                    <pic:cNvPicPr>
+                      <a:picLocks noChangeAspect="1" noChangeArrowheads="1"/>
+                    </pic:cNvPicPr>
+                  </pic:nvPicPr>
+                  <pic:blipFill>
+                    <a:blip r:embed="rId44" cstate="print">
+                      <a:extLst>
+                        <a:ext uri="{28A0092B-C50C-407E-A947-70E740481C1C}">
+                          <a14:useLocalDpi xmlns:a14="http://schemas.microsoft.com/office/drawing/2010/main" val="0"/>
+                        </a:ext>
+                      </a:extLst>
+                    </a:blip>
+                    <a:srcRect/>
+                    <a:stretch>
+                      <a:fillRect/>
+                    </a:stretch>
+                  </pic:blipFill>
+                  <pic:spPr bwMode="auto">
+                    <a:xfrm>
+                      <a:off x="0" y="0"/>
+                      <a:ext cx="5453063" cy="3875618"/>
+                    </a:xfrm>
+                    <a:prstGeom prst="rect">
+                      <a:avLst/>
+                    </a:prstGeom>
+                    <a:ln w="38100" cap="sq">
+                      <a:solidFill>
+                        <a:srgbClr val="000000"/>
+                      </a:solidFill>
+                      <a:prstDash val="solid"/>
+                      <a:miter lim="800000"/>
+                    </a:ln>
+                    <a:effectLst>
+                      <a:outerShdw blurRad="50800" dist="38100" dir="2700000" algn="tl" rotWithShape="0">
+                        <a:srgbClr val="000000">
+                          <a:alpha val="43000"/>
+                        </a:srgbClr>
+                      </a:outerShdw>
+                    </a:effectLst>
+                  </pic:spPr>
+                </pic:pic>
+              </a:graphicData>
+            </a:graphic>
+          </wp:inline>
+        </w:drawing>
+      </w:r>
+    </w:p>
+    <w:p>
+      <w:pPr>
+        <w:rPr>
+          <w:b/>
+          <w:bCs/>
+          <w:sz w:val="28"/>
+          <w:szCs w:val="28"/>
+        </w:rPr>
+      </w:pPr>
+    </w:p>
+    <w:p>
+      <w:pPr>
+        <w:jc w:val="center"/>
+        <w:rPr>
+          <w:b/>
+          <w:bCs/>
+          <w:sz w:val="28"/>
+          <w:szCs w:val="28"/>
+        </w:rPr>
+      </w:pPr>
+      <w:r>
+        <w:rPr>
+          <w:b/>
+          <w:bCs/>
+          <w:sz w:val="28"/>
+          <w:szCs w:val="28"/>
+        </w:rPr>
+        <w:t>Home</w:t>
+      </w:r>
+    </w:p>
+    <w:p>
+      <w:pPr>
+        <w:jc w:val="center"/>
+        <w:rPr>
+          <w:b/>
+          <w:bCs/>
+          <w:sz w:val="28"/>
+          <w:szCs w:val="28"/>
+        </w:rPr>
+      </w:pPr>
+      <w:r>
+        <w:rPr>
+          <w:b/>
+          <w:bCs/>
+          <w:noProof/>
+          <w:sz w:val="28"/>
+          <w:szCs w:val="28"/>
+        </w:rPr>
+        <w:drawing>
+          <wp:inline distT="0" distB="0" distL="0" distR="0" wp14:anchorId="3290EEE4" wp14:editId="2DCD2252">
+            <wp:extent cx="5440680" cy="3866818"/>
+            <wp:effectExtent l="76200" t="76200" r="121920" b="114935"/>
+            <wp:docPr id="32" name="Immagine 32"/>
+            <wp:cNvGraphicFramePr>
+              <a:graphicFrameLocks xmlns:a="http://schemas.openxmlformats.org/drawingml/2006/main" noChangeAspect="1"/>
+            </wp:cNvGraphicFramePr>
+            <a:graphic xmlns:a="http://schemas.openxmlformats.org/drawingml/2006/main">
+              <a:graphicData uri="http://schemas.openxmlformats.org/drawingml/2006/picture">
+                <pic:pic xmlns:pic="http://schemas.openxmlformats.org/drawingml/2006/picture">
+                  <pic:nvPicPr>
+                    <pic:cNvPr id="0" name="Picture 2"/>
+                    <pic:cNvPicPr>
+                      <a:picLocks noChangeAspect="1" noChangeArrowheads="1"/>
+                    </pic:cNvPicPr>
+                  </pic:nvPicPr>
+                  <pic:blipFill>
+                    <a:blip r:embed="rId45" cstate="print">
+                      <a:extLst>
+                        <a:ext uri="{28A0092B-C50C-407E-A947-70E740481C1C}">
+                          <a14:useLocalDpi xmlns:a14="http://schemas.microsoft.com/office/drawing/2010/main" val="0"/>
+                        </a:ext>
+                      </a:extLst>
+                    </a:blip>
+                    <a:srcRect/>
+                    <a:stretch>
+                      <a:fillRect/>
+                    </a:stretch>
+                  </pic:blipFill>
+                  <pic:spPr bwMode="auto">
+                    <a:xfrm>
+                      <a:off x="0" y="0"/>
+                      <a:ext cx="5447196" cy="3871449"/>
+                    </a:xfrm>
+                    <a:prstGeom prst="rect">
+                      <a:avLst/>
+                    </a:prstGeom>
+                    <a:ln w="38100" cap="sq">
+                      <a:solidFill>
+                        <a:srgbClr val="000000"/>
+                      </a:solidFill>
+                      <a:prstDash val="solid"/>
+                      <a:miter lim="800000"/>
+                    </a:ln>
+                    <a:effectLst>
+                      <a:outerShdw blurRad="50800" dist="38100" dir="2700000" algn="tl" rotWithShape="0">
+                        <a:srgbClr val="000000">
+                          <a:alpha val="43000"/>
+                        </a:srgbClr>
+                      </a:outerShdw>
+                    </a:effectLst>
+                  </pic:spPr>
+                </pic:pic>
+              </a:graphicData>
+            </a:graphic>
+          </wp:inline>
+        </w:drawing>
+      </w:r>
+    </w:p>
+    <w:p>
+      <w:pPr>
+        <w:jc w:val="center"/>
+        <w:rPr>
+          <w:b/>
+          <w:bCs/>
+          <w:sz w:val="28"/>
+          <w:szCs w:val="28"/>
+        </w:rPr>
+      </w:pPr>
+    </w:p>
+    <w:p>
+      <w:pPr>
+        <w:jc w:val="center"/>
+        <w:rPr>
+          <w:b/>
+          <w:bCs/>
+          <w:sz w:val="28"/>
+          <w:szCs w:val="28"/>
+        </w:rPr>
+      </w:pPr>
+      <w:r>
+        <w:rPr>
+          <w:b/>
+          <w:bCs/>
+          <w:sz w:val="28"/>
+          <w:szCs w:val="28"/>
+        </w:rPr>
+        <w:t>Ricerca</w:t>
+      </w:r>
+      <w:r>
+        <w:rPr>
+          <w:b/>
+          <w:bCs/>
+          <w:noProof/>
+          <w:sz w:val="28"/>
+          <w:szCs w:val="28"/>
+        </w:rPr>
+        <w:drawing>
+          <wp:inline distT="0" distB="0" distL="0" distR="0" wp14:anchorId="5595E151" wp14:editId="5ABAA857">
+            <wp:extent cx="6111240" cy="4343400"/>
+            <wp:effectExtent l="76200" t="76200" r="118110" b="114300"/>
+            <wp:docPr id="33" name="Immagine 33"/>
+            <wp:cNvGraphicFramePr>
+              <a:graphicFrameLocks xmlns:a="http://schemas.openxmlformats.org/drawingml/2006/main" noChangeAspect="1"/>
+            </wp:cNvGraphicFramePr>
+            <a:graphic xmlns:a="http://schemas.openxmlformats.org/drawingml/2006/main">
+              <a:graphicData uri="http://schemas.openxmlformats.org/drawingml/2006/picture">
+                <pic:pic xmlns:pic="http://schemas.openxmlformats.org/drawingml/2006/picture">
+                  <pic:nvPicPr>
+                    <pic:cNvPr id="0" name="Picture 3"/>
+                    <pic:cNvPicPr>
+                      <a:picLocks noChangeAspect="1" noChangeArrowheads="1"/>
+                    </pic:cNvPicPr>
+                  </pic:nvPicPr>
+                  <pic:blipFill>
+                    <a:blip r:embed="rId46">
+                      <a:extLst>
+                        <a:ext uri="{28A0092B-C50C-407E-A947-70E740481C1C}">
+                          <a14:useLocalDpi xmlns:a14="http://schemas.microsoft.com/office/drawing/2010/main" val="0"/>
+                        </a:ext>
+                      </a:extLst>
+                    </a:blip>
+                    <a:srcRect/>
+                    <a:stretch>
+                      <a:fillRect/>
+                    </a:stretch>
+                  </pic:blipFill>
+                  <pic:spPr bwMode="auto">
+                    <a:xfrm>
+                      <a:off x="0" y="0"/>
+                      <a:ext cx="6111240" cy="4343400"/>
+                    </a:xfrm>
+                    <a:prstGeom prst="rect">
+                      <a:avLst/>
+                    </a:prstGeom>
+                    <a:ln w="38100" cap="sq">
+                      <a:solidFill>
+                        <a:srgbClr val="000000"/>
+                      </a:solidFill>
+                      <a:prstDash val="solid"/>
+                      <a:miter lim="800000"/>
+                    </a:ln>
+                    <a:effectLst>
+                      <a:outerShdw blurRad="50800" dist="38100" dir="2700000" algn="tl" rotWithShape="0">
+                        <a:srgbClr val="000000">
+                          <a:alpha val="43000"/>
+                        </a:srgbClr>
+                      </a:outerShdw>
+                    </a:effectLst>
+                  </pic:spPr>
+                </pic:pic>
+              </a:graphicData>
+            </a:graphic>
+          </wp:inline>
+        </w:drawing>
+      </w:r>
+    </w:p>
+    <w:p>
+      <w:pPr>
+        <w:jc w:val="center"/>
+        <w:rPr>
+          <w:b/>
+          <w:bCs/>
+          <w:sz w:val="28"/>
+          <w:szCs w:val="28"/>
         </w:rPr>
       </w:pPr>
     </w:p>
     <w:sectPr>
-      <w:footerReference w:type="default" r:id="rId43"/>
+      <w:footerReference w:type="default" r:id="rId47"/>
       <w:pgSz w:w="11906" w:h="16838"/>
       <w:pgMar w:top="1417" w:right="1134" w:bottom="1134" w:left="1134" w:header="708" w:footer="708" w:gutter="0"/>
       <w:cols w:space="708"/>
@@ -23170,6 +24780,92 @@
     </w:lvl>
   </w:abstractNum>
   <w:abstractNum w:abstractNumId="14" w15:restartNumberingAfterBreak="0">
+    <w:nsid w:val="577D178E"/>
+    <w:multiLevelType w:val="hybridMultilevel"/>
+    <w:tmpl w:val="F13AFEF4"/>
+    <w:lvl w:ilvl="0" w:tplc="0410000F">
+      <w:start w:val="1"/>
+      <w:numFmt w:val="decimal"/>
+      <w:lvlText w:val="%1."/>
+      <w:lvlJc w:val="left"/>
+      <w:pPr>
+        <w:ind w:left="360" w:hanging="360"/>
+      </w:pPr>
+    </w:lvl>
+    <w:lvl w:ilvl="1" w:tplc="04100019" w:tentative="1">
+      <w:start w:val="1"/>
+      <w:numFmt w:val="lowerLetter"/>
+      <w:lvlText w:val="%2."/>
+      <w:lvlJc w:val="left"/>
+      <w:pPr>
+        <w:ind w:left="1080" w:hanging="360"/>
+      </w:pPr>
+    </w:lvl>
+    <w:lvl w:ilvl="2" w:tplc="0410001B" w:tentative="1">
+      <w:start w:val="1"/>
+      <w:numFmt w:val="lowerRoman"/>
+      <w:lvlText w:val="%3."/>
+      <w:lvlJc w:val="right"/>
+      <w:pPr>
+        <w:ind w:left="1800" w:hanging="180"/>
+      </w:pPr>
+    </w:lvl>
+    <w:lvl w:ilvl="3" w:tplc="0410000F" w:tentative="1">
+      <w:start w:val="1"/>
+      <w:numFmt w:val="decimal"/>
+      <w:lvlText w:val="%4."/>
+      <w:lvlJc w:val="left"/>
+      <w:pPr>
+        <w:ind w:left="2520" w:hanging="360"/>
+      </w:pPr>
+    </w:lvl>
+    <w:lvl w:ilvl="4" w:tplc="04100019" w:tentative="1">
+      <w:start w:val="1"/>
+      <w:numFmt w:val="lowerLetter"/>
+      <w:lvlText w:val="%5."/>
+      <w:lvlJc w:val="left"/>
+      <w:pPr>
+        <w:ind w:left="3240" w:hanging="360"/>
+      </w:pPr>
+    </w:lvl>
+    <w:lvl w:ilvl="5" w:tplc="0410001B" w:tentative="1">
+      <w:start w:val="1"/>
+      <w:numFmt w:val="lowerRoman"/>
+      <w:lvlText w:val="%6."/>
+      <w:lvlJc w:val="right"/>
+      <w:pPr>
+        <w:ind w:left="3960" w:hanging="180"/>
+      </w:pPr>
+    </w:lvl>
+    <w:lvl w:ilvl="6" w:tplc="0410000F" w:tentative="1">
+      <w:start w:val="1"/>
+      <w:numFmt w:val="decimal"/>
+      <w:lvlText w:val="%7."/>
+      <w:lvlJc w:val="left"/>
+      <w:pPr>
+        <w:ind w:left="4680" w:hanging="360"/>
+      </w:pPr>
+    </w:lvl>
+    <w:lvl w:ilvl="7" w:tplc="04100019" w:tentative="1">
+      <w:start w:val="1"/>
+      <w:numFmt w:val="lowerLetter"/>
+      <w:lvlText w:val="%8."/>
+      <w:lvlJc w:val="left"/>
+      <w:pPr>
+        <w:ind w:left="5400" w:hanging="360"/>
+      </w:pPr>
+    </w:lvl>
+    <w:lvl w:ilvl="8" w:tplc="0410001B" w:tentative="1">
+      <w:start w:val="1"/>
+      <w:numFmt w:val="lowerRoman"/>
+      <w:lvlText w:val="%9."/>
+      <w:lvlJc w:val="right"/>
+      <w:pPr>
+        <w:ind w:left="6120" w:hanging="180"/>
+      </w:pPr>
+    </w:lvl>
+  </w:abstractNum>
+  <w:abstractNum w:abstractNumId="15" w15:restartNumberingAfterBreak="0">
     <w:nsid w:val="5A095CBC"/>
     <w:multiLevelType w:val="hybridMultilevel"/>
     <w:tmpl w:val="D7D225B2"/>
@@ -23462,7 +25158,7 @@
       </w:rPr>
     </w:lvl>
   </w:abstractNum>
-  <w:abstractNum w:abstractNumId="15" w15:restartNumberingAfterBreak="0">
+  <w:abstractNum w:abstractNumId="16" w15:restartNumberingAfterBreak="0">
     <w:nsid w:val="5A4019BC"/>
     <w:multiLevelType w:val="hybridMultilevel"/>
     <w:tmpl w:val="DEB2DE88"/>
@@ -23755,7 +25451,7 @@
       </w:rPr>
     </w:lvl>
   </w:abstractNum>
-  <w:abstractNum w:abstractNumId="16" w15:restartNumberingAfterBreak="0">
+  <w:abstractNum w:abstractNumId="17" w15:restartNumberingAfterBreak="0">
     <w:nsid w:val="65CD481B"/>
     <w:multiLevelType w:val="multilevel"/>
     <w:tmpl w:val="0A4C5696"/>
@@ -23868,7 +25564,7 @@
       </w:rPr>
     </w:lvl>
   </w:abstractNum>
-  <w:abstractNum w:abstractNumId="17" w15:restartNumberingAfterBreak="0">
+  <w:abstractNum w:abstractNumId="18" w15:restartNumberingAfterBreak="0">
     <w:nsid w:val="701117E9"/>
     <w:multiLevelType w:val="hybridMultilevel"/>
     <w:tmpl w:val="03CE47C2"/>
@@ -23957,7 +25653,7 @@
       </w:pPr>
     </w:lvl>
   </w:abstractNum>
-  <w:abstractNum w:abstractNumId="18" w15:restartNumberingAfterBreak="0">
+  <w:abstractNum w:abstractNumId="19" w15:restartNumberingAfterBreak="0">
     <w:nsid w:val="7D32439B"/>
     <w:multiLevelType w:val="hybridMultilevel"/>
     <w:tmpl w:val="B330B4D6"/>
@@ -24092,7 +25788,7 @@
     <w:abstractNumId w:val="8"/>
   </w:num>
   <w:num w:numId="8" w16cid:durableId="1657370237">
-    <w:abstractNumId w:val="17"/>
+    <w:abstractNumId w:val="18"/>
   </w:num>
   <w:num w:numId="9" w16cid:durableId="1756315909">
     <w:abstractNumId w:val="7"/>
@@ -24107,13 +25803,13 @@
     <w:abstractNumId w:val="3"/>
   </w:num>
   <w:num w:numId="13" w16cid:durableId="440492454">
-    <w:abstractNumId w:val="14"/>
+    <w:abstractNumId w:val="15"/>
   </w:num>
   <w:num w:numId="14" w16cid:durableId="1753045637">
-    <w:abstractNumId w:val="15"/>
+    <w:abstractNumId w:val="16"/>
   </w:num>
   <w:num w:numId="15" w16cid:durableId="1765952051">
-    <w:abstractNumId w:val="18"/>
+    <w:abstractNumId w:val="19"/>
   </w:num>
   <w:num w:numId="16" w16cid:durableId="1104961619">
     <w:abstractNumId w:val="0"/>
@@ -24122,10 +25818,13 @@
     <w:abstractNumId w:val="10"/>
   </w:num>
   <w:num w:numId="18" w16cid:durableId="417293943">
-    <w:abstractNumId w:val="16"/>
+    <w:abstractNumId w:val="17"/>
   </w:num>
   <w:num w:numId="19" w16cid:durableId="824400715">
     <w:abstractNumId w:val="6"/>
+  </w:num>
+  <w:num w:numId="20" w16cid:durableId="279730333">
+    <w:abstractNumId w:val="14"/>
   </w:num>
 </w:numbering>
 </file>

--- a/Deliverables/Edil CommerceDesign_RAD.docx
+++ b/Deliverables/Edil CommerceDesign_RAD.docx
@@ -622,7 +622,7 @@
           <w:r>
             <w:fldChar w:fldCharType="separate"/>
           </w:r>
-          <w:hyperlink w:anchor="_Toc118879515" w:history="1">
+          <w:hyperlink w:anchor="_Toc118879959" w:history="1">
             <w:r>
               <w:rPr>
                 <w:rStyle w:val="Collegamentoipertestuale"/>
@@ -651,7 +651,7 @@
                 <w:noProof/>
                 <w:webHidden/>
               </w:rPr>
-              <w:instrText xml:space="preserve"> PAGEREF _Toc118879515 \h </w:instrText>
+              <w:instrText xml:space="preserve"> PAGEREF _Toc118879959 \h </w:instrText>
             </w:r>
             <w:r>
               <w:rPr>
@@ -698,7 +698,7 @@
               <w:lang w:eastAsia="it-IT"/>
             </w:rPr>
           </w:pPr>
-          <w:hyperlink w:anchor="_Toc118879516" w:history="1">
+          <w:hyperlink w:anchor="_Toc118879960" w:history="1">
             <w:r>
               <w:rPr>
                 <w:rStyle w:val="Collegamentoipertestuale"/>
@@ -747,7 +747,7 @@
                 <w:noProof/>
                 <w:webHidden/>
               </w:rPr>
-              <w:instrText xml:space="preserve"> PAGEREF _Toc118879516 \h </w:instrText>
+              <w:instrText xml:space="preserve"> PAGEREF _Toc118879960 \h </w:instrText>
             </w:r>
             <w:r>
               <w:rPr>
@@ -793,7 +793,7 @@
               <w:lang w:eastAsia="it-IT"/>
             </w:rPr>
           </w:pPr>
-          <w:hyperlink w:anchor="_Toc118879517" w:history="1">
+          <w:hyperlink w:anchor="_Toc118879961" w:history="1">
             <w:r>
               <w:rPr>
                 <w:rStyle w:val="Collegamentoipertestuale"/>
@@ -823,7 +823,7 @@
                 <w:noProof/>
                 <w:webHidden/>
               </w:rPr>
-              <w:instrText xml:space="preserve"> PAGEREF _Toc118879517 \h </w:instrText>
+              <w:instrText xml:space="preserve"> PAGEREF _Toc118879961 \h </w:instrText>
             </w:r>
             <w:r>
               <w:rPr>
@@ -869,7 +869,7 @@
               <w:lang w:eastAsia="it-IT"/>
             </w:rPr>
           </w:pPr>
-          <w:hyperlink w:anchor="_Toc118879518" w:history="1">
+          <w:hyperlink w:anchor="_Toc118879962" w:history="1">
             <w:r>
               <w:rPr>
                 <w:rStyle w:val="Collegamentoipertestuale"/>
@@ -898,7 +898,7 @@
                 <w:noProof/>
                 <w:webHidden/>
               </w:rPr>
-              <w:instrText xml:space="preserve"> PAGEREF _Toc118879518 \h </w:instrText>
+              <w:instrText xml:space="preserve"> PAGEREF _Toc118879962 \h </w:instrText>
             </w:r>
             <w:r>
               <w:rPr>
@@ -944,7 +944,7 @@
               <w:lang w:eastAsia="it-IT"/>
             </w:rPr>
           </w:pPr>
-          <w:hyperlink w:anchor="_Toc118879519" w:history="1">
+          <w:hyperlink w:anchor="_Toc118879963" w:history="1">
             <w:r>
               <w:rPr>
                 <w:rStyle w:val="Collegamentoipertestuale"/>
@@ -973,7 +973,7 @@
                 <w:noProof/>
                 <w:webHidden/>
               </w:rPr>
-              <w:instrText xml:space="preserve"> PAGEREF _Toc118879519 \h </w:instrText>
+              <w:instrText xml:space="preserve"> PAGEREF _Toc118879963 \h </w:instrText>
             </w:r>
             <w:r>
               <w:rPr>
@@ -1019,7 +1019,7 @@
               <w:lang w:eastAsia="it-IT"/>
             </w:rPr>
           </w:pPr>
-          <w:hyperlink w:anchor="_Toc118879520" w:history="1">
+          <w:hyperlink w:anchor="_Toc118879964" w:history="1">
             <w:r>
               <w:rPr>
                 <w:rStyle w:val="Collegamentoipertestuale"/>
@@ -1049,7 +1049,7 @@
                 <w:noProof/>
                 <w:webHidden/>
               </w:rPr>
-              <w:instrText xml:space="preserve"> PAGEREF _Toc118879520 \h </w:instrText>
+              <w:instrText xml:space="preserve"> PAGEREF _Toc118879964 \h </w:instrText>
             </w:r>
             <w:r>
               <w:rPr>
@@ -1095,7 +1095,7 @@
               <w:lang w:eastAsia="it-IT"/>
             </w:rPr>
           </w:pPr>
-          <w:hyperlink w:anchor="_Toc118879521" w:history="1">
+          <w:hyperlink w:anchor="_Toc118879965" w:history="1">
             <w:r>
               <w:rPr>
                 <w:rStyle w:val="Collegamentoipertestuale"/>
@@ -1125,7 +1125,7 @@
                 <w:noProof/>
                 <w:webHidden/>
               </w:rPr>
-              <w:instrText xml:space="preserve"> PAGEREF _Toc118879521 \h </w:instrText>
+              <w:instrText xml:space="preserve"> PAGEREF _Toc118879965 \h </w:instrText>
             </w:r>
             <w:r>
               <w:rPr>
@@ -1171,7 +1171,7 @@
               <w:lang w:eastAsia="it-IT"/>
             </w:rPr>
           </w:pPr>
-          <w:hyperlink w:anchor="_Toc118879522" w:history="1">
+          <w:hyperlink w:anchor="_Toc118879966" w:history="1">
             <w:r>
               <w:rPr>
                 <w:rStyle w:val="Collegamentoipertestuale"/>
@@ -1199,7 +1199,7 @@
                 <w:noProof/>
                 <w:webHidden/>
               </w:rPr>
-              <w:instrText xml:space="preserve"> PAGEREF _Toc118879522 \h </w:instrText>
+              <w:instrText xml:space="preserve"> PAGEREF _Toc118879966 \h </w:instrText>
             </w:r>
             <w:r>
               <w:rPr>
@@ -1245,7 +1245,7 @@
               <w:lang w:eastAsia="it-IT"/>
             </w:rPr>
           </w:pPr>
-          <w:hyperlink w:anchor="_Toc118879523" w:history="1">
+          <w:hyperlink w:anchor="_Toc118879967" w:history="1">
             <w:r>
               <w:rPr>
                 <w:rStyle w:val="Collegamentoipertestuale"/>
@@ -1274,7 +1274,7 @@
                 <w:noProof/>
                 <w:webHidden/>
               </w:rPr>
-              <w:instrText xml:space="preserve"> PAGEREF _Toc118879523 \h </w:instrText>
+              <w:instrText xml:space="preserve"> PAGEREF _Toc118879967 \h </w:instrText>
             </w:r>
             <w:r>
               <w:rPr>
@@ -1320,7 +1320,7 @@
               <w:lang w:eastAsia="it-IT"/>
             </w:rPr>
           </w:pPr>
-          <w:hyperlink w:anchor="_Toc118879524" w:history="1">
+          <w:hyperlink w:anchor="_Toc118879968" w:history="1">
             <w:r>
               <w:rPr>
                 <w:rStyle w:val="Collegamentoipertestuale"/>
@@ -1349,7 +1349,7 @@
                 <w:noProof/>
                 <w:webHidden/>
               </w:rPr>
-              <w:instrText xml:space="preserve"> PAGEREF _Toc118879524 \h </w:instrText>
+              <w:instrText xml:space="preserve"> PAGEREF _Toc118879968 \h </w:instrText>
             </w:r>
             <w:r>
               <w:rPr>
@@ -1395,7 +1395,7 @@
               <w:lang w:eastAsia="it-IT"/>
             </w:rPr>
           </w:pPr>
-          <w:hyperlink w:anchor="_Toc118879525" w:history="1">
+          <w:hyperlink w:anchor="_Toc118879969" w:history="1">
             <w:r>
               <w:rPr>
                 <w:rStyle w:val="Collegamentoipertestuale"/>
@@ -1423,7 +1423,7 @@
                 <w:noProof/>
                 <w:webHidden/>
               </w:rPr>
-              <w:instrText xml:space="preserve"> PAGEREF _Toc118879525 \h </w:instrText>
+              <w:instrText xml:space="preserve"> PAGEREF _Toc118879969 \h </w:instrText>
             </w:r>
             <w:r>
               <w:rPr>
@@ -1469,7 +1469,7 @@
               <w:lang w:eastAsia="it-IT"/>
             </w:rPr>
           </w:pPr>
-          <w:hyperlink w:anchor="_Toc118879526" w:history="1">
+          <w:hyperlink w:anchor="_Toc118879970" w:history="1">
             <w:r>
               <w:rPr>
                 <w:rStyle w:val="Collegamentoipertestuale"/>
@@ -1498,7 +1498,7 @@
                 <w:noProof/>
                 <w:webHidden/>
               </w:rPr>
-              <w:instrText xml:space="preserve"> PAGEREF _Toc118879526 \h </w:instrText>
+              <w:instrText xml:space="preserve"> PAGEREF _Toc118879970 \h </w:instrText>
             </w:r>
             <w:r>
               <w:rPr>
@@ -1544,7 +1544,7 @@
               <w:lang w:eastAsia="it-IT"/>
             </w:rPr>
           </w:pPr>
-          <w:hyperlink w:anchor="_Toc118879527" w:history="1">
+          <w:hyperlink w:anchor="_Toc118879971" w:history="1">
             <w:r>
               <w:rPr>
                 <w:rStyle w:val="Collegamentoipertestuale"/>
@@ -1573,7 +1573,7 @@
                 <w:noProof/>
                 <w:webHidden/>
               </w:rPr>
-              <w:instrText xml:space="preserve"> PAGEREF _Toc118879527 \h </w:instrText>
+              <w:instrText xml:space="preserve"> PAGEREF _Toc118879971 \h </w:instrText>
             </w:r>
             <w:r>
               <w:rPr>
@@ -1619,7 +1619,7 @@
               <w:lang w:eastAsia="it-IT"/>
             </w:rPr>
           </w:pPr>
-          <w:hyperlink w:anchor="_Toc118879528" w:history="1">
+          <w:hyperlink w:anchor="_Toc118879972" w:history="1">
             <w:r>
               <w:rPr>
                 <w:rStyle w:val="Collegamentoipertestuale"/>
@@ -1647,7 +1647,7 @@
                 <w:noProof/>
                 <w:webHidden/>
               </w:rPr>
-              <w:instrText xml:space="preserve"> PAGEREF _Toc118879528 \h </w:instrText>
+              <w:instrText xml:space="preserve"> PAGEREF _Toc118879972 \h </w:instrText>
             </w:r>
             <w:r>
               <w:rPr>
@@ -1693,7 +1693,7 @@
               <w:lang w:eastAsia="it-IT"/>
             </w:rPr>
           </w:pPr>
-          <w:hyperlink w:anchor="_Toc118879529" w:history="1">
+          <w:hyperlink w:anchor="_Toc118879973" w:history="1">
             <w:r>
               <w:rPr>
                 <w:rStyle w:val="Collegamentoipertestuale"/>
@@ -1722,7 +1722,7 @@
                 <w:noProof/>
                 <w:webHidden/>
               </w:rPr>
-              <w:instrText xml:space="preserve"> PAGEREF _Toc118879529 \h </w:instrText>
+              <w:instrText xml:space="preserve"> PAGEREF _Toc118879973 \h </w:instrText>
             </w:r>
             <w:r>
               <w:rPr>
@@ -1768,7 +1768,7 @@
               <w:lang w:eastAsia="it-IT"/>
             </w:rPr>
           </w:pPr>
-          <w:hyperlink w:anchor="_Toc118879530" w:history="1">
+          <w:hyperlink w:anchor="_Toc118879974" w:history="1">
             <w:r>
               <w:rPr>
                 <w:rStyle w:val="Collegamentoipertestuale"/>
@@ -1797,7 +1797,7 @@
                 <w:noProof/>
                 <w:webHidden/>
               </w:rPr>
-              <w:instrText xml:space="preserve"> PAGEREF _Toc118879530 \h </w:instrText>
+              <w:instrText xml:space="preserve"> PAGEREF _Toc118879974 \h </w:instrText>
             </w:r>
             <w:r>
               <w:rPr>
@@ -1843,7 +1843,7 @@
               <w:lang w:eastAsia="it-IT"/>
             </w:rPr>
           </w:pPr>
-          <w:hyperlink w:anchor="_Toc118879531" w:history="1">
+          <w:hyperlink w:anchor="_Toc118879975" w:history="1">
             <w:r>
               <w:rPr>
                 <w:rStyle w:val="Collegamentoipertestuale"/>
@@ -1872,7 +1872,7 @@
                 <w:noProof/>
                 <w:webHidden/>
               </w:rPr>
-              <w:instrText xml:space="preserve"> PAGEREF _Toc118879531 \h </w:instrText>
+              <w:instrText xml:space="preserve"> PAGEREF _Toc118879975 \h </w:instrText>
             </w:r>
             <w:r>
               <w:rPr>
@@ -1918,7 +1918,7 @@
               <w:lang w:eastAsia="it-IT"/>
             </w:rPr>
           </w:pPr>
-          <w:hyperlink w:anchor="_Toc118879532" w:history="1">
+          <w:hyperlink w:anchor="_Toc118879976" w:history="1">
             <w:r>
               <w:rPr>
                 <w:rStyle w:val="Collegamentoipertestuale"/>
@@ -1946,7 +1946,7 @@
                 <w:noProof/>
                 <w:webHidden/>
               </w:rPr>
-              <w:instrText xml:space="preserve"> PAGEREF _Toc118879532 \h </w:instrText>
+              <w:instrText xml:space="preserve"> PAGEREF _Toc118879976 \h </w:instrText>
             </w:r>
             <w:r>
               <w:rPr>
@@ -1992,7 +1992,7 @@
               <w:lang w:eastAsia="it-IT"/>
             </w:rPr>
           </w:pPr>
-          <w:hyperlink w:anchor="_Toc118879533" w:history="1">
+          <w:hyperlink w:anchor="_Toc118879977" w:history="1">
             <w:r>
               <w:rPr>
                 <w:rStyle w:val="Collegamentoipertestuale"/>
@@ -2021,7 +2021,7 @@
                 <w:noProof/>
                 <w:webHidden/>
               </w:rPr>
-              <w:instrText xml:space="preserve"> PAGEREF _Toc118879533 \h </w:instrText>
+              <w:instrText xml:space="preserve"> PAGEREF _Toc118879977 \h </w:instrText>
             </w:r>
             <w:r>
               <w:rPr>
@@ -2067,7 +2067,7 @@
               <w:lang w:eastAsia="it-IT"/>
             </w:rPr>
           </w:pPr>
-          <w:hyperlink w:anchor="_Toc118879534" w:history="1">
+          <w:hyperlink w:anchor="_Toc118879978" w:history="1">
             <w:r>
               <w:rPr>
                 <w:rStyle w:val="Collegamentoipertestuale"/>
@@ -2096,7 +2096,7 @@
                 <w:noProof/>
                 <w:webHidden/>
               </w:rPr>
-              <w:instrText xml:space="preserve"> PAGEREF _Toc118879534 \h </w:instrText>
+              <w:instrText xml:space="preserve"> PAGEREF _Toc118879978 \h </w:instrText>
             </w:r>
             <w:r>
               <w:rPr>
@@ -2142,7 +2142,7 @@
               <w:lang w:eastAsia="it-IT"/>
             </w:rPr>
           </w:pPr>
-          <w:hyperlink w:anchor="_Toc118879535" w:history="1">
+          <w:hyperlink w:anchor="_Toc118879979" w:history="1">
             <w:r>
               <w:rPr>
                 <w:rStyle w:val="Collegamentoipertestuale"/>
@@ -2171,7 +2171,7 @@
                 <w:noProof/>
                 <w:webHidden/>
               </w:rPr>
-              <w:instrText xml:space="preserve"> PAGEREF _Toc118879535 \h </w:instrText>
+              <w:instrText xml:space="preserve"> PAGEREF _Toc118879979 \h </w:instrText>
             </w:r>
             <w:r>
               <w:rPr>
@@ -2217,7 +2217,7 @@
               <w:lang w:eastAsia="it-IT"/>
             </w:rPr>
           </w:pPr>
-          <w:hyperlink w:anchor="_Toc118879536" w:history="1">
+          <w:hyperlink w:anchor="_Toc118879980" w:history="1">
             <w:r>
               <w:rPr>
                 <w:rStyle w:val="Collegamentoipertestuale"/>
@@ -2245,7 +2245,7 @@
                 <w:noProof/>
                 <w:webHidden/>
               </w:rPr>
-              <w:instrText xml:space="preserve"> PAGEREF _Toc118879536 \h </w:instrText>
+              <w:instrText xml:space="preserve"> PAGEREF _Toc118879980 \h </w:instrText>
             </w:r>
             <w:r>
               <w:rPr>
@@ -2291,7 +2291,7 @@
               <w:lang w:eastAsia="it-IT"/>
             </w:rPr>
           </w:pPr>
-          <w:hyperlink w:anchor="_Toc118879537" w:history="1">
+          <w:hyperlink w:anchor="_Toc118879981" w:history="1">
             <w:r>
               <w:rPr>
                 <w:rStyle w:val="Collegamentoipertestuale"/>
@@ -2320,7 +2320,7 @@
                 <w:noProof/>
                 <w:webHidden/>
               </w:rPr>
-              <w:instrText xml:space="preserve"> PAGEREF _Toc118879537 \h </w:instrText>
+              <w:instrText xml:space="preserve"> PAGEREF _Toc118879981 \h </w:instrText>
             </w:r>
             <w:r>
               <w:rPr>
@@ -2366,7 +2366,7 @@
               <w:lang w:eastAsia="it-IT"/>
             </w:rPr>
           </w:pPr>
-          <w:hyperlink w:anchor="_Toc118879538" w:history="1">
+          <w:hyperlink w:anchor="_Toc118879982" w:history="1">
             <w:r>
               <w:rPr>
                 <w:rStyle w:val="Collegamentoipertestuale"/>
@@ -2395,7 +2395,7 @@
                 <w:noProof/>
                 <w:webHidden/>
               </w:rPr>
-              <w:instrText xml:space="preserve"> PAGEREF _Toc118879538 \h </w:instrText>
+              <w:instrText xml:space="preserve"> PAGEREF _Toc118879982 \h </w:instrText>
             </w:r>
             <w:r>
               <w:rPr>
@@ -2441,7 +2441,7 @@
               <w:lang w:eastAsia="it-IT"/>
             </w:rPr>
           </w:pPr>
-          <w:hyperlink w:anchor="_Toc118879539" w:history="1">
+          <w:hyperlink w:anchor="_Toc118879983" w:history="1">
             <w:r>
               <w:rPr>
                 <w:rStyle w:val="Collegamentoipertestuale"/>
@@ -2471,7 +2471,7 @@
                 <w:noProof/>
                 <w:webHidden/>
               </w:rPr>
-              <w:instrText xml:space="preserve"> PAGEREF _Toc118879539 \h </w:instrText>
+              <w:instrText xml:space="preserve"> PAGEREF _Toc118879983 \h </w:instrText>
             </w:r>
             <w:r>
               <w:rPr>
@@ -2517,7 +2517,7 @@
               <w:lang w:eastAsia="it-IT"/>
             </w:rPr>
           </w:pPr>
-          <w:hyperlink w:anchor="_Toc118879540" w:history="1">
+          <w:hyperlink w:anchor="_Toc118879984" w:history="1">
             <w:r>
               <w:rPr>
                 <w:rStyle w:val="Collegamentoipertestuale"/>
@@ -2546,7 +2546,7 @@
                 <w:noProof/>
                 <w:webHidden/>
               </w:rPr>
-              <w:instrText xml:space="preserve"> PAGEREF _Toc118879540 \h </w:instrText>
+              <w:instrText xml:space="preserve"> PAGEREF _Toc118879984 \h </w:instrText>
             </w:r>
             <w:r>
               <w:rPr>
@@ -2592,7 +2592,7 @@
               <w:lang w:eastAsia="it-IT"/>
             </w:rPr>
           </w:pPr>
-          <w:hyperlink w:anchor="_Toc118879541" w:history="1">
+          <w:hyperlink w:anchor="_Toc118879985" w:history="1">
             <w:r>
               <w:rPr>
                 <w:rStyle w:val="Collegamentoipertestuale"/>
@@ -2621,7 +2621,7 @@
                 <w:noProof/>
                 <w:webHidden/>
               </w:rPr>
-              <w:instrText xml:space="preserve"> PAGEREF _Toc118879541 \h </w:instrText>
+              <w:instrText xml:space="preserve"> PAGEREF _Toc118879985 \h </w:instrText>
             </w:r>
             <w:r>
               <w:rPr>
@@ -2667,7 +2667,7 @@
               <w:lang w:eastAsia="it-IT"/>
             </w:rPr>
           </w:pPr>
-          <w:hyperlink w:anchor="_Toc118879542" w:history="1">
+          <w:hyperlink w:anchor="_Toc118879986" w:history="1">
             <w:r>
               <w:rPr>
                 <w:rStyle w:val="Collegamentoipertestuale"/>
@@ -2695,7 +2695,7 @@
                 <w:noProof/>
                 <w:webHidden/>
               </w:rPr>
-              <w:instrText xml:space="preserve"> PAGEREF _Toc118879542 \h </w:instrText>
+              <w:instrText xml:space="preserve"> PAGEREF _Toc118879986 \h </w:instrText>
             </w:r>
             <w:r>
               <w:rPr>
@@ -2741,7 +2741,7 @@
               <w:lang w:eastAsia="it-IT"/>
             </w:rPr>
           </w:pPr>
-          <w:hyperlink w:anchor="_Toc118879543" w:history="1">
+          <w:hyperlink w:anchor="_Toc118879987" w:history="1">
             <w:r>
               <w:rPr>
                 <w:rStyle w:val="Collegamentoipertestuale"/>
@@ -2770,7 +2770,7 @@
                 <w:noProof/>
                 <w:webHidden/>
               </w:rPr>
-              <w:instrText xml:space="preserve"> PAGEREF _Toc118879543 \h </w:instrText>
+              <w:instrText xml:space="preserve"> PAGEREF _Toc118879987 \h </w:instrText>
             </w:r>
             <w:r>
               <w:rPr>
@@ -2816,7 +2816,7 @@
               <w:lang w:eastAsia="it-IT"/>
             </w:rPr>
           </w:pPr>
-          <w:hyperlink w:anchor="_Toc118879544" w:history="1">
+          <w:hyperlink w:anchor="_Toc118879988" w:history="1">
             <w:r>
               <w:rPr>
                 <w:rStyle w:val="Collegamentoipertestuale"/>
@@ -2845,7 +2845,7 @@
                 <w:noProof/>
                 <w:webHidden/>
               </w:rPr>
-              <w:instrText xml:space="preserve"> PAGEREF _Toc118879544 \h </w:instrText>
+              <w:instrText xml:space="preserve"> PAGEREF _Toc118879988 \h </w:instrText>
             </w:r>
             <w:r>
               <w:rPr>
@@ -2891,7 +2891,7 @@
               <w:lang w:eastAsia="it-IT"/>
             </w:rPr>
           </w:pPr>
-          <w:hyperlink w:anchor="_Toc118879545" w:history="1">
+          <w:hyperlink w:anchor="_Toc118879989" w:history="1">
             <w:r>
               <w:rPr>
                 <w:rStyle w:val="Collegamentoipertestuale"/>
@@ -2928,7 +2928,7 @@
                 <w:noProof/>
                 <w:webHidden/>
               </w:rPr>
-              <w:instrText xml:space="preserve"> PAGEREF _Toc118879545 \h </w:instrText>
+              <w:instrText xml:space="preserve"> PAGEREF _Toc118879989 \h </w:instrText>
             </w:r>
             <w:r>
               <w:rPr>
@@ -2974,7 +2974,7 @@
               <w:lang w:eastAsia="it-IT"/>
             </w:rPr>
           </w:pPr>
-          <w:hyperlink w:anchor="_Toc118879546" w:history="1">
+          <w:hyperlink w:anchor="_Toc118879990" w:history="1">
             <w:r>
               <w:rPr>
                 <w:rStyle w:val="Collegamentoipertestuale"/>
@@ -3003,7 +3003,7 @@
                 <w:noProof/>
                 <w:webHidden/>
               </w:rPr>
-              <w:instrText xml:space="preserve"> PAGEREF _Toc118879546 \h </w:instrText>
+              <w:instrText xml:space="preserve"> PAGEREF _Toc118879990 \h </w:instrText>
             </w:r>
             <w:r>
               <w:rPr>
@@ -3049,7 +3049,7 @@
               <w:lang w:eastAsia="it-IT"/>
             </w:rPr>
           </w:pPr>
-          <w:hyperlink w:anchor="_Toc118879547" w:history="1">
+          <w:hyperlink w:anchor="_Toc118879991" w:history="1">
             <w:r>
               <w:rPr>
                 <w:rStyle w:val="Collegamentoipertestuale"/>
@@ -3078,7 +3078,7 @@
                 <w:noProof/>
                 <w:webHidden/>
               </w:rPr>
-              <w:instrText xml:space="preserve"> PAGEREF _Toc118879547 \h </w:instrText>
+              <w:instrText xml:space="preserve"> PAGEREF _Toc118879991 \h </w:instrText>
             </w:r>
             <w:r>
               <w:rPr>
@@ -3124,7 +3124,7 @@
               <w:lang w:eastAsia="it-IT"/>
             </w:rPr>
           </w:pPr>
-          <w:hyperlink w:anchor="_Toc118879548" w:history="1">
+          <w:hyperlink w:anchor="_Toc118879992" w:history="1">
             <w:r>
               <w:rPr>
                 <w:rStyle w:val="Collegamentoipertestuale"/>
@@ -3154,7 +3154,7 @@
                 <w:noProof/>
                 <w:webHidden/>
               </w:rPr>
-              <w:instrText xml:space="preserve"> PAGEREF _Toc118879548 \h </w:instrText>
+              <w:instrText xml:space="preserve"> PAGEREF _Toc118879992 \h </w:instrText>
             </w:r>
             <w:r>
               <w:rPr>
@@ -3200,7 +3200,7 @@
               <w:lang w:eastAsia="it-IT"/>
             </w:rPr>
           </w:pPr>
-          <w:hyperlink w:anchor="_Toc118879549" w:history="1">
+          <w:hyperlink w:anchor="_Toc118879993" w:history="1">
             <w:r>
               <w:rPr>
                 <w:rStyle w:val="Collegamentoipertestuale"/>
@@ -3229,7 +3229,7 @@
                 <w:noProof/>
                 <w:webHidden/>
               </w:rPr>
-              <w:instrText xml:space="preserve"> PAGEREF _Toc118879549 \h </w:instrText>
+              <w:instrText xml:space="preserve"> PAGEREF _Toc118879993 \h </w:instrText>
             </w:r>
             <w:r>
               <w:rPr>
@@ -3275,7 +3275,7 @@
               <w:lang w:eastAsia="it-IT"/>
             </w:rPr>
           </w:pPr>
-          <w:hyperlink w:anchor="_Toc118879550" w:history="1">
+          <w:hyperlink w:anchor="_Toc118879994" w:history="1">
             <w:r>
               <w:rPr>
                 <w:rStyle w:val="Collegamentoipertestuale"/>
@@ -3304,7 +3304,7 @@
                 <w:noProof/>
                 <w:webHidden/>
               </w:rPr>
-              <w:instrText xml:space="preserve"> PAGEREF _Toc118879550 \h </w:instrText>
+              <w:instrText xml:space="preserve"> PAGEREF _Toc118879994 \h </w:instrText>
             </w:r>
             <w:r>
               <w:rPr>
@@ -3350,7 +3350,7 @@
               <w:lang w:eastAsia="it-IT"/>
             </w:rPr>
           </w:pPr>
-          <w:hyperlink w:anchor="_Toc118879551" w:history="1">
+          <w:hyperlink w:anchor="_Toc118879995" w:history="1">
             <w:r>
               <w:rPr>
                 <w:rStyle w:val="Collegamentoipertestuale"/>
@@ -3379,7 +3379,7 @@
                 <w:noProof/>
                 <w:webHidden/>
               </w:rPr>
-              <w:instrText xml:space="preserve"> PAGEREF _Toc118879551 \h </w:instrText>
+              <w:instrText xml:space="preserve"> PAGEREF _Toc118879995 \h </w:instrText>
             </w:r>
             <w:r>
               <w:rPr>
@@ -3425,7 +3425,7 @@
               <w:lang w:eastAsia="it-IT"/>
             </w:rPr>
           </w:pPr>
-          <w:hyperlink w:anchor="_Toc118879552" w:history="1">
+          <w:hyperlink w:anchor="_Toc118879996" w:history="1">
             <w:r>
               <w:rPr>
                 <w:rStyle w:val="Collegamentoipertestuale"/>
@@ -3453,7 +3453,7 @@
                 <w:noProof/>
                 <w:webHidden/>
               </w:rPr>
-              <w:instrText xml:space="preserve"> PAGEREF _Toc118879552 \h </w:instrText>
+              <w:instrText xml:space="preserve"> PAGEREF _Toc118879996 \h </w:instrText>
             </w:r>
             <w:r>
               <w:rPr>
@@ -3499,7 +3499,7 @@
               <w:lang w:eastAsia="it-IT"/>
             </w:rPr>
           </w:pPr>
-          <w:hyperlink w:anchor="_Toc118879553" w:history="1">
+          <w:hyperlink w:anchor="_Toc118879997" w:history="1">
             <w:r>
               <w:rPr>
                 <w:rStyle w:val="Collegamentoipertestuale"/>
@@ -3528,7 +3528,7 @@
                 <w:noProof/>
                 <w:webHidden/>
               </w:rPr>
-              <w:instrText xml:space="preserve"> PAGEREF _Toc118879553 \h </w:instrText>
+              <w:instrText xml:space="preserve"> PAGEREF _Toc118879997 \h </w:instrText>
             </w:r>
             <w:r>
               <w:rPr>
@@ -3574,7 +3574,7 @@
               <w:lang w:eastAsia="it-IT"/>
             </w:rPr>
           </w:pPr>
-          <w:hyperlink w:anchor="_Toc118879554" w:history="1">
+          <w:hyperlink w:anchor="_Toc118879998" w:history="1">
             <w:r>
               <w:rPr>
                 <w:rStyle w:val="Collegamentoipertestuale"/>
@@ -3603,7 +3603,7 @@
                 <w:noProof/>
                 <w:webHidden/>
               </w:rPr>
-              <w:instrText xml:space="preserve"> PAGEREF _Toc118879554 \h </w:instrText>
+              <w:instrText xml:space="preserve"> PAGEREF _Toc118879998 \h </w:instrText>
             </w:r>
             <w:r>
               <w:rPr>
@@ -3649,7 +3649,7 @@
               <w:lang w:eastAsia="it-IT"/>
             </w:rPr>
           </w:pPr>
-          <w:hyperlink w:anchor="_Toc118879555" w:history="1">
+          <w:hyperlink w:anchor="_Toc118879999" w:history="1">
             <w:r>
               <w:rPr>
                 <w:rStyle w:val="Collegamentoipertestuale"/>
@@ -3677,7 +3677,7 @@
                 <w:noProof/>
                 <w:webHidden/>
               </w:rPr>
-              <w:instrText xml:space="preserve"> PAGEREF _Toc118879555 \h </w:instrText>
+              <w:instrText xml:space="preserve"> PAGEREF _Toc118879999 \h </w:instrText>
             </w:r>
             <w:r>
               <w:rPr>
@@ -3723,7 +3723,7 @@
               <w:lang w:eastAsia="it-IT"/>
             </w:rPr>
           </w:pPr>
-          <w:hyperlink w:anchor="_Toc118879556" w:history="1">
+          <w:hyperlink w:anchor="_Toc118880000" w:history="1">
             <w:r>
               <w:rPr>
                 <w:rStyle w:val="Collegamentoipertestuale"/>
@@ -3752,7 +3752,7 @@
                 <w:noProof/>
                 <w:webHidden/>
               </w:rPr>
-              <w:instrText xml:space="preserve"> PAGEREF _Toc118879556 \h </w:instrText>
+              <w:instrText xml:space="preserve"> PAGEREF _Toc118880000 \h </w:instrText>
             </w:r>
             <w:r>
               <w:rPr>
@@ -3798,7 +3798,7 @@
               <w:lang w:eastAsia="it-IT"/>
             </w:rPr>
           </w:pPr>
-          <w:hyperlink w:anchor="_Toc118879557" w:history="1">
+          <w:hyperlink w:anchor="_Toc118880001" w:history="1">
             <w:r>
               <w:rPr>
                 <w:rStyle w:val="Collegamentoipertestuale"/>
@@ -3827,7 +3827,7 @@
                 <w:noProof/>
                 <w:webHidden/>
               </w:rPr>
-              <w:instrText xml:space="preserve"> PAGEREF _Toc118879557 \h </w:instrText>
+              <w:instrText xml:space="preserve"> PAGEREF _Toc118880001 \h </w:instrText>
             </w:r>
             <w:r>
               <w:rPr>
@@ -3873,7 +3873,7 @@
               <w:lang w:eastAsia="it-IT"/>
             </w:rPr>
           </w:pPr>
-          <w:hyperlink w:anchor="_Toc118879558" w:history="1">
+          <w:hyperlink w:anchor="_Toc118880002" w:history="1">
             <w:r>
               <w:rPr>
                 <w:rStyle w:val="Collegamentoipertestuale"/>
@@ -3902,7 +3902,7 @@
                 <w:noProof/>
                 <w:webHidden/>
               </w:rPr>
-              <w:instrText xml:space="preserve"> PAGEREF _Toc118879558 \h </w:instrText>
+              <w:instrText xml:space="preserve"> PAGEREF _Toc118880002 \h </w:instrText>
             </w:r>
             <w:r>
               <w:rPr>
@@ -3948,7 +3948,7 @@
               <w:lang w:eastAsia="it-IT"/>
             </w:rPr>
           </w:pPr>
-          <w:hyperlink w:anchor="_Toc118879559" w:history="1">
+          <w:hyperlink w:anchor="_Toc118880003" w:history="1">
             <w:r>
               <w:rPr>
                 <w:rStyle w:val="Collegamentoipertestuale"/>
@@ -3976,7 +3976,7 @@
                 <w:noProof/>
                 <w:webHidden/>
               </w:rPr>
-              <w:instrText xml:space="preserve"> PAGEREF _Toc118879559 \h </w:instrText>
+              <w:instrText xml:space="preserve"> PAGEREF _Toc118880003 \h </w:instrText>
             </w:r>
             <w:r>
               <w:rPr>
@@ -4022,7 +4022,7 @@
               <w:lang w:eastAsia="it-IT"/>
             </w:rPr>
           </w:pPr>
-          <w:hyperlink w:anchor="_Toc118879560" w:history="1">
+          <w:hyperlink w:anchor="_Toc118880004" w:history="1">
             <w:r>
               <w:rPr>
                 <w:rStyle w:val="Collegamentoipertestuale"/>
@@ -4051,7 +4051,7 @@
                 <w:noProof/>
                 <w:webHidden/>
               </w:rPr>
-              <w:instrText xml:space="preserve"> PAGEREF _Toc118879560 \h </w:instrText>
+              <w:instrText xml:space="preserve"> PAGEREF _Toc118880004 \h </w:instrText>
             </w:r>
             <w:r>
               <w:rPr>
@@ -4097,7 +4097,7 @@
               <w:lang w:eastAsia="it-IT"/>
             </w:rPr>
           </w:pPr>
-          <w:hyperlink w:anchor="_Toc118879561" w:history="1">
+          <w:hyperlink w:anchor="_Toc118880005" w:history="1">
             <w:r>
               <w:rPr>
                 <w:rStyle w:val="Collegamentoipertestuale"/>
@@ -4126,7 +4126,7 @@
                 <w:noProof/>
                 <w:webHidden/>
               </w:rPr>
-              <w:instrText xml:space="preserve"> PAGEREF _Toc118879561 \h </w:instrText>
+              <w:instrText xml:space="preserve"> PAGEREF _Toc118880005 \h </w:instrText>
             </w:r>
             <w:r>
               <w:rPr>
@@ -4172,7 +4172,7 @@
               <w:lang w:eastAsia="it-IT"/>
             </w:rPr>
           </w:pPr>
-          <w:hyperlink w:anchor="_Toc118879562" w:history="1">
+          <w:hyperlink w:anchor="_Toc118880006" w:history="1">
             <w:r>
               <w:rPr>
                 <w:rStyle w:val="Collegamentoipertestuale"/>
@@ -4201,7 +4201,7 @@
                 <w:noProof/>
                 <w:webHidden/>
               </w:rPr>
-              <w:instrText xml:space="preserve"> PAGEREF _Toc118879562 \h </w:instrText>
+              <w:instrText xml:space="preserve"> PAGEREF _Toc118880006 \h </w:instrText>
             </w:r>
             <w:r>
               <w:rPr>
@@ -4247,7 +4247,7 @@
               <w:lang w:eastAsia="it-IT"/>
             </w:rPr>
           </w:pPr>
-          <w:hyperlink w:anchor="_Toc118879563" w:history="1">
+          <w:hyperlink w:anchor="_Toc118880007" w:history="1">
             <w:r>
               <w:rPr>
                 <w:rStyle w:val="Collegamentoipertestuale"/>
@@ -4276,7 +4276,7 @@
                 <w:noProof/>
                 <w:webHidden/>
               </w:rPr>
-              <w:instrText xml:space="preserve"> PAGEREF _Toc118879563 \h </w:instrText>
+              <w:instrText xml:space="preserve"> PAGEREF _Toc118880007 \h </w:instrText>
             </w:r>
             <w:r>
               <w:rPr>
@@ -4351,7 +4351,7 @@
           <w:color w:val="000000" w:themeColor="text1"/>
         </w:rPr>
       </w:pPr>
-      <w:bookmarkStart w:id="2" w:name="_Toc118879515"/>
+      <w:bookmarkStart w:id="2" w:name="_Toc118879959"/>
       <w:proofErr w:type="spellStart"/>
       <w:r>
         <w:rPr>
@@ -4384,7 +4384,7 @@
         </w:rPr>
       </w:pPr>
       <w:bookmarkStart w:id="3" w:name="_Toc117977226"/>
-      <w:bookmarkStart w:id="4" w:name="_Toc118879516"/>
+      <w:bookmarkStart w:id="4" w:name="_Toc118879960"/>
       <w:r>
         <w:rPr>
           <w:rFonts w:ascii="Times New Roman" w:hAnsi="Times New Roman" w:cs="Times New Roman"/>
@@ -4413,7 +4413,7 @@
         </w:rPr>
       </w:pPr>
       <w:bookmarkStart w:id="5" w:name="_Toc117977227"/>
-      <w:bookmarkStart w:id="6" w:name="_Toc118879517"/>
+      <w:bookmarkStart w:id="6" w:name="_Toc118879961"/>
       <w:r>
         <w:rPr>
           <w:rFonts w:ascii="Times New Roman" w:eastAsia="Times New Roman" w:hAnsi="Times New Roman" w:cs="Times New Roman"/>
@@ -4609,25 +4609,7 @@
           <w:szCs w:val="28"/>
           <w:highlight w:val="red"/>
         </w:rPr>
-        <w:t xml:space="preserve">conoscendo già il prodotto inserisce un </w:t>
-      </w:r>
-      <w:proofErr w:type="gramStart"/>
-      <w:r>
-        <w:rPr>
-          <w:sz w:val="28"/>
-          <w:szCs w:val="28"/>
-          <w:highlight w:val="red"/>
-        </w:rPr>
-        <w:t>feedback</w:t>
-      </w:r>
-      <w:proofErr w:type="gramEnd"/>
-      <w:r>
-        <w:rPr>
-          <w:sz w:val="28"/>
-          <w:szCs w:val="28"/>
-          <w:highlight w:val="red"/>
-        </w:rPr>
-        <w:t xml:space="preserve"> positivo, basandosi sulle valutazioni rilasciate dagli altri utenti</w:t>
+        <w:t>conoscendo già il prodotto inserisce un feedback positivo, basandosi sulle valutazioni rilasciate dagli altri utenti</w:t>
       </w:r>
       <w:r>
         <w:rPr>
@@ -4840,7 +4822,7 @@
         </w:rPr>
       </w:pPr>
       <w:bookmarkStart w:id="7" w:name="_Toc117977228"/>
-      <w:bookmarkStart w:id="8" w:name="_Toc118879518"/>
+      <w:bookmarkStart w:id="8" w:name="_Toc118879962"/>
       <w:r>
         <w:rPr>
           <w:rFonts w:ascii="Times New Roman" w:hAnsi="Times New Roman" w:cs="Times New Roman"/>
@@ -4880,7 +4862,7 @@
         </w:rPr>
       </w:pPr>
       <w:bookmarkStart w:id="9" w:name="_Toc117977229"/>
-      <w:bookmarkStart w:id="10" w:name="_Toc118879519"/>
+      <w:bookmarkStart w:id="10" w:name="_Toc118879963"/>
       <w:r>
         <w:rPr>
           <w:rFonts w:ascii="Times New Roman" w:hAnsi="Times New Roman" w:cs="Times New Roman"/>
@@ -5289,7 +5271,7 @@
         </w:rPr>
       </w:pPr>
       <w:bookmarkStart w:id="11" w:name="_Toc117977230"/>
-      <w:bookmarkStart w:id="12" w:name="_Toc118879520"/>
+      <w:bookmarkStart w:id="12" w:name="_Toc118879964"/>
       <w:r>
         <w:rPr>
           <w:rFonts w:ascii="Times New Roman" w:hAnsi="Times New Roman" w:cs="Times New Roman"/>
@@ -5319,7 +5301,7 @@
         </w:rPr>
       </w:pPr>
       <w:bookmarkStart w:id="13" w:name="_Toc117977231"/>
-      <w:bookmarkStart w:id="14" w:name="_Toc118879521"/>
+      <w:bookmarkStart w:id="14" w:name="_Toc118879965"/>
       <w:r>
         <w:rPr>
           <w:rFonts w:ascii="Times New Roman" w:hAnsi="Times New Roman" w:cs="Times New Roman"/>
@@ -5507,7 +5489,7 @@
               </w:rPr>
             </w:pPr>
             <w:bookmarkStart w:id="15" w:name="_Toc117977232"/>
-            <w:bookmarkStart w:id="16" w:name="_Toc118879522"/>
+            <w:bookmarkStart w:id="16" w:name="_Toc118879966"/>
             <w:r>
               <w:rPr>
                 <w:color w:val="000000" w:themeColor="text1"/>
@@ -6504,7 +6486,7 @@
       </w:pPr>
       <w:bookmarkStart w:id="17" w:name="_Toc117977233"/>
       <w:bookmarkStart w:id="18" w:name="_Hlk87953161"/>
-      <w:bookmarkStart w:id="19" w:name="_Toc118879523"/>
+      <w:bookmarkStart w:id="19" w:name="_Toc118879967"/>
       <w:r>
         <w:rPr>
           <w:rFonts w:ascii="Times New Roman" w:hAnsi="Times New Roman" w:cs="Times New Roman"/>
@@ -6807,7 +6789,7 @@
           <w:szCs w:val="32"/>
         </w:rPr>
       </w:pPr>
-      <w:bookmarkStart w:id="20" w:name="_Toc118879524"/>
+      <w:bookmarkStart w:id="20" w:name="_Toc118879968"/>
       <w:r>
         <w:rPr>
           <w:rFonts w:ascii="Times New Roman" w:hAnsi="Times New Roman" w:cs="Times New Roman"/>
@@ -6977,7 +6959,7 @@
               </w:rPr>
             </w:pPr>
             <w:bookmarkStart w:id="21" w:name="_Toc117977234"/>
-            <w:bookmarkStart w:id="22" w:name="_Toc118879525"/>
+            <w:bookmarkStart w:id="22" w:name="_Toc118879969"/>
             <w:r>
               <w:rPr>
                 <w:color w:val="000000" w:themeColor="text1"/>
@@ -7794,7 +7776,7 @@
           <w:szCs w:val="32"/>
         </w:rPr>
       </w:pPr>
-      <w:bookmarkStart w:id="23" w:name="_Toc118879526"/>
+      <w:bookmarkStart w:id="23" w:name="_Toc118879970"/>
       <w:r>
         <w:rPr>
           <w:rStyle w:val="Titolo2Carattere"/>
@@ -7894,7 +7876,7 @@
         </w:rPr>
       </w:pPr>
       <w:bookmarkStart w:id="24" w:name="_Toc117977235"/>
-      <w:bookmarkStart w:id="25" w:name="_Toc118879527"/>
+      <w:bookmarkStart w:id="25" w:name="_Toc118879971"/>
       <w:r>
         <w:rPr>
           <w:rFonts w:ascii="Times New Roman" w:hAnsi="Times New Roman" w:cs="Times New Roman"/>
@@ -8116,7 +8098,7 @@
               </w:rPr>
             </w:pPr>
             <w:bookmarkStart w:id="26" w:name="_Toc117977236"/>
-            <w:bookmarkStart w:id="27" w:name="_Toc118879528"/>
+            <w:bookmarkStart w:id="27" w:name="_Toc118879972"/>
             <w:r>
               <w:rPr>
                 <w:color w:val="000000" w:themeColor="text1"/>
@@ -9586,7 +9568,7 @@
         </w:rPr>
       </w:pPr>
       <w:bookmarkStart w:id="28" w:name="_Toc117977237"/>
-      <w:bookmarkStart w:id="29" w:name="_Toc118879529"/>
+      <w:bookmarkStart w:id="29" w:name="_Toc118879973"/>
       <w:r>
         <w:rPr>
           <w:rFonts w:ascii="Times New Roman" w:hAnsi="Times New Roman" w:cs="Times New Roman"/>
@@ -9667,7 +9649,7 @@
           <w:szCs w:val="32"/>
         </w:rPr>
       </w:pPr>
-      <w:bookmarkStart w:id="30" w:name="_Toc118879530"/>
+      <w:bookmarkStart w:id="30" w:name="_Toc118879974"/>
       <w:r>
         <w:rPr>
           <w:rFonts w:ascii="Times New Roman" w:hAnsi="Times New Roman" w:cs="Times New Roman"/>
@@ -9748,7 +9730,7 @@
           <w:szCs w:val="32"/>
         </w:rPr>
       </w:pPr>
-      <w:bookmarkStart w:id="31" w:name="_Toc118879531"/>
+      <w:bookmarkStart w:id="31" w:name="_Toc118879975"/>
       <w:r>
         <w:rPr>
           <w:rFonts w:ascii="Times New Roman" w:hAnsi="Times New Roman" w:cs="Times New Roman"/>
@@ -9935,7 +9917,7 @@
               </w:rPr>
             </w:pPr>
             <w:bookmarkStart w:id="32" w:name="_Toc117977238"/>
-            <w:bookmarkStart w:id="33" w:name="_Toc118879532"/>
+            <w:bookmarkStart w:id="33" w:name="_Toc118879976"/>
             <w:r>
               <w:rPr>
                 <w:color w:val="000000" w:themeColor="text1"/>
@@ -11490,7 +11472,7 @@
         </w:rPr>
       </w:pPr>
       <w:bookmarkStart w:id="34" w:name="_Toc117977239"/>
-      <w:bookmarkStart w:id="35" w:name="_Toc118879533"/>
+      <w:bookmarkStart w:id="35" w:name="_Toc118879977"/>
       <w:r>
         <w:rPr>
           <w:rFonts w:ascii="Times New Roman" w:hAnsi="Times New Roman" w:cs="Times New Roman"/>
@@ -11571,7 +11553,7 @@
           <w:szCs w:val="32"/>
         </w:rPr>
       </w:pPr>
-      <w:bookmarkStart w:id="36" w:name="_Toc118879534"/>
+      <w:bookmarkStart w:id="36" w:name="_Toc118879978"/>
       <w:r>
         <w:rPr>
           <w:rFonts w:ascii="Times New Roman" w:hAnsi="Times New Roman" w:cs="Times New Roman"/>
@@ -11652,7 +11634,7 @@
           <w:szCs w:val="32"/>
         </w:rPr>
       </w:pPr>
-      <w:bookmarkStart w:id="37" w:name="_Toc118879535"/>
+      <w:bookmarkStart w:id="37" w:name="_Toc118879979"/>
       <w:r>
         <w:rPr>
           <w:rFonts w:ascii="Times New Roman" w:hAnsi="Times New Roman" w:cs="Times New Roman"/>
@@ -11823,7 +11805,7 @@
               </w:rPr>
             </w:pPr>
             <w:bookmarkStart w:id="38" w:name="_Toc117977240"/>
-            <w:bookmarkStart w:id="39" w:name="_Toc118879536"/>
+            <w:bookmarkStart w:id="39" w:name="_Toc118879980"/>
             <w:r>
               <w:rPr>
                 <w:color w:val="000000" w:themeColor="text1"/>
@@ -12658,7 +12640,7 @@
         </w:rPr>
       </w:pPr>
       <w:bookmarkStart w:id="40" w:name="_Toc117977241"/>
-      <w:bookmarkStart w:id="41" w:name="_Toc118879537"/>
+      <w:bookmarkStart w:id="41" w:name="_Toc118879981"/>
       <w:r>
         <w:rPr>
           <w:rFonts w:ascii="Times New Roman" w:hAnsi="Times New Roman" w:cs="Times New Roman"/>
@@ -12743,7 +12725,7 @@
           <w:szCs w:val="32"/>
         </w:rPr>
       </w:pPr>
-      <w:bookmarkStart w:id="42" w:name="_Toc118879538"/>
+      <w:bookmarkStart w:id="42" w:name="_Toc118879982"/>
       <w:r>
         <w:rPr>
           <w:rFonts w:ascii="Times New Roman" w:hAnsi="Times New Roman" w:cs="Times New Roman"/>
@@ -12909,7 +12891,7 @@
               <w:jc w:val="center"/>
             </w:pPr>
             <w:bookmarkStart w:id="43" w:name="_Toc117977242"/>
-            <w:bookmarkStart w:id="44" w:name="_Toc118879539"/>
+            <w:bookmarkStart w:id="44" w:name="_Toc118879983"/>
             <w:r>
               <w:rPr>
                 <w:rStyle w:val="Titolo3Carattere"/>
@@ -13989,7 +13971,7 @@
         </w:rPr>
       </w:pPr>
       <w:bookmarkStart w:id="45" w:name="_Toc117977243"/>
-      <w:bookmarkStart w:id="46" w:name="_Toc118879540"/>
+      <w:bookmarkStart w:id="46" w:name="_Toc118879984"/>
       <w:r>
         <w:rPr>
           <w:rFonts w:ascii="Times New Roman" w:hAnsi="Times New Roman" w:cs="Times New Roman"/>
@@ -14074,7 +14056,7 @@
           <w:szCs w:val="32"/>
         </w:rPr>
       </w:pPr>
-      <w:bookmarkStart w:id="47" w:name="_Toc118879541"/>
+      <w:bookmarkStart w:id="47" w:name="_Toc118879985"/>
       <w:r>
         <w:rPr>
           <w:rFonts w:ascii="Times New Roman" w:hAnsi="Times New Roman" w:cs="Times New Roman"/>
@@ -14236,7 +14218,7 @@
               </w:rPr>
             </w:pPr>
             <w:bookmarkStart w:id="48" w:name="_Toc117977244"/>
-            <w:bookmarkStart w:id="49" w:name="_Toc118879542"/>
+            <w:bookmarkStart w:id="49" w:name="_Toc118879986"/>
             <w:r>
               <w:rPr>
                 <w:color w:val="000000" w:themeColor="text1"/>
@@ -15354,7 +15336,7 @@
           <w:szCs w:val="32"/>
         </w:rPr>
       </w:pPr>
-      <w:bookmarkStart w:id="50" w:name="_Toc118879543"/>
+      <w:bookmarkStart w:id="50" w:name="_Toc118879987"/>
       <w:r>
         <w:rPr>
           <w:rFonts w:ascii="Times New Roman" w:hAnsi="Times New Roman" w:cs="Times New Roman"/>
@@ -15724,7 +15706,7 @@
         </w:rPr>
       </w:pPr>
       <w:bookmarkStart w:id="51" w:name="_Toc117977245"/>
-      <w:bookmarkStart w:id="52" w:name="_Toc118879544"/>
+      <w:bookmarkStart w:id="52" w:name="_Toc118879988"/>
       <w:r>
         <w:rPr>
           <w:rFonts w:ascii="Times New Roman" w:hAnsi="Times New Roman" w:cs="Times New Roman"/>
@@ -15913,7 +15895,7 @@
               </w:rPr>
             </w:pPr>
             <w:bookmarkStart w:id="53" w:name="_Toc117977246"/>
-            <w:bookmarkStart w:id="54" w:name="_Toc118879545"/>
+            <w:bookmarkStart w:id="54" w:name="_Toc118879989"/>
             <w:r>
               <w:rPr>
                 <w:rFonts w:ascii="Carlito" w:hAnsi="Carlito"/>
@@ -16730,7 +16712,7 @@
         </w:rPr>
       </w:pPr>
       <w:bookmarkStart w:id="55" w:name="_Toc117977247"/>
-      <w:bookmarkStart w:id="56" w:name="_Toc118879546"/>
+      <w:bookmarkStart w:id="56" w:name="_Toc118879990"/>
       <w:r>
         <w:rPr>
           <w:rFonts w:ascii="Times New Roman" w:hAnsi="Times New Roman" w:cs="Times New Roman"/>
@@ -16811,7 +16793,7 @@
           <w:szCs w:val="32"/>
         </w:rPr>
       </w:pPr>
-      <w:bookmarkStart w:id="57" w:name="_Toc118879547"/>
+      <w:bookmarkStart w:id="57" w:name="_Toc118879991"/>
       <w:r>
         <w:rPr>
           <w:rFonts w:ascii="Times New Roman" w:hAnsi="Times New Roman" w:cs="Times New Roman"/>
@@ -16996,7 +16978,7 @@
               <w:jc w:val="center"/>
             </w:pPr>
             <w:bookmarkStart w:id="58" w:name="_Toc117977248"/>
-            <w:bookmarkStart w:id="59" w:name="_Toc118879548"/>
+            <w:bookmarkStart w:id="59" w:name="_Toc118879992"/>
             <w:r>
               <w:rPr>
                 <w:rStyle w:val="Titolo3Carattere"/>
@@ -17794,7 +17776,7 @@
           <w:szCs w:val="32"/>
         </w:rPr>
       </w:pPr>
-      <w:bookmarkStart w:id="60" w:name="_Toc118879549"/>
+      <w:bookmarkStart w:id="60" w:name="_Toc118879993"/>
       <w:r>
         <w:rPr>
           <w:rFonts w:ascii="Times New Roman" w:hAnsi="Times New Roman" w:cs="Times New Roman"/>
@@ -17907,7 +17889,7 @@
           <w:szCs w:val="32"/>
         </w:rPr>
       </w:pPr>
-      <w:bookmarkStart w:id="61" w:name="_Toc118879550"/>
+      <w:bookmarkStart w:id="61" w:name="_Toc118879994"/>
       <w:r>
         <w:rPr>
           <w:rFonts w:ascii="Times New Roman" w:hAnsi="Times New Roman" w:cs="Times New Roman"/>
@@ -18047,7 +18029,7 @@
         </w:rPr>
       </w:pPr>
       <w:bookmarkStart w:id="62" w:name="_Toc117977249"/>
-      <w:bookmarkStart w:id="63" w:name="_Toc118879551"/>
+      <w:bookmarkStart w:id="63" w:name="_Toc118879995"/>
       <w:r>
         <w:rPr>
           <w:rFonts w:ascii="Times New Roman" w:hAnsi="Times New Roman" w:cs="Times New Roman"/>
@@ -18228,7 +18210,7 @@
               </w:rPr>
             </w:pPr>
             <w:bookmarkStart w:id="64" w:name="_Toc117977250"/>
-            <w:bookmarkStart w:id="65" w:name="_Toc118879552"/>
+            <w:bookmarkStart w:id="65" w:name="_Toc118879996"/>
             <w:r>
               <w:rPr>
                 <w:color w:val="000000" w:themeColor="text1"/>
@@ -19015,7 +18997,7 @@
           <w:szCs w:val="32"/>
         </w:rPr>
       </w:pPr>
-      <w:bookmarkStart w:id="66" w:name="_Toc118879553"/>
+      <w:bookmarkStart w:id="66" w:name="_Toc118879997"/>
       <w:r>
         <w:rPr>
           <w:rFonts w:ascii="Times New Roman" w:hAnsi="Times New Roman" w:cs="Times New Roman"/>
@@ -19155,7 +19137,7 @@
         </w:rPr>
       </w:pPr>
       <w:bookmarkStart w:id="67" w:name="_Toc117977251"/>
-      <w:bookmarkStart w:id="68" w:name="_Toc118879554"/>
+      <w:bookmarkStart w:id="68" w:name="_Toc118879998"/>
       <w:r>
         <w:rPr>
           <w:rFonts w:ascii="Times New Roman" w:hAnsi="Times New Roman" w:cs="Times New Roman"/>
@@ -19346,7 +19328,7 @@
               </w:rPr>
             </w:pPr>
             <w:bookmarkStart w:id="69" w:name="_Toc117977252"/>
-            <w:bookmarkStart w:id="70" w:name="_Toc118879555"/>
+            <w:bookmarkStart w:id="70" w:name="_Toc118879999"/>
             <w:r>
               <w:rPr>
                 <w:color w:val="000000" w:themeColor="text1"/>
@@ -20527,7 +20509,7 @@
           <w:szCs w:val="32"/>
         </w:rPr>
       </w:pPr>
-      <w:bookmarkStart w:id="71" w:name="_Toc118879556"/>
+      <w:bookmarkStart w:id="71" w:name="_Toc118880000"/>
       <w:r>
         <w:rPr>
           <w:rFonts w:ascii="Times New Roman" w:hAnsi="Times New Roman" w:cs="Times New Roman"/>
@@ -20713,7 +20695,7 @@
           <w:szCs w:val="32"/>
         </w:rPr>
       </w:pPr>
-      <w:bookmarkStart w:id="72" w:name="_Toc118879557"/>
+      <w:bookmarkStart w:id="72" w:name="_Toc118880001"/>
       <w:r>
         <w:rPr>
           <w:rFonts w:ascii="Times New Roman" w:hAnsi="Times New Roman" w:cs="Times New Roman"/>
@@ -20826,7 +20808,7 @@
         </w:rPr>
       </w:pPr>
       <w:bookmarkStart w:id="73" w:name="_Toc117977253"/>
-      <w:bookmarkStart w:id="74" w:name="_Toc118879558"/>
+      <w:bookmarkStart w:id="74" w:name="_Toc118880002"/>
       <w:r>
         <w:rPr>
           <w:rFonts w:ascii="Times New Roman" w:hAnsi="Times New Roman" w:cs="Times New Roman"/>
@@ -21016,7 +20998,7 @@
               </w:rPr>
             </w:pPr>
             <w:bookmarkStart w:id="75" w:name="_Toc117977254"/>
-            <w:bookmarkStart w:id="76" w:name="_Toc118879559"/>
+            <w:bookmarkStart w:id="76" w:name="_Toc118880003"/>
             <w:r>
               <w:rPr>
                 <w:color w:val="000000" w:themeColor="text1"/>
@@ -22185,7 +22167,7 @@
           <w:szCs w:val="32"/>
         </w:rPr>
       </w:pPr>
-      <w:bookmarkStart w:id="77" w:name="_Toc118879560"/>
+      <w:bookmarkStart w:id="77" w:name="_Toc118880004"/>
       <w:r>
         <w:rPr>
           <w:rFonts w:ascii="Times New Roman" w:hAnsi="Times New Roman" w:cs="Times New Roman"/>
@@ -22334,7 +22316,7 @@
           <w:szCs w:val="32"/>
         </w:rPr>
       </w:pPr>
-      <w:bookmarkStart w:id="78" w:name="_Toc118879561"/>
+      <w:bookmarkStart w:id="78" w:name="_Toc118880005"/>
       <w:r>
         <w:rPr>
           <w:rFonts w:ascii="Times New Roman" w:hAnsi="Times New Roman" w:cs="Times New Roman"/>
@@ -22447,7 +22429,7 @@
         </w:rPr>
       </w:pPr>
       <w:bookmarkStart w:id="79" w:name="_Hlk118879245"/>
-      <w:bookmarkStart w:id="80" w:name="_Toc118879562"/>
+      <w:bookmarkStart w:id="80" w:name="_Toc118880006"/>
       <w:r>
         <w:rPr>
           <w:rFonts w:ascii="Times New Roman" w:hAnsi="Times New Roman" w:cs="Times New Roman"/>
@@ -22562,7 +22544,7 @@
           <w:color w:val="auto"/>
         </w:rPr>
       </w:pPr>
-      <w:bookmarkStart w:id="81" w:name="_Toc118879563"/>
+      <w:bookmarkStart w:id="81" w:name="_Toc118880007"/>
       <w:proofErr w:type="spellStart"/>
       <w:r>
         <w:rPr>
@@ -22822,9 +22804,9 @@
           <w:szCs w:val="28"/>
         </w:rPr>
         <w:drawing>
-          <wp:inline distT="0" distB="0" distL="0" distR="0" wp14:anchorId="5595E151" wp14:editId="5ABAA857">
-            <wp:extent cx="6111240" cy="4343400"/>
-            <wp:effectExtent l="76200" t="76200" r="118110" b="114300"/>
+          <wp:inline distT="0" distB="0" distL="0" distR="0" wp14:anchorId="5595E151" wp14:editId="29E006F6">
+            <wp:extent cx="5607329" cy="3985260"/>
+            <wp:effectExtent l="76200" t="76200" r="107950" b="110490"/>
             <wp:docPr id="33" name="Immagine 33"/>
             <wp:cNvGraphicFramePr>
               <a:graphicFrameLocks xmlns:a="http://schemas.openxmlformats.org/drawingml/2006/main" noChangeAspect="1"/>
@@ -22839,7 +22821,7 @@
                     </pic:cNvPicPr>
                   </pic:nvPicPr>
                   <pic:blipFill>
-                    <a:blip r:embed="rId46">
+                    <a:blip r:embed="rId46" cstate="print">
                       <a:extLst>
                         <a:ext uri="{28A0092B-C50C-407E-A947-70E740481C1C}">
                           <a14:useLocalDpi xmlns:a14="http://schemas.microsoft.com/office/drawing/2010/main" val="0"/>
@@ -22854,7 +22836,7 @@
                   <pic:spPr bwMode="auto">
                     <a:xfrm>
                       <a:off x="0" y="0"/>
-                      <a:ext cx="6111240" cy="4343400"/>
+                      <a:ext cx="5613943" cy="3989961"/>
                     </a:xfrm>
                     <a:prstGeom prst="rect">
                       <a:avLst/>
@@ -22891,9 +22873,304 @@
           <w:szCs w:val="28"/>
         </w:rPr>
       </w:pPr>
+      <w:r>
+        <w:rPr>
+          <w:b/>
+          <w:bCs/>
+          <w:sz w:val="28"/>
+          <w:szCs w:val="28"/>
+        </w:rPr>
+        <w:t>Scheda prodotto</w:t>
+      </w:r>
+    </w:p>
+    <w:p>
+      <w:pPr>
+        <w:jc w:val="center"/>
+        <w:rPr>
+          <w:b/>
+          <w:bCs/>
+          <w:sz w:val="28"/>
+          <w:szCs w:val="28"/>
+        </w:rPr>
+      </w:pPr>
+      <w:r>
+        <w:rPr>
+          <w:b/>
+          <w:bCs/>
+          <w:noProof/>
+          <w:sz w:val="28"/>
+          <w:szCs w:val="28"/>
+        </w:rPr>
+        <w:drawing>
+          <wp:inline distT="0" distB="0" distL="0" distR="0" wp14:anchorId="634844C4" wp14:editId="59FE070C">
+            <wp:extent cx="5585460" cy="3969715"/>
+            <wp:effectExtent l="76200" t="76200" r="110490" b="107315"/>
+            <wp:docPr id="34" name="Immagine 34"/>
+            <wp:cNvGraphicFramePr>
+              <a:graphicFrameLocks xmlns:a="http://schemas.openxmlformats.org/drawingml/2006/main" noChangeAspect="1"/>
+            </wp:cNvGraphicFramePr>
+            <a:graphic xmlns:a="http://schemas.openxmlformats.org/drawingml/2006/main">
+              <a:graphicData uri="http://schemas.openxmlformats.org/drawingml/2006/picture">
+                <pic:pic xmlns:pic="http://schemas.openxmlformats.org/drawingml/2006/picture">
+                  <pic:nvPicPr>
+                    <pic:cNvPr id="0" name="Picture 1"/>
+                    <pic:cNvPicPr>
+                      <a:picLocks noChangeAspect="1" noChangeArrowheads="1"/>
+                    </pic:cNvPicPr>
+                  </pic:nvPicPr>
+                  <pic:blipFill>
+                    <a:blip r:embed="rId47" cstate="print">
+                      <a:extLst>
+                        <a:ext uri="{28A0092B-C50C-407E-A947-70E740481C1C}">
+                          <a14:useLocalDpi xmlns:a14="http://schemas.microsoft.com/office/drawing/2010/main" val="0"/>
+                        </a:ext>
+                      </a:extLst>
+                    </a:blip>
+                    <a:srcRect/>
+                    <a:stretch>
+                      <a:fillRect/>
+                    </a:stretch>
+                  </pic:blipFill>
+                  <pic:spPr bwMode="auto">
+                    <a:xfrm>
+                      <a:off x="0" y="0"/>
+                      <a:ext cx="5603111" cy="3982260"/>
+                    </a:xfrm>
+                    <a:prstGeom prst="rect">
+                      <a:avLst/>
+                    </a:prstGeom>
+                    <a:ln w="38100" cap="sq">
+                      <a:solidFill>
+                        <a:srgbClr val="000000"/>
+                      </a:solidFill>
+                      <a:prstDash val="solid"/>
+                      <a:miter lim="800000"/>
+                    </a:ln>
+                    <a:effectLst>
+                      <a:outerShdw blurRad="50800" dist="38100" dir="2700000" algn="tl" rotWithShape="0">
+                        <a:srgbClr val="000000">
+                          <a:alpha val="43000"/>
+                        </a:srgbClr>
+                      </a:outerShdw>
+                    </a:effectLst>
+                  </pic:spPr>
+                </pic:pic>
+              </a:graphicData>
+            </a:graphic>
+          </wp:inline>
+        </w:drawing>
+      </w:r>
+    </w:p>
+    <w:p>
+      <w:pPr>
+        <w:jc w:val="center"/>
+        <w:rPr>
+          <w:b/>
+          <w:bCs/>
+          <w:sz w:val="28"/>
+          <w:szCs w:val="28"/>
+        </w:rPr>
+      </w:pPr>
+      <w:r>
+        <w:rPr>
+          <w:b/>
+          <w:bCs/>
+          <w:sz w:val="28"/>
+          <w:szCs w:val="28"/>
+        </w:rPr>
+        <w:lastRenderedPageBreak/>
+        <w:t>Carrello</w:t>
+      </w:r>
+    </w:p>
+    <w:p>
+      <w:pPr>
+        <w:jc w:val="center"/>
+        <w:rPr>
+          <w:b/>
+          <w:bCs/>
+          <w:sz w:val="28"/>
+          <w:szCs w:val="28"/>
+        </w:rPr>
+      </w:pPr>
+      <w:r>
+        <w:rPr>
+          <w:b/>
+          <w:bCs/>
+          <w:noProof/>
+          <w:sz w:val="28"/>
+          <w:szCs w:val="28"/>
+        </w:rPr>
+        <w:drawing>
+          <wp:inline distT="0" distB="0" distL="0" distR="0" wp14:anchorId="6421809B" wp14:editId="0835196D">
+            <wp:extent cx="5463540" cy="3883065"/>
+            <wp:effectExtent l="76200" t="76200" r="118110" b="117475"/>
+            <wp:docPr id="35" name="Immagine 35"/>
+            <wp:cNvGraphicFramePr>
+              <a:graphicFrameLocks xmlns:a="http://schemas.openxmlformats.org/drawingml/2006/main" noChangeAspect="1"/>
+            </wp:cNvGraphicFramePr>
+            <a:graphic xmlns:a="http://schemas.openxmlformats.org/drawingml/2006/main">
+              <a:graphicData uri="http://schemas.openxmlformats.org/drawingml/2006/picture">
+                <pic:pic xmlns:pic="http://schemas.openxmlformats.org/drawingml/2006/picture">
+                  <pic:nvPicPr>
+                    <pic:cNvPr id="0" name="Picture 2"/>
+                    <pic:cNvPicPr>
+                      <a:picLocks noChangeAspect="1" noChangeArrowheads="1"/>
+                    </pic:cNvPicPr>
+                  </pic:nvPicPr>
+                  <pic:blipFill>
+                    <a:blip r:embed="rId48" cstate="print">
+                      <a:extLst>
+                        <a:ext uri="{28A0092B-C50C-407E-A947-70E740481C1C}">
+                          <a14:useLocalDpi xmlns:a14="http://schemas.microsoft.com/office/drawing/2010/main" val="0"/>
+                        </a:ext>
+                      </a:extLst>
+                    </a:blip>
+                    <a:srcRect/>
+                    <a:stretch>
+                      <a:fillRect/>
+                    </a:stretch>
+                  </pic:blipFill>
+                  <pic:spPr bwMode="auto">
+                    <a:xfrm>
+                      <a:off x="0" y="0"/>
+                      <a:ext cx="5496398" cy="3906418"/>
+                    </a:xfrm>
+                    <a:prstGeom prst="rect">
+                      <a:avLst/>
+                    </a:prstGeom>
+                    <a:ln w="38100" cap="sq">
+                      <a:solidFill>
+                        <a:srgbClr val="000000"/>
+                      </a:solidFill>
+                      <a:prstDash val="solid"/>
+                      <a:miter lim="800000"/>
+                    </a:ln>
+                    <a:effectLst>
+                      <a:outerShdw blurRad="50800" dist="38100" dir="2700000" algn="tl" rotWithShape="0">
+                        <a:srgbClr val="000000">
+                          <a:alpha val="43000"/>
+                        </a:srgbClr>
+                      </a:outerShdw>
+                    </a:effectLst>
+                  </pic:spPr>
+                </pic:pic>
+              </a:graphicData>
+            </a:graphic>
+          </wp:inline>
+        </w:drawing>
+      </w:r>
+    </w:p>
+    <w:p>
+      <w:pPr>
+        <w:jc w:val="center"/>
+        <w:rPr>
+          <w:b/>
+          <w:bCs/>
+          <w:sz w:val="28"/>
+          <w:szCs w:val="28"/>
+        </w:rPr>
+      </w:pPr>
+      <w:r>
+        <w:rPr>
+          <w:b/>
+          <w:bCs/>
+          <w:sz w:val="28"/>
+          <w:szCs w:val="28"/>
+        </w:rPr>
+        <w:t>Checkout</w:t>
+      </w:r>
+    </w:p>
+    <w:p>
+      <w:pPr>
+        <w:jc w:val="center"/>
+        <w:rPr>
+          <w:b/>
+          <w:bCs/>
+          <w:sz w:val="28"/>
+          <w:szCs w:val="28"/>
+        </w:rPr>
+      </w:pPr>
+      <w:r>
+        <w:rPr>
+          <w:b/>
+          <w:bCs/>
+          <w:noProof/>
+          <w:sz w:val="28"/>
+          <w:szCs w:val="28"/>
+        </w:rPr>
+        <w:drawing>
+          <wp:inline distT="0" distB="0" distL="0" distR="0" wp14:anchorId="2EA09B6E" wp14:editId="32C688E7">
+            <wp:extent cx="5525384" cy="3931920"/>
+            <wp:effectExtent l="76200" t="76200" r="113665" b="106680"/>
+            <wp:docPr id="36" name="Immagine 36"/>
+            <wp:cNvGraphicFramePr>
+              <a:graphicFrameLocks xmlns:a="http://schemas.openxmlformats.org/drawingml/2006/main" noChangeAspect="1"/>
+            </wp:cNvGraphicFramePr>
+            <a:graphic xmlns:a="http://schemas.openxmlformats.org/drawingml/2006/main">
+              <a:graphicData uri="http://schemas.openxmlformats.org/drawingml/2006/picture">
+                <pic:pic xmlns:pic="http://schemas.openxmlformats.org/drawingml/2006/picture">
+                  <pic:nvPicPr>
+                    <pic:cNvPr id="0" name="Picture 3"/>
+                    <pic:cNvPicPr>
+                      <a:picLocks noChangeAspect="1" noChangeArrowheads="1"/>
+                    </pic:cNvPicPr>
+                  </pic:nvPicPr>
+                  <pic:blipFill>
+                    <a:blip r:embed="rId49" cstate="print">
+                      <a:extLst>
+                        <a:ext uri="{28A0092B-C50C-407E-A947-70E740481C1C}">
+                          <a14:useLocalDpi xmlns:a14="http://schemas.microsoft.com/office/drawing/2010/main" val="0"/>
+                        </a:ext>
+                      </a:extLst>
+                    </a:blip>
+                    <a:srcRect/>
+                    <a:stretch>
+                      <a:fillRect/>
+                    </a:stretch>
+                  </pic:blipFill>
+                  <pic:spPr bwMode="auto">
+                    <a:xfrm>
+                      <a:off x="0" y="0"/>
+                      <a:ext cx="5533192" cy="3937477"/>
+                    </a:xfrm>
+                    <a:prstGeom prst="rect">
+                      <a:avLst/>
+                    </a:prstGeom>
+                    <a:ln w="38100" cap="sq">
+                      <a:solidFill>
+                        <a:srgbClr val="000000"/>
+                      </a:solidFill>
+                      <a:prstDash val="solid"/>
+                      <a:miter lim="800000"/>
+                    </a:ln>
+                    <a:effectLst>
+                      <a:outerShdw blurRad="50800" dist="38100" dir="2700000" algn="tl" rotWithShape="0">
+                        <a:srgbClr val="000000">
+                          <a:alpha val="43000"/>
+                        </a:srgbClr>
+                      </a:outerShdw>
+                    </a:effectLst>
+                  </pic:spPr>
+                </pic:pic>
+              </a:graphicData>
+            </a:graphic>
+          </wp:inline>
+        </w:drawing>
+      </w:r>
+    </w:p>
+    <w:p>
+      <w:pPr>
+        <w:jc w:val="center"/>
+        <w:rPr>
+          <w:b/>
+          <w:bCs/>
+          <w:sz w:val="28"/>
+          <w:szCs w:val="28"/>
+        </w:rPr>
+      </w:pPr>
     </w:p>
     <w:sectPr>
-      <w:footerReference w:type="default" r:id="rId47"/>
+      <w:footerReference w:type="default" r:id="rId50"/>
       <w:pgSz w:w="11906" w:h="16838"/>
       <w:pgMar w:top="1417" w:right="1134" w:bottom="1134" w:left="1134" w:header="708" w:footer="708" w:gutter="0"/>
       <w:cols w:space="708"/>

--- a/Deliverables/Edil CommerceDesign_RAD.docx
+++ b/Deliverables/Edil CommerceDesign_RAD.docx
@@ -403,13 +403,7 @@
         <w:rPr>
           <w:sz w:val="32"/>
         </w:rPr>
-        <w:t>0</w:t>
-      </w:r>
-      <w:r>
-        <w:rPr>
-          <w:sz w:val="32"/>
-        </w:rPr>
-        <w:t>8</w:t>
+        <w:t>11</w:t>
       </w:r>
       <w:r>
         <w:rPr>
@@ -622,7 +616,7 @@
           <w:r>
             <w:fldChar w:fldCharType="separate"/>
           </w:r>
-          <w:hyperlink w:anchor="_Toc118879959" w:history="1">
+          <w:hyperlink w:anchor="_Toc119141010" w:history="1">
             <w:r>
               <w:rPr>
                 <w:rStyle w:val="Collegamentoipertestuale"/>
@@ -651,7 +645,7 @@
                 <w:noProof/>
                 <w:webHidden/>
               </w:rPr>
-              <w:instrText xml:space="preserve"> PAGEREF _Toc118879959 \h </w:instrText>
+              <w:instrText xml:space="preserve"> PAGEREF _Toc119141010 \h </w:instrText>
             </w:r>
             <w:r>
               <w:rPr>
@@ -698,7 +692,7 @@
               <w:lang w:eastAsia="it-IT"/>
             </w:rPr>
           </w:pPr>
-          <w:hyperlink w:anchor="_Toc118879960" w:history="1">
+          <w:hyperlink w:anchor="_Toc119141011" w:history="1">
             <w:r>
               <w:rPr>
                 <w:rStyle w:val="Collegamentoipertestuale"/>
@@ -747,7 +741,7 @@
                 <w:noProof/>
                 <w:webHidden/>
               </w:rPr>
-              <w:instrText xml:space="preserve"> PAGEREF _Toc118879960 \h </w:instrText>
+              <w:instrText xml:space="preserve"> PAGEREF _Toc119141011 \h </w:instrText>
             </w:r>
             <w:r>
               <w:rPr>
@@ -793,7 +787,7 @@
               <w:lang w:eastAsia="it-IT"/>
             </w:rPr>
           </w:pPr>
-          <w:hyperlink w:anchor="_Toc118879961" w:history="1">
+          <w:hyperlink w:anchor="_Toc119141012" w:history="1">
             <w:r>
               <w:rPr>
                 <w:rStyle w:val="Collegamentoipertestuale"/>
@@ -823,7 +817,7 @@
                 <w:noProof/>
                 <w:webHidden/>
               </w:rPr>
-              <w:instrText xml:space="preserve"> PAGEREF _Toc118879961 \h </w:instrText>
+              <w:instrText xml:space="preserve"> PAGEREF _Toc119141012 \h </w:instrText>
             </w:r>
             <w:r>
               <w:rPr>
@@ -869,7 +863,7 @@
               <w:lang w:eastAsia="it-IT"/>
             </w:rPr>
           </w:pPr>
-          <w:hyperlink w:anchor="_Toc118879962" w:history="1">
+          <w:hyperlink w:anchor="_Toc119141013" w:history="1">
             <w:r>
               <w:rPr>
                 <w:rStyle w:val="Collegamentoipertestuale"/>
@@ -877,7 +871,7 @@
                 <w:bCs/>
                 <w:noProof/>
               </w:rPr>
-              <w:t>1.2 Scenario amministratore</w:t>
+              <w:t>1.2 Scenario gestore</w:t>
             </w:r>
             <w:r>
               <w:rPr>
@@ -898,7 +892,7 @@
                 <w:noProof/>
                 <w:webHidden/>
               </w:rPr>
-              <w:instrText xml:space="preserve"> PAGEREF _Toc118879962 \h </w:instrText>
+              <w:instrText xml:space="preserve"> PAGEREF _Toc119141013 \h </w:instrText>
             </w:r>
             <w:r>
               <w:rPr>
@@ -944,7 +938,7 @@
               <w:lang w:eastAsia="it-IT"/>
             </w:rPr>
           </w:pPr>
-          <w:hyperlink w:anchor="_Toc118879963" w:history="1">
+          <w:hyperlink w:anchor="_Toc119141014" w:history="1">
             <w:r>
               <w:rPr>
                 <w:rStyle w:val="Collegamentoipertestuale"/>
@@ -973,7 +967,7 @@
                 <w:noProof/>
                 <w:webHidden/>
               </w:rPr>
-              <w:instrText xml:space="preserve"> PAGEREF _Toc118879963 \h </w:instrText>
+              <w:instrText xml:space="preserve"> PAGEREF _Toc119141014 \h </w:instrText>
             </w:r>
             <w:r>
               <w:rPr>
@@ -1019,7 +1013,7 @@
               <w:lang w:eastAsia="it-IT"/>
             </w:rPr>
           </w:pPr>
-          <w:hyperlink w:anchor="_Toc118879964" w:history="1">
+          <w:hyperlink w:anchor="_Toc119141015" w:history="1">
             <w:r>
               <w:rPr>
                 <w:rStyle w:val="Collegamentoipertestuale"/>
@@ -1049,7 +1043,7 @@
                 <w:noProof/>
                 <w:webHidden/>
               </w:rPr>
-              <w:instrText xml:space="preserve"> PAGEREF _Toc118879964 \h </w:instrText>
+              <w:instrText xml:space="preserve"> PAGEREF _Toc119141015 \h </w:instrText>
             </w:r>
             <w:r>
               <w:rPr>
@@ -1095,7 +1089,7 @@
               <w:lang w:eastAsia="it-IT"/>
             </w:rPr>
           </w:pPr>
-          <w:hyperlink w:anchor="_Toc118879965" w:history="1">
+          <w:hyperlink w:anchor="_Toc119141016" w:history="1">
             <w:r>
               <w:rPr>
                 <w:rStyle w:val="Collegamentoipertestuale"/>
@@ -1125,7 +1119,7 @@
                 <w:noProof/>
                 <w:webHidden/>
               </w:rPr>
-              <w:instrText xml:space="preserve"> PAGEREF _Toc118879965 \h </w:instrText>
+              <w:instrText xml:space="preserve"> PAGEREF _Toc119141016 \h </w:instrText>
             </w:r>
             <w:r>
               <w:rPr>
@@ -1171,7 +1165,7 @@
               <w:lang w:eastAsia="it-IT"/>
             </w:rPr>
           </w:pPr>
-          <w:hyperlink w:anchor="_Toc118879966" w:history="1">
+          <w:hyperlink w:anchor="_Toc119141017" w:history="1">
             <w:r>
               <w:rPr>
                 <w:rStyle w:val="Collegamentoipertestuale"/>
@@ -1199,7 +1193,7 @@
                 <w:noProof/>
                 <w:webHidden/>
               </w:rPr>
-              <w:instrText xml:space="preserve"> PAGEREF _Toc118879966 \h </w:instrText>
+              <w:instrText xml:space="preserve"> PAGEREF _Toc119141017 \h </w:instrText>
             </w:r>
             <w:r>
               <w:rPr>
@@ -1245,7 +1239,7 @@
               <w:lang w:eastAsia="it-IT"/>
             </w:rPr>
           </w:pPr>
-          <w:hyperlink w:anchor="_Toc118879967" w:history="1">
+          <w:hyperlink w:anchor="_Toc119141018" w:history="1">
             <w:r>
               <w:rPr>
                 <w:rStyle w:val="Collegamentoipertestuale"/>
@@ -1274,7 +1268,7 @@
                 <w:noProof/>
                 <w:webHidden/>
               </w:rPr>
-              <w:instrText xml:space="preserve"> PAGEREF _Toc118879967 \h </w:instrText>
+              <w:instrText xml:space="preserve"> PAGEREF _Toc119141018 \h </w:instrText>
             </w:r>
             <w:r>
               <w:rPr>
@@ -1320,7 +1314,7 @@
               <w:lang w:eastAsia="it-IT"/>
             </w:rPr>
           </w:pPr>
-          <w:hyperlink w:anchor="_Toc118879968" w:history="1">
+          <w:hyperlink w:anchor="_Toc119141019" w:history="1">
             <w:r>
               <w:rPr>
                 <w:rStyle w:val="Collegamentoipertestuale"/>
@@ -1328,6 +1322,81 @@
                 <w:bCs/>
                 <w:noProof/>
               </w:rPr>
+              <w:t>SD_1F</w:t>
+            </w:r>
+            <w:r>
+              <w:rPr>
+                <w:noProof/>
+                <w:webHidden/>
+              </w:rPr>
+              <w:tab/>
+            </w:r>
+            <w:r>
+              <w:rPr>
+                <w:noProof/>
+                <w:webHidden/>
+              </w:rPr>
+              <w:fldChar w:fldCharType="begin"/>
+            </w:r>
+            <w:r>
+              <w:rPr>
+                <w:noProof/>
+                <w:webHidden/>
+              </w:rPr>
+              <w:instrText xml:space="preserve"> PAGEREF _Toc119141019 \h </w:instrText>
+            </w:r>
+            <w:r>
+              <w:rPr>
+                <w:noProof/>
+                <w:webHidden/>
+              </w:rPr>
+            </w:r>
+            <w:r>
+              <w:rPr>
+                <w:noProof/>
+                <w:webHidden/>
+              </w:rPr>
+              <w:fldChar w:fldCharType="separate"/>
+            </w:r>
+            <w:r>
+              <w:rPr>
+                <w:noProof/>
+                <w:webHidden/>
+              </w:rPr>
+              <w:t>7</w:t>
+            </w:r>
+            <w:r>
+              <w:rPr>
+                <w:noProof/>
+                <w:webHidden/>
+              </w:rPr>
+              <w:fldChar w:fldCharType="end"/>
+            </w:r>
+          </w:hyperlink>
+        </w:p>
+        <w:p>
+          <w:pPr>
+            <w:pStyle w:val="Sommario2"/>
+            <w:tabs>
+              <w:tab w:val="right" w:leader="dot" w:pos="9628"/>
+            </w:tabs>
+            <w:rPr>
+              <w:rFonts w:asciiTheme="minorHAnsi" w:eastAsiaTheme="minorEastAsia" w:hAnsiTheme="minorHAnsi" w:cstheme="minorBidi"/>
+              <w:noProof/>
+              <w:kern w:val="0"/>
+              <w:sz w:val="22"/>
+              <w:szCs w:val="22"/>
+              <w:lang w:eastAsia="it-IT"/>
+            </w:rPr>
+          </w:pPr>
+          <w:hyperlink w:anchor="_Toc119141020" w:history="1">
+            <w:r>
+              <w:rPr>
+                <w:rStyle w:val="Collegamentoipertestuale"/>
+                <w:b/>
+                <w:bCs/>
+                <w:noProof/>
+              </w:rPr>
               <w:t>UC_2</w:t>
             </w:r>
             <w:r>
@@ -1349,7 +1418,7 @@
                 <w:noProof/>
                 <w:webHidden/>
               </w:rPr>
-              <w:instrText xml:space="preserve"> PAGEREF _Toc118879968 \h </w:instrText>
+              <w:instrText xml:space="preserve"> PAGEREF _Toc119141020 \h </w:instrText>
             </w:r>
             <w:r>
               <w:rPr>
@@ -1369,7 +1438,7 @@
                 <w:noProof/>
                 <w:webHidden/>
               </w:rPr>
-              <w:t>7</w:t>
+              <w:t>8</w:t>
             </w:r>
             <w:r>
               <w:rPr>
@@ -1395,14 +1464,14 @@
               <w:lang w:eastAsia="it-IT"/>
             </w:rPr>
           </w:pPr>
-          <w:hyperlink w:anchor="_Toc118879969" w:history="1">
+          <w:hyperlink w:anchor="_Toc119141021" w:history="1">
             <w:r>
               <w:rPr>
                 <w:rStyle w:val="Collegamentoipertestuale"/>
                 <w:noProof/>
-                <w:highlight w:val="green"/>
-              </w:rPr>
-              <w:t>Visualizzazione articolo</w:t>
+                <w:shd w:val="clear" w:color="auto" w:fill="FFFF00"/>
+              </w:rPr>
+              <w:t>Ricerca per categoria</w:t>
             </w:r>
             <w:r>
               <w:rPr>
@@ -1423,7 +1492,7 @@
                 <w:noProof/>
                 <w:webHidden/>
               </w:rPr>
-              <w:instrText xml:space="preserve"> PAGEREF _Toc118879969 \h </w:instrText>
+              <w:instrText xml:space="preserve"> PAGEREF _Toc119141021 \h </w:instrText>
             </w:r>
             <w:r>
               <w:rPr>
@@ -1443,7 +1512,7 @@
                 <w:noProof/>
                 <w:webHidden/>
               </w:rPr>
-              <w:t>7</w:t>
+              <w:t>8</w:t>
             </w:r>
             <w:r>
               <w:rPr>
@@ -1469,7 +1538,7 @@
               <w:lang w:eastAsia="it-IT"/>
             </w:rPr>
           </w:pPr>
-          <w:hyperlink w:anchor="_Toc118879970" w:history="1">
+          <w:hyperlink w:anchor="_Toc119141022" w:history="1">
             <w:r>
               <w:rPr>
                 <w:rStyle w:val="Collegamentoipertestuale"/>
@@ -1498,7 +1567,7 @@
                 <w:noProof/>
                 <w:webHidden/>
               </w:rPr>
-              <w:instrText xml:space="preserve"> PAGEREF _Toc118879970 \h </w:instrText>
+              <w:instrText xml:space="preserve"> PAGEREF _Toc119141022 \h </w:instrText>
             </w:r>
             <w:r>
               <w:rPr>
@@ -1518,7 +1587,7 @@
                 <w:noProof/>
                 <w:webHidden/>
               </w:rPr>
-              <w:t>8</w:t>
+              <w:t>9</w:t>
             </w:r>
             <w:r>
               <w:rPr>
@@ -1544,7 +1613,7 @@
               <w:lang w:eastAsia="it-IT"/>
             </w:rPr>
           </w:pPr>
-          <w:hyperlink w:anchor="_Toc118879971" w:history="1">
+          <w:hyperlink w:anchor="_Toc119141023" w:history="1">
             <w:r>
               <w:rPr>
                 <w:rStyle w:val="Collegamentoipertestuale"/>
@@ -1573,7 +1642,7 @@
                 <w:noProof/>
                 <w:webHidden/>
               </w:rPr>
-              <w:instrText xml:space="preserve"> PAGEREF _Toc118879971 \h </w:instrText>
+              <w:instrText xml:space="preserve"> PAGEREF _Toc119141023 \h </w:instrText>
             </w:r>
             <w:r>
               <w:rPr>
@@ -1619,14 +1688,14 @@
               <w:lang w:eastAsia="it-IT"/>
             </w:rPr>
           </w:pPr>
-          <w:hyperlink w:anchor="_Toc118879972" w:history="1">
+          <w:hyperlink w:anchor="_Toc119141024" w:history="1">
             <w:r>
               <w:rPr>
                 <w:rStyle w:val="Collegamentoipertestuale"/>
                 <w:noProof/>
-                <w:highlight w:val="cyan"/>
-              </w:rPr>
-              <w:t>Aggiunta prodotti al carrello.</w:t>
+                <w:highlight w:val="green"/>
+              </w:rPr>
+              <w:t>Visualizzazione articolo</w:t>
             </w:r>
             <w:r>
               <w:rPr>
@@ -1647,7 +1716,7 @@
                 <w:noProof/>
                 <w:webHidden/>
               </w:rPr>
-              <w:instrText xml:space="preserve"> PAGEREF _Toc118879972 \h </w:instrText>
+              <w:instrText xml:space="preserve"> PAGEREF _Toc119141024 \h </w:instrText>
             </w:r>
             <w:r>
               <w:rPr>
@@ -1693,7 +1762,7 @@
               <w:lang w:eastAsia="it-IT"/>
             </w:rPr>
           </w:pPr>
-          <w:hyperlink w:anchor="_Toc118879973" w:history="1">
+          <w:hyperlink w:anchor="_Toc119141025" w:history="1">
             <w:r>
               <w:rPr>
                 <w:rStyle w:val="Collegamentoipertestuale"/>
@@ -1722,7 +1791,7 @@
                 <w:noProof/>
                 <w:webHidden/>
               </w:rPr>
-              <w:instrText xml:space="preserve"> PAGEREF _Toc118879973 \h </w:instrText>
+              <w:instrText xml:space="preserve"> PAGEREF _Toc119141025 \h </w:instrText>
             </w:r>
             <w:r>
               <w:rPr>
@@ -1768,7 +1837,7 @@
               <w:lang w:eastAsia="it-IT"/>
             </w:rPr>
           </w:pPr>
-          <w:hyperlink w:anchor="_Toc118879974" w:history="1">
+          <w:hyperlink w:anchor="_Toc119141026" w:history="1">
             <w:r>
               <w:rPr>
                 <w:rStyle w:val="Collegamentoipertestuale"/>
@@ -1776,7 +1845,7 @@
                 <w:bCs/>
                 <w:noProof/>
               </w:rPr>
-              <w:t>SD_3F</w:t>
+              <w:t>UC_4</w:t>
             </w:r>
             <w:r>
               <w:rPr>
@@ -1797,7 +1866,81 @@
                 <w:noProof/>
                 <w:webHidden/>
               </w:rPr>
-              <w:instrText xml:space="preserve"> PAGEREF _Toc118879974 \h </w:instrText>
+              <w:instrText xml:space="preserve"> PAGEREF _Toc119141026 \h </w:instrText>
+            </w:r>
+            <w:r>
+              <w:rPr>
+                <w:noProof/>
+                <w:webHidden/>
+              </w:rPr>
+            </w:r>
+            <w:r>
+              <w:rPr>
+                <w:noProof/>
+                <w:webHidden/>
+              </w:rPr>
+              <w:fldChar w:fldCharType="separate"/>
+            </w:r>
+            <w:r>
+              <w:rPr>
+                <w:noProof/>
+                <w:webHidden/>
+              </w:rPr>
+              <w:t>10</w:t>
+            </w:r>
+            <w:r>
+              <w:rPr>
+                <w:noProof/>
+                <w:webHidden/>
+              </w:rPr>
+              <w:fldChar w:fldCharType="end"/>
+            </w:r>
+          </w:hyperlink>
+        </w:p>
+        <w:p>
+          <w:pPr>
+            <w:pStyle w:val="Sommario3"/>
+            <w:tabs>
+              <w:tab w:val="right" w:leader="dot" w:pos="9628"/>
+            </w:tabs>
+            <w:rPr>
+              <w:rFonts w:asciiTheme="minorHAnsi" w:eastAsiaTheme="minorEastAsia" w:hAnsiTheme="minorHAnsi" w:cstheme="minorBidi"/>
+              <w:noProof/>
+              <w:kern w:val="0"/>
+              <w:sz w:val="22"/>
+              <w:szCs w:val="22"/>
+              <w:lang w:eastAsia="it-IT"/>
+            </w:rPr>
+          </w:pPr>
+          <w:hyperlink w:anchor="_Toc119141027" w:history="1">
+            <w:r>
+              <w:rPr>
+                <w:rStyle w:val="Collegamentoipertestuale"/>
+                <w:noProof/>
+                <w:highlight w:val="cyan"/>
+              </w:rPr>
+              <w:t>Aggiunta prodotti al carrello.</w:t>
+            </w:r>
+            <w:r>
+              <w:rPr>
+                <w:noProof/>
+                <w:webHidden/>
+              </w:rPr>
+              <w:tab/>
+            </w:r>
+            <w:r>
+              <w:rPr>
+                <w:noProof/>
+                <w:webHidden/>
+              </w:rPr>
+              <w:fldChar w:fldCharType="begin"/>
+            </w:r>
+            <w:r>
+              <w:rPr>
+                <w:noProof/>
+                <w:webHidden/>
+              </w:rPr>
+              <w:instrText xml:space="preserve"> PAGEREF _Toc119141027 \h </w:instrText>
             </w:r>
             <w:r>
               <w:rPr>
@@ -1843,7 +1986,7 @@
               <w:lang w:eastAsia="it-IT"/>
             </w:rPr>
           </w:pPr>
-          <w:hyperlink w:anchor="_Toc118879975" w:history="1">
+          <w:hyperlink w:anchor="_Toc119141028" w:history="1">
             <w:r>
               <w:rPr>
                 <w:rStyle w:val="Collegamentoipertestuale"/>
@@ -1851,7 +1994,7 @@
                 <w:bCs/>
                 <w:noProof/>
               </w:rPr>
-              <w:t>UC_4</w:t>
+              <w:t>SD_4</w:t>
             </w:r>
             <w:r>
               <w:rPr>
@@ -1872,7 +2015,7 @@
                 <w:noProof/>
                 <w:webHidden/>
               </w:rPr>
-              <w:instrText xml:space="preserve"> PAGEREF _Toc118879975 \h </w:instrText>
+              <w:instrText xml:space="preserve"> PAGEREF _Toc119141028 \h </w:instrText>
             </w:r>
             <w:r>
               <w:rPr>
@@ -1892,7 +2035,157 @@
                 <w:noProof/>
                 <w:webHidden/>
               </w:rPr>
-              <w:t>11</w:t>
+              <w:t>12</w:t>
+            </w:r>
+            <w:r>
+              <w:rPr>
+                <w:noProof/>
+                <w:webHidden/>
+              </w:rPr>
+              <w:fldChar w:fldCharType="end"/>
+            </w:r>
+          </w:hyperlink>
+        </w:p>
+        <w:p>
+          <w:pPr>
+            <w:pStyle w:val="Sommario2"/>
+            <w:tabs>
+              <w:tab w:val="right" w:leader="dot" w:pos="9628"/>
+            </w:tabs>
+            <w:rPr>
+              <w:rFonts w:asciiTheme="minorHAnsi" w:eastAsiaTheme="minorEastAsia" w:hAnsiTheme="minorHAnsi" w:cstheme="minorBidi"/>
+              <w:noProof/>
+              <w:kern w:val="0"/>
+              <w:sz w:val="22"/>
+              <w:szCs w:val="22"/>
+              <w:lang w:eastAsia="it-IT"/>
+            </w:rPr>
+          </w:pPr>
+          <w:hyperlink w:anchor="_Toc119141029" w:history="1">
+            <w:r>
+              <w:rPr>
+                <w:rStyle w:val="Collegamentoipertestuale"/>
+                <w:b/>
+                <w:bCs/>
+                <w:noProof/>
+              </w:rPr>
+              <w:t>SD_4F</w:t>
+            </w:r>
+            <w:r>
+              <w:rPr>
+                <w:noProof/>
+                <w:webHidden/>
+              </w:rPr>
+              <w:tab/>
+            </w:r>
+            <w:r>
+              <w:rPr>
+                <w:noProof/>
+                <w:webHidden/>
+              </w:rPr>
+              <w:fldChar w:fldCharType="begin"/>
+            </w:r>
+            <w:r>
+              <w:rPr>
+                <w:noProof/>
+                <w:webHidden/>
+              </w:rPr>
+              <w:instrText xml:space="preserve"> PAGEREF _Toc119141029 \h </w:instrText>
+            </w:r>
+            <w:r>
+              <w:rPr>
+                <w:noProof/>
+                <w:webHidden/>
+              </w:rPr>
+            </w:r>
+            <w:r>
+              <w:rPr>
+                <w:noProof/>
+                <w:webHidden/>
+              </w:rPr>
+              <w:fldChar w:fldCharType="separate"/>
+            </w:r>
+            <w:r>
+              <w:rPr>
+                <w:noProof/>
+                <w:webHidden/>
+              </w:rPr>
+              <w:t>12</w:t>
+            </w:r>
+            <w:r>
+              <w:rPr>
+                <w:noProof/>
+                <w:webHidden/>
+              </w:rPr>
+              <w:fldChar w:fldCharType="end"/>
+            </w:r>
+          </w:hyperlink>
+        </w:p>
+        <w:p>
+          <w:pPr>
+            <w:pStyle w:val="Sommario2"/>
+            <w:tabs>
+              <w:tab w:val="right" w:leader="dot" w:pos="9628"/>
+            </w:tabs>
+            <w:rPr>
+              <w:rFonts w:asciiTheme="minorHAnsi" w:eastAsiaTheme="minorEastAsia" w:hAnsiTheme="minorHAnsi" w:cstheme="minorBidi"/>
+              <w:noProof/>
+              <w:kern w:val="0"/>
+              <w:sz w:val="22"/>
+              <w:szCs w:val="22"/>
+              <w:lang w:eastAsia="it-IT"/>
+            </w:rPr>
+          </w:pPr>
+          <w:hyperlink w:anchor="_Toc119141030" w:history="1">
+            <w:r>
+              <w:rPr>
+                <w:rStyle w:val="Collegamentoipertestuale"/>
+                <w:b/>
+                <w:bCs/>
+                <w:noProof/>
+              </w:rPr>
+              <w:t>UC_5</w:t>
+            </w:r>
+            <w:r>
+              <w:rPr>
+                <w:noProof/>
+                <w:webHidden/>
+              </w:rPr>
+              <w:tab/>
+            </w:r>
+            <w:r>
+              <w:rPr>
+                <w:noProof/>
+                <w:webHidden/>
+              </w:rPr>
+              <w:fldChar w:fldCharType="begin"/>
+            </w:r>
+            <w:r>
+              <w:rPr>
+                <w:noProof/>
+                <w:webHidden/>
+              </w:rPr>
+              <w:instrText xml:space="preserve"> PAGEREF _Toc119141030 \h </w:instrText>
+            </w:r>
+            <w:r>
+              <w:rPr>
+                <w:noProof/>
+                <w:webHidden/>
+              </w:rPr>
+            </w:r>
+            <w:r>
+              <w:rPr>
+                <w:noProof/>
+                <w:webHidden/>
+              </w:rPr>
+              <w:fldChar w:fldCharType="separate"/>
+            </w:r>
+            <w:r>
+              <w:rPr>
+                <w:noProof/>
+                <w:webHidden/>
+              </w:rPr>
+              <w:t>12</w:t>
             </w:r>
             <w:r>
               <w:rPr>
@@ -1918,7 +2211,7 @@
               <w:lang w:eastAsia="it-IT"/>
             </w:rPr>
           </w:pPr>
-          <w:hyperlink w:anchor="_Toc118879976" w:history="1">
+          <w:hyperlink w:anchor="_Toc119141031" w:history="1">
             <w:r>
               <w:rPr>
                 <w:rStyle w:val="Collegamentoipertestuale"/>
@@ -1946,7 +2239,7 @@
                 <w:noProof/>
                 <w:webHidden/>
               </w:rPr>
-              <w:instrText xml:space="preserve"> PAGEREF _Toc118879976 \h </w:instrText>
+              <w:instrText xml:space="preserve"> PAGEREF _Toc119141031 \h </w:instrText>
             </w:r>
             <w:r>
               <w:rPr>
@@ -1966,7 +2259,7 @@
                 <w:noProof/>
                 <w:webHidden/>
               </w:rPr>
-              <w:t>11</w:t>
+              <w:t>12</w:t>
             </w:r>
             <w:r>
               <w:rPr>
@@ -1992,7 +2285,7 @@
               <w:lang w:eastAsia="it-IT"/>
             </w:rPr>
           </w:pPr>
-          <w:hyperlink w:anchor="_Toc118879977" w:history="1">
+          <w:hyperlink w:anchor="_Toc119141032" w:history="1">
             <w:r>
               <w:rPr>
                 <w:rStyle w:val="Collegamentoipertestuale"/>
@@ -2000,7 +2293,7 @@
                 <w:bCs/>
                 <w:noProof/>
               </w:rPr>
-              <w:t>SD_4</w:t>
+              <w:t>SD_5</w:t>
             </w:r>
             <w:r>
               <w:rPr>
@@ -2021,7 +2314,7 @@
                 <w:noProof/>
                 <w:webHidden/>
               </w:rPr>
-              <w:instrText xml:space="preserve"> PAGEREF _Toc118879977 \h </w:instrText>
+              <w:instrText xml:space="preserve"> PAGEREF _Toc119141032 \h </w:instrText>
             </w:r>
             <w:r>
               <w:rPr>
@@ -2041,7 +2334,7 @@
                 <w:noProof/>
                 <w:webHidden/>
               </w:rPr>
-              <w:t>12</w:t>
+              <w:t>14</w:t>
             </w:r>
             <w:r>
               <w:rPr>
@@ -2067,7 +2360,7 @@
               <w:lang w:eastAsia="it-IT"/>
             </w:rPr>
           </w:pPr>
-          <w:hyperlink w:anchor="_Toc118879978" w:history="1">
+          <w:hyperlink w:anchor="_Toc119141033" w:history="1">
             <w:r>
               <w:rPr>
                 <w:rStyle w:val="Collegamentoipertestuale"/>
@@ -2075,7 +2368,7 @@
                 <w:bCs/>
                 <w:noProof/>
               </w:rPr>
-              <w:t>SD_4F</w:t>
+              <w:t>SD_5F</w:t>
             </w:r>
             <w:r>
               <w:rPr>
@@ -2096,7 +2389,7 @@
                 <w:noProof/>
                 <w:webHidden/>
               </w:rPr>
-              <w:instrText xml:space="preserve"> PAGEREF _Toc118879978 \h </w:instrText>
+              <w:instrText xml:space="preserve"> PAGEREF _Toc119141033 \h </w:instrText>
             </w:r>
             <w:r>
               <w:rPr>
@@ -2116,7 +2409,7 @@
                 <w:noProof/>
                 <w:webHidden/>
               </w:rPr>
-              <w:t>12</w:t>
+              <w:t>14</w:t>
             </w:r>
             <w:r>
               <w:rPr>
@@ -2142,7 +2435,7 @@
               <w:lang w:eastAsia="it-IT"/>
             </w:rPr>
           </w:pPr>
-          <w:hyperlink w:anchor="_Toc118879979" w:history="1">
+          <w:hyperlink w:anchor="_Toc119141034" w:history="1">
             <w:r>
               <w:rPr>
                 <w:rStyle w:val="Collegamentoipertestuale"/>
@@ -2150,7 +2443,7 @@
                 <w:bCs/>
                 <w:noProof/>
               </w:rPr>
-              <w:t>UC_5</w:t>
+              <w:t>UC_6</w:t>
             </w:r>
             <w:r>
               <w:rPr>
@@ -2171,7 +2464,7 @@
                 <w:noProof/>
                 <w:webHidden/>
               </w:rPr>
-              <w:instrText xml:space="preserve"> PAGEREF _Toc118879979 \h </w:instrText>
+              <w:instrText xml:space="preserve"> PAGEREF _Toc119141034 \h </w:instrText>
             </w:r>
             <w:r>
               <w:rPr>
@@ -2191,7 +2484,7 @@
                 <w:noProof/>
                 <w:webHidden/>
               </w:rPr>
-              <w:t>13</w:t>
+              <w:t>14</w:t>
             </w:r>
             <w:r>
               <w:rPr>
@@ -2217,7 +2510,7 @@
               <w:lang w:eastAsia="it-IT"/>
             </w:rPr>
           </w:pPr>
-          <w:hyperlink w:anchor="_Toc118879980" w:history="1">
+          <w:hyperlink w:anchor="_Toc119141035" w:history="1">
             <w:r>
               <w:rPr>
                 <w:rStyle w:val="Collegamentoipertestuale"/>
@@ -2245,7 +2538,7 @@
                 <w:noProof/>
                 <w:webHidden/>
               </w:rPr>
-              <w:instrText xml:space="preserve"> PAGEREF _Toc118879980 \h </w:instrText>
+              <w:instrText xml:space="preserve"> PAGEREF _Toc119141035 \h </w:instrText>
             </w:r>
             <w:r>
               <w:rPr>
@@ -2265,7 +2558,7 @@
                 <w:noProof/>
                 <w:webHidden/>
               </w:rPr>
-              <w:t>13</w:t>
+              <w:t>14</w:t>
             </w:r>
             <w:r>
               <w:rPr>
@@ -2291,7 +2584,7 @@
               <w:lang w:eastAsia="it-IT"/>
             </w:rPr>
           </w:pPr>
-          <w:hyperlink w:anchor="_Toc118879981" w:history="1">
+          <w:hyperlink w:anchor="_Toc119141036" w:history="1">
             <w:r>
               <w:rPr>
                 <w:rStyle w:val="Collegamentoipertestuale"/>
@@ -2299,7 +2592,7 @@
                 <w:bCs/>
                 <w:noProof/>
               </w:rPr>
-              <w:t>SD_5</w:t>
+              <w:t>SD_6</w:t>
             </w:r>
             <w:r>
               <w:rPr>
@@ -2320,7 +2613,7 @@
                 <w:noProof/>
                 <w:webHidden/>
               </w:rPr>
-              <w:instrText xml:space="preserve"> PAGEREF _Toc118879981 \h </w:instrText>
+              <w:instrText xml:space="preserve"> PAGEREF _Toc119141036 \h </w:instrText>
             </w:r>
             <w:r>
               <w:rPr>
@@ -2340,7 +2633,7 @@
                 <w:noProof/>
                 <w:webHidden/>
               </w:rPr>
-              <w:t>14</w:t>
+              <w:t>15</w:t>
             </w:r>
             <w:r>
               <w:rPr>
@@ -2366,7 +2659,7 @@
               <w:lang w:eastAsia="it-IT"/>
             </w:rPr>
           </w:pPr>
-          <w:hyperlink w:anchor="_Toc118879982" w:history="1">
+          <w:hyperlink w:anchor="_Toc119141037" w:history="1">
             <w:r>
               <w:rPr>
                 <w:rStyle w:val="Collegamentoipertestuale"/>
@@ -2374,7 +2667,7 @@
                 <w:bCs/>
                 <w:noProof/>
               </w:rPr>
-              <w:t>UC_6</w:t>
+              <w:t>UC_7</w:t>
             </w:r>
             <w:r>
               <w:rPr>
@@ -2395,7 +2688,7 @@
                 <w:noProof/>
                 <w:webHidden/>
               </w:rPr>
-              <w:instrText xml:space="preserve"> PAGEREF _Toc118879982 \h </w:instrText>
+              <w:instrText xml:space="preserve"> PAGEREF _Toc119141037 \h </w:instrText>
             </w:r>
             <w:r>
               <w:rPr>
@@ -2415,7 +2708,7 @@
                 <w:noProof/>
                 <w:webHidden/>
               </w:rPr>
-              <w:t>14</w:t>
+              <w:t>15</w:t>
             </w:r>
             <w:r>
               <w:rPr>
@@ -2441,7 +2734,7 @@
               <w:lang w:eastAsia="it-IT"/>
             </w:rPr>
           </w:pPr>
-          <w:hyperlink w:anchor="_Toc118879983" w:history="1">
+          <w:hyperlink w:anchor="_Toc119141038" w:history="1">
             <w:r>
               <w:rPr>
                 <w:rStyle w:val="Collegamentoipertestuale"/>
@@ -2471,7 +2764,7 @@
                 <w:noProof/>
                 <w:webHidden/>
               </w:rPr>
-              <w:instrText xml:space="preserve"> PAGEREF _Toc118879983 \h </w:instrText>
+              <w:instrText xml:space="preserve"> PAGEREF _Toc119141038 \h </w:instrText>
             </w:r>
             <w:r>
               <w:rPr>
@@ -2491,7 +2784,7 @@
                 <w:noProof/>
                 <w:webHidden/>
               </w:rPr>
-              <w:t>14</w:t>
+              <w:t>15</w:t>
             </w:r>
             <w:r>
               <w:rPr>
@@ -2517,7 +2810,7 @@
               <w:lang w:eastAsia="it-IT"/>
             </w:rPr>
           </w:pPr>
-          <w:hyperlink w:anchor="_Toc118879984" w:history="1">
+          <w:hyperlink w:anchor="_Toc119141039" w:history="1">
             <w:r>
               <w:rPr>
                 <w:rStyle w:val="Collegamentoipertestuale"/>
@@ -2525,7 +2818,7 @@
                 <w:bCs/>
                 <w:noProof/>
               </w:rPr>
-              <w:t>SD_6</w:t>
+              <w:t>SD_7</w:t>
             </w:r>
             <w:r>
               <w:rPr>
@@ -2546,7 +2839,7 @@
                 <w:noProof/>
                 <w:webHidden/>
               </w:rPr>
-              <w:instrText xml:space="preserve"> PAGEREF _Toc118879984 \h </w:instrText>
+              <w:instrText xml:space="preserve"> PAGEREF _Toc119141039 \h </w:instrText>
             </w:r>
             <w:r>
               <w:rPr>
@@ -2566,7 +2859,7 @@
                 <w:noProof/>
                 <w:webHidden/>
               </w:rPr>
-              <w:t>15</w:t>
+              <w:t>16</w:t>
             </w:r>
             <w:r>
               <w:rPr>
@@ -2592,7 +2885,7 @@
               <w:lang w:eastAsia="it-IT"/>
             </w:rPr>
           </w:pPr>
-          <w:hyperlink w:anchor="_Toc118879985" w:history="1">
+          <w:hyperlink w:anchor="_Toc119141040" w:history="1">
             <w:r>
               <w:rPr>
                 <w:rStyle w:val="Collegamentoipertestuale"/>
@@ -2600,7 +2893,7 @@
                 <w:bCs/>
                 <w:noProof/>
               </w:rPr>
-              <w:t>UC_7</w:t>
+              <w:t>UC_8</w:t>
             </w:r>
             <w:r>
               <w:rPr>
@@ -2621,7 +2914,7 @@
                 <w:noProof/>
                 <w:webHidden/>
               </w:rPr>
-              <w:instrText xml:space="preserve"> PAGEREF _Toc118879985 \h </w:instrText>
+              <w:instrText xml:space="preserve"> PAGEREF _Toc119141040 \h </w:instrText>
             </w:r>
             <w:r>
               <w:rPr>
@@ -2641,7 +2934,7 @@
                 <w:noProof/>
                 <w:webHidden/>
               </w:rPr>
-              <w:t>16</w:t>
+              <w:t>17</w:t>
             </w:r>
             <w:r>
               <w:rPr>
@@ -2667,7 +2960,7 @@
               <w:lang w:eastAsia="it-IT"/>
             </w:rPr>
           </w:pPr>
-          <w:hyperlink w:anchor="_Toc118879986" w:history="1">
+          <w:hyperlink w:anchor="_Toc119141041" w:history="1">
             <w:r>
               <w:rPr>
                 <w:rStyle w:val="Collegamentoipertestuale"/>
@@ -2695,7 +2988,7 @@
                 <w:noProof/>
                 <w:webHidden/>
               </w:rPr>
-              <w:instrText xml:space="preserve"> PAGEREF _Toc118879986 \h </w:instrText>
+              <w:instrText xml:space="preserve"> PAGEREF _Toc119141041 \h </w:instrText>
             </w:r>
             <w:r>
               <w:rPr>
@@ -2715,7 +3008,7 @@
                 <w:noProof/>
                 <w:webHidden/>
               </w:rPr>
-              <w:t>16</w:t>
+              <w:t>17</w:t>
             </w:r>
             <w:r>
               <w:rPr>
@@ -2741,7 +3034,7 @@
               <w:lang w:eastAsia="it-IT"/>
             </w:rPr>
           </w:pPr>
-          <w:hyperlink w:anchor="_Toc118879987" w:history="1">
+          <w:hyperlink w:anchor="_Toc119141042" w:history="1">
             <w:r>
               <w:rPr>
                 <w:rStyle w:val="Collegamentoipertestuale"/>
@@ -2749,7 +3042,7 @@
                 <w:bCs/>
                 <w:noProof/>
               </w:rPr>
-              <w:t>SD_7</w:t>
+              <w:t>SD_8</w:t>
             </w:r>
             <w:r>
               <w:rPr>
@@ -2770,7 +3063,7 @@
                 <w:noProof/>
                 <w:webHidden/>
               </w:rPr>
-              <w:instrText xml:space="preserve"> PAGEREF _Toc118879987 \h </w:instrText>
+              <w:instrText xml:space="preserve"> PAGEREF _Toc119141042 \h </w:instrText>
             </w:r>
             <w:r>
               <w:rPr>
@@ -2790,7 +3083,7 @@
                 <w:noProof/>
                 <w:webHidden/>
               </w:rPr>
-              <w:t>17</w:t>
+              <w:t>18</w:t>
             </w:r>
             <w:r>
               <w:rPr>
@@ -2816,7 +3109,7 @@
               <w:lang w:eastAsia="it-IT"/>
             </w:rPr>
           </w:pPr>
-          <w:hyperlink w:anchor="_Toc118879988" w:history="1">
+          <w:hyperlink w:anchor="_Toc119141043" w:history="1">
             <w:r>
               <w:rPr>
                 <w:rStyle w:val="Collegamentoipertestuale"/>
@@ -2824,7 +3117,7 @@
                 <w:bCs/>
                 <w:noProof/>
               </w:rPr>
-              <w:t>UC_8</w:t>
+              <w:t>UC_9</w:t>
             </w:r>
             <w:r>
               <w:rPr>
@@ -2845,7 +3138,7 @@
                 <w:noProof/>
                 <w:webHidden/>
               </w:rPr>
-              <w:instrText xml:space="preserve"> PAGEREF _Toc118879988 \h </w:instrText>
+              <w:instrText xml:space="preserve"> PAGEREF _Toc119141043 \h </w:instrText>
             </w:r>
             <w:r>
               <w:rPr>
@@ -2865,7 +3158,7 @@
                 <w:noProof/>
                 <w:webHidden/>
               </w:rPr>
-              <w:t>17</w:t>
+              <w:t>19</w:t>
             </w:r>
             <w:r>
               <w:rPr>
@@ -2891,7 +3184,7 @@
               <w:lang w:eastAsia="it-IT"/>
             </w:rPr>
           </w:pPr>
-          <w:hyperlink w:anchor="_Toc118879989" w:history="1">
+          <w:hyperlink w:anchor="_Toc119141044" w:history="1">
             <w:r>
               <w:rPr>
                 <w:rStyle w:val="Collegamentoipertestuale"/>
@@ -2928,7 +3221,7 @@
                 <w:noProof/>
                 <w:webHidden/>
               </w:rPr>
-              <w:instrText xml:space="preserve"> PAGEREF _Toc118879989 \h </w:instrText>
+              <w:instrText xml:space="preserve"> PAGEREF _Toc119141044 \h </w:instrText>
             </w:r>
             <w:r>
               <w:rPr>
@@ -2948,7 +3241,7 @@
                 <w:noProof/>
                 <w:webHidden/>
               </w:rPr>
-              <w:t>18</w:t>
+              <w:t>19</w:t>
             </w:r>
             <w:r>
               <w:rPr>
@@ -2974,7 +3267,7 @@
               <w:lang w:eastAsia="it-IT"/>
             </w:rPr>
           </w:pPr>
-          <w:hyperlink w:anchor="_Toc118879990" w:history="1">
+          <w:hyperlink w:anchor="_Toc119141045" w:history="1">
             <w:r>
               <w:rPr>
                 <w:rStyle w:val="Collegamentoipertestuale"/>
@@ -2982,7 +3275,7 @@
                 <w:bCs/>
                 <w:noProof/>
               </w:rPr>
-              <w:t>SD_8</w:t>
+              <w:t>SD_9</w:t>
             </w:r>
             <w:r>
               <w:rPr>
@@ -3003,7 +3296,7 @@
                 <w:noProof/>
                 <w:webHidden/>
               </w:rPr>
-              <w:instrText xml:space="preserve"> PAGEREF _Toc118879990 \h </w:instrText>
+              <w:instrText xml:space="preserve"> PAGEREF _Toc119141045 \h </w:instrText>
             </w:r>
             <w:r>
               <w:rPr>
@@ -3023,7 +3316,7 @@
                 <w:noProof/>
                 <w:webHidden/>
               </w:rPr>
-              <w:t>18</w:t>
+              <w:t>19</w:t>
             </w:r>
             <w:r>
               <w:rPr>
@@ -3049,7 +3342,7 @@
               <w:lang w:eastAsia="it-IT"/>
             </w:rPr>
           </w:pPr>
-          <w:hyperlink w:anchor="_Toc118879991" w:history="1">
+          <w:hyperlink w:anchor="_Toc119141046" w:history="1">
             <w:r>
               <w:rPr>
                 <w:rStyle w:val="Collegamentoipertestuale"/>
@@ -3057,7 +3350,7 @@
                 <w:bCs/>
                 <w:noProof/>
               </w:rPr>
-              <w:t>UC_9</w:t>
+              <w:t>UC_10</w:t>
             </w:r>
             <w:r>
               <w:rPr>
@@ -3078,7 +3371,7 @@
                 <w:noProof/>
                 <w:webHidden/>
               </w:rPr>
-              <w:instrText xml:space="preserve"> PAGEREF _Toc118879991 \h </w:instrText>
+              <w:instrText xml:space="preserve"> PAGEREF _Toc119141046 \h </w:instrText>
             </w:r>
             <w:r>
               <w:rPr>
@@ -3098,7 +3391,7 @@
                 <w:noProof/>
                 <w:webHidden/>
               </w:rPr>
-              <w:t>19</w:t>
+              <w:t>20</w:t>
             </w:r>
             <w:r>
               <w:rPr>
@@ -3124,7 +3417,7 @@
               <w:lang w:eastAsia="it-IT"/>
             </w:rPr>
           </w:pPr>
-          <w:hyperlink w:anchor="_Toc118879992" w:history="1">
+          <w:hyperlink w:anchor="_Toc119141047" w:history="1">
             <w:r>
               <w:rPr>
                 <w:rStyle w:val="Collegamentoipertestuale"/>
@@ -3154,7 +3447,7 @@
                 <w:noProof/>
                 <w:webHidden/>
               </w:rPr>
-              <w:instrText xml:space="preserve"> PAGEREF _Toc118879992 \h </w:instrText>
+              <w:instrText xml:space="preserve"> PAGEREF _Toc119141047 \h </w:instrText>
             </w:r>
             <w:r>
               <w:rPr>
@@ -3174,7 +3467,7 @@
                 <w:noProof/>
                 <w:webHidden/>
               </w:rPr>
-              <w:t>19</w:t>
+              <w:t>20</w:t>
             </w:r>
             <w:r>
               <w:rPr>
@@ -3200,7 +3493,7 @@
               <w:lang w:eastAsia="it-IT"/>
             </w:rPr>
           </w:pPr>
-          <w:hyperlink w:anchor="_Toc118879993" w:history="1">
+          <w:hyperlink w:anchor="_Toc119141048" w:history="1">
             <w:r>
               <w:rPr>
                 <w:rStyle w:val="Collegamentoipertestuale"/>
@@ -3208,7 +3501,7 @@
                 <w:bCs/>
                 <w:noProof/>
               </w:rPr>
-              <w:t>SD_9</w:t>
+              <w:t>SD_10</w:t>
             </w:r>
             <w:r>
               <w:rPr>
@@ -3229,7 +3522,7 @@
                 <w:noProof/>
                 <w:webHidden/>
               </w:rPr>
-              <w:instrText xml:space="preserve"> PAGEREF _Toc118879993 \h </w:instrText>
+              <w:instrText xml:space="preserve"> PAGEREF _Toc119141048 \h </w:instrText>
             </w:r>
             <w:r>
               <w:rPr>
@@ -3249,7 +3542,7 @@
                 <w:noProof/>
                 <w:webHidden/>
               </w:rPr>
-              <w:t>20</w:t>
+              <w:t>21</w:t>
             </w:r>
             <w:r>
               <w:rPr>
@@ -3275,7 +3568,7 @@
               <w:lang w:eastAsia="it-IT"/>
             </w:rPr>
           </w:pPr>
-          <w:hyperlink w:anchor="_Toc118879994" w:history="1">
+          <w:hyperlink w:anchor="_Toc119141049" w:history="1">
             <w:r>
               <w:rPr>
                 <w:rStyle w:val="Collegamentoipertestuale"/>
@@ -3283,7 +3576,7 @@
                 <w:bCs/>
                 <w:noProof/>
               </w:rPr>
-              <w:t>SD_9F</w:t>
+              <w:t>SD_10F</w:t>
             </w:r>
             <w:r>
               <w:rPr>
@@ -3304,7 +3597,7 @@
                 <w:noProof/>
                 <w:webHidden/>
               </w:rPr>
-              <w:instrText xml:space="preserve"> PAGEREF _Toc118879994 \h </w:instrText>
+              <w:instrText xml:space="preserve"> PAGEREF _Toc119141049 \h </w:instrText>
             </w:r>
             <w:r>
               <w:rPr>
@@ -3324,7 +3617,7 @@
                 <w:noProof/>
                 <w:webHidden/>
               </w:rPr>
-              <w:t>20</w:t>
+              <w:t>21</w:t>
             </w:r>
             <w:r>
               <w:rPr>
@@ -3350,7 +3643,7 @@
               <w:lang w:eastAsia="it-IT"/>
             </w:rPr>
           </w:pPr>
-          <w:hyperlink w:anchor="_Toc118879995" w:history="1">
+          <w:hyperlink w:anchor="_Toc119141050" w:history="1">
             <w:r>
               <w:rPr>
                 <w:rStyle w:val="Collegamentoipertestuale"/>
@@ -3358,7 +3651,7 @@
                 <w:bCs/>
                 <w:noProof/>
               </w:rPr>
-              <w:t>UC_10</w:t>
+              <w:t>UC_11</w:t>
             </w:r>
             <w:r>
               <w:rPr>
@@ -3379,7 +3672,7 @@
                 <w:noProof/>
                 <w:webHidden/>
               </w:rPr>
-              <w:instrText xml:space="preserve"> PAGEREF _Toc118879995 \h </w:instrText>
+              <w:instrText xml:space="preserve"> PAGEREF _Toc119141050 \h </w:instrText>
             </w:r>
             <w:r>
               <w:rPr>
@@ -3399,7 +3692,7 @@
                 <w:noProof/>
                 <w:webHidden/>
               </w:rPr>
-              <w:t>20</w:t>
+              <w:t>21</w:t>
             </w:r>
             <w:r>
               <w:rPr>
@@ -3425,7 +3718,7 @@
               <w:lang w:eastAsia="it-IT"/>
             </w:rPr>
           </w:pPr>
-          <w:hyperlink w:anchor="_Toc118879996" w:history="1">
+          <w:hyperlink w:anchor="_Toc119141051" w:history="1">
             <w:r>
               <w:rPr>
                 <w:rStyle w:val="Collegamentoipertestuale"/>
@@ -3453,7 +3746,7 @@
                 <w:noProof/>
                 <w:webHidden/>
               </w:rPr>
-              <w:instrText xml:space="preserve"> PAGEREF _Toc118879996 \h </w:instrText>
+              <w:instrText xml:space="preserve"> PAGEREF _Toc119141051 \h </w:instrText>
             </w:r>
             <w:r>
               <w:rPr>
@@ -3473,7 +3766,7 @@
                 <w:noProof/>
                 <w:webHidden/>
               </w:rPr>
-              <w:t>20</w:t>
+              <w:t>21</w:t>
             </w:r>
             <w:r>
               <w:rPr>
@@ -3499,7 +3792,7 @@
               <w:lang w:eastAsia="it-IT"/>
             </w:rPr>
           </w:pPr>
-          <w:hyperlink w:anchor="_Toc118879997" w:history="1">
+          <w:hyperlink w:anchor="_Toc119141052" w:history="1">
             <w:r>
               <w:rPr>
                 <w:rStyle w:val="Collegamentoipertestuale"/>
@@ -3507,7 +3800,7 @@
                 <w:bCs/>
                 <w:noProof/>
               </w:rPr>
-              <w:t>SD_10</w:t>
+              <w:t>SD_11</w:t>
             </w:r>
             <w:r>
               <w:rPr>
@@ -3528,7 +3821,7 @@
                 <w:noProof/>
                 <w:webHidden/>
               </w:rPr>
-              <w:instrText xml:space="preserve"> PAGEREF _Toc118879997 \h </w:instrText>
+              <w:instrText xml:space="preserve"> PAGEREF _Toc119141052 \h </w:instrText>
             </w:r>
             <w:r>
               <w:rPr>
@@ -3548,7 +3841,7 @@
                 <w:noProof/>
                 <w:webHidden/>
               </w:rPr>
-              <w:t>21</w:t>
+              <w:t>22</w:t>
             </w:r>
             <w:r>
               <w:rPr>
@@ -3574,7 +3867,7 @@
               <w:lang w:eastAsia="it-IT"/>
             </w:rPr>
           </w:pPr>
-          <w:hyperlink w:anchor="_Toc118879998" w:history="1">
+          <w:hyperlink w:anchor="_Toc119141053" w:history="1">
             <w:r>
               <w:rPr>
                 <w:rStyle w:val="Collegamentoipertestuale"/>
@@ -3582,7 +3875,7 @@
                 <w:bCs/>
                 <w:noProof/>
               </w:rPr>
-              <w:t>UC_11</w:t>
+              <w:t>UC_12</w:t>
             </w:r>
             <w:r>
               <w:rPr>
@@ -3603,7 +3896,7 @@
                 <w:noProof/>
                 <w:webHidden/>
               </w:rPr>
-              <w:instrText xml:space="preserve"> PAGEREF _Toc118879998 \h </w:instrText>
+              <w:instrText xml:space="preserve"> PAGEREF _Toc119141053 \h </w:instrText>
             </w:r>
             <w:r>
               <w:rPr>
@@ -3623,7 +3916,7 @@
                 <w:noProof/>
                 <w:webHidden/>
               </w:rPr>
-              <w:t>21</w:t>
+              <w:t>22</w:t>
             </w:r>
             <w:r>
               <w:rPr>
@@ -3649,7 +3942,7 @@
               <w:lang w:eastAsia="it-IT"/>
             </w:rPr>
           </w:pPr>
-          <w:hyperlink w:anchor="_Toc118879999" w:history="1">
+          <w:hyperlink w:anchor="_Toc119141054" w:history="1">
             <w:r>
               <w:rPr>
                 <w:rStyle w:val="Collegamentoipertestuale"/>
@@ -3677,7 +3970,7 @@
                 <w:noProof/>
                 <w:webHidden/>
               </w:rPr>
-              <w:instrText xml:space="preserve"> PAGEREF _Toc118879999 \h </w:instrText>
+              <w:instrText xml:space="preserve"> PAGEREF _Toc119141054 \h </w:instrText>
             </w:r>
             <w:r>
               <w:rPr>
@@ -3697,7 +3990,7 @@
                 <w:noProof/>
                 <w:webHidden/>
               </w:rPr>
-              <w:t>22</w:t>
+              <w:t>23</w:t>
             </w:r>
             <w:r>
               <w:rPr>
@@ -3723,7 +4016,7 @@
               <w:lang w:eastAsia="it-IT"/>
             </w:rPr>
           </w:pPr>
-          <w:hyperlink w:anchor="_Toc118880000" w:history="1">
+          <w:hyperlink w:anchor="_Toc119141055" w:history="1">
             <w:r>
               <w:rPr>
                 <w:rStyle w:val="Collegamentoipertestuale"/>
@@ -3731,7 +4024,7 @@
                 <w:bCs/>
                 <w:noProof/>
               </w:rPr>
-              <w:t>SD_11</w:t>
+              <w:t>SD_12</w:t>
             </w:r>
             <w:r>
               <w:rPr>
@@ -3752,7 +4045,7 @@
                 <w:noProof/>
                 <w:webHidden/>
               </w:rPr>
-              <w:instrText xml:space="preserve"> PAGEREF _Toc118880000 \h </w:instrText>
+              <w:instrText xml:space="preserve"> PAGEREF _Toc119141055 \h </w:instrText>
             </w:r>
             <w:r>
               <w:rPr>
@@ -3772,7 +4065,7 @@
                 <w:noProof/>
                 <w:webHidden/>
               </w:rPr>
-              <w:t>23</w:t>
+              <w:t>24</w:t>
             </w:r>
             <w:r>
               <w:rPr>
@@ -3798,7 +4091,7 @@
               <w:lang w:eastAsia="it-IT"/>
             </w:rPr>
           </w:pPr>
-          <w:hyperlink w:anchor="_Toc118880001" w:history="1">
+          <w:hyperlink w:anchor="_Toc119141056" w:history="1">
             <w:r>
               <w:rPr>
                 <w:rStyle w:val="Collegamentoipertestuale"/>
@@ -3806,7 +4099,7 @@
                 <w:bCs/>
                 <w:noProof/>
               </w:rPr>
-              <w:t>SD_11F</w:t>
+              <w:t>SD_12F</w:t>
             </w:r>
             <w:r>
               <w:rPr>
@@ -3827,7 +4120,7 @@
                 <w:noProof/>
                 <w:webHidden/>
               </w:rPr>
-              <w:instrText xml:space="preserve"> PAGEREF _Toc118880001 \h </w:instrText>
+              <w:instrText xml:space="preserve"> PAGEREF _Toc119141056 \h </w:instrText>
             </w:r>
             <w:r>
               <w:rPr>
@@ -3847,7 +4140,7 @@
                 <w:noProof/>
                 <w:webHidden/>
               </w:rPr>
-              <w:t>23</w:t>
+              <w:t>24</w:t>
             </w:r>
             <w:r>
               <w:rPr>
@@ -3873,7 +4166,7 @@
               <w:lang w:eastAsia="it-IT"/>
             </w:rPr>
           </w:pPr>
-          <w:hyperlink w:anchor="_Toc118880002" w:history="1">
+          <w:hyperlink w:anchor="_Toc119141057" w:history="1">
             <w:r>
               <w:rPr>
                 <w:rStyle w:val="Collegamentoipertestuale"/>
@@ -3881,7 +4174,7 @@
                 <w:bCs/>
                 <w:noProof/>
               </w:rPr>
-              <w:t>UC_12</w:t>
+              <w:t>UC_13</w:t>
             </w:r>
             <w:r>
               <w:rPr>
@@ -3902,7 +4195,7 @@
                 <w:noProof/>
                 <w:webHidden/>
               </w:rPr>
-              <w:instrText xml:space="preserve"> PAGEREF _Toc118880002 \h </w:instrText>
+              <w:instrText xml:space="preserve"> PAGEREF _Toc119141057 \h </w:instrText>
             </w:r>
             <w:r>
               <w:rPr>
@@ -3922,7 +4215,7 @@
                 <w:noProof/>
                 <w:webHidden/>
               </w:rPr>
-              <w:t>23</w:t>
+              <w:t>24</w:t>
             </w:r>
             <w:r>
               <w:rPr>
@@ -3948,7 +4241,7 @@
               <w:lang w:eastAsia="it-IT"/>
             </w:rPr>
           </w:pPr>
-          <w:hyperlink w:anchor="_Toc118880003" w:history="1">
+          <w:hyperlink w:anchor="_Toc119141058" w:history="1">
             <w:r>
               <w:rPr>
                 <w:rStyle w:val="Collegamentoipertestuale"/>
@@ -3976,7 +4269,7 @@
                 <w:noProof/>
                 <w:webHidden/>
               </w:rPr>
-              <w:instrText xml:space="preserve"> PAGEREF _Toc118880003 \h </w:instrText>
+              <w:instrText xml:space="preserve"> PAGEREF _Toc119141058 \h </w:instrText>
             </w:r>
             <w:r>
               <w:rPr>
@@ -3996,7 +4289,7 @@
                 <w:noProof/>
                 <w:webHidden/>
               </w:rPr>
-              <w:t>23</w:t>
+              <w:t>25</w:t>
             </w:r>
             <w:r>
               <w:rPr>
@@ -4022,7 +4315,7 @@
               <w:lang w:eastAsia="it-IT"/>
             </w:rPr>
           </w:pPr>
-          <w:hyperlink w:anchor="_Toc118880004" w:history="1">
+          <w:hyperlink w:anchor="_Toc119141059" w:history="1">
             <w:r>
               <w:rPr>
                 <w:rStyle w:val="Collegamentoipertestuale"/>
@@ -4030,7 +4323,7 @@
                 <w:bCs/>
                 <w:noProof/>
               </w:rPr>
-              <w:t>SD_12</w:t>
+              <w:t>SD_13</w:t>
             </w:r>
             <w:r>
               <w:rPr>
@@ -4051,7 +4344,7 @@
                 <w:noProof/>
                 <w:webHidden/>
               </w:rPr>
-              <w:instrText xml:space="preserve"> PAGEREF _Toc118880004 \h </w:instrText>
+              <w:instrText xml:space="preserve"> PAGEREF _Toc119141059 \h </w:instrText>
             </w:r>
             <w:r>
               <w:rPr>
@@ -4071,7 +4364,7 @@
                 <w:noProof/>
                 <w:webHidden/>
               </w:rPr>
-              <w:t>24</w:t>
+              <w:t>26</w:t>
             </w:r>
             <w:r>
               <w:rPr>
@@ -4097,7 +4390,7 @@
               <w:lang w:eastAsia="it-IT"/>
             </w:rPr>
           </w:pPr>
-          <w:hyperlink w:anchor="_Toc118880005" w:history="1">
+          <w:hyperlink w:anchor="_Toc119141060" w:history="1">
             <w:r>
               <w:rPr>
                 <w:rStyle w:val="Collegamentoipertestuale"/>
@@ -4105,7 +4398,7 @@
                 <w:bCs/>
                 <w:noProof/>
               </w:rPr>
-              <w:t>SD_12F</w:t>
+              <w:t>SD_13F</w:t>
             </w:r>
             <w:r>
               <w:rPr>
@@ -4126,7 +4419,7 @@
                 <w:noProof/>
                 <w:webHidden/>
               </w:rPr>
-              <w:instrText xml:space="preserve"> PAGEREF _Toc118880005 \h </w:instrText>
+              <w:instrText xml:space="preserve"> PAGEREF _Toc119141060 \h </w:instrText>
             </w:r>
             <w:r>
               <w:rPr>
@@ -4146,7 +4439,7 @@
                 <w:noProof/>
                 <w:webHidden/>
               </w:rPr>
-              <w:t>25</w:t>
+              <w:t>26</w:t>
             </w:r>
             <w:r>
               <w:rPr>
@@ -4172,7 +4465,7 @@
               <w:lang w:eastAsia="it-IT"/>
             </w:rPr>
           </w:pPr>
-          <w:hyperlink w:anchor="_Toc118880006" w:history="1">
+          <w:hyperlink w:anchor="_Toc119141061" w:history="1">
             <w:r>
               <w:rPr>
                 <w:rStyle w:val="Collegamentoipertestuale"/>
@@ -4201,7 +4494,7 @@
                 <w:noProof/>
                 <w:webHidden/>
               </w:rPr>
-              <w:instrText xml:space="preserve"> PAGEREF _Toc118880006 \h </w:instrText>
+              <w:instrText xml:space="preserve"> PAGEREF _Toc119141061 \h </w:instrText>
             </w:r>
             <w:r>
               <w:rPr>
@@ -4221,7 +4514,7 @@
                 <w:noProof/>
                 <w:webHidden/>
               </w:rPr>
-              <w:t>25</w:t>
+              <w:t>26</w:t>
             </w:r>
             <w:r>
               <w:rPr>
@@ -4247,15 +4540,16 @@
               <w:lang w:eastAsia="it-IT"/>
             </w:rPr>
           </w:pPr>
-          <w:hyperlink w:anchor="_Toc118880007" w:history="1">
+          <w:hyperlink w:anchor="_Toc119141062" w:history="1">
             <w:r>
               <w:rPr>
                 <w:rStyle w:val="Collegamentoipertestuale"/>
                 <w:b/>
                 <w:bCs/>
                 <w:noProof/>
-              </w:rPr>
-              <w:t>Mockup</w:t>
+                <w:lang w:val="en-GB"/>
+              </w:rPr>
+              <w:t>Statechart Diagram</w:t>
             </w:r>
             <w:r>
               <w:rPr>
@@ -4276,7 +4570,7 @@
                 <w:noProof/>
                 <w:webHidden/>
               </w:rPr>
-              <w:instrText xml:space="preserve"> PAGEREF _Toc118880007 \h </w:instrText>
+              <w:instrText xml:space="preserve"> PAGEREF _Toc119141062 \h </w:instrText>
             </w:r>
             <w:r>
               <w:rPr>
@@ -4296,7 +4590,7 @@
                 <w:noProof/>
                 <w:webHidden/>
               </w:rPr>
-              <w:t>26</w:t>
+              <w:t>27</w:t>
             </w:r>
             <w:r>
               <w:rPr>
@@ -4308,6 +4602,79 @@
           </w:hyperlink>
         </w:p>
         <w:p>
+          <w:pPr>
+            <w:pStyle w:val="Sommario1"/>
+            <w:tabs>
+              <w:tab w:val="right" w:leader="dot" w:pos="9628"/>
+            </w:tabs>
+            <w:rPr>
+              <w:rFonts w:asciiTheme="minorHAnsi" w:eastAsiaTheme="minorEastAsia" w:hAnsiTheme="minorHAnsi" w:cstheme="minorBidi"/>
+              <w:noProof/>
+              <w:kern w:val="0"/>
+              <w:sz w:val="22"/>
+              <w:szCs w:val="22"/>
+              <w:lang w:eastAsia="it-IT"/>
+            </w:rPr>
+          </w:pPr>
+          <w:hyperlink w:anchor="_Toc119141063" w:history="1">
+            <w:r>
+              <w:rPr>
+                <w:rStyle w:val="Collegamentoipertestuale"/>
+                <w:b/>
+                <w:bCs/>
+                <w:noProof/>
+              </w:rPr>
+              <w:t>Mockup</w:t>
+            </w:r>
+            <w:r>
+              <w:rPr>
+                <w:noProof/>
+                <w:webHidden/>
+              </w:rPr>
+              <w:tab/>
+            </w:r>
+            <w:r>
+              <w:rPr>
+                <w:noProof/>
+                <w:webHidden/>
+              </w:rPr>
+              <w:fldChar w:fldCharType="begin"/>
+            </w:r>
+            <w:r>
+              <w:rPr>
+                <w:noProof/>
+                <w:webHidden/>
+              </w:rPr>
+              <w:instrText xml:space="preserve"> PAGEREF _Toc119141063 \h </w:instrText>
+            </w:r>
+            <w:r>
+              <w:rPr>
+                <w:noProof/>
+                <w:webHidden/>
+              </w:rPr>
+            </w:r>
+            <w:r>
+              <w:rPr>
+                <w:noProof/>
+                <w:webHidden/>
+              </w:rPr>
+              <w:fldChar w:fldCharType="separate"/>
+            </w:r>
+            <w:r>
+              <w:rPr>
+                <w:noProof/>
+                <w:webHidden/>
+              </w:rPr>
+              <w:t>27</w:t>
+            </w:r>
+            <w:r>
+              <w:rPr>
+                <w:noProof/>
+                <w:webHidden/>
+              </w:rPr>
+              <w:fldChar w:fldCharType="end"/>
+            </w:r>
+          </w:hyperlink>
           <w:r>
             <w:rPr>
               <w:b/>
@@ -4331,16 +4698,6 @@
     <w:p/>
     <w:p/>
     <w:p/>
-    <w:p/>
-    <w:p/>
-    <w:p/>
-    <w:p/>
-    <w:p/>
-    <w:p/>
-    <w:p/>
-    <w:p/>
-    <w:p/>
-    <w:p/>
     <w:p>
       <w:pPr>
         <w:pStyle w:val="Titolo1"/>
@@ -4351,7 +4708,7 @@
           <w:color w:val="000000" w:themeColor="text1"/>
         </w:rPr>
       </w:pPr>
-      <w:bookmarkStart w:id="2" w:name="_Toc118879959"/>
+      <w:bookmarkStart w:id="2" w:name="_Toc119141010"/>
       <w:proofErr w:type="spellStart"/>
       <w:r>
         <w:rPr>
@@ -4384,7 +4741,7 @@
         </w:rPr>
       </w:pPr>
       <w:bookmarkStart w:id="3" w:name="_Toc117977226"/>
-      <w:bookmarkStart w:id="4" w:name="_Toc118879960"/>
+      <w:bookmarkStart w:id="4" w:name="_Toc119141011"/>
       <w:r>
         <w:rPr>
           <w:rFonts w:ascii="Times New Roman" w:hAnsi="Times New Roman" w:cs="Times New Roman"/>
@@ -4403,6 +4760,7 @@
       <w:pPr>
         <w:pStyle w:val="Titolo3"/>
         <w:ind w:firstLine="643"/>
+        <w:jc w:val="both"/>
         <w:rPr>
           <w:rFonts w:ascii="Times New Roman" w:hAnsi="Times New Roman" w:cs="Times New Roman"/>
           <w:b/>
@@ -4413,7 +4771,7 @@
         </w:rPr>
       </w:pPr>
       <w:bookmarkStart w:id="5" w:name="_Toc117977227"/>
-      <w:bookmarkStart w:id="6" w:name="_Toc118879961"/>
+      <w:bookmarkStart w:id="6" w:name="_Toc119141012"/>
       <w:r>
         <w:rPr>
           <w:rFonts w:ascii="Times New Roman" w:eastAsia="Times New Roman" w:hAnsi="Times New Roman" w:cs="Times New Roman"/>
@@ -4761,12 +5119,29 @@
           <w:szCs w:val="28"/>
           <w:highlight w:val="darkYellow"/>
         </w:rPr>
-        <w:t>Il sistema genera una notifica di avvenuto pagamento per l’amministratore contabile che dovrà controllare se la transazione sia avvenuta correttamente e modificare lo stato dell’ordine: in preparazione.</w:t>
+        <w:t>Il sistema genera una notifica di avvenuto pagamento per</w:t>
+      </w:r>
+      <w:r>
+        <w:rPr>
+          <w:sz w:val="28"/>
+          <w:szCs w:val="28"/>
+          <w:highlight w:val="darkYellow"/>
+        </w:rPr>
+        <w:t xml:space="preserve"> il gestore </w:t>
+      </w:r>
+      <w:r>
+        <w:rPr>
+          <w:sz w:val="28"/>
+          <w:szCs w:val="28"/>
+          <w:highlight w:val="darkYellow"/>
+        </w:rPr>
+        <w:t>contabile che dovrà controllare se la transazione sia avvenuta correttamente e modificare lo stato dell’ordine: in preparazione.</w:t>
       </w:r>
     </w:p>
     <w:p>
       <w:pPr>
         <w:ind w:left="709"/>
+        <w:jc w:val="both"/>
         <w:rPr>
           <w:sz w:val="28"/>
           <w:szCs w:val="28"/>
@@ -4822,7 +5197,7 @@
         </w:rPr>
       </w:pPr>
       <w:bookmarkStart w:id="7" w:name="_Toc117977228"/>
-      <w:bookmarkStart w:id="8" w:name="_Toc118879962"/>
+      <w:bookmarkStart w:id="8" w:name="_Toc119141013"/>
       <w:r>
         <w:rPr>
           <w:rFonts w:ascii="Times New Roman" w:hAnsi="Times New Roman" w:cs="Times New Roman"/>
@@ -4843,15 +5218,10 @@
           <w:sz w:val="32"/>
           <w:szCs w:val="32"/>
         </w:rPr>
-        <w:t>Scenario amministratore</w:t>
+        <w:t xml:space="preserve">Scenario </w:t>
       </w:r>
       <w:bookmarkEnd w:id="7"/>
-      <w:bookmarkEnd w:id="8"/>
-    </w:p>
-    <w:p>
-      <w:pPr>
-        <w:pStyle w:val="Titolo3"/>
-        <w:ind w:firstLine="708"/>
+      <w:r>
         <w:rPr>
           <w:rFonts w:ascii="Times New Roman" w:hAnsi="Times New Roman" w:cs="Times New Roman"/>
           <w:b/>
@@ -4860,10 +5230,15 @@
           <w:sz w:val="32"/>
           <w:szCs w:val="32"/>
         </w:rPr>
-      </w:pPr>
-      <w:bookmarkStart w:id="9" w:name="_Toc117977229"/>
-      <w:bookmarkStart w:id="10" w:name="_Toc118879963"/>
-      <w:r>
+        <w:t>gestore</w:t>
+      </w:r>
+      <w:bookmarkEnd w:id="8"/>
+    </w:p>
+    <w:p>
+      <w:pPr>
+        <w:pStyle w:val="Titolo3"/>
+        <w:ind w:firstLine="708"/>
+        <w:jc w:val="both"/>
         <w:rPr>
           <w:rFonts w:ascii="Times New Roman" w:hAnsi="Times New Roman" w:cs="Times New Roman"/>
           <w:b/>
@@ -4872,6 +5247,18 @@
           <w:sz w:val="32"/>
           <w:szCs w:val="32"/>
         </w:rPr>
+      </w:pPr>
+      <w:bookmarkStart w:id="9" w:name="_Toc117977229"/>
+      <w:bookmarkStart w:id="10" w:name="_Toc119141014"/>
+      <w:r>
+        <w:rPr>
+          <w:rFonts w:ascii="Times New Roman" w:hAnsi="Times New Roman" w:cs="Times New Roman"/>
+          <w:b/>
+          <w:bCs/>
+          <w:color w:val="000000" w:themeColor="text1"/>
+          <w:sz w:val="32"/>
+          <w:szCs w:val="32"/>
+        </w:rPr>
         <w:t>Modifica del catalogo</w:t>
       </w:r>
       <w:bookmarkEnd w:id="9"/>
@@ -4896,7 +5283,23 @@
           <w:sz w:val="28"/>
           <w:szCs w:val="28"/>
         </w:rPr>
-        <w:t>Luigi (l’amministratore del catalogo), accede alla homepage del sito, seleziona la pagina di Login ed effettua l’accesso con le credenziali username: “luigi” e password: “</w:t>
+        <w:t>Luigi (</w:t>
+      </w:r>
+      <w:r>
+        <w:rPr>
+          <w:color w:val="111111"/>
+          <w:sz w:val="28"/>
+          <w:szCs w:val="28"/>
+        </w:rPr>
+        <w:t>il gestore</w:t>
+      </w:r>
+      <w:r>
+        <w:rPr>
+          <w:color w:val="111111"/>
+          <w:sz w:val="28"/>
+          <w:szCs w:val="28"/>
+        </w:rPr>
+        <w:t xml:space="preserve"> del catalogo), accede alla homepage del sito, seleziona la pagina di Login ed effettua l’accesso con le credenziali username: “luigi” e password: “</w:t>
       </w:r>
       <w:proofErr w:type="spellStart"/>
       <w:r>
@@ -4930,7 +5333,7 @@
       <w:pPr>
         <w:pStyle w:val="Normale1"/>
         <w:ind w:left="708"/>
-        <w:jc w:val="center"/>
+        <w:jc w:val="both"/>
         <w:rPr>
           <w:color w:val="111111"/>
           <w:sz w:val="28"/>
@@ -5019,25 +5422,7 @@
           <w:sz w:val="28"/>
           <w:szCs w:val="28"/>
         </w:rPr>
-        <w:t xml:space="preserve"> Luigi seleziona l’articolo “Tavolo in legno”, mediante il nome e il rispettivo codice Articolo, con l’obiettivo di ridurre il prezzo. Il sistema restituisce le informazioni del prodotto mediante un apposito </w:t>
-      </w:r>
-      <w:proofErr w:type="spellStart"/>
-      <w:r>
-        <w:rPr>
-          <w:color w:val="111111"/>
-          <w:sz w:val="28"/>
-          <w:szCs w:val="28"/>
-        </w:rPr>
-        <w:t>form</w:t>
-      </w:r>
-      <w:proofErr w:type="spellEnd"/>
-      <w:r>
-        <w:rPr>
-          <w:color w:val="111111"/>
-          <w:sz w:val="28"/>
-          <w:szCs w:val="28"/>
-        </w:rPr>
-        <w:t xml:space="preserve">. Luigi modifica il campo prezzo da 150.00€ a 130.00€ e conferma la modifica, così che il sistema modifichi il prezzo dell’articolo nel catalogo. </w:t>
+        <w:t xml:space="preserve"> Luigi seleziona l’articolo “Tavolo in legno”, mediante il nome e il rispettivo codice Articolo, con l’obiettivo di ridurre il prezzo. Il sistema restituisce le informazioni del prodotto mediante un apposito form. Luigi modifica il campo prezzo da 150.00€ a 130.00€ e conferma la modifica, così che il sistema modifichi il prezzo dell’articolo nel catalogo. </w:t>
       </w:r>
     </w:p>
     <w:p>
@@ -5083,25 +5468,7 @@
           <w:sz w:val="28"/>
           <w:szCs w:val="28"/>
         </w:rPr>
-        <w:t xml:space="preserve"> Il sistema restituisce una pagina avente un </w:t>
-      </w:r>
-      <w:proofErr w:type="spellStart"/>
-      <w:r>
-        <w:rPr>
-          <w:color w:val="111111"/>
-          <w:sz w:val="28"/>
-          <w:szCs w:val="28"/>
-        </w:rPr>
-        <w:t>form</w:t>
-      </w:r>
-      <w:proofErr w:type="spellEnd"/>
-      <w:r>
-        <w:rPr>
-          <w:color w:val="111111"/>
-          <w:sz w:val="28"/>
-          <w:szCs w:val="28"/>
-        </w:rPr>
-        <w:t xml:space="preserve"> da compilare per l’inserimento dei dati relativi all’articolo. Luigi inserisce il nome, la foto, la descrizione della sedia, il prezzo e seleziona una categoria tra quelle già presenti nel catalogo: “Arredamento Interni” e conferma l’aggiunta dell’articolo nel catalogo. Il sistema comunica l’avvenuto inserimento del prodotto nel catalogo ed effettua un </w:t>
+        <w:t xml:space="preserve"> Il sistema restituisce una pagina avente un form da compilare per l’inserimento dei dati relativi all’articolo. Luigi inserisce il nome, la foto, la descrizione della sedia, il prezzo e seleziona una categoria tra quelle già presenti nel catalogo: “Arredamento Interni” e conferma l’aggiunta dell’articolo nel catalogo. Il sistema comunica l’avvenuto inserimento del prodotto nel catalogo ed effettua un </w:t>
       </w:r>
       <w:proofErr w:type="spellStart"/>
       <w:r>
@@ -5271,7 +5638,7 @@
         </w:rPr>
       </w:pPr>
       <w:bookmarkStart w:id="11" w:name="_Toc117977230"/>
-      <w:bookmarkStart w:id="12" w:name="_Toc118879964"/>
+      <w:bookmarkStart w:id="12" w:name="_Toc119141015"/>
       <w:r>
         <w:rPr>
           <w:rFonts w:ascii="Times New Roman" w:hAnsi="Times New Roman" w:cs="Times New Roman"/>
@@ -5296,12 +5663,11 @@
           <w:color w:val="000000" w:themeColor="text1"/>
           <w:sz w:val="32"/>
           <w:szCs w:val="32"/>
-          <w:u w:val="single"/>
           <w:lang w:val="en-GB"/>
         </w:rPr>
       </w:pPr>
       <w:bookmarkStart w:id="13" w:name="_Toc117977231"/>
-      <w:bookmarkStart w:id="14" w:name="_Toc118879965"/>
+      <w:bookmarkStart w:id="14" w:name="_Toc119141016"/>
       <w:r>
         <w:rPr>
           <w:rFonts w:ascii="Times New Roman" w:hAnsi="Times New Roman" w:cs="Times New Roman"/>
@@ -5319,6 +5685,24 @@
     </w:p>
     <w:p>
       <w:pPr>
+        <w:rPr>
+          <w:lang w:val="en-GB"/>
+        </w:rPr>
+      </w:pPr>
+      <w:hyperlink w:anchor="_Ricerca" w:history="1">
+        <w:proofErr w:type="gramStart"/>
+        <w:r>
+          <w:rPr>
+            <w:rStyle w:val="Collegamentoipertestuale"/>
+            <w:lang w:val="en-GB"/>
+          </w:rPr>
+          <w:t>RIF.MOCKUP.RICERCA</w:t>
+        </w:r>
+        <w:proofErr w:type="gramEnd"/>
+      </w:hyperlink>
+    </w:p>
+    <w:p>
+      <w:pPr>
         <w:pStyle w:val="Normale1"/>
         <w:jc w:val="center"/>
         <w:rPr>
@@ -5358,9 +5742,9 @@
           <w:szCs w:val="28"/>
         </w:rPr>
         <w:drawing>
-          <wp:inline distT="0" distB="0" distL="0" distR="0" wp14:anchorId="6D6A57AC" wp14:editId="23B2478A">
-            <wp:extent cx="6116320" cy="1918335"/>
-            <wp:effectExtent l="0" t="0" r="0" b="5715"/>
+          <wp:inline distT="0" distB="0" distL="0" distR="0" wp14:anchorId="6D6A57AC" wp14:editId="3EA67721">
+            <wp:extent cx="6001966" cy="1882469"/>
+            <wp:effectExtent l="0" t="0" r="0" b="0"/>
             <wp:docPr id="8" name="Immagine 8"/>
             <wp:cNvGraphicFramePr>
               <a:graphicFrameLocks xmlns:a="http://schemas.openxmlformats.org/drawingml/2006/main" noChangeAspect="1"/>
@@ -5387,7 +5771,7 @@
                   <pic:spPr>
                     <a:xfrm>
                       <a:off x="0" y="0"/>
-                      <a:ext cx="6116320" cy="1918335"/>
+                      <a:ext cx="6065527" cy="1902404"/>
                     </a:xfrm>
                     <a:prstGeom prst="rect">
                       <a:avLst/>
@@ -5489,7 +5873,7 @@
               </w:rPr>
             </w:pPr>
             <w:bookmarkStart w:id="15" w:name="_Toc117977232"/>
-            <w:bookmarkStart w:id="16" w:name="_Toc118879966"/>
+            <w:bookmarkStart w:id="16" w:name="_Toc119141017"/>
             <w:r>
               <w:rPr>
                 <w:color w:val="000000" w:themeColor="text1"/>
@@ -5920,17 +6304,56 @@
                 <w:sz w:val="22"/>
                 <w:szCs w:val="22"/>
               </w:rPr>
-              <w:t>L’utente per il seguente caso d’uso ha due possibilità per dare inizio al flusso di eventi:</w:t>
-            </w:r>
-          </w:p>
-          <w:p>
-            <w:pPr>
-              <w:pStyle w:val="Normale1"/>
-              <w:numPr>
-                <w:ilvl w:val="0"/>
-                <w:numId w:val="15"/>
-              </w:numPr>
-              <w:spacing w:after="61"/>
+              <w:t>L’utente inserisce</w:t>
+            </w:r>
+            <w:r>
+              <w:rPr>
+                <w:rFonts w:ascii="Calibri Light" w:hAnsi="Calibri Light"/>
+                <w:sz w:val="22"/>
+                <w:szCs w:val="22"/>
+              </w:rPr>
+              <w:t xml:space="preserve"> u</w:t>
+            </w:r>
+            <w:r>
+              <w:rPr>
+                <w:rFonts w:ascii="Calibri Light" w:hAnsi="Calibri Light"/>
+                <w:sz w:val="22"/>
+                <w:szCs w:val="22"/>
+              </w:rPr>
+              <w:t>na parola</w:t>
+            </w:r>
+            <w:r>
+              <w:rPr>
+                <w:rFonts w:ascii="Calibri Light" w:hAnsi="Calibri Light"/>
+                <w:sz w:val="22"/>
+                <w:szCs w:val="22"/>
+              </w:rPr>
+              <w:t xml:space="preserve"> nella </w:t>
+            </w:r>
+            <w:proofErr w:type="spellStart"/>
+            <w:r>
+              <w:rPr>
+                <w:rFonts w:ascii="Calibri Light" w:hAnsi="Calibri Light"/>
+                <w:sz w:val="22"/>
+                <w:szCs w:val="22"/>
+              </w:rPr>
+              <w:t>searchbar</w:t>
+            </w:r>
+            <w:proofErr w:type="spellEnd"/>
+            <w:r>
+              <w:rPr>
+                <w:rFonts w:ascii="Calibri Light" w:hAnsi="Calibri Light"/>
+                <w:sz w:val="22"/>
+                <w:szCs w:val="22"/>
+              </w:rPr>
+              <w:t xml:space="preserve"> e clicca sull’icona “lente” per iniziare la ricerca.</w:t>
+            </w:r>
+          </w:p>
+          <w:p>
+            <w:pPr>
+              <w:pStyle w:val="Normale1"/>
+              <w:spacing w:after="61"/>
+              <w:ind w:left="360"/>
               <w:jc w:val="both"/>
               <w:rPr>
                 <w:rFonts w:ascii="Calibri Light" w:hAnsi="Calibri Light"/>
@@ -5938,64 +6361,6 @@
                 <w:szCs w:val="22"/>
               </w:rPr>
             </w:pPr>
-            <w:r>
-              <w:rPr>
-                <w:rFonts w:ascii="Calibri Light" w:hAnsi="Calibri Light"/>
-                <w:sz w:val="22"/>
-                <w:szCs w:val="22"/>
-              </w:rPr>
-              <w:t xml:space="preserve">L’utente inserisce nella </w:t>
-            </w:r>
-            <w:proofErr w:type="spellStart"/>
-            <w:r>
-              <w:rPr>
-                <w:rFonts w:ascii="Calibri Light" w:hAnsi="Calibri Light"/>
-                <w:sz w:val="22"/>
-                <w:szCs w:val="22"/>
-              </w:rPr>
-              <w:t>searchbar</w:t>
-            </w:r>
-            <w:proofErr w:type="spellEnd"/>
-            <w:r>
-              <w:rPr>
-                <w:rFonts w:ascii="Calibri Light" w:hAnsi="Calibri Light"/>
-                <w:sz w:val="22"/>
-                <w:szCs w:val="22"/>
-              </w:rPr>
-              <w:t xml:space="preserve"> una parola chiave</w:t>
-            </w:r>
-            <w:r>
-              <w:rPr>
-                <w:rFonts w:ascii="Calibri Light" w:hAnsi="Calibri Light"/>
-                <w:sz w:val="22"/>
-                <w:szCs w:val="22"/>
-              </w:rPr>
-              <w:t>.</w:t>
-            </w:r>
-          </w:p>
-          <w:p>
-            <w:pPr>
-              <w:pStyle w:val="Normale1"/>
-              <w:numPr>
-                <w:ilvl w:val="0"/>
-                <w:numId w:val="15"/>
-              </w:numPr>
-              <w:spacing w:after="61"/>
-              <w:jc w:val="both"/>
-              <w:rPr>
-                <w:rFonts w:ascii="Calibri Light" w:hAnsi="Calibri Light"/>
-                <w:sz w:val="22"/>
-                <w:szCs w:val="22"/>
-              </w:rPr>
-            </w:pPr>
-            <w:r>
-              <w:rPr>
-                <w:rFonts w:ascii="Calibri Light" w:hAnsi="Calibri Light"/>
-                <w:sz w:val="22"/>
-                <w:szCs w:val="22"/>
-              </w:rPr>
-              <w:t>L’utente seleziona una categoria tra quelle presenti sul sito.</w:t>
-            </w:r>
           </w:p>
           <w:p>
             <w:pPr>
@@ -6099,7 +6464,7 @@
             <w:pPr>
               <w:pStyle w:val="Normale1"/>
               <w:spacing w:after="61"/>
-              <w:jc w:val="center"/>
+              <w:jc w:val="both"/>
               <w:rPr>
                 <w:rFonts w:ascii="Calibri Light" w:eastAsia="Calibri Light" w:hAnsi="Calibri Light" w:cs="Calibri Light"/>
                 <w:sz w:val="22"/>
@@ -6111,50 +6476,7 @@
             <w:pPr>
               <w:pStyle w:val="Normale1"/>
               <w:spacing w:after="61"/>
-              <w:rPr>
-                <w:rFonts w:ascii="Calibri Light" w:hAnsi="Calibri Light"/>
-                <w:sz w:val="22"/>
-                <w:szCs w:val="22"/>
-              </w:rPr>
-            </w:pPr>
-          </w:p>
-          <w:p>
-            <w:pPr>
-              <w:pStyle w:val="Normale1"/>
-              <w:spacing w:after="61"/>
-              <w:rPr>
-                <w:rFonts w:ascii="Calibri Light" w:hAnsi="Calibri Light"/>
-                <w:sz w:val="22"/>
-                <w:szCs w:val="22"/>
-              </w:rPr>
-            </w:pPr>
-          </w:p>
-          <w:p>
-            <w:pPr>
-              <w:pStyle w:val="Normale1"/>
-              <w:spacing w:after="61"/>
-              <w:rPr>
-                <w:rFonts w:ascii="Calibri Light" w:hAnsi="Calibri Light"/>
-                <w:sz w:val="22"/>
-                <w:szCs w:val="22"/>
-              </w:rPr>
-            </w:pPr>
-          </w:p>
-          <w:p>
-            <w:pPr>
-              <w:pStyle w:val="Normale1"/>
-              <w:spacing w:after="61"/>
-              <w:rPr>
-                <w:rFonts w:ascii="Calibri Light" w:hAnsi="Calibri Light"/>
-                <w:sz w:val="22"/>
-                <w:szCs w:val="22"/>
-              </w:rPr>
-            </w:pPr>
-          </w:p>
-          <w:p>
-            <w:pPr>
-              <w:pStyle w:val="Normale1"/>
-              <w:spacing w:after="61"/>
+              <w:jc w:val="both"/>
               <w:rPr>
                 <w:rFonts w:ascii="Calibri Light" w:hAnsi="Calibri Light"/>
                 <w:sz w:val="22"/>
@@ -6409,7 +6731,6 @@
                 <w:color w:val="FFFFFF"/>
                 <w:u w:color="FFFFFF"/>
               </w:rPr>
-              <w:lastRenderedPageBreak/>
               <w:t xml:space="preserve">User </w:t>
             </w:r>
             <w:proofErr w:type="spellStart"/>
@@ -6486,7 +6807,7 @@
       </w:pPr>
       <w:bookmarkStart w:id="17" w:name="_Toc117977233"/>
       <w:bookmarkStart w:id="18" w:name="_Hlk87953161"/>
-      <w:bookmarkStart w:id="19" w:name="_Toc118879967"/>
+      <w:bookmarkStart w:id="19" w:name="_Toc119141018"/>
       <w:r>
         <w:rPr>
           <w:rFonts w:ascii="Times New Roman" w:hAnsi="Times New Roman" w:cs="Times New Roman"/>
@@ -6496,20 +6817,24 @@
           <w:sz w:val="32"/>
           <w:szCs w:val="32"/>
         </w:rPr>
+        <w:lastRenderedPageBreak/>
         <w:t>SD_1</w:t>
       </w:r>
       <w:bookmarkEnd w:id="19"/>
     </w:p>
     <w:p>
+      <w:pPr>
+        <w:jc w:val="center"/>
+      </w:pPr>
       <w:r>
         <w:rPr>
           <w:noProof/>
         </w:rPr>
         <w:drawing>
-          <wp:inline distT="0" distB="0" distL="0" distR="0" wp14:anchorId="50D56C6C" wp14:editId="27336701">
-            <wp:extent cx="6113145" cy="3716655"/>
+          <wp:inline distT="0" distB="0" distL="0" distR="0" wp14:anchorId="53C483DC" wp14:editId="25C01E44">
+            <wp:extent cx="6118860" cy="3710940"/>
             <wp:effectExtent l="0" t="0" r="0" b="0"/>
-            <wp:docPr id="4" name="Immagine 4"/>
+            <wp:docPr id="28" name="Immagine 28"/>
             <wp:cNvGraphicFramePr>
               <a:graphicFrameLocks xmlns:a="http://schemas.openxmlformats.org/drawingml/2006/main" noChangeAspect="1"/>
             </wp:cNvGraphicFramePr>
@@ -6538,7 +6863,7 @@
                   <pic:spPr bwMode="auto">
                     <a:xfrm>
                       <a:off x="0" y="0"/>
-                      <a:ext cx="6113145" cy="3716655"/>
+                      <a:ext cx="6118860" cy="3710940"/>
                     </a:xfrm>
                     <a:prstGeom prst="rect">
                       <a:avLst/>
@@ -6556,226 +6881,6 @@
       </w:r>
     </w:p>
     <w:p/>
-    <w:tbl>
-      <w:tblPr>
-        <w:tblStyle w:val="Grigliatabella"/>
-        <w:tblW w:w="0" w:type="auto"/>
-        <w:jc w:val="center"/>
-        <w:tblLook w:val="04A0" w:firstRow="1" w:lastRow="0" w:firstColumn="1" w:lastColumn="0" w:noHBand="0" w:noVBand="1"/>
-      </w:tblPr>
-      <w:tblGrid>
-        <w:gridCol w:w="2312"/>
-        <w:gridCol w:w="4346"/>
-      </w:tblGrid>
-      <w:tr>
-        <w:trPr>
-          <w:jc w:val="center"/>
-        </w:trPr>
-        <w:tc>
-          <w:tcPr>
-            <w:tcW w:w="2312" w:type="dxa"/>
-            <w:shd w:val="clear" w:color="auto" w:fill="33CC33"/>
-          </w:tcPr>
-          <w:p>
-            <w:pPr>
-              <w:pStyle w:val="Normale1"/>
-              <w:jc w:val="center"/>
-              <w:rPr>
-                <w:sz w:val="28"/>
-                <w:szCs w:val="28"/>
-              </w:rPr>
-            </w:pPr>
-            <w:r>
-              <w:rPr>
-                <w:sz w:val="28"/>
-                <w:szCs w:val="28"/>
-              </w:rPr>
-              <w:t>Nome parametro</w:t>
-            </w:r>
-          </w:p>
-        </w:tc>
-        <w:tc>
-          <w:tcPr>
-            <w:tcW w:w="4346" w:type="dxa"/>
-            <w:shd w:val="clear" w:color="auto" w:fill="33CC33"/>
-          </w:tcPr>
-          <w:p>
-            <w:pPr>
-              <w:pStyle w:val="Normale1"/>
-              <w:jc w:val="center"/>
-              <w:rPr>
-                <w:sz w:val="28"/>
-                <w:szCs w:val="28"/>
-              </w:rPr>
-            </w:pPr>
-            <w:r>
-              <w:rPr>
-                <w:sz w:val="28"/>
-                <w:szCs w:val="28"/>
-              </w:rPr>
-              <w:t>Descrizione</w:t>
-            </w:r>
-          </w:p>
-        </w:tc>
-      </w:tr>
-      <w:tr>
-        <w:trPr>
-          <w:jc w:val="center"/>
-        </w:trPr>
-        <w:tc>
-          <w:tcPr>
-            <w:tcW w:w="2312" w:type="dxa"/>
-          </w:tcPr>
-          <w:p>
-            <w:pPr>
-              <w:pStyle w:val="Normale1"/>
-              <w:rPr>
-                <w:sz w:val="28"/>
-                <w:szCs w:val="28"/>
-              </w:rPr>
-            </w:pPr>
-            <w:r>
-              <w:rPr>
-                <w:sz w:val="28"/>
-                <w:szCs w:val="28"/>
-              </w:rPr>
-              <w:t>Chiave</w:t>
-            </w:r>
-          </w:p>
-        </w:tc>
-        <w:tc>
-          <w:tcPr>
-            <w:tcW w:w="4346" w:type="dxa"/>
-          </w:tcPr>
-          <w:p>
-            <w:pPr>
-              <w:pStyle w:val="Normale1"/>
-              <w:rPr>
-                <w:sz w:val="28"/>
-                <w:szCs w:val="28"/>
-              </w:rPr>
-            </w:pPr>
-            <w:r>
-              <w:rPr>
-                <w:sz w:val="28"/>
-                <w:szCs w:val="28"/>
-              </w:rPr>
-              <w:t>Può assumere due valori “categoria” / “</w:t>
-            </w:r>
-            <w:proofErr w:type="spellStart"/>
-            <w:r>
-              <w:rPr>
-                <w:sz w:val="28"/>
-                <w:szCs w:val="28"/>
-              </w:rPr>
-              <w:t>nomeArticolo</w:t>
-            </w:r>
-            <w:proofErr w:type="spellEnd"/>
-            <w:r>
-              <w:rPr>
-                <w:sz w:val="28"/>
-                <w:szCs w:val="28"/>
-              </w:rPr>
-              <w:t>”</w:t>
-            </w:r>
-          </w:p>
-        </w:tc>
-      </w:tr>
-      <w:tr>
-        <w:trPr>
-          <w:jc w:val="center"/>
-        </w:trPr>
-        <w:tc>
-          <w:tcPr>
-            <w:tcW w:w="2312" w:type="dxa"/>
-          </w:tcPr>
-          <w:p>
-            <w:pPr>
-              <w:pStyle w:val="Normale1"/>
-              <w:rPr>
-                <w:sz w:val="28"/>
-                <w:szCs w:val="28"/>
-              </w:rPr>
-            </w:pPr>
-            <w:r>
-              <w:rPr>
-                <w:sz w:val="28"/>
-                <w:szCs w:val="28"/>
-              </w:rPr>
-              <w:t>Valore</w:t>
-            </w:r>
-          </w:p>
-        </w:tc>
-        <w:tc>
-          <w:tcPr>
-            <w:tcW w:w="4346" w:type="dxa"/>
-          </w:tcPr>
-          <w:p>
-            <w:pPr>
-              <w:pStyle w:val="Normale1"/>
-              <w:rPr>
-                <w:sz w:val="28"/>
-                <w:szCs w:val="28"/>
-              </w:rPr>
-            </w:pPr>
-            <w:r>
-              <w:rPr>
-                <w:sz w:val="28"/>
-                <w:szCs w:val="28"/>
-              </w:rPr>
-              <w:t>Stringa per effettuare la ricerca</w:t>
-            </w:r>
-          </w:p>
-        </w:tc>
-      </w:tr>
-      <w:tr>
-        <w:trPr>
-          <w:jc w:val="center"/>
-        </w:trPr>
-        <w:tc>
-          <w:tcPr>
-            <w:tcW w:w="2312" w:type="dxa"/>
-          </w:tcPr>
-          <w:p>
-            <w:pPr>
-              <w:pStyle w:val="Normale1"/>
-              <w:rPr>
-                <w:sz w:val="28"/>
-                <w:szCs w:val="28"/>
-              </w:rPr>
-            </w:pPr>
-            <w:r>
-              <w:rPr>
-                <w:sz w:val="28"/>
-                <w:szCs w:val="28"/>
-              </w:rPr>
-              <w:t>Articoli</w:t>
-            </w:r>
-          </w:p>
-        </w:tc>
-        <w:tc>
-          <w:tcPr>
-            <w:tcW w:w="4346" w:type="dxa"/>
-          </w:tcPr>
-          <w:p>
-            <w:pPr>
-              <w:pStyle w:val="Normale1"/>
-              <w:rPr>
-                <w:sz w:val="28"/>
-                <w:szCs w:val="28"/>
-              </w:rPr>
-            </w:pPr>
-            <w:r>
-              <w:rPr>
-                <w:sz w:val="28"/>
-                <w:szCs w:val="28"/>
-              </w:rPr>
-              <w:t>Lista di articoli elaborata dal manager</w:t>
-            </w:r>
-          </w:p>
-        </w:tc>
-      </w:tr>
-    </w:tbl>
     <w:p/>
     <w:p>
       <w:pPr>
@@ -6789,7 +6894,7 @@
           <w:szCs w:val="32"/>
         </w:rPr>
       </w:pPr>
-      <w:bookmarkStart w:id="20" w:name="_Toc118879968"/>
+      <w:bookmarkStart w:id="20" w:name="_Toc119141019"/>
       <w:r>
         <w:rPr>
           <w:rFonts w:ascii="Times New Roman" w:hAnsi="Times New Roman" w:cs="Times New Roman"/>
@@ -6799,60 +6904,60 @@
           <w:sz w:val="32"/>
           <w:szCs w:val="32"/>
         </w:rPr>
-        <w:t>UC_2</w:t>
+        <w:t>SD_1F</w:t>
       </w:r>
-      <w:bookmarkEnd w:id="17"/>
       <w:bookmarkEnd w:id="20"/>
     </w:p>
     <w:p>
       <w:pPr>
-        <w:pStyle w:val="Normale1"/>
         <w:jc w:val="center"/>
-        <w:rPr>
-          <w:sz w:val="28"/>
-          <w:szCs w:val="28"/>
-        </w:rPr>
       </w:pPr>
       <w:r>
         <w:rPr>
           <w:noProof/>
-          <w:sz w:val="28"/>
-          <w:szCs w:val="28"/>
         </w:rPr>
         <w:drawing>
-          <wp:inline distT="0" distB="0" distL="0" distR="0" wp14:anchorId="096F3BE6" wp14:editId="0B5993F7">
-            <wp:extent cx="2914650" cy="771525"/>
+          <wp:inline distT="0" distB="0" distL="0" distR="0" wp14:anchorId="59357B49" wp14:editId="6F7F5025">
+            <wp:extent cx="6118860" cy="3558540"/>
             <wp:effectExtent l="0" t="0" r="0" b="0"/>
-            <wp:docPr id="1073741829" name="officeArt object" descr="Immagine"/>
-            <wp:cNvGraphicFramePr/>
+            <wp:docPr id="34" name="Immagine 34"/>
+            <wp:cNvGraphicFramePr>
+              <a:graphicFrameLocks xmlns:a="http://schemas.openxmlformats.org/drawingml/2006/main" noChangeAspect="1"/>
+            </wp:cNvGraphicFramePr>
             <a:graphic xmlns:a="http://schemas.openxmlformats.org/drawingml/2006/main">
               <a:graphicData uri="http://schemas.openxmlformats.org/drawingml/2006/picture">
                 <pic:pic xmlns:pic="http://schemas.openxmlformats.org/drawingml/2006/picture">
                   <pic:nvPicPr>
-                    <pic:cNvPr id="1073741829" name="Immagine" descr="Immagine"/>
+                    <pic:cNvPr id="0" name="Picture 3"/>
                     <pic:cNvPicPr>
-                      <a:picLocks noChangeAspect="1"/>
+                      <a:picLocks noChangeAspect="1" noChangeArrowheads="1"/>
                     </pic:cNvPicPr>
                   </pic:nvPicPr>
                   <pic:blipFill>
-                    <a:blip r:embed="rId12"/>
+                    <a:blip r:embed="rId12">
+                      <a:extLst>
+                        <a:ext uri="{28A0092B-C50C-407E-A947-70E740481C1C}">
+                          <a14:useLocalDpi xmlns:a14="http://schemas.microsoft.com/office/drawing/2010/main" val="0"/>
+                        </a:ext>
+                      </a:extLst>
+                    </a:blip>
+                    <a:srcRect/>
                     <a:stretch>
                       <a:fillRect/>
                     </a:stretch>
                   </pic:blipFill>
-                  <pic:spPr>
+                  <pic:spPr bwMode="auto">
                     <a:xfrm>
                       <a:off x="0" y="0"/>
-                      <a:ext cx="2914650" cy="771525"/>
+                      <a:ext cx="6118860" cy="3558540"/>
                     </a:xfrm>
                     <a:prstGeom prst="rect">
                       <a:avLst/>
                     </a:prstGeom>
-                    <a:ln w="12700" cap="flat">
+                    <a:noFill/>
+                    <a:ln>
                       <a:noFill/>
-                      <a:miter lim="400000"/>
                     </a:ln>
-                    <a:effectLst/>
                   </pic:spPr>
                 </pic:pic>
               </a:graphicData>
@@ -6861,14 +6966,101 @@
         </w:drawing>
       </w:r>
     </w:p>
-    <w:bookmarkEnd w:id="18"/>
     <w:p>
       <w:pPr>
-        <w:pStyle w:val="Normale1"/>
-        <w:rPr>
-          <w:rFonts w:ascii="Arial" w:eastAsia="Arial" w:hAnsi="Arial" w:cs="Arial"/>
-        </w:rPr>
-      </w:pPr>
+        <w:pStyle w:val="Titolo2"/>
+        <w:rPr>
+          <w:rFonts w:ascii="Times New Roman" w:hAnsi="Times New Roman" w:cs="Times New Roman"/>
+          <w:b/>
+          <w:bCs/>
+          <w:color w:val="000000" w:themeColor="text1"/>
+          <w:sz w:val="32"/>
+          <w:szCs w:val="32"/>
+        </w:rPr>
+      </w:pPr>
+      <w:bookmarkStart w:id="21" w:name="_Toc119141020"/>
+      <w:r>
+        <w:rPr>
+          <w:rFonts w:ascii="Times New Roman" w:hAnsi="Times New Roman" w:cs="Times New Roman"/>
+          <w:b/>
+          <w:bCs/>
+          <w:color w:val="000000" w:themeColor="text1"/>
+          <w:sz w:val="32"/>
+          <w:szCs w:val="32"/>
+        </w:rPr>
+        <w:lastRenderedPageBreak/>
+        <w:t>UC_</w:t>
+      </w:r>
+      <w:r>
+        <w:rPr>
+          <w:rFonts w:ascii="Times New Roman" w:hAnsi="Times New Roman" w:cs="Times New Roman"/>
+          <w:b/>
+          <w:bCs/>
+          <w:color w:val="000000" w:themeColor="text1"/>
+          <w:sz w:val="32"/>
+          <w:szCs w:val="32"/>
+        </w:rPr>
+        <w:t>2</w:t>
+      </w:r>
+      <w:bookmarkEnd w:id="21"/>
+    </w:p>
+    <w:p>
+      <w:pPr>
+        <w:jc w:val="center"/>
+      </w:pPr>
+      <w:r>
+        <w:rPr>
+          <w:noProof/>
+        </w:rPr>
+        <w:drawing>
+          <wp:inline distT="0" distB="0" distL="0" distR="0" wp14:anchorId="3ADC1970" wp14:editId="132F3A9B">
+            <wp:extent cx="3375660" cy="769620"/>
+            <wp:effectExtent l="0" t="0" r="0" b="0"/>
+            <wp:docPr id="33" name="Immagine 33"/>
+            <wp:cNvGraphicFramePr>
+              <a:graphicFrameLocks xmlns:a="http://schemas.openxmlformats.org/drawingml/2006/main" noChangeAspect="1"/>
+            </wp:cNvGraphicFramePr>
+            <a:graphic xmlns:a="http://schemas.openxmlformats.org/drawingml/2006/main">
+              <a:graphicData uri="http://schemas.openxmlformats.org/drawingml/2006/picture">
+                <pic:pic xmlns:pic="http://schemas.openxmlformats.org/drawingml/2006/picture">
+                  <pic:nvPicPr>
+                    <pic:cNvPr id="0" name="Picture 2"/>
+                    <pic:cNvPicPr>
+                      <a:picLocks noChangeAspect="1" noChangeArrowheads="1"/>
+                    </pic:cNvPicPr>
+                  </pic:nvPicPr>
+                  <pic:blipFill>
+                    <a:blip r:embed="rId13">
+                      <a:extLst>
+                        <a:ext uri="{28A0092B-C50C-407E-A947-70E740481C1C}">
+                          <a14:useLocalDpi xmlns:a14="http://schemas.microsoft.com/office/drawing/2010/main" val="0"/>
+                        </a:ext>
+                      </a:extLst>
+                    </a:blip>
+                    <a:srcRect/>
+                    <a:stretch>
+                      <a:fillRect/>
+                    </a:stretch>
+                  </pic:blipFill>
+                  <pic:spPr bwMode="auto">
+                    <a:xfrm>
+                      <a:off x="0" y="0"/>
+                      <a:ext cx="3375660" cy="769620"/>
+                    </a:xfrm>
+                    <a:prstGeom prst="rect">
+                      <a:avLst/>
+                    </a:prstGeom>
+                    <a:noFill/>
+                    <a:ln>
+                      <a:noFill/>
+                    </a:ln>
+                  </pic:spPr>
+                </pic:pic>
+              </a:graphicData>
+            </a:graphic>
+          </wp:inline>
+        </w:drawing>
+      </w:r>
     </w:p>
     <w:tbl>
       <w:tblPr>
@@ -6927,7 +7119,17 @@
                 <w:color w:val="FFFFFF"/>
                 <w:u w:color="FFFFFF"/>
               </w:rPr>
-              <w:t>UC_2</w:t>
+              <w:t>UC_</w:t>
+            </w:r>
+            <w:r>
+              <w:rPr>
+                <w:rFonts w:ascii="Cambria" w:hAnsi="Cambria"/>
+                <w:b/>
+                <w:bCs/>
+                <w:color w:val="FFFFFF"/>
+                <w:u w:color="FFFFFF"/>
+              </w:rPr>
+              <w:t>2</w:t>
             </w:r>
           </w:p>
         </w:tc>
@@ -6958,16 +7160,21 @@
                 <w:color w:val="000000" w:themeColor="text1"/>
               </w:rPr>
             </w:pPr>
-            <w:bookmarkStart w:id="21" w:name="_Toc117977234"/>
-            <w:bookmarkStart w:id="22" w:name="_Toc118879969"/>
+            <w:bookmarkStart w:id="22" w:name="_Toc119141021"/>
             <w:r>
               <w:rPr>
                 <w:color w:val="000000" w:themeColor="text1"/>
-                <w:highlight w:val="green"/>
-              </w:rPr>
-              <w:t>Visualizzazione articolo</w:t>
-            </w:r>
-            <w:bookmarkEnd w:id="21"/>
+                <w:shd w:val="clear" w:color="auto" w:fill="FFFF00"/>
+              </w:rPr>
+              <w:t xml:space="preserve">Ricerca </w:t>
+            </w:r>
+            <w:r>
+              <w:rPr>
+                <w:color w:val="000000" w:themeColor="text1"/>
+                <w:shd w:val="clear" w:color="auto" w:fill="FFFF00"/>
+              </w:rPr>
+              <w:t>per categoria</w:t>
+            </w:r>
             <w:bookmarkEnd w:id="22"/>
           </w:p>
         </w:tc>
@@ -7041,7 +7248,23 @@
                 <w:sz w:val="22"/>
                 <w:szCs w:val="22"/>
               </w:rPr>
-              <w:t>Il sito permette ad un utente generico di visualizzare le informazioni relative ad un qualsiasi prodotto desiderato.</w:t>
+              <w:t xml:space="preserve">Il sito permette ad un utente generico di effettuare una ricerca </w:t>
+            </w:r>
+            <w:r>
+              <w:rPr>
+                <w:rFonts w:ascii="Calibri Light" w:hAnsi="Calibri Light"/>
+                <w:sz w:val="22"/>
+                <w:szCs w:val="22"/>
+              </w:rPr>
+              <w:t>per categoria</w:t>
+            </w:r>
+            <w:r>
+              <w:rPr>
+                <w:rFonts w:ascii="Calibri Light" w:hAnsi="Calibri Light"/>
+                <w:sz w:val="22"/>
+                <w:szCs w:val="22"/>
+              </w:rPr>
+              <w:t>.</w:t>
             </w:r>
           </w:p>
         </w:tc>
@@ -7081,7 +7304,6 @@
                 <w:color w:val="FFFFFF"/>
                 <w:u w:color="FFFFFF"/>
               </w:rPr>
-              <w:lastRenderedPageBreak/>
               <w:t xml:space="preserve">Attore </w:t>
             </w:r>
           </w:p>
@@ -7226,7 +7448,7 @@
                 <w:sz w:val="22"/>
                 <w:szCs w:val="22"/>
               </w:rPr>
-              <w:t>L’utente visiona gli articoli prodotti da una ricerca.</w:t>
+              <w:t>L’utente naviga sul sito.</w:t>
             </w:r>
           </w:p>
         </w:tc>
@@ -7354,7 +7576,7 @@
       </w:tr>
       <w:tr>
         <w:trPr>
-          <w:trHeight w:val="2035"/>
+          <w:trHeight w:val="1393"/>
         </w:trPr>
         <w:tc>
           <w:tcPr>
@@ -7380,26 +7602,18 @@
               <w:spacing w:after="61"/>
               <w:jc w:val="both"/>
               <w:rPr>
-                <w:rFonts w:ascii="Calibri Light" w:eastAsia="Calibri Light" w:hAnsi="Calibri Light" w:cs="Calibri Light"/>
-                <w:sz w:val="22"/>
-                <w:szCs w:val="22"/>
-              </w:rPr>
-            </w:pPr>
-            <w:r>
-              <w:rPr>
                 <w:rFonts w:ascii="Calibri Light" w:hAnsi="Calibri Light"/>
                 <w:sz w:val="22"/>
                 <w:szCs w:val="22"/>
               </w:rPr>
-              <w:t xml:space="preserve">L’utente seleziona un articolo </w:t>
-            </w:r>
+            </w:pPr>
             <w:r>
               <w:rPr>
                 <w:rFonts w:ascii="Calibri Light" w:hAnsi="Calibri Light"/>
                 <w:sz w:val="22"/>
                 <w:szCs w:val="22"/>
               </w:rPr>
-              <w:t>dall</w:t>
+              <w:t xml:space="preserve">L’utente </w:t>
             </w:r>
             <w:r>
               <w:rPr>
@@ -7407,16 +7621,35 @@
                 <w:sz w:val="22"/>
                 <w:szCs w:val="22"/>
               </w:rPr>
-              <w:t>’elenco della ricerca effettuata.</w:t>
-            </w:r>
-          </w:p>
-          <w:p>
-            <w:pPr>
-              <w:pStyle w:val="Normale1"/>
-              <w:spacing w:after="61"/>
+              <w:t xml:space="preserve">seleziona una categoria dalla </w:t>
+            </w:r>
+            <w:proofErr w:type="spellStart"/>
+            <w:r>
+              <w:rPr>
+                <w:rFonts w:ascii="Calibri Light" w:hAnsi="Calibri Light"/>
+                <w:sz w:val="22"/>
+                <w:szCs w:val="22"/>
+              </w:rPr>
+              <w:t>navbar</w:t>
+            </w:r>
+            <w:proofErr w:type="spellEnd"/>
+            <w:r>
+              <w:rPr>
+                <w:rFonts w:ascii="Calibri Light" w:hAnsi="Calibri Light"/>
+                <w:sz w:val="22"/>
+                <w:szCs w:val="22"/>
+              </w:rPr>
+              <w:t xml:space="preserve"> o dall’apposita sezione sulla homepage.</w:t>
+            </w:r>
+          </w:p>
+          <w:p>
+            <w:pPr>
+              <w:pStyle w:val="Normale1"/>
+              <w:spacing w:after="61"/>
+              <w:ind w:left="360"/>
               <w:jc w:val="both"/>
               <w:rPr>
-                <w:rFonts w:ascii="Calibri Light" w:eastAsia="Calibri Light" w:hAnsi="Calibri Light" w:cs="Calibri Light"/>
+                <w:rFonts w:ascii="Calibri Light" w:hAnsi="Calibri Light"/>
                 <w:sz w:val="22"/>
                 <w:szCs w:val="22"/>
               </w:rPr>
@@ -7428,7 +7661,7 @@
               <w:spacing w:after="61"/>
               <w:jc w:val="both"/>
               <w:rPr>
-                <w:rFonts w:ascii="Calibri Light" w:eastAsia="Calibri Light" w:hAnsi="Calibri Light" w:cs="Calibri Light"/>
+                <w:rFonts w:ascii="Calibri Light" w:hAnsi="Calibri Light"/>
                 <w:sz w:val="22"/>
                 <w:szCs w:val="22"/>
               </w:rPr>
@@ -7440,7 +7673,7 @@
               <w:spacing w:after="61"/>
               <w:jc w:val="both"/>
               <w:rPr>
-                <w:rFonts w:ascii="Calibri Light" w:eastAsia="Calibri Light" w:hAnsi="Calibri Light" w:cs="Calibri Light"/>
+                <w:rFonts w:ascii="Calibri Light" w:hAnsi="Calibri Light"/>
                 <w:sz w:val="22"/>
                 <w:szCs w:val="22"/>
               </w:rPr>
@@ -7451,14 +7684,55 @@
               <w:pStyle w:val="Normale1"/>
               <w:spacing w:after="61"/>
               <w:jc w:val="both"/>
-            </w:pPr>
-            <w:r>
               <w:rPr>
                 <w:rFonts w:ascii="Calibri Light" w:hAnsi="Calibri Light"/>
                 <w:sz w:val="22"/>
                 <w:szCs w:val="22"/>
               </w:rPr>
-              <w:t>L’utente visualizza la pagina dell’articolo con le relative caratteristiche.</w:t>
+            </w:pPr>
+          </w:p>
+          <w:p>
+            <w:pPr>
+              <w:pStyle w:val="Normale1"/>
+              <w:spacing w:after="61"/>
+              <w:jc w:val="both"/>
+              <w:rPr>
+                <w:rFonts w:ascii="Calibri Light" w:hAnsi="Calibri Light"/>
+                <w:sz w:val="22"/>
+                <w:szCs w:val="22"/>
+              </w:rPr>
+            </w:pPr>
+          </w:p>
+          <w:p>
+            <w:pPr>
+              <w:pStyle w:val="Normale1"/>
+              <w:spacing w:after="61"/>
+              <w:jc w:val="both"/>
+              <w:rPr>
+                <w:rFonts w:ascii="Calibri Light" w:hAnsi="Calibri Light"/>
+                <w:sz w:val="22"/>
+                <w:szCs w:val="22"/>
+              </w:rPr>
+            </w:pPr>
+          </w:p>
+          <w:p>
+            <w:pPr>
+              <w:pStyle w:val="Normale1"/>
+              <w:spacing w:after="61"/>
+              <w:jc w:val="both"/>
+              <w:rPr>
+                <w:rFonts w:ascii="Calibri Light" w:hAnsi="Calibri Light"/>
+                <w:sz w:val="22"/>
+                <w:szCs w:val="22"/>
+              </w:rPr>
+            </w:pPr>
+            <w:r>
+              <w:rPr>
+                <w:rFonts w:ascii="Calibri Light" w:hAnsi="Calibri Light"/>
+                <w:sz w:val="22"/>
+                <w:szCs w:val="22"/>
+              </w:rPr>
+              <w:t>L’utente visualizza la lista dei prodotti.</w:t>
             </w:r>
           </w:p>
         </w:tc>
@@ -7483,6 +7757,7 @@
             <w:pPr>
               <w:pStyle w:val="Normale1"/>
               <w:spacing w:after="61"/>
+              <w:jc w:val="both"/>
               <w:rPr>
                 <w:rFonts w:ascii="Calibri Light" w:eastAsia="Calibri Light" w:hAnsi="Calibri Light" w:cs="Calibri Light"/>
                 <w:sz w:val="22"/>
@@ -7496,81 +7771,50 @@
               <w:spacing w:after="61"/>
               <w:jc w:val="both"/>
               <w:rPr>
-                <w:rFonts w:ascii="Calibri Light" w:eastAsia="Calibri Light" w:hAnsi="Calibri Light" w:cs="Calibri Light"/>
-                <w:sz w:val="22"/>
-                <w:szCs w:val="22"/>
-              </w:rPr>
-            </w:pPr>
-            <w:r>
-              <w:rPr>
                 <w:rFonts w:ascii="Calibri Light" w:hAnsi="Calibri Light"/>
                 <w:sz w:val="22"/>
                 <w:szCs w:val="22"/>
               </w:rPr>
-              <w:t xml:space="preserve">Il sistema </w:t>
-            </w:r>
-            <w:r>
+            </w:pPr>
+          </w:p>
+          <w:p>
+            <w:pPr>
+              <w:pStyle w:val="Normale1"/>
+              <w:spacing w:after="61"/>
+              <w:jc w:val="both"/>
               <w:rPr>
                 <w:rFonts w:ascii="Calibri Light" w:hAnsi="Calibri Light"/>
                 <w:sz w:val="22"/>
                 <w:szCs w:val="22"/>
               </w:rPr>
-              <w:t>elabora</w:t>
-            </w:r>
+            </w:pPr>
             <w:r>
               <w:rPr>
                 <w:rFonts w:ascii="Calibri Light" w:hAnsi="Calibri Light"/>
                 <w:sz w:val="22"/>
                 <w:szCs w:val="22"/>
               </w:rPr>
-              <w:t xml:space="preserve"> le informazioni</w:t>
-            </w:r>
-            <w:r>
+              <w:t>Il sistema riceve le informazioni ed elabora i parametri di ricerca per completare l’operazione.</w:t>
+            </w:r>
+          </w:p>
+          <w:p>
+            <w:pPr>
+              <w:pStyle w:val="Normale1"/>
+              <w:spacing w:after="61"/>
+              <w:jc w:val="both"/>
               <w:rPr>
                 <w:rFonts w:ascii="Calibri Light" w:hAnsi="Calibri Light"/>
                 <w:sz w:val="22"/>
                 <w:szCs w:val="22"/>
               </w:rPr>
-              <w:t xml:space="preserve"> </w:t>
-            </w:r>
+            </w:pPr>
             <w:r>
               <w:rPr>
                 <w:rFonts w:ascii="Calibri Light" w:hAnsi="Calibri Light"/>
                 <w:sz w:val="22"/>
                 <w:szCs w:val="22"/>
               </w:rPr>
-              <w:t>relative all’articolo.</w:t>
-            </w:r>
-          </w:p>
-          <w:p>
-            <w:pPr>
-              <w:pStyle w:val="Normale1"/>
-              <w:spacing w:after="61"/>
-              <w:jc w:val="both"/>
-            </w:pPr>
-            <w:r>
-              <w:rPr>
-                <w:rFonts w:ascii="Calibri Light" w:hAnsi="Calibri Light"/>
-                <w:sz w:val="22"/>
-                <w:szCs w:val="22"/>
-              </w:rPr>
-              <w:t>Il sistema restituisce al cliente la pagina dedicata dell’articolo avente immagine, descrizione, recension</w:t>
-            </w:r>
-            <w:r>
-              <w:rPr>
-                <w:rFonts w:ascii="Calibri Light" w:hAnsi="Calibri Light"/>
-                <w:sz w:val="22"/>
-                <w:szCs w:val="22"/>
-              </w:rPr>
-              <w:t>i</w:t>
-            </w:r>
-            <w:r>
-              <w:rPr>
-                <w:rFonts w:ascii="Calibri Light" w:hAnsi="Calibri Light"/>
-                <w:sz w:val="22"/>
-                <w:szCs w:val="22"/>
-              </w:rPr>
-              <w:t xml:space="preserve"> e possibilità di acquisto.</w:t>
+              <w:t>Il sistema mostra il risultato della ricerca sotto forma di una lista con immagine, nome, prezzo e valutazione.</w:t>
             </w:r>
           </w:p>
         </w:tc>
@@ -7666,7 +7910,7 @@
                 <w:sz w:val="22"/>
                 <w:szCs w:val="22"/>
               </w:rPr>
-              <w:t>L’utente visualizza la pagina prodotta dal sistema.</w:t>
+              <w:t>Il sistema produce una lista valida di articoli.</w:t>
             </w:r>
           </w:p>
         </w:tc>
@@ -7760,45 +8004,56 @@
     </w:tbl>
     <w:p>
       <w:pPr>
-        <w:pStyle w:val="Normale1"/>
-        <w:rPr>
-          <w:sz w:val="28"/>
-          <w:szCs w:val="28"/>
-        </w:rPr>
-      </w:pPr>
-    </w:p>
-    <w:p>
-      <w:pPr>
-        <w:rPr>
-          <w:b/>
-          <w:bCs/>
-          <w:sz w:val="32"/>
-          <w:szCs w:val="32"/>
-        </w:rPr>
-      </w:pPr>
-      <w:bookmarkStart w:id="23" w:name="_Toc118879970"/>
-      <w:r>
-        <w:rPr>
-          <w:rStyle w:val="Titolo2Carattere"/>
+        <w:pStyle w:val="Titolo2"/>
+        <w:rPr>
           <w:rFonts w:ascii="Times New Roman" w:hAnsi="Times New Roman" w:cs="Times New Roman"/>
           <w:b/>
           <w:bCs/>
-          <w:color w:val="auto"/>
+          <w:color w:val="000000" w:themeColor="text1"/>
+          <w:sz w:val="32"/>
+          <w:szCs w:val="32"/>
+        </w:rPr>
+      </w:pPr>
+    </w:p>
+    <w:p>
+      <w:pPr>
+        <w:pStyle w:val="Titolo2"/>
+        <w:rPr>
+          <w:rFonts w:ascii="Times New Roman" w:hAnsi="Times New Roman" w:cs="Times New Roman"/>
+          <w:b/>
+          <w:bCs/>
+          <w:color w:val="000000" w:themeColor="text1"/>
+          <w:sz w:val="32"/>
+          <w:szCs w:val="32"/>
+        </w:rPr>
+      </w:pPr>
+      <w:bookmarkStart w:id="23" w:name="_Toc119141022"/>
+      <w:r>
+        <w:rPr>
+          <w:rFonts w:ascii="Times New Roman" w:hAnsi="Times New Roman" w:cs="Times New Roman"/>
+          <w:b/>
+          <w:bCs/>
+          <w:color w:val="000000" w:themeColor="text1"/>
           <w:sz w:val="32"/>
           <w:szCs w:val="32"/>
         </w:rPr>
         <w:t>SD_2</w:t>
       </w:r>
       <w:bookmarkEnd w:id="23"/>
+    </w:p>
+    <w:p>
+      <w:pPr>
+        <w:jc w:val="center"/>
+      </w:pPr>
       <w:r>
         <w:rPr>
           <w:noProof/>
         </w:rPr>
         <w:drawing>
-          <wp:inline distT="0" distB="0" distL="0" distR="0" wp14:anchorId="04C73309" wp14:editId="68FDA188">
-            <wp:extent cx="6113145" cy="2209800"/>
+          <wp:inline distT="0" distB="0" distL="0" distR="0" wp14:anchorId="6E3C6D6E" wp14:editId="0D13E8EA">
+            <wp:extent cx="5315296" cy="3230217"/>
             <wp:effectExtent l="0" t="0" r="0" b="0"/>
-            <wp:docPr id="12" name="Immagine 12"/>
+            <wp:docPr id="35" name="Immagine 35"/>
             <wp:cNvGraphicFramePr>
               <a:graphicFrameLocks xmlns:a="http://schemas.openxmlformats.org/drawingml/2006/main" noChangeAspect="1"/>
             </wp:cNvGraphicFramePr>
@@ -7806,13 +8061,13 @@
               <a:graphicData uri="http://schemas.openxmlformats.org/drawingml/2006/picture">
                 <pic:pic xmlns:pic="http://schemas.openxmlformats.org/drawingml/2006/picture">
                   <pic:nvPicPr>
-                    <pic:cNvPr id="0" name="Picture 3"/>
+                    <pic:cNvPr id="0" name="Picture 4"/>
                     <pic:cNvPicPr>
                       <a:picLocks noChangeAspect="1" noChangeArrowheads="1"/>
                     </pic:cNvPicPr>
                   </pic:nvPicPr>
                   <pic:blipFill>
-                    <a:blip r:embed="rId13">
+                    <a:blip r:embed="rId14">
                       <a:extLst>
                         <a:ext uri="{28A0092B-C50C-407E-A947-70E740481C1C}">
                           <a14:useLocalDpi xmlns:a14="http://schemas.microsoft.com/office/drawing/2010/main" val="0"/>
@@ -7827,7 +8082,7 @@
                   <pic:spPr bwMode="auto">
                     <a:xfrm>
                       <a:off x="0" y="0"/>
-                      <a:ext cx="6113145" cy="2209800"/>
+                      <a:ext cx="5332546" cy="3240700"/>
                     </a:xfrm>
                     <a:prstGeom prst="rect">
                       <a:avLst/>
@@ -7846,23 +8101,9 @@
     </w:p>
     <w:p>
       <w:pPr>
-        <w:pStyle w:val="Normale1"/>
-        <w:rPr>
-          <w:sz w:val="28"/>
-          <w:szCs w:val="28"/>
-        </w:rPr>
+        <w:jc w:val="center"/>
       </w:pPr>
     </w:p>
-    <w:p/>
-    <w:p/>
-    <w:p/>
-    <w:p/>
-    <w:p/>
-    <w:p/>
-    <w:p/>
-    <w:p/>
-    <w:p/>
-    <w:p/>
     <w:p>
       <w:pPr>
         <w:pStyle w:val="Titolo2"/>
@@ -7875,8 +8116,7 @@
           <w:szCs w:val="32"/>
         </w:rPr>
       </w:pPr>
-      <w:bookmarkStart w:id="24" w:name="_Toc117977235"/>
-      <w:bookmarkStart w:id="25" w:name="_Toc118879971"/>
+      <w:bookmarkStart w:id="24" w:name="_Toc119141023"/>
       <w:r>
         <w:rPr>
           <w:rFonts w:ascii="Times New Roman" w:hAnsi="Times New Roman" w:cs="Times New Roman"/>
@@ -7886,15 +8126,37 @@
           <w:sz w:val="32"/>
           <w:szCs w:val="32"/>
         </w:rPr>
-        <w:lastRenderedPageBreak/>
-        <w:t>UC_3</w:t>
+        <w:t>UC_</w:t>
+      </w:r>
+      <w:bookmarkEnd w:id="17"/>
+      <w:r>
+        <w:rPr>
+          <w:rFonts w:ascii="Times New Roman" w:hAnsi="Times New Roman" w:cs="Times New Roman"/>
+          <w:b/>
+          <w:bCs/>
+          <w:color w:val="000000" w:themeColor="text1"/>
+          <w:sz w:val="32"/>
+          <w:szCs w:val="32"/>
+        </w:rPr>
+        <w:t>3</w:t>
       </w:r>
       <w:bookmarkEnd w:id="24"/>
-      <w:bookmarkEnd w:id="25"/>
     </w:p>
     <w:p>
+      <w:hyperlink w:anchor="_Scheda_Articolo" w:history="1">
+        <w:r>
+          <w:rPr>
+            <w:rStyle w:val="Collegamentoipertestuale"/>
+          </w:rPr>
+          <w:t>RIF.MOCKUP.ANAGRAFICA.ART.</w:t>
+        </w:r>
+      </w:hyperlink>
+    </w:p>
+    <w:p/>
+    <w:p>
       <w:pPr>
         <w:pStyle w:val="Normale1"/>
+        <w:jc w:val="center"/>
         <w:rPr>
           <w:sz w:val="28"/>
           <w:szCs w:val="28"/>
@@ -7907,38 +8169,22 @@
           <w:szCs w:val="28"/>
         </w:rPr>
         <w:drawing>
-          <wp:anchor distT="152400" distB="152400" distL="152400" distR="152400" simplePos="0" relativeHeight="251666432" behindDoc="0" locked="0" layoutInCell="1" allowOverlap="1" wp14:anchorId="068E210F" wp14:editId="1596E404">
-            <wp:simplePos x="0" y="0"/>
-            <wp:positionH relativeFrom="page">
-              <wp:posOffset>713740</wp:posOffset>
-            </wp:positionH>
-            <wp:positionV relativeFrom="line">
-              <wp:posOffset>285115</wp:posOffset>
-            </wp:positionV>
-            <wp:extent cx="4820285" cy="817245"/>
+          <wp:inline distT="0" distB="0" distL="0" distR="0" wp14:anchorId="096F3BE6" wp14:editId="0B5993F7">
+            <wp:extent cx="2914650" cy="771525"/>
             <wp:effectExtent l="0" t="0" r="0" b="0"/>
-            <wp:wrapThrough wrapText="bothSides" distL="152400" distR="152400">
-              <wp:wrapPolygon edited="1">
-                <wp:start x="0" y="0"/>
-                <wp:lineTo x="21600" y="0"/>
-                <wp:lineTo x="21600" y="21600"/>
-                <wp:lineTo x="0" y="21600"/>
-                <wp:lineTo x="0" y="0"/>
-              </wp:wrapPolygon>
-            </wp:wrapThrough>
-            <wp:docPr id="1073741830" name="officeArt object" descr="Immagine"/>
+            <wp:docPr id="1073741829" name="officeArt object" descr="Immagine"/>
             <wp:cNvGraphicFramePr/>
             <a:graphic xmlns:a="http://schemas.openxmlformats.org/drawingml/2006/main">
               <a:graphicData uri="http://schemas.openxmlformats.org/drawingml/2006/picture">
                 <pic:pic xmlns:pic="http://schemas.openxmlformats.org/drawingml/2006/picture">
                   <pic:nvPicPr>
-                    <pic:cNvPr id="1073741830" name="Immagine" descr="Immagine"/>
+                    <pic:cNvPr id="1073741829" name="Immagine" descr="Immagine"/>
                     <pic:cNvPicPr>
                       <a:picLocks noChangeAspect="1"/>
                     </pic:cNvPicPr>
                   </pic:nvPicPr>
                   <pic:blipFill>
-                    <a:blip r:embed="rId14"/>
+                    <a:blip r:embed="rId15"/>
                     <a:stretch>
                       <a:fillRect/>
                     </a:stretch>
@@ -7946,7 +8192,7 @@
                   <pic:spPr>
                     <a:xfrm>
                       <a:off x="0" y="0"/>
-                      <a:ext cx="4820285" cy="817245"/>
+                      <a:ext cx="2914650" cy="771525"/>
                     </a:xfrm>
                     <a:prstGeom prst="rect">
                       <a:avLst/>
@@ -7960,52 +8206,16 @@
                 </pic:pic>
               </a:graphicData>
             </a:graphic>
-          </wp:anchor>
+          </wp:inline>
         </w:drawing>
       </w:r>
     </w:p>
+    <w:bookmarkEnd w:id="18"/>
     <w:p>
       <w:pPr>
         <w:pStyle w:val="Normale1"/>
         <w:rPr>
-          <w:sz w:val="28"/>
-          <w:szCs w:val="28"/>
-        </w:rPr>
-      </w:pPr>
-    </w:p>
-    <w:p>
-      <w:pPr>
-        <w:pStyle w:val="Normale1"/>
-        <w:rPr>
-          <w:sz w:val="28"/>
-          <w:szCs w:val="28"/>
-        </w:rPr>
-      </w:pPr>
-    </w:p>
-    <w:p>
-      <w:pPr>
-        <w:pStyle w:val="Normale1"/>
-        <w:rPr>
-          <w:sz w:val="28"/>
-          <w:szCs w:val="28"/>
-        </w:rPr>
-      </w:pPr>
-    </w:p>
-    <w:p>
-      <w:pPr>
-        <w:pStyle w:val="Normale1"/>
-        <w:rPr>
-          <w:sz w:val="28"/>
-          <w:szCs w:val="28"/>
-        </w:rPr>
-      </w:pPr>
-    </w:p>
-    <w:p>
-      <w:pPr>
-        <w:pStyle w:val="Normale1"/>
-        <w:rPr>
-          <w:sz w:val="28"/>
-          <w:szCs w:val="28"/>
+          <w:rFonts w:ascii="Arial" w:eastAsia="Arial" w:hAnsi="Arial" w:cs="Arial"/>
         </w:rPr>
       </w:pPr>
     </w:p>
@@ -8066,7 +8276,17 @@
                 <w:color w:val="FFFFFF"/>
                 <w:u w:color="FFFFFF"/>
               </w:rPr>
-              <w:t>UC_3</w:t>
+              <w:t>UC_</w:t>
+            </w:r>
+            <w:r>
+              <w:rPr>
+                <w:rFonts w:ascii="Cambria" w:hAnsi="Cambria"/>
+                <w:b/>
+                <w:bCs/>
+                <w:color w:val="FFFFFF"/>
+                <w:u w:color="FFFFFF"/>
+              </w:rPr>
+              <w:t>3</w:t>
             </w:r>
           </w:p>
         </w:tc>
@@ -8097,17 +8317,17 @@
                 <w:color w:val="000000" w:themeColor="text1"/>
               </w:rPr>
             </w:pPr>
-            <w:bookmarkStart w:id="26" w:name="_Toc117977236"/>
-            <w:bookmarkStart w:id="27" w:name="_Toc118879972"/>
+            <w:bookmarkStart w:id="25" w:name="_Toc117977234"/>
+            <w:bookmarkStart w:id="26" w:name="_Toc119141024"/>
             <w:r>
               <w:rPr>
                 <w:color w:val="000000" w:themeColor="text1"/>
-                <w:highlight w:val="cyan"/>
-              </w:rPr>
-              <w:t>Aggiunta prodotti al carrello.</w:t>
-            </w:r>
+                <w:highlight w:val="green"/>
+              </w:rPr>
+              <w:t>Visualizzazione articolo</w:t>
+            </w:r>
+            <w:bookmarkEnd w:id="25"/>
             <w:bookmarkEnd w:id="26"/>
-            <w:bookmarkEnd w:id="27"/>
           </w:p>
         </w:tc>
       </w:tr>
@@ -8180,7 +8400,7 @@
                 <w:sz w:val="22"/>
                 <w:szCs w:val="22"/>
               </w:rPr>
-              <w:t>Il sito permette ad un utente loggato di poter inserire dei prodotti all’interno del carrello.</w:t>
+              <w:t>Il sito permette ad un utente generico di visualizzare le informazioni relative ad un qualsiasi prodotto desiderato.</w:t>
             </w:r>
           </w:p>
         </w:tc>
@@ -8263,7 +8483,7 @@
                 <w:sz w:val="22"/>
                 <w:szCs w:val="22"/>
               </w:rPr>
-              <w:t>Utente loggato</w:t>
+              <w:t>Utente generico</w:t>
             </w:r>
           </w:p>
           <w:p>
@@ -8278,7 +8498,7 @@
                 <w:sz w:val="22"/>
                 <w:szCs w:val="22"/>
               </w:rPr>
-              <w:t>Il caso d’uso in esame può essere replicato da utenti loggati: utenti precedentemente registrati e che hanno effettuato il login.</w:t>
+              <w:t>Il caso d’uso in esame può essere replicato da utenti registrati e utenti non registrati, pertanto l’attore è un utente generico.</w:t>
             </w:r>
           </w:p>
         </w:tc>
@@ -8364,7 +8584,7 @@
                 <w:sz w:val="22"/>
                 <w:szCs w:val="22"/>
               </w:rPr>
-              <w:t>L’utente si trova sulla pagina di un prodotto specifico.</w:t>
+              <w:t>L’utente visiona gli articoli prodotti da una ricerca.</w:t>
             </w:r>
           </w:p>
         </w:tc>
@@ -8492,7 +8712,7 @@
       </w:tr>
       <w:tr>
         <w:trPr>
-          <w:trHeight w:val="4221"/>
+          <w:trHeight w:val="2035"/>
         </w:trPr>
         <w:tc>
           <w:tcPr>
@@ -8504,7 +8724,7 @@
               <w:bottom w:val="single" w:sz="4" w:space="0" w:color="000000"/>
               <w:right w:val="single" w:sz="4" w:space="0" w:color="000000"/>
             </w:tcBorders>
-            <w:shd w:val="clear" w:color="auto" w:fill="FFFFFF"/>
+            <w:shd w:val="clear" w:color="auto" w:fill="auto"/>
             <w:tcMar>
               <w:top w:w="80" w:type="dxa"/>
               <w:left w:w="80" w:type="dxa"/>
@@ -8529,7 +8749,24 @@
                 <w:sz w:val="22"/>
                 <w:szCs w:val="22"/>
               </w:rPr>
-              <w:t>L’utente seleziona la quantità da inserire nel carrello.</w:t>
+              <w:lastRenderedPageBreak/>
+              <w:t xml:space="preserve">L’utente seleziona un articolo </w:t>
+            </w:r>
+            <w:r>
+              <w:rPr>
+                <w:rFonts w:ascii="Calibri Light" w:hAnsi="Calibri Light"/>
+                <w:sz w:val="22"/>
+                <w:szCs w:val="22"/>
+              </w:rPr>
+              <w:t>dall</w:t>
+            </w:r>
+            <w:r>
+              <w:rPr>
+                <w:rFonts w:ascii="Calibri Light" w:hAnsi="Calibri Light"/>
+                <w:sz w:val="22"/>
+                <w:szCs w:val="22"/>
+              </w:rPr>
+              <w:t>’elenco della ricerca effettuata.</w:t>
             </w:r>
           </w:p>
           <w:p>
@@ -8543,152 +8780,44 @@
                 <w:szCs w:val="22"/>
               </w:rPr>
             </w:pPr>
+          </w:p>
+          <w:p>
+            <w:pPr>
+              <w:pStyle w:val="Normale1"/>
+              <w:spacing w:after="61"/>
+              <w:jc w:val="both"/>
+              <w:rPr>
+                <w:rFonts w:ascii="Calibri Light" w:eastAsia="Calibri Light" w:hAnsi="Calibri Light" w:cs="Calibri Light"/>
+                <w:sz w:val="22"/>
+                <w:szCs w:val="22"/>
+              </w:rPr>
+            </w:pPr>
+          </w:p>
+          <w:p>
+            <w:pPr>
+              <w:pStyle w:val="Normale1"/>
+              <w:spacing w:after="61"/>
+              <w:jc w:val="both"/>
+              <w:rPr>
+                <w:rFonts w:ascii="Calibri Light" w:eastAsia="Calibri Light" w:hAnsi="Calibri Light" w:cs="Calibri Light"/>
+                <w:sz w:val="22"/>
+                <w:szCs w:val="22"/>
+              </w:rPr>
+            </w:pPr>
+          </w:p>
+          <w:p>
+            <w:pPr>
+              <w:pStyle w:val="Normale1"/>
+              <w:spacing w:after="61"/>
+              <w:jc w:val="both"/>
+            </w:pPr>
             <w:r>
               <w:rPr>
                 <w:rFonts w:ascii="Calibri Light" w:hAnsi="Calibri Light"/>
                 <w:sz w:val="22"/>
                 <w:szCs w:val="22"/>
               </w:rPr>
-              <w:t>L’utente aggiunge al carrello il prodotto scelto.</w:t>
-            </w:r>
-          </w:p>
-          <w:p>
-            <w:pPr>
-              <w:pStyle w:val="Normale1"/>
-              <w:spacing w:after="61"/>
-              <w:jc w:val="both"/>
-              <w:rPr>
-                <w:rFonts w:ascii="Calibri Light" w:eastAsia="Calibri Light" w:hAnsi="Calibri Light" w:cs="Calibri Light"/>
-                <w:sz w:val="22"/>
-                <w:szCs w:val="22"/>
-              </w:rPr>
-            </w:pPr>
-          </w:p>
-          <w:p>
-            <w:pPr>
-              <w:pStyle w:val="Normale1"/>
-              <w:spacing w:after="61"/>
-              <w:jc w:val="both"/>
-              <w:rPr>
-                <w:rFonts w:ascii="Calibri Light" w:eastAsia="Calibri Light" w:hAnsi="Calibri Light" w:cs="Calibri Light"/>
-                <w:sz w:val="22"/>
-                <w:szCs w:val="22"/>
-              </w:rPr>
-            </w:pPr>
-          </w:p>
-          <w:p>
-            <w:pPr>
-              <w:pStyle w:val="Normale1"/>
-              <w:spacing w:after="61"/>
-              <w:jc w:val="both"/>
-              <w:rPr>
-                <w:rFonts w:ascii="Calibri Light" w:eastAsia="Calibri Light" w:hAnsi="Calibri Light" w:cs="Calibri Light"/>
-                <w:sz w:val="22"/>
-                <w:szCs w:val="22"/>
-              </w:rPr>
-            </w:pPr>
-          </w:p>
-          <w:p>
-            <w:pPr>
-              <w:pStyle w:val="Normale1"/>
-              <w:spacing w:after="61"/>
-              <w:jc w:val="both"/>
-              <w:rPr>
-                <w:rFonts w:ascii="Calibri Light" w:eastAsia="Calibri Light" w:hAnsi="Calibri Light" w:cs="Calibri Light"/>
-                <w:sz w:val="22"/>
-                <w:szCs w:val="22"/>
-              </w:rPr>
-            </w:pPr>
-          </w:p>
-          <w:p>
-            <w:pPr>
-              <w:pStyle w:val="Normale1"/>
-              <w:spacing w:after="61"/>
-              <w:jc w:val="both"/>
-              <w:rPr>
-                <w:rFonts w:ascii="Calibri Light" w:eastAsia="Calibri Light" w:hAnsi="Calibri Light" w:cs="Calibri Light"/>
-                <w:sz w:val="22"/>
-                <w:szCs w:val="22"/>
-              </w:rPr>
-            </w:pPr>
-          </w:p>
-          <w:p>
-            <w:pPr>
-              <w:pStyle w:val="Normale1"/>
-              <w:spacing w:after="61"/>
-              <w:jc w:val="both"/>
-              <w:rPr>
-                <w:rFonts w:ascii="Calibri Light" w:eastAsia="Calibri Light" w:hAnsi="Calibri Light" w:cs="Calibri Light"/>
-                <w:sz w:val="22"/>
-                <w:szCs w:val="22"/>
-              </w:rPr>
-            </w:pPr>
-          </w:p>
-          <w:p>
-            <w:pPr>
-              <w:pStyle w:val="Normale1"/>
-              <w:spacing w:after="61"/>
-              <w:jc w:val="both"/>
-              <w:rPr>
-                <w:rFonts w:ascii="Calibri Light" w:eastAsia="Calibri Light" w:hAnsi="Calibri Light" w:cs="Calibri Light"/>
-                <w:sz w:val="22"/>
-                <w:szCs w:val="22"/>
-              </w:rPr>
-            </w:pPr>
-          </w:p>
-          <w:p>
-            <w:pPr>
-              <w:pStyle w:val="Normale1"/>
-              <w:spacing w:after="61"/>
-              <w:jc w:val="both"/>
-            </w:pPr>
-            <w:r>
-              <w:rPr>
-                <w:rFonts w:ascii="Calibri Light" w:hAnsi="Calibri Light"/>
-                <w:sz w:val="22"/>
-                <w:szCs w:val="22"/>
-              </w:rPr>
-              <w:t xml:space="preserve">L’utente viene riportato al </w:t>
-            </w:r>
-            <w:r>
-              <w:rPr>
-                <w:rFonts w:ascii="Calibri Light" w:hAnsi="Calibri Light"/>
-                <w:sz w:val="22"/>
-                <w:szCs w:val="22"/>
-              </w:rPr>
-              <w:t>“</w:t>
-            </w:r>
-            <w:r>
-              <w:rPr>
-                <w:rFonts w:ascii="Calibri Light" w:hAnsi="Calibri Light"/>
-                <w:sz w:val="22"/>
-                <w:szCs w:val="22"/>
-              </w:rPr>
-              <w:t>carrello</w:t>
-            </w:r>
-            <w:r>
-              <w:rPr>
-                <w:rFonts w:ascii="Calibri Light" w:hAnsi="Calibri Light"/>
-                <w:sz w:val="22"/>
-                <w:szCs w:val="22"/>
-              </w:rPr>
-              <w:t>”</w:t>
-            </w:r>
-            <w:r>
-              <w:rPr>
-                <w:rFonts w:ascii="Calibri Light" w:hAnsi="Calibri Light"/>
-                <w:sz w:val="22"/>
-                <w:szCs w:val="22"/>
-              </w:rPr>
-              <w:t xml:space="preserve"> visualizzando i prodotti precedentemente inseriti</w:t>
-            </w:r>
-            <w:r>
-              <w:rPr>
-                <w:rFonts w:ascii="Calibri Light" w:hAnsi="Calibri Light"/>
-                <w:sz w:val="22"/>
-                <w:szCs w:val="22"/>
-              </w:rPr>
-              <w:t xml:space="preserve"> e l’ultimo prodotto scelto.</w:t>
+              <w:t>L’utente visualizza la pagina dell’articolo con le relative caratteristiche.</w:t>
             </w:r>
           </w:p>
         </w:tc>
@@ -8732,17 +8861,52 @@
                 <w:szCs w:val="22"/>
               </w:rPr>
             </w:pPr>
+            <w:r>
+              <w:rPr>
+                <w:rFonts w:ascii="Calibri Light" w:hAnsi="Calibri Light"/>
+                <w:sz w:val="22"/>
+                <w:szCs w:val="22"/>
+              </w:rPr>
+              <w:t xml:space="preserve">Il sistema </w:t>
+            </w:r>
+            <w:r>
+              <w:rPr>
+                <w:rFonts w:ascii="Calibri Light" w:hAnsi="Calibri Light"/>
+                <w:sz w:val="22"/>
+                <w:szCs w:val="22"/>
+              </w:rPr>
+              <w:t>elabora</w:t>
+            </w:r>
+            <w:r>
+              <w:rPr>
+                <w:rFonts w:ascii="Calibri Light" w:hAnsi="Calibri Light"/>
+                <w:sz w:val="22"/>
+                <w:szCs w:val="22"/>
+              </w:rPr>
+              <w:t xml:space="preserve"> le informazioni</w:t>
+            </w:r>
+            <w:r>
+              <w:rPr>
+                <w:rFonts w:ascii="Calibri Light" w:hAnsi="Calibri Light"/>
+                <w:sz w:val="22"/>
+                <w:szCs w:val="22"/>
+              </w:rPr>
+              <w:t xml:space="preserve"> </w:t>
+            </w:r>
+            <w:r>
+              <w:rPr>
+                <w:rFonts w:ascii="Calibri Light" w:hAnsi="Calibri Light"/>
+                <w:sz w:val="22"/>
+                <w:szCs w:val="22"/>
+              </w:rPr>
+              <w:t>relative all’articolo.</w:t>
+            </w:r>
           </w:p>
           <w:p>
             <w:pPr>
               <w:pStyle w:val="Normale1"/>
               <w:spacing w:after="61"/>
               <w:jc w:val="both"/>
-              <w:rPr>
-                <w:rFonts w:ascii="Calibri Light" w:eastAsia="Calibri Light" w:hAnsi="Calibri Light" w:cs="Calibri Light"/>
-                <w:sz w:val="22"/>
-                <w:szCs w:val="22"/>
-              </w:rPr>
             </w:pPr>
             <w:r>
               <w:rPr>
@@ -8750,27 +8914,15 @@
                 <w:sz w:val="22"/>
                 <w:szCs w:val="22"/>
               </w:rPr>
-              <w:t>Il sistema controlla se l’utente è loggato.</w:t>
-            </w:r>
-          </w:p>
-          <w:p>
-            <w:pPr>
-              <w:pStyle w:val="Normale1"/>
-              <w:spacing w:after="61"/>
-              <w:jc w:val="both"/>
-              <w:rPr>
-                <w:rFonts w:ascii="Calibri Light" w:eastAsia="Calibri Light" w:hAnsi="Calibri Light" w:cs="Calibri Light"/>
-                <w:sz w:val="22"/>
-                <w:szCs w:val="22"/>
-              </w:rPr>
-            </w:pPr>
+              <w:t>Il sistema restituisce al cliente la pagina dedicata dell’articolo avente immagine, descrizione, recension</w:t>
+            </w:r>
             <w:r>
               <w:rPr>
                 <w:rFonts w:ascii="Calibri Light" w:hAnsi="Calibri Light"/>
                 <w:sz w:val="22"/>
                 <w:szCs w:val="22"/>
               </w:rPr>
-              <w:t xml:space="preserve">Il sistema aggiorna il carrello con il prodotto scelto e la sua relativa quantità, nel caso in cui il prodotto </w:t>
+              <w:t>i</w:t>
             </w:r>
             <w:r>
               <w:rPr>
@@ -8778,30 +8930,7 @@
                 <w:sz w:val="22"/>
                 <w:szCs w:val="22"/>
               </w:rPr>
-              <w:t>sia</w:t>
-            </w:r>
-            <w:r>
-              <w:rPr>
-                <w:rFonts w:ascii="Calibri Light" w:hAnsi="Calibri Light"/>
-                <w:sz w:val="22"/>
-                <w:szCs w:val="22"/>
-              </w:rPr>
-              <w:t xml:space="preserve"> già nel carrello, viene aggiornata solo la quantità.</w:t>
-            </w:r>
-          </w:p>
-          <w:p>
-            <w:pPr>
-              <w:pStyle w:val="Normale1"/>
-              <w:spacing w:after="61"/>
-              <w:jc w:val="both"/>
-            </w:pPr>
-            <w:r>
-              <w:rPr>
-                <w:rFonts w:ascii="Calibri Light" w:hAnsi="Calibri Light"/>
-                <w:sz w:val="22"/>
-                <w:szCs w:val="22"/>
-              </w:rPr>
-              <w:t>Il sistema reindirizza il sito alla pagina del carrello, notificando l’aggiunta dell’articolo mediante il messaggio: “articolo ----- aggiunto correttamente al carrello”.</w:t>
+              <w:t xml:space="preserve"> e possibilità di acquisto.</w:t>
             </w:r>
           </w:p>
         </w:tc>
@@ -8897,14 +9026,14 @@
                 <w:sz w:val="22"/>
                 <w:szCs w:val="22"/>
               </w:rPr>
-              <w:t>Il sistema reindirizza l’utente alla pagina del carrello aggiornata.</w:t>
+              <w:t>L’utente visualizza la pagina prodotta dal sistema.</w:t>
             </w:r>
           </w:p>
         </w:tc>
       </w:tr>
       <w:tr>
         <w:trPr>
-          <w:trHeight w:val="570"/>
+          <w:trHeight w:val="290"/>
         </w:trPr>
         <w:tc>
           <w:tcPr>
@@ -8937,8 +9066,20 @@
                 <w:color w:val="FFFFFF"/>
                 <w:u w:color="FFFFFF"/>
               </w:rPr>
-              <w:t>Eccezione/Flusso di eventi alternativo</w:t>
-            </w:r>
+              <w:t xml:space="preserve">User </w:t>
+            </w:r>
+            <w:proofErr w:type="spellStart"/>
+            <w:r>
+              <w:rPr>
+                <w:rFonts w:ascii="Cambria" w:hAnsi="Cambria"/>
+                <w:b/>
+                <w:bCs/>
+                <w:color w:val="FFFFFF"/>
+                <w:u w:color="FFFFFF"/>
+              </w:rPr>
+              <w:t>Priority</w:t>
+            </w:r>
+            <w:proofErr w:type="spellEnd"/>
           </w:p>
         </w:tc>
         <w:tc>
@@ -8971,7 +9112,696 @@
                 <w:sz w:val="22"/>
                 <w:szCs w:val="22"/>
               </w:rPr>
-              <w:t>Nel caso in cui l’utente non è loggato il sistema richiede il login per completare l’aggiunta al carrello.</w:t>
+              <w:t>Alta</w:t>
+            </w:r>
+          </w:p>
+        </w:tc>
+      </w:tr>
+    </w:tbl>
+    <w:p>
+      <w:pPr>
+        <w:pStyle w:val="Normale1"/>
+        <w:rPr>
+          <w:sz w:val="28"/>
+          <w:szCs w:val="28"/>
+        </w:rPr>
+      </w:pPr>
+    </w:p>
+    <w:p>
+      <w:pPr>
+        <w:rPr>
+          <w:b/>
+          <w:bCs/>
+          <w:sz w:val="32"/>
+          <w:szCs w:val="32"/>
+        </w:rPr>
+      </w:pPr>
+      <w:bookmarkStart w:id="27" w:name="_Toc119141025"/>
+      <w:r>
+        <w:rPr>
+          <w:rStyle w:val="Titolo2Carattere"/>
+          <w:rFonts w:ascii="Times New Roman" w:hAnsi="Times New Roman" w:cs="Times New Roman"/>
+          <w:b/>
+          <w:bCs/>
+          <w:color w:val="auto"/>
+          <w:sz w:val="32"/>
+          <w:szCs w:val="32"/>
+        </w:rPr>
+        <w:t>SD_</w:t>
+      </w:r>
+      <w:r>
+        <w:rPr>
+          <w:rStyle w:val="Titolo2Carattere"/>
+          <w:rFonts w:ascii="Times New Roman" w:hAnsi="Times New Roman" w:cs="Times New Roman"/>
+          <w:b/>
+          <w:bCs/>
+          <w:color w:val="auto"/>
+          <w:sz w:val="32"/>
+          <w:szCs w:val="32"/>
+        </w:rPr>
+        <w:t>3</w:t>
+      </w:r>
+      <w:bookmarkEnd w:id="27"/>
+    </w:p>
+    <w:p>
+      <w:pPr>
+        <w:pStyle w:val="Normale1"/>
+        <w:rPr>
+          <w:sz w:val="28"/>
+          <w:szCs w:val="28"/>
+        </w:rPr>
+      </w:pPr>
+    </w:p>
+    <w:p>
+      <w:r>
+        <w:rPr>
+          <w:noProof/>
+        </w:rPr>
+        <w:drawing>
+          <wp:inline distT="0" distB="0" distL="0" distR="0" wp14:anchorId="6B787D78" wp14:editId="08F4D2CE">
+            <wp:extent cx="6111240" cy="2209800"/>
+            <wp:effectExtent l="0" t="0" r="0" b="0"/>
+            <wp:docPr id="36" name="Immagine 36"/>
+            <wp:cNvGraphicFramePr>
+              <a:graphicFrameLocks xmlns:a="http://schemas.openxmlformats.org/drawingml/2006/main" noChangeAspect="1"/>
+            </wp:cNvGraphicFramePr>
+            <a:graphic xmlns:a="http://schemas.openxmlformats.org/drawingml/2006/main">
+              <a:graphicData uri="http://schemas.openxmlformats.org/drawingml/2006/picture">
+                <pic:pic xmlns:pic="http://schemas.openxmlformats.org/drawingml/2006/picture">
+                  <pic:nvPicPr>
+                    <pic:cNvPr id="0" name="Picture 5"/>
+                    <pic:cNvPicPr>
+                      <a:picLocks noChangeAspect="1" noChangeArrowheads="1"/>
+                    </pic:cNvPicPr>
+                  </pic:nvPicPr>
+                  <pic:blipFill>
+                    <a:blip r:embed="rId16">
+                      <a:extLst>
+                        <a:ext uri="{28A0092B-C50C-407E-A947-70E740481C1C}">
+                          <a14:useLocalDpi xmlns:a14="http://schemas.microsoft.com/office/drawing/2010/main" val="0"/>
+                        </a:ext>
+                      </a:extLst>
+                    </a:blip>
+                    <a:srcRect/>
+                    <a:stretch>
+                      <a:fillRect/>
+                    </a:stretch>
+                  </pic:blipFill>
+                  <pic:spPr bwMode="auto">
+                    <a:xfrm>
+                      <a:off x="0" y="0"/>
+                      <a:ext cx="6111240" cy="2209800"/>
+                    </a:xfrm>
+                    <a:prstGeom prst="rect">
+                      <a:avLst/>
+                    </a:prstGeom>
+                    <a:noFill/>
+                    <a:ln>
+                      <a:noFill/>
+                    </a:ln>
+                  </pic:spPr>
+                </pic:pic>
+              </a:graphicData>
+            </a:graphic>
+          </wp:inline>
+        </w:drawing>
+      </w:r>
+    </w:p>
+    <w:p/>
+    <w:p>
+      <w:pPr>
+        <w:pStyle w:val="Titolo2"/>
+        <w:rPr>
+          <w:rFonts w:ascii="Times New Roman" w:hAnsi="Times New Roman" w:cs="Times New Roman"/>
+          <w:b/>
+          <w:bCs/>
+          <w:color w:val="000000" w:themeColor="text1"/>
+          <w:sz w:val="32"/>
+          <w:szCs w:val="32"/>
+        </w:rPr>
+      </w:pPr>
+      <w:bookmarkStart w:id="28" w:name="_Toc117977235"/>
+      <w:bookmarkStart w:id="29" w:name="_Toc119141026"/>
+      <w:r>
+        <w:rPr>
+          <w:rFonts w:ascii="Times New Roman" w:hAnsi="Times New Roman" w:cs="Times New Roman"/>
+          <w:b/>
+          <w:bCs/>
+          <w:color w:val="000000" w:themeColor="text1"/>
+          <w:sz w:val="32"/>
+          <w:szCs w:val="32"/>
+        </w:rPr>
+        <w:t>UC_</w:t>
+      </w:r>
+      <w:bookmarkEnd w:id="28"/>
+      <w:r>
+        <w:rPr>
+          <w:rFonts w:ascii="Times New Roman" w:hAnsi="Times New Roman" w:cs="Times New Roman"/>
+          <w:b/>
+          <w:bCs/>
+          <w:color w:val="000000" w:themeColor="text1"/>
+          <w:sz w:val="32"/>
+          <w:szCs w:val="32"/>
+        </w:rPr>
+        <w:t>4</w:t>
+      </w:r>
+      <w:bookmarkEnd w:id="29"/>
+    </w:p>
+    <w:p>
+      <w:hyperlink w:anchor="_Carrello" w:history="1">
+        <w:r>
+          <w:rPr>
+            <w:rStyle w:val="Collegamentoipertestuale"/>
+          </w:rPr>
+          <w:t>RIF.MOCKUP.AGG.CARRELLO</w:t>
+        </w:r>
+      </w:hyperlink>
+    </w:p>
+    <w:p>
+      <w:pPr>
+        <w:pStyle w:val="Normale1"/>
+        <w:rPr>
+          <w:sz w:val="28"/>
+          <w:szCs w:val="28"/>
+        </w:rPr>
+      </w:pPr>
+      <w:r>
+        <w:rPr>
+          <w:noProof/>
+          <w:sz w:val="28"/>
+          <w:szCs w:val="28"/>
+        </w:rPr>
+        <w:drawing>
+          <wp:anchor distT="152400" distB="152400" distL="152400" distR="152400" simplePos="0" relativeHeight="251666432" behindDoc="0" locked="0" layoutInCell="1" allowOverlap="1" wp14:anchorId="068E210F" wp14:editId="1596E404">
+            <wp:simplePos x="0" y="0"/>
+            <wp:positionH relativeFrom="page">
+              <wp:posOffset>713740</wp:posOffset>
+            </wp:positionH>
+            <wp:positionV relativeFrom="line">
+              <wp:posOffset>285115</wp:posOffset>
+            </wp:positionV>
+            <wp:extent cx="4820285" cy="817245"/>
+            <wp:effectExtent l="0" t="0" r="0" b="0"/>
+            <wp:wrapThrough wrapText="bothSides" distL="152400" distR="152400">
+              <wp:wrapPolygon edited="1">
+                <wp:start x="0" y="0"/>
+                <wp:lineTo x="21600" y="0"/>
+                <wp:lineTo x="21600" y="21600"/>
+                <wp:lineTo x="0" y="21600"/>
+                <wp:lineTo x="0" y="0"/>
+              </wp:wrapPolygon>
+            </wp:wrapThrough>
+            <wp:docPr id="1073741830" name="officeArt object" descr="Immagine"/>
+            <wp:cNvGraphicFramePr/>
+            <a:graphic xmlns:a="http://schemas.openxmlformats.org/drawingml/2006/main">
+              <a:graphicData uri="http://schemas.openxmlformats.org/drawingml/2006/picture">
+                <pic:pic xmlns:pic="http://schemas.openxmlformats.org/drawingml/2006/picture">
+                  <pic:nvPicPr>
+                    <pic:cNvPr id="1073741830" name="Immagine" descr="Immagine"/>
+                    <pic:cNvPicPr>
+                      <a:picLocks noChangeAspect="1"/>
+                    </pic:cNvPicPr>
+                  </pic:nvPicPr>
+                  <pic:blipFill>
+                    <a:blip r:embed="rId17"/>
+                    <a:stretch>
+                      <a:fillRect/>
+                    </a:stretch>
+                  </pic:blipFill>
+                  <pic:spPr>
+                    <a:xfrm>
+                      <a:off x="0" y="0"/>
+                      <a:ext cx="4820285" cy="817245"/>
+                    </a:xfrm>
+                    <a:prstGeom prst="rect">
+                      <a:avLst/>
+                    </a:prstGeom>
+                    <a:ln w="12700" cap="flat">
+                      <a:noFill/>
+                      <a:miter lim="400000"/>
+                    </a:ln>
+                    <a:effectLst/>
+                  </pic:spPr>
+                </pic:pic>
+              </a:graphicData>
+            </a:graphic>
+          </wp:anchor>
+        </w:drawing>
+      </w:r>
+    </w:p>
+    <w:p>
+      <w:pPr>
+        <w:pStyle w:val="Normale1"/>
+        <w:rPr>
+          <w:sz w:val="28"/>
+          <w:szCs w:val="28"/>
+        </w:rPr>
+      </w:pPr>
+    </w:p>
+    <w:p>
+      <w:pPr>
+        <w:pStyle w:val="Normale1"/>
+        <w:rPr>
+          <w:sz w:val="28"/>
+          <w:szCs w:val="28"/>
+        </w:rPr>
+      </w:pPr>
+    </w:p>
+    <w:p>
+      <w:pPr>
+        <w:pStyle w:val="Normale1"/>
+        <w:rPr>
+          <w:sz w:val="28"/>
+          <w:szCs w:val="28"/>
+        </w:rPr>
+      </w:pPr>
+    </w:p>
+    <w:p>
+      <w:pPr>
+        <w:pStyle w:val="Normale1"/>
+        <w:rPr>
+          <w:sz w:val="28"/>
+          <w:szCs w:val="28"/>
+        </w:rPr>
+      </w:pPr>
+    </w:p>
+    <w:p>
+      <w:pPr>
+        <w:pStyle w:val="Normale1"/>
+        <w:rPr>
+          <w:sz w:val="28"/>
+          <w:szCs w:val="28"/>
+        </w:rPr>
+      </w:pPr>
+    </w:p>
+    <w:tbl>
+      <w:tblPr>
+        <w:tblStyle w:val="TableNormal"/>
+        <w:tblW w:w="9287" w:type="dxa"/>
+        <w:tblInd w:w="216" w:type="dxa"/>
+        <w:tblBorders>
+          <w:top w:val="single" w:sz="8" w:space="0" w:color="FFFFFF"/>
+          <w:left w:val="single" w:sz="8" w:space="0" w:color="FFFFFF"/>
+          <w:bottom w:val="single" w:sz="8" w:space="0" w:color="FFFFFF"/>
+          <w:right w:val="single" w:sz="8" w:space="0" w:color="FFFFFF"/>
+          <w:insideH w:val="single" w:sz="8" w:space="0" w:color="FFFFFF"/>
+          <w:insideV w:val="single" w:sz="8" w:space="0" w:color="FFFFFF"/>
+        </w:tblBorders>
+        <w:shd w:val="clear" w:color="auto" w:fill="CED7E7"/>
+        <w:tblLayout w:type="fixed"/>
+        <w:tblLook w:val="04A0" w:firstRow="1" w:lastRow="0" w:firstColumn="1" w:lastColumn="0" w:noHBand="0" w:noVBand="1"/>
+      </w:tblPr>
+      <w:tblGrid>
+        <w:gridCol w:w="2441"/>
+        <w:gridCol w:w="2202"/>
+        <w:gridCol w:w="4644"/>
+      </w:tblGrid>
+      <w:tr>
+        <w:trPr>
+          <w:trHeight w:val="859"/>
+        </w:trPr>
+        <w:tc>
+          <w:tcPr>
+            <w:tcW w:w="2441" w:type="dxa"/>
+            <w:tcBorders>
+              <w:top w:val="single" w:sz="4" w:space="0" w:color="000000"/>
+              <w:left w:val="single" w:sz="4" w:space="0" w:color="000000"/>
+              <w:bottom w:val="single" w:sz="4" w:space="0" w:color="000000"/>
+              <w:right w:val="single" w:sz="4" w:space="0" w:color="000000"/>
+            </w:tcBorders>
+            <w:shd w:val="clear" w:color="auto" w:fill="538135"/>
+            <w:tcMar>
+              <w:top w:w="80" w:type="dxa"/>
+              <w:left w:w="80" w:type="dxa"/>
+              <w:bottom w:w="80" w:type="dxa"/>
+              <w:right w:w="80" w:type="dxa"/>
+            </w:tcMar>
+          </w:tcPr>
+          <w:p>
+            <w:pPr>
+              <w:pStyle w:val="Normale1"/>
+              <w:spacing w:after="61"/>
+              <w:jc w:val="center"/>
+            </w:pPr>
+            <w:r>
+              <w:rPr>
+                <w:rFonts w:ascii="Cambria" w:hAnsi="Cambria"/>
+                <w:b/>
+                <w:bCs/>
+                <w:color w:val="FFFFFF"/>
+                <w:u w:color="FFFFFF"/>
+              </w:rPr>
+              <w:t>UC_</w:t>
+            </w:r>
+            <w:r>
+              <w:rPr>
+                <w:rFonts w:ascii="Cambria" w:hAnsi="Cambria"/>
+                <w:b/>
+                <w:bCs/>
+                <w:color w:val="FFFFFF"/>
+                <w:u w:color="FFFFFF"/>
+              </w:rPr>
+              <w:t>4</w:t>
+            </w:r>
+          </w:p>
+        </w:tc>
+        <w:tc>
+          <w:tcPr>
+            <w:tcW w:w="6846" w:type="dxa"/>
+            <w:gridSpan w:val="2"/>
+            <w:tcBorders>
+              <w:top w:val="single" w:sz="4" w:space="0" w:color="000000"/>
+              <w:left w:val="single" w:sz="4" w:space="0" w:color="000000"/>
+              <w:bottom w:val="single" w:sz="4" w:space="0" w:color="000000"/>
+              <w:right w:val="single" w:sz="4" w:space="0" w:color="000000"/>
+            </w:tcBorders>
+            <w:shd w:val="clear" w:color="auto" w:fill="auto"/>
+            <w:tcMar>
+              <w:top w:w="80" w:type="dxa"/>
+              <w:left w:w="80" w:type="dxa"/>
+              <w:bottom w:w="80" w:type="dxa"/>
+              <w:right w:w="80" w:type="dxa"/>
+            </w:tcMar>
+          </w:tcPr>
+          <w:p>
+            <w:pPr>
+              <w:pStyle w:val="Titolo3"/>
+              <w:jc w:val="center"/>
+              <w:outlineLvl w:val="2"/>
+              <w:rPr>
+                <w:color w:val="000000" w:themeColor="text1"/>
+              </w:rPr>
+            </w:pPr>
+            <w:bookmarkStart w:id="30" w:name="_Toc117977236"/>
+            <w:bookmarkStart w:id="31" w:name="_Toc119141027"/>
+            <w:r>
+              <w:rPr>
+                <w:color w:val="000000" w:themeColor="text1"/>
+                <w:highlight w:val="cyan"/>
+              </w:rPr>
+              <w:t>Aggiunta prodotti al carrello.</w:t>
+            </w:r>
+            <w:bookmarkEnd w:id="30"/>
+            <w:bookmarkEnd w:id="31"/>
+          </w:p>
+        </w:tc>
+      </w:tr>
+      <w:tr>
+        <w:trPr>
+          <w:trHeight w:val="491"/>
+        </w:trPr>
+        <w:tc>
+          <w:tcPr>
+            <w:tcW w:w="2441" w:type="dxa"/>
+            <w:tcBorders>
+              <w:top w:val="single" w:sz="4" w:space="0" w:color="000000"/>
+              <w:left w:val="single" w:sz="4" w:space="0" w:color="000000"/>
+              <w:bottom w:val="single" w:sz="4" w:space="0" w:color="000000"/>
+              <w:right w:val="single" w:sz="4" w:space="0" w:color="000000"/>
+            </w:tcBorders>
+            <w:shd w:val="clear" w:color="auto" w:fill="538135"/>
+            <w:tcMar>
+              <w:top w:w="80" w:type="dxa"/>
+              <w:left w:w="80" w:type="dxa"/>
+              <w:bottom w:w="80" w:type="dxa"/>
+              <w:right w:w="80" w:type="dxa"/>
+            </w:tcMar>
+          </w:tcPr>
+          <w:p>
+            <w:pPr>
+              <w:pStyle w:val="Normale1"/>
+              <w:spacing w:after="61"/>
+              <w:jc w:val="center"/>
+            </w:pPr>
+            <w:r>
+              <w:rPr>
+                <w:rFonts w:ascii="Cambria" w:hAnsi="Cambria"/>
+                <w:b/>
+                <w:bCs/>
+                <w:color w:val="FFFFFF"/>
+                <w:u w:color="FFFFFF"/>
+              </w:rPr>
+              <w:t>Descrizione</w:t>
+            </w:r>
+          </w:p>
+        </w:tc>
+        <w:tc>
+          <w:tcPr>
+            <w:tcW w:w="6846" w:type="dxa"/>
+            <w:gridSpan w:val="2"/>
+            <w:tcBorders>
+              <w:top w:val="single" w:sz="4" w:space="0" w:color="000000"/>
+              <w:left w:val="single" w:sz="4" w:space="0" w:color="000000"/>
+              <w:bottom w:val="single" w:sz="4" w:space="0" w:color="000000"/>
+              <w:right w:val="single" w:sz="4" w:space="0" w:color="000000"/>
+            </w:tcBorders>
+            <w:shd w:val="clear" w:color="auto" w:fill="auto"/>
+            <w:tcMar>
+              <w:top w:w="80" w:type="dxa"/>
+              <w:left w:w="80" w:type="dxa"/>
+              <w:bottom w:w="80" w:type="dxa"/>
+              <w:right w:w="80" w:type="dxa"/>
+            </w:tcMar>
+          </w:tcPr>
+          <w:p>
+            <w:pPr>
+              <w:pStyle w:val="Normale1"/>
+              <w:spacing w:after="61"/>
+              <w:jc w:val="center"/>
+            </w:pPr>
+            <w:r>
+              <w:rPr>
+                <w:rFonts w:ascii="Calibri Light" w:hAnsi="Calibri Light"/>
+                <w:sz w:val="22"/>
+                <w:szCs w:val="22"/>
+              </w:rPr>
+              <w:t>Il sito permette ad un utente loggato di poter inserire dei prodotti all’interno del carrello.</w:t>
+            </w:r>
+          </w:p>
+        </w:tc>
+      </w:tr>
+      <w:tr>
+        <w:trPr>
+          <w:trHeight w:val="812"/>
+        </w:trPr>
+        <w:tc>
+          <w:tcPr>
+            <w:tcW w:w="2441" w:type="dxa"/>
+            <w:tcBorders>
+              <w:top w:val="single" w:sz="4" w:space="0" w:color="000000"/>
+              <w:left w:val="single" w:sz="4" w:space="0" w:color="000000"/>
+              <w:bottom w:val="single" w:sz="4" w:space="0" w:color="000000"/>
+              <w:right w:val="single" w:sz="4" w:space="0" w:color="000000"/>
+            </w:tcBorders>
+            <w:shd w:val="clear" w:color="auto" w:fill="538135"/>
+            <w:tcMar>
+              <w:top w:w="80" w:type="dxa"/>
+              <w:left w:w="80" w:type="dxa"/>
+              <w:bottom w:w="80" w:type="dxa"/>
+              <w:right w:w="80" w:type="dxa"/>
+            </w:tcMar>
+          </w:tcPr>
+          <w:p>
+            <w:pPr>
+              <w:pStyle w:val="Normale1"/>
+              <w:spacing w:after="61"/>
+              <w:jc w:val="center"/>
+            </w:pPr>
+            <w:r>
+              <w:rPr>
+                <w:rFonts w:ascii="Cambria" w:hAnsi="Cambria"/>
+                <w:b/>
+                <w:bCs/>
+                <w:color w:val="FFFFFF"/>
+                <w:u w:color="FFFFFF"/>
+              </w:rPr>
+              <w:t xml:space="preserve">Attore </w:t>
+            </w:r>
+          </w:p>
+        </w:tc>
+        <w:tc>
+          <w:tcPr>
+            <w:tcW w:w="6846" w:type="dxa"/>
+            <w:gridSpan w:val="2"/>
+            <w:tcBorders>
+              <w:top w:val="single" w:sz="4" w:space="0" w:color="000000"/>
+              <w:left w:val="single" w:sz="4" w:space="0" w:color="000000"/>
+              <w:bottom w:val="single" w:sz="4" w:space="0" w:color="000000"/>
+              <w:right w:val="single" w:sz="4" w:space="0" w:color="000000"/>
+            </w:tcBorders>
+            <w:shd w:val="clear" w:color="auto" w:fill="auto"/>
+            <w:tcMar>
+              <w:top w:w="80" w:type="dxa"/>
+              <w:left w:w="80" w:type="dxa"/>
+              <w:bottom w:w="80" w:type="dxa"/>
+              <w:right w:w="80" w:type="dxa"/>
+            </w:tcMar>
+          </w:tcPr>
+          <w:p>
+            <w:pPr>
+              <w:pStyle w:val="Normale1"/>
+              <w:spacing w:after="61"/>
+              <w:jc w:val="center"/>
+              <w:rPr>
+                <w:rFonts w:ascii="Cambria" w:eastAsia="Cambria" w:hAnsi="Cambria" w:cs="Cambria"/>
+                <w:b/>
+                <w:bCs/>
+                <w:sz w:val="22"/>
+                <w:szCs w:val="22"/>
+              </w:rPr>
+            </w:pPr>
+            <w:r>
+              <w:rPr>
+                <w:rFonts w:ascii="Cambria" w:hAnsi="Cambria"/>
+                <w:b/>
+                <w:bCs/>
+                <w:sz w:val="22"/>
+                <w:szCs w:val="22"/>
+              </w:rPr>
+              <w:t>Utente loggato</w:t>
+            </w:r>
+          </w:p>
+          <w:p>
+            <w:pPr>
+              <w:pStyle w:val="Normale1"/>
+              <w:spacing w:after="61"/>
+              <w:jc w:val="center"/>
+            </w:pPr>
+            <w:r>
+              <w:rPr>
+                <w:rFonts w:ascii="Calibri Light" w:hAnsi="Calibri Light"/>
+                <w:sz w:val="22"/>
+                <w:szCs w:val="22"/>
+              </w:rPr>
+              <w:t>Il caso d’uso in esame può essere replicato da utenti loggati: utenti precedentemente registrati e che hanno effettuato il login.</w:t>
+            </w:r>
+          </w:p>
+        </w:tc>
+      </w:tr>
+      <w:tr>
+        <w:trPr>
+          <w:trHeight w:val="290"/>
+        </w:trPr>
+        <w:tc>
+          <w:tcPr>
+            <w:tcW w:w="2441" w:type="dxa"/>
+            <w:tcBorders>
+              <w:top w:val="single" w:sz="4" w:space="0" w:color="000000"/>
+              <w:left w:val="single" w:sz="4" w:space="0" w:color="000000"/>
+              <w:bottom w:val="single" w:sz="4" w:space="0" w:color="000000"/>
+              <w:right w:val="single" w:sz="4" w:space="0" w:color="000000"/>
+            </w:tcBorders>
+            <w:shd w:val="clear" w:color="auto" w:fill="538135"/>
+            <w:tcMar>
+              <w:top w:w="80" w:type="dxa"/>
+              <w:left w:w="80" w:type="dxa"/>
+              <w:bottom w:w="80" w:type="dxa"/>
+              <w:right w:w="80" w:type="dxa"/>
+            </w:tcMar>
+          </w:tcPr>
+          <w:p>
+            <w:pPr>
+              <w:pStyle w:val="Normale1"/>
+              <w:spacing w:after="61"/>
+              <w:jc w:val="center"/>
+            </w:pPr>
+            <w:r>
+              <w:rPr>
+                <w:rFonts w:ascii="Cambria" w:hAnsi="Cambria"/>
+                <w:b/>
+                <w:bCs/>
+                <w:color w:val="FFFFFF"/>
+                <w:u w:color="FFFFFF"/>
+              </w:rPr>
+              <w:lastRenderedPageBreak/>
+              <w:t xml:space="preserve">Entry </w:t>
+            </w:r>
+            <w:proofErr w:type="spellStart"/>
+            <w:r>
+              <w:rPr>
+                <w:rFonts w:ascii="Cambria" w:hAnsi="Cambria"/>
+                <w:b/>
+                <w:bCs/>
+                <w:color w:val="FFFFFF"/>
+                <w:u w:color="FFFFFF"/>
+              </w:rPr>
+              <w:t>Condition</w:t>
+            </w:r>
+            <w:proofErr w:type="spellEnd"/>
+          </w:p>
+        </w:tc>
+        <w:tc>
+          <w:tcPr>
+            <w:tcW w:w="6846" w:type="dxa"/>
+            <w:gridSpan w:val="2"/>
+            <w:tcBorders>
+              <w:top w:val="single" w:sz="4" w:space="0" w:color="000000"/>
+              <w:left w:val="single" w:sz="4" w:space="0" w:color="000000"/>
+              <w:bottom w:val="single" w:sz="4" w:space="0" w:color="000000"/>
+              <w:right w:val="single" w:sz="4" w:space="0" w:color="000000"/>
+            </w:tcBorders>
+            <w:shd w:val="clear" w:color="auto" w:fill="auto"/>
+            <w:tcMar>
+              <w:top w:w="80" w:type="dxa"/>
+              <w:left w:w="80" w:type="dxa"/>
+              <w:bottom w:w="80" w:type="dxa"/>
+              <w:right w:w="80" w:type="dxa"/>
+            </w:tcMar>
+          </w:tcPr>
+          <w:p>
+            <w:pPr>
+              <w:pStyle w:val="Normale1"/>
+              <w:spacing w:after="61"/>
+              <w:jc w:val="center"/>
+            </w:pPr>
+            <w:r>
+              <w:rPr>
+                <w:rFonts w:ascii="Calibri Light" w:hAnsi="Calibri Light"/>
+                <w:sz w:val="22"/>
+                <w:szCs w:val="22"/>
+              </w:rPr>
+              <w:t>L’utente si trova sulla pagina di un prodotto specifico.</w:t>
+            </w:r>
+          </w:p>
+        </w:tc>
+      </w:tr>
+      <w:tr>
+        <w:trPr>
+          <w:trHeight w:val="290"/>
+        </w:trPr>
+        <w:tc>
+          <w:tcPr>
+            <w:tcW w:w="9287" w:type="dxa"/>
+            <w:gridSpan w:val="3"/>
+            <w:tcBorders>
+              <w:top w:val="single" w:sz="4" w:space="0" w:color="000000"/>
+              <w:left w:val="single" w:sz="4" w:space="0" w:color="000000"/>
+              <w:bottom w:val="single" w:sz="4" w:space="0" w:color="000000"/>
+              <w:right w:val="single" w:sz="4" w:space="0" w:color="000000"/>
+            </w:tcBorders>
+            <w:shd w:val="clear" w:color="auto" w:fill="538135"/>
+            <w:tcMar>
+              <w:top w:w="80" w:type="dxa"/>
+              <w:left w:w="80" w:type="dxa"/>
+              <w:bottom w:w="80" w:type="dxa"/>
+              <w:right w:w="80" w:type="dxa"/>
+            </w:tcMar>
+          </w:tcPr>
+          <w:p>
+            <w:pPr>
+              <w:pStyle w:val="Normale1"/>
+              <w:spacing w:after="61"/>
+              <w:jc w:val="center"/>
+            </w:pPr>
+            <w:r>
+              <w:rPr>
+                <w:rFonts w:ascii="Cambria" w:hAnsi="Cambria"/>
+                <w:b/>
+                <w:bCs/>
+                <w:color w:val="FFFFFF"/>
+                <w:u w:color="FFFFFF"/>
+              </w:rPr>
+              <w:t>FLUSSO DI EVENTI PRINCIPALI</w:t>
             </w:r>
           </w:p>
         </w:tc>
@@ -9070,7 +9900,7 @@
               <w:bottom w:val="single" w:sz="4" w:space="0" w:color="000000"/>
               <w:right w:val="single" w:sz="4" w:space="0" w:color="000000"/>
             </w:tcBorders>
-            <w:shd w:val="clear" w:color="auto" w:fill="auto"/>
+            <w:shd w:val="clear" w:color="auto" w:fill="FFFFFF"/>
             <w:tcMar>
               <w:top w:w="80" w:type="dxa"/>
               <w:left w:w="80" w:type="dxa"/>
@@ -9095,7 +9925,6 @@
                 <w:sz w:val="22"/>
                 <w:szCs w:val="22"/>
               </w:rPr>
-              <w:lastRenderedPageBreak/>
               <w:t>L’utente seleziona la quantità da inserire nel carrello.</w:t>
             </w:r>
           </w:p>
@@ -9110,6 +9939,14 @@
                 <w:szCs w:val="22"/>
               </w:rPr>
             </w:pPr>
+            <w:r>
+              <w:rPr>
+                <w:rFonts w:ascii="Calibri Light" w:hAnsi="Calibri Light"/>
+                <w:sz w:val="22"/>
+                <w:szCs w:val="22"/>
+              </w:rPr>
+              <w:t>L’utente aggiunge al carrello il prodotto scelto.</w:t>
+            </w:r>
           </w:p>
           <w:p>
             <w:pPr>
@@ -9200,18 +10037,6 @@
               <w:pStyle w:val="Normale1"/>
               <w:spacing w:after="61"/>
               <w:jc w:val="both"/>
-              <w:rPr>
-                <w:rFonts w:ascii="Calibri Light" w:eastAsia="Calibri Light" w:hAnsi="Calibri Light" w:cs="Calibri Light"/>
-                <w:sz w:val="22"/>
-                <w:szCs w:val="22"/>
-              </w:rPr>
-            </w:pPr>
-          </w:p>
-          <w:p>
-            <w:pPr>
-              <w:pStyle w:val="Normale1"/>
-              <w:spacing w:after="61"/>
-              <w:jc w:val="both"/>
             </w:pPr>
             <w:r>
               <w:rPr>
@@ -9219,7 +10044,39 @@
                 <w:sz w:val="22"/>
                 <w:szCs w:val="22"/>
               </w:rPr>
-              <w:t>L’utente viene riportato al carrello visualizzando i prodotti precedentemente inseriti</w:t>
+              <w:t xml:space="preserve">L’utente viene riportato al </w:t>
+            </w:r>
+            <w:r>
+              <w:rPr>
+                <w:rFonts w:ascii="Calibri Light" w:hAnsi="Calibri Light"/>
+                <w:sz w:val="22"/>
+                <w:szCs w:val="22"/>
+              </w:rPr>
+              <w:t>“</w:t>
+            </w:r>
+            <w:r>
+              <w:rPr>
+                <w:rFonts w:ascii="Calibri Light" w:hAnsi="Calibri Light"/>
+                <w:sz w:val="22"/>
+                <w:szCs w:val="22"/>
+              </w:rPr>
+              <w:t>carrello</w:t>
+            </w:r>
+            <w:r>
+              <w:rPr>
+                <w:rFonts w:ascii="Calibri Light" w:hAnsi="Calibri Light"/>
+                <w:sz w:val="22"/>
+                <w:szCs w:val="22"/>
+              </w:rPr>
+              <w:t>”</w:t>
+            </w:r>
+            <w:r>
+              <w:rPr>
+                <w:rFonts w:ascii="Calibri Light" w:hAnsi="Calibri Light"/>
+                <w:sz w:val="22"/>
+                <w:szCs w:val="22"/>
+              </w:rPr>
+              <w:t xml:space="preserve"> visualizzando i prodotti precedentemente inseriti</w:t>
             </w:r>
             <w:r>
               <w:rPr>
@@ -9252,6 +10109,7 @@
             <w:pPr>
               <w:pStyle w:val="Normale1"/>
               <w:spacing w:after="61"/>
+              <w:jc w:val="both"/>
               <w:rPr>
                 <w:rFonts w:ascii="Calibri Light" w:eastAsia="Calibri Light" w:hAnsi="Calibri Light" w:cs="Calibri Light"/>
                 <w:sz w:val="22"/>
@@ -9270,12 +10128,593 @@
                 <w:szCs w:val="22"/>
               </w:rPr>
             </w:pPr>
+          </w:p>
+          <w:p>
+            <w:pPr>
+              <w:pStyle w:val="Normale1"/>
+              <w:spacing w:after="61"/>
+              <w:jc w:val="both"/>
+              <w:rPr>
+                <w:rFonts w:ascii="Calibri Light" w:eastAsia="Calibri Light" w:hAnsi="Calibri Light" w:cs="Calibri Light"/>
+                <w:sz w:val="22"/>
+                <w:szCs w:val="22"/>
+              </w:rPr>
+            </w:pPr>
             <w:r>
               <w:rPr>
                 <w:rFonts w:ascii="Calibri Light" w:hAnsi="Calibri Light"/>
                 <w:sz w:val="22"/>
                 <w:szCs w:val="22"/>
               </w:rPr>
+              <w:t>Il sistema controlla se l’utente è loggato.</w:t>
+            </w:r>
+          </w:p>
+          <w:p>
+            <w:pPr>
+              <w:pStyle w:val="Normale1"/>
+              <w:spacing w:after="61"/>
+              <w:jc w:val="both"/>
+              <w:rPr>
+                <w:rFonts w:ascii="Calibri Light" w:eastAsia="Calibri Light" w:hAnsi="Calibri Light" w:cs="Calibri Light"/>
+                <w:sz w:val="22"/>
+                <w:szCs w:val="22"/>
+              </w:rPr>
+            </w:pPr>
+            <w:r>
+              <w:rPr>
+                <w:rFonts w:ascii="Calibri Light" w:hAnsi="Calibri Light"/>
+                <w:sz w:val="22"/>
+                <w:szCs w:val="22"/>
+              </w:rPr>
+              <w:t xml:space="preserve">Il sistema aggiorna il carrello con il prodotto scelto e la sua relativa quantità, nel caso in cui il prodotto </w:t>
+            </w:r>
+            <w:r>
+              <w:rPr>
+                <w:rFonts w:ascii="Calibri Light" w:hAnsi="Calibri Light"/>
+                <w:sz w:val="22"/>
+                <w:szCs w:val="22"/>
+              </w:rPr>
+              <w:t>sia</w:t>
+            </w:r>
+            <w:r>
+              <w:rPr>
+                <w:rFonts w:ascii="Calibri Light" w:hAnsi="Calibri Light"/>
+                <w:sz w:val="22"/>
+                <w:szCs w:val="22"/>
+              </w:rPr>
+              <w:t xml:space="preserve"> già nel carrello, viene aggiornata solo la quantità.</w:t>
+            </w:r>
+          </w:p>
+          <w:p>
+            <w:pPr>
+              <w:pStyle w:val="Normale1"/>
+              <w:spacing w:after="61"/>
+              <w:jc w:val="both"/>
+            </w:pPr>
+            <w:r>
+              <w:rPr>
+                <w:rFonts w:ascii="Calibri Light" w:hAnsi="Calibri Light"/>
+                <w:sz w:val="22"/>
+                <w:szCs w:val="22"/>
+              </w:rPr>
+              <w:t>Il sistema reindirizza il sito alla pagina del carrello, notificando l’aggiunta dell’articolo mediante il messaggio: “articolo ----- aggiunto correttamente al carrello”.</w:t>
+            </w:r>
+          </w:p>
+        </w:tc>
+      </w:tr>
+      <w:tr>
+        <w:trPr>
+          <w:trHeight w:val="570"/>
+        </w:trPr>
+        <w:tc>
+          <w:tcPr>
+            <w:tcW w:w="2441" w:type="dxa"/>
+            <w:tcBorders>
+              <w:top w:val="single" w:sz="4" w:space="0" w:color="000000"/>
+              <w:left w:val="single" w:sz="4" w:space="0" w:color="000000"/>
+              <w:bottom w:val="single" w:sz="4" w:space="0" w:color="000000"/>
+              <w:right w:val="single" w:sz="4" w:space="0" w:color="000000"/>
+            </w:tcBorders>
+            <w:shd w:val="clear" w:color="auto" w:fill="538135"/>
+            <w:tcMar>
+              <w:top w:w="80" w:type="dxa"/>
+              <w:left w:w="80" w:type="dxa"/>
+              <w:bottom w:w="80" w:type="dxa"/>
+              <w:right w:w="80" w:type="dxa"/>
+            </w:tcMar>
+          </w:tcPr>
+          <w:p>
+            <w:pPr>
+              <w:pStyle w:val="Normale1"/>
+              <w:spacing w:after="61"/>
+              <w:jc w:val="center"/>
+            </w:pPr>
+            <w:r>
+              <w:rPr>
+                <w:rFonts w:ascii="Cambria" w:hAnsi="Cambria"/>
+                <w:b/>
+                <w:bCs/>
+                <w:color w:val="FFFFFF"/>
+                <w:u w:color="FFFFFF"/>
+              </w:rPr>
+              <w:t xml:space="preserve">Exit </w:t>
+            </w:r>
+            <w:proofErr w:type="spellStart"/>
+            <w:r>
+              <w:rPr>
+                <w:rFonts w:ascii="Cambria" w:hAnsi="Cambria"/>
+                <w:b/>
+                <w:bCs/>
+                <w:color w:val="FFFFFF"/>
+                <w:u w:color="FFFFFF"/>
+              </w:rPr>
+              <w:t>Condition</w:t>
+            </w:r>
+            <w:proofErr w:type="spellEnd"/>
+            <w:r>
+              <w:rPr>
+                <w:rFonts w:ascii="Cambria" w:hAnsi="Cambria"/>
+                <w:b/>
+                <w:bCs/>
+                <w:color w:val="FFFFFF"/>
+                <w:u w:color="FFFFFF"/>
+              </w:rPr>
+              <w:t xml:space="preserve"> On Success</w:t>
+            </w:r>
+          </w:p>
+        </w:tc>
+        <w:tc>
+          <w:tcPr>
+            <w:tcW w:w="6846" w:type="dxa"/>
+            <w:gridSpan w:val="2"/>
+            <w:tcBorders>
+              <w:top w:val="single" w:sz="4" w:space="0" w:color="000000"/>
+              <w:left w:val="single" w:sz="4" w:space="0" w:color="000000"/>
+              <w:bottom w:val="single" w:sz="4" w:space="0" w:color="000000"/>
+              <w:right w:val="single" w:sz="4" w:space="0" w:color="000000"/>
+            </w:tcBorders>
+            <w:shd w:val="clear" w:color="auto" w:fill="auto"/>
+            <w:tcMar>
+              <w:top w:w="80" w:type="dxa"/>
+              <w:left w:w="80" w:type="dxa"/>
+              <w:bottom w:w="80" w:type="dxa"/>
+              <w:right w:w="80" w:type="dxa"/>
+            </w:tcMar>
+          </w:tcPr>
+          <w:p>
+            <w:pPr>
+              <w:pStyle w:val="Normale1"/>
+              <w:spacing w:after="61"/>
+              <w:jc w:val="center"/>
+            </w:pPr>
+            <w:r>
+              <w:rPr>
+                <w:rFonts w:ascii="Calibri Light" w:hAnsi="Calibri Light"/>
+                <w:sz w:val="22"/>
+                <w:szCs w:val="22"/>
+              </w:rPr>
+              <w:t>Il sistema reindirizza l’utente alla pagina del carrello aggiornata.</w:t>
+            </w:r>
+          </w:p>
+        </w:tc>
+      </w:tr>
+      <w:tr>
+        <w:trPr>
+          <w:trHeight w:val="570"/>
+        </w:trPr>
+        <w:tc>
+          <w:tcPr>
+            <w:tcW w:w="2441" w:type="dxa"/>
+            <w:tcBorders>
+              <w:top w:val="single" w:sz="4" w:space="0" w:color="000000"/>
+              <w:left w:val="single" w:sz="4" w:space="0" w:color="000000"/>
+              <w:bottom w:val="single" w:sz="4" w:space="0" w:color="000000"/>
+              <w:right w:val="single" w:sz="4" w:space="0" w:color="000000"/>
+            </w:tcBorders>
+            <w:shd w:val="clear" w:color="auto" w:fill="538135"/>
+            <w:tcMar>
+              <w:top w:w="80" w:type="dxa"/>
+              <w:left w:w="80" w:type="dxa"/>
+              <w:bottom w:w="80" w:type="dxa"/>
+              <w:right w:w="80" w:type="dxa"/>
+            </w:tcMar>
+          </w:tcPr>
+          <w:p>
+            <w:pPr>
+              <w:pStyle w:val="Normale1"/>
+              <w:spacing w:after="61"/>
+              <w:jc w:val="center"/>
+            </w:pPr>
+            <w:r>
+              <w:rPr>
+                <w:rFonts w:ascii="Cambria" w:hAnsi="Cambria"/>
+                <w:b/>
+                <w:bCs/>
+                <w:color w:val="FFFFFF"/>
+                <w:u w:color="FFFFFF"/>
+              </w:rPr>
+              <w:t>Eccezione/Flusso di eventi alternativo</w:t>
+            </w:r>
+          </w:p>
+        </w:tc>
+        <w:tc>
+          <w:tcPr>
+            <w:tcW w:w="6846" w:type="dxa"/>
+            <w:gridSpan w:val="2"/>
+            <w:tcBorders>
+              <w:top w:val="single" w:sz="4" w:space="0" w:color="000000"/>
+              <w:left w:val="single" w:sz="4" w:space="0" w:color="000000"/>
+              <w:bottom w:val="single" w:sz="4" w:space="0" w:color="000000"/>
+              <w:right w:val="single" w:sz="4" w:space="0" w:color="000000"/>
+            </w:tcBorders>
+            <w:shd w:val="clear" w:color="auto" w:fill="auto"/>
+            <w:tcMar>
+              <w:top w:w="80" w:type="dxa"/>
+              <w:left w:w="80" w:type="dxa"/>
+              <w:bottom w:w="80" w:type="dxa"/>
+              <w:right w:w="80" w:type="dxa"/>
+            </w:tcMar>
+          </w:tcPr>
+          <w:p>
+            <w:pPr>
+              <w:pStyle w:val="Normale1"/>
+              <w:spacing w:after="61"/>
+              <w:jc w:val="center"/>
+            </w:pPr>
+            <w:r>
+              <w:rPr>
+                <w:rFonts w:ascii="Calibri Light" w:hAnsi="Calibri Light"/>
+                <w:sz w:val="22"/>
+                <w:szCs w:val="22"/>
+              </w:rPr>
+              <w:t>Nel caso in cui l’utente non è loggato il sistema richiede il login per completare l’aggiunta al carrello.</w:t>
+            </w:r>
+          </w:p>
+        </w:tc>
+      </w:tr>
+      <w:tr>
+        <w:trPr>
+          <w:trHeight w:val="250"/>
+        </w:trPr>
+        <w:tc>
+          <w:tcPr>
+            <w:tcW w:w="4643" w:type="dxa"/>
+            <w:gridSpan w:val="2"/>
+            <w:tcBorders>
+              <w:top w:val="single" w:sz="4" w:space="0" w:color="000000"/>
+              <w:left w:val="single" w:sz="4" w:space="0" w:color="000000"/>
+              <w:bottom w:val="single" w:sz="4" w:space="0" w:color="000000"/>
+              <w:right w:val="single" w:sz="4" w:space="0" w:color="000000"/>
+            </w:tcBorders>
+            <w:shd w:val="clear" w:color="auto" w:fill="538135"/>
+            <w:tcMar>
+              <w:top w:w="80" w:type="dxa"/>
+              <w:left w:w="80" w:type="dxa"/>
+              <w:bottom w:w="80" w:type="dxa"/>
+              <w:right w:w="80" w:type="dxa"/>
+            </w:tcMar>
+          </w:tcPr>
+          <w:p>
+            <w:pPr>
+              <w:pStyle w:val="Normale1"/>
+              <w:spacing w:after="61"/>
+              <w:jc w:val="center"/>
+            </w:pPr>
+            <w:r>
+              <w:rPr>
+                <w:rFonts w:ascii="Cambria" w:hAnsi="Cambria"/>
+                <w:b/>
+                <w:bCs/>
+                <w:color w:val="FFFFFF"/>
+                <w:sz w:val="22"/>
+                <w:szCs w:val="22"/>
+                <w:u w:color="FFFFFF"/>
+              </w:rPr>
+              <w:t>UTENTE</w:t>
+            </w:r>
+          </w:p>
+        </w:tc>
+        <w:tc>
+          <w:tcPr>
+            <w:tcW w:w="4644" w:type="dxa"/>
+            <w:tcBorders>
+              <w:top w:val="single" w:sz="4" w:space="0" w:color="000000"/>
+              <w:left w:val="single" w:sz="4" w:space="0" w:color="000000"/>
+              <w:bottom w:val="single" w:sz="4" w:space="0" w:color="000000"/>
+              <w:right w:val="single" w:sz="4" w:space="0" w:color="000000"/>
+            </w:tcBorders>
+            <w:shd w:val="clear" w:color="auto" w:fill="538135"/>
+            <w:tcMar>
+              <w:top w:w="80" w:type="dxa"/>
+              <w:left w:w="80" w:type="dxa"/>
+              <w:bottom w:w="80" w:type="dxa"/>
+              <w:right w:w="80" w:type="dxa"/>
+            </w:tcMar>
+          </w:tcPr>
+          <w:p>
+            <w:pPr>
+              <w:pStyle w:val="Normale1"/>
+              <w:spacing w:after="61"/>
+              <w:jc w:val="center"/>
+            </w:pPr>
+            <w:r>
+              <w:rPr>
+                <w:rFonts w:ascii="Cambria" w:hAnsi="Cambria"/>
+                <w:b/>
+                <w:bCs/>
+                <w:color w:val="FFFFFF"/>
+                <w:sz w:val="22"/>
+                <w:szCs w:val="22"/>
+                <w:u w:color="FFFFFF"/>
+              </w:rPr>
+              <w:t>SISTEMA</w:t>
+            </w:r>
+          </w:p>
+        </w:tc>
+      </w:tr>
+      <w:tr>
+        <w:trPr>
+          <w:trHeight w:val="336"/>
+        </w:trPr>
+        <w:tc>
+          <w:tcPr>
+            <w:tcW w:w="4643" w:type="dxa"/>
+            <w:gridSpan w:val="2"/>
+            <w:tcBorders>
+              <w:top w:val="single" w:sz="4" w:space="0" w:color="000000"/>
+              <w:left w:val="single" w:sz="4" w:space="0" w:color="000000"/>
+              <w:bottom w:val="single" w:sz="4" w:space="0" w:color="000000"/>
+              <w:right w:val="single" w:sz="4" w:space="0" w:color="000000"/>
+            </w:tcBorders>
+            <w:shd w:val="clear" w:color="auto" w:fill="auto"/>
+            <w:tcMar>
+              <w:top w:w="80" w:type="dxa"/>
+              <w:left w:w="80" w:type="dxa"/>
+              <w:bottom w:w="80" w:type="dxa"/>
+              <w:right w:w="80" w:type="dxa"/>
+            </w:tcMar>
+          </w:tcPr>
+          <w:p>
+            <w:pPr>
+              <w:pStyle w:val="Normale1"/>
+              <w:spacing w:after="61"/>
+              <w:jc w:val="both"/>
+              <w:rPr>
+                <w:rFonts w:ascii="Calibri Light" w:hAnsi="Calibri Light"/>
+                <w:sz w:val="22"/>
+                <w:szCs w:val="22"/>
+              </w:rPr>
+            </w:pPr>
+            <w:r>
+              <w:rPr>
+                <w:rFonts w:ascii="Calibri Light" w:hAnsi="Calibri Light"/>
+                <w:sz w:val="22"/>
+                <w:szCs w:val="22"/>
+              </w:rPr>
+              <w:t>L’utente seleziona la quantità da inserire nel carrello.</w:t>
+            </w:r>
+          </w:p>
+          <w:p>
+            <w:pPr>
+              <w:pStyle w:val="Normale1"/>
+              <w:spacing w:after="61"/>
+              <w:jc w:val="both"/>
+              <w:rPr>
+                <w:rFonts w:ascii="Calibri Light" w:eastAsia="Calibri Light" w:hAnsi="Calibri Light" w:cs="Calibri Light"/>
+                <w:sz w:val="22"/>
+                <w:szCs w:val="22"/>
+              </w:rPr>
+            </w:pPr>
+            <w:r>
+              <w:rPr>
+                <w:rFonts w:ascii="Calibri Light" w:hAnsi="Calibri Light"/>
+                <w:sz w:val="22"/>
+                <w:szCs w:val="22"/>
+              </w:rPr>
+              <w:t>L’utente aggiunge al carrello il prodotto scelto.</w:t>
+            </w:r>
+          </w:p>
+          <w:p>
+            <w:pPr>
+              <w:pStyle w:val="Normale1"/>
+              <w:spacing w:after="61"/>
+              <w:jc w:val="both"/>
+              <w:rPr>
+                <w:rFonts w:ascii="Calibri Light" w:eastAsia="Calibri Light" w:hAnsi="Calibri Light" w:cs="Calibri Light"/>
+                <w:sz w:val="22"/>
+                <w:szCs w:val="22"/>
+              </w:rPr>
+            </w:pPr>
+          </w:p>
+          <w:p>
+            <w:pPr>
+              <w:pStyle w:val="Normale1"/>
+              <w:spacing w:after="61"/>
+              <w:jc w:val="both"/>
+              <w:rPr>
+                <w:rFonts w:ascii="Calibri Light" w:eastAsia="Calibri Light" w:hAnsi="Calibri Light" w:cs="Calibri Light"/>
+                <w:sz w:val="22"/>
+                <w:szCs w:val="22"/>
+              </w:rPr>
+            </w:pPr>
+          </w:p>
+          <w:p>
+            <w:pPr>
+              <w:pStyle w:val="Normale1"/>
+              <w:spacing w:after="61"/>
+              <w:jc w:val="both"/>
+              <w:rPr>
+                <w:rFonts w:ascii="Calibri Light" w:eastAsia="Calibri Light" w:hAnsi="Calibri Light" w:cs="Calibri Light"/>
+                <w:sz w:val="22"/>
+                <w:szCs w:val="22"/>
+              </w:rPr>
+            </w:pPr>
+          </w:p>
+          <w:p>
+            <w:pPr>
+              <w:pStyle w:val="Normale1"/>
+              <w:spacing w:after="61"/>
+              <w:jc w:val="both"/>
+              <w:rPr>
+                <w:rFonts w:ascii="Calibri Light" w:eastAsia="Calibri Light" w:hAnsi="Calibri Light" w:cs="Calibri Light"/>
+                <w:sz w:val="22"/>
+                <w:szCs w:val="22"/>
+              </w:rPr>
+            </w:pPr>
+          </w:p>
+          <w:p>
+            <w:pPr>
+              <w:pStyle w:val="Normale1"/>
+              <w:spacing w:after="61"/>
+              <w:jc w:val="both"/>
+              <w:rPr>
+                <w:rFonts w:ascii="Calibri Light" w:eastAsia="Calibri Light" w:hAnsi="Calibri Light" w:cs="Calibri Light"/>
+                <w:sz w:val="22"/>
+                <w:szCs w:val="22"/>
+              </w:rPr>
+            </w:pPr>
+          </w:p>
+          <w:p>
+            <w:pPr>
+              <w:pStyle w:val="Normale1"/>
+              <w:spacing w:after="61"/>
+              <w:jc w:val="both"/>
+              <w:rPr>
+                <w:rFonts w:ascii="Calibri Light" w:eastAsia="Calibri Light" w:hAnsi="Calibri Light" w:cs="Calibri Light"/>
+                <w:sz w:val="22"/>
+                <w:szCs w:val="22"/>
+              </w:rPr>
+            </w:pPr>
+          </w:p>
+          <w:p>
+            <w:pPr>
+              <w:pStyle w:val="Normale1"/>
+              <w:spacing w:after="61"/>
+              <w:jc w:val="both"/>
+              <w:rPr>
+                <w:rFonts w:ascii="Calibri Light" w:eastAsia="Calibri Light" w:hAnsi="Calibri Light" w:cs="Calibri Light"/>
+                <w:sz w:val="22"/>
+                <w:szCs w:val="22"/>
+              </w:rPr>
+            </w:pPr>
+          </w:p>
+          <w:p>
+            <w:pPr>
+              <w:pStyle w:val="Normale1"/>
+              <w:spacing w:after="61"/>
+              <w:jc w:val="both"/>
+              <w:rPr>
+                <w:rFonts w:ascii="Calibri Light" w:eastAsia="Calibri Light" w:hAnsi="Calibri Light" w:cs="Calibri Light"/>
+                <w:sz w:val="22"/>
+                <w:szCs w:val="22"/>
+              </w:rPr>
+            </w:pPr>
+          </w:p>
+          <w:p>
+            <w:pPr>
+              <w:pStyle w:val="Normale1"/>
+              <w:spacing w:after="61"/>
+              <w:jc w:val="both"/>
+              <w:rPr>
+                <w:rFonts w:ascii="Calibri Light" w:eastAsia="Calibri Light" w:hAnsi="Calibri Light" w:cs="Calibri Light"/>
+                <w:sz w:val="22"/>
+                <w:szCs w:val="22"/>
+              </w:rPr>
+            </w:pPr>
+          </w:p>
+          <w:p>
+            <w:pPr>
+              <w:pStyle w:val="Normale1"/>
+              <w:spacing w:after="61"/>
+              <w:jc w:val="both"/>
+              <w:rPr>
+                <w:rFonts w:ascii="Calibri Light" w:eastAsia="Calibri Light" w:hAnsi="Calibri Light" w:cs="Calibri Light"/>
+                <w:sz w:val="22"/>
+                <w:szCs w:val="22"/>
+              </w:rPr>
+            </w:pPr>
+          </w:p>
+          <w:p>
+            <w:pPr>
+              <w:pStyle w:val="Normale1"/>
+              <w:spacing w:after="61"/>
+              <w:jc w:val="both"/>
+            </w:pPr>
+            <w:r>
+              <w:rPr>
+                <w:rFonts w:ascii="Calibri Light" w:hAnsi="Calibri Light"/>
+                <w:sz w:val="22"/>
+                <w:szCs w:val="22"/>
+              </w:rPr>
+              <w:t>L’utente viene riportato al carrello visualizzando i prodotti precedentemente inseriti</w:t>
+            </w:r>
+            <w:r>
+              <w:rPr>
+                <w:rFonts w:ascii="Calibri Light" w:hAnsi="Calibri Light"/>
+                <w:sz w:val="22"/>
+                <w:szCs w:val="22"/>
+              </w:rPr>
+              <w:t xml:space="preserve"> e l’ultimo prodotto scelto.</w:t>
+            </w:r>
+          </w:p>
+        </w:tc>
+        <w:tc>
+          <w:tcPr>
+            <w:tcW w:w="4644" w:type="dxa"/>
+            <w:tcBorders>
+              <w:top w:val="single" w:sz="4" w:space="0" w:color="000000"/>
+              <w:left w:val="single" w:sz="4" w:space="0" w:color="000000"/>
+              <w:bottom w:val="single" w:sz="4" w:space="0" w:color="000000"/>
+              <w:right w:val="single" w:sz="4" w:space="0" w:color="000000"/>
+            </w:tcBorders>
+            <w:shd w:val="clear" w:color="auto" w:fill="FFFFFF"/>
+            <w:tcMar>
+              <w:top w:w="80" w:type="dxa"/>
+              <w:left w:w="80" w:type="dxa"/>
+              <w:bottom w:w="80" w:type="dxa"/>
+              <w:right w:w="80" w:type="dxa"/>
+            </w:tcMar>
+          </w:tcPr>
+          <w:p>
+            <w:pPr>
+              <w:pStyle w:val="Normale1"/>
+              <w:spacing w:after="61"/>
+              <w:rPr>
+                <w:rFonts w:ascii="Calibri Light" w:eastAsia="Calibri Light" w:hAnsi="Calibri Light" w:cs="Calibri Light"/>
+                <w:sz w:val="22"/>
+                <w:szCs w:val="22"/>
+              </w:rPr>
+            </w:pPr>
+          </w:p>
+          <w:p>
+            <w:pPr>
+              <w:pStyle w:val="Normale1"/>
+              <w:spacing w:after="61"/>
+              <w:jc w:val="both"/>
+              <w:rPr>
+                <w:rFonts w:ascii="Calibri Light" w:hAnsi="Calibri Light"/>
+                <w:sz w:val="22"/>
+                <w:szCs w:val="22"/>
+              </w:rPr>
+            </w:pPr>
+          </w:p>
+          <w:p>
+            <w:pPr>
+              <w:pStyle w:val="Normale1"/>
+              <w:spacing w:after="61"/>
+              <w:jc w:val="both"/>
+              <w:rPr>
+                <w:rFonts w:ascii="Calibri Light" w:eastAsia="Calibri Light" w:hAnsi="Calibri Light" w:cs="Calibri Light"/>
+                <w:sz w:val="22"/>
+                <w:szCs w:val="22"/>
+              </w:rPr>
+            </w:pPr>
+            <w:r>
+              <w:rPr>
+                <w:rFonts w:ascii="Calibri Light" w:hAnsi="Calibri Light"/>
+                <w:sz w:val="22"/>
+                <w:szCs w:val="22"/>
+              </w:rPr>
               <w:t>Il sistema controlla se l’utente è loggato, ma fallisce.</w:t>
             </w:r>
           </w:p>
@@ -9304,7 +10743,7 @@
                 <w:sz w:val="22"/>
                 <w:szCs w:val="22"/>
               </w:rPr>
-              <w:t>4</w:t>
+              <w:t>5</w:t>
             </w:r>
             <w:r>
               <w:rPr>
@@ -9473,6 +10912,7 @@
                 <w:color w:val="FFFFFF"/>
                 <w:u w:color="FFFFFF"/>
               </w:rPr>
+              <w:lastRenderedPageBreak/>
               <w:t xml:space="preserve">User </w:t>
             </w:r>
             <w:proofErr w:type="spellStart"/>
@@ -9528,26 +10968,6 @@
     <w:p>
       <w:pPr>
         <w:pStyle w:val="Normale1"/>
-        <w:ind w:left="108" w:hanging="108"/>
-        <w:rPr>
-          <w:sz w:val="28"/>
-          <w:szCs w:val="28"/>
-        </w:rPr>
-      </w:pPr>
-    </w:p>
-    <w:p>
-      <w:pPr>
-        <w:pStyle w:val="Normale1"/>
-        <w:ind w:left="108" w:hanging="108"/>
-        <w:rPr>
-          <w:sz w:val="28"/>
-          <w:szCs w:val="28"/>
-        </w:rPr>
-      </w:pPr>
-    </w:p>
-    <w:p>
-      <w:pPr>
-        <w:pStyle w:val="Normale1"/>
         <w:jc w:val="both"/>
         <w:rPr>
           <w:sz w:val="28"/>
@@ -9567,8 +10987,8 @@
           <w:szCs w:val="32"/>
         </w:rPr>
       </w:pPr>
-      <w:bookmarkStart w:id="28" w:name="_Toc117977237"/>
-      <w:bookmarkStart w:id="29" w:name="_Toc118879973"/>
+      <w:bookmarkStart w:id="32" w:name="_Toc117977237"/>
+      <w:bookmarkStart w:id="33" w:name="_Toc119141028"/>
       <w:r>
         <w:rPr>
           <w:rFonts w:ascii="Times New Roman" w:hAnsi="Times New Roman" w:cs="Times New Roman"/>
@@ -9578,9 +10998,20 @@
           <w:sz w:val="32"/>
           <w:szCs w:val="32"/>
         </w:rPr>
-        <w:t>SD_3</w:t>
+        <w:t>SD_</w:t>
       </w:r>
-      <w:bookmarkEnd w:id="29"/>
+      <w:r>
+        <w:rPr>
+          <w:rFonts w:ascii="Times New Roman" w:hAnsi="Times New Roman" w:cs="Times New Roman"/>
+          <w:b/>
+          <w:bCs/>
+          <w:color w:val="000000" w:themeColor="text1"/>
+          <w:sz w:val="32"/>
+          <w:szCs w:val="32"/>
+        </w:rPr>
+        <w:t>4</w:t>
+      </w:r>
+      <w:bookmarkEnd w:id="33"/>
     </w:p>
     <w:p>
       <w:r>
@@ -9605,7 +11036,7 @@
                     </pic:cNvPicPr>
                   </pic:nvPicPr>
                   <pic:blipFill>
-                    <a:blip r:embed="rId15">
+                    <a:blip r:embed="rId18">
                       <a:extLst>
                         <a:ext uri="{28A0092B-C50C-407E-A947-70E740481C1C}">
                           <a14:useLocalDpi xmlns:a14="http://schemas.microsoft.com/office/drawing/2010/main" val="0"/>
@@ -9649,7 +11080,7 @@
           <w:szCs w:val="32"/>
         </w:rPr>
       </w:pPr>
-      <w:bookmarkStart w:id="30" w:name="_Toc118879974"/>
+      <w:bookmarkStart w:id="34" w:name="_Toc119141029"/>
       <w:r>
         <w:rPr>
           <w:rFonts w:ascii="Times New Roman" w:hAnsi="Times New Roman" w:cs="Times New Roman"/>
@@ -9659,9 +11090,31 @@
           <w:sz w:val="32"/>
           <w:szCs w:val="32"/>
         </w:rPr>
-        <w:t>SD_3F</w:t>
+        <w:t>SD_</w:t>
       </w:r>
-      <w:bookmarkEnd w:id="30"/>
+      <w:r>
+        <w:rPr>
+          <w:rFonts w:ascii="Times New Roman" w:hAnsi="Times New Roman" w:cs="Times New Roman"/>
+          <w:b/>
+          <w:bCs/>
+          <w:color w:val="000000" w:themeColor="text1"/>
+          <w:sz w:val="32"/>
+          <w:szCs w:val="32"/>
+        </w:rPr>
+        <w:t>4</w:t>
+      </w:r>
+      <w:r>
+        <w:rPr>
+          <w:rFonts w:ascii="Times New Roman" w:hAnsi="Times New Roman" w:cs="Times New Roman"/>
+          <w:b/>
+          <w:bCs/>
+          <w:color w:val="000000" w:themeColor="text1"/>
+          <w:sz w:val="32"/>
+          <w:szCs w:val="32"/>
+        </w:rPr>
+        <w:t>F</w:t>
+      </w:r>
+      <w:bookmarkEnd w:id="34"/>
     </w:p>
     <w:p>
       <w:r>
@@ -9686,7 +11139,7 @@
                     </pic:cNvPicPr>
                   </pic:nvPicPr>
                   <pic:blipFill>
-                    <a:blip r:embed="rId16">
+                    <a:blip r:embed="rId19">
                       <a:extLst>
                         <a:ext uri="{28A0092B-C50C-407E-A947-70E740481C1C}">
                           <a14:useLocalDpi xmlns:a14="http://schemas.microsoft.com/office/drawing/2010/main" val="0"/>
@@ -9730,8 +11183,10 @@
           <w:szCs w:val="32"/>
         </w:rPr>
       </w:pPr>
-      <w:bookmarkStart w:id="31" w:name="_Toc118879975"/>
-      <w:r>
+    </w:p>
+    <w:p>
+      <w:pPr>
+        <w:pStyle w:val="Titolo2"/>
         <w:rPr>
           <w:rFonts w:ascii="Times New Roman" w:hAnsi="Times New Roman" w:cs="Times New Roman"/>
           <w:b/>
@@ -9740,19 +11195,55 @@
           <w:sz w:val="32"/>
           <w:szCs w:val="32"/>
         </w:rPr>
-        <w:lastRenderedPageBreak/>
-        <w:t>UC_4</w:t>
+      </w:pPr>
+      <w:bookmarkStart w:id="35" w:name="_Toc119141030"/>
+      <w:r>
+        <w:rPr>
+          <w:rFonts w:ascii="Times New Roman" w:hAnsi="Times New Roman" w:cs="Times New Roman"/>
+          <w:b/>
+          <w:bCs/>
+          <w:color w:val="000000" w:themeColor="text1"/>
+          <w:sz w:val="32"/>
+          <w:szCs w:val="32"/>
+        </w:rPr>
+        <w:t>UC_</w:t>
       </w:r>
-      <w:bookmarkEnd w:id="28"/>
-      <w:bookmarkEnd w:id="31"/>
+      <w:bookmarkEnd w:id="32"/>
+      <w:r>
+        <w:rPr>
+          <w:rFonts w:ascii="Times New Roman" w:hAnsi="Times New Roman" w:cs="Times New Roman"/>
+          <w:b/>
+          <w:bCs/>
+          <w:color w:val="000000" w:themeColor="text1"/>
+          <w:sz w:val="32"/>
+          <w:szCs w:val="32"/>
+        </w:rPr>
+        <w:t>5</w:t>
+      </w:r>
+      <w:bookmarkEnd w:id="35"/>
     </w:p>
     <w:p>
       <w:pPr>
-        <w:pStyle w:val="Normale1"/>
-        <w:jc w:val="both"/>
-        <w:rPr>
-          <w:sz w:val="28"/>
-          <w:szCs w:val="28"/>
+        <w:rPr>
+          <w:color w:val="000000" w:themeColor="text1"/>
+          <w:lang w:val="en-GB"/>
+        </w:rPr>
+      </w:pPr>
+      <w:hyperlink w:anchor="_Login" w:history="1">
+        <w:r>
+          <w:rPr>
+            <w:rStyle w:val="Collegamentoipertestuale"/>
+            <w:color w:val="000000" w:themeColor="text1"/>
+            <w:lang w:val="en-GB"/>
+          </w:rPr>
+          <w:t>RIF.MOCKUP.LOGIN</w:t>
+        </w:r>
+      </w:hyperlink>
+    </w:p>
+    <w:p>
+      <w:pPr>
+        <w:rPr>
+          <w:lang w:val="en-GB"/>
         </w:rPr>
       </w:pPr>
     </w:p>
@@ -9802,7 +11293,7 @@
                     </pic:cNvPicPr>
                   </pic:nvPicPr>
                   <pic:blipFill>
-                    <a:blip r:embed="rId17"/>
+                    <a:blip r:embed="rId20"/>
                     <a:stretch>
                       <a:fillRect/>
                     </a:stretch>
@@ -9885,7 +11376,17 @@
                 <w:color w:val="FFFFFF"/>
                 <w:u w:color="FFFFFF"/>
               </w:rPr>
-              <w:t>UC_4</w:t>
+              <w:t>UC_</w:t>
+            </w:r>
+            <w:r>
+              <w:rPr>
+                <w:rFonts w:ascii="Cambria" w:hAnsi="Cambria"/>
+                <w:b/>
+                <w:bCs/>
+                <w:color w:val="FFFFFF"/>
+                <w:u w:color="FFFFFF"/>
+              </w:rPr>
+              <w:t>5</w:t>
             </w:r>
           </w:p>
         </w:tc>
@@ -9916,8 +11417,10 @@
                 <w:color w:val="000000" w:themeColor="text1"/>
               </w:rPr>
             </w:pPr>
-            <w:bookmarkStart w:id="32" w:name="_Toc117977238"/>
-            <w:bookmarkStart w:id="33" w:name="_Toc118879976"/>
+            <w:bookmarkStart w:id="36" w:name="_Login"/>
+            <w:bookmarkStart w:id="37" w:name="_Toc117977238"/>
+            <w:bookmarkStart w:id="38" w:name="_Toc119141031"/>
+            <w:bookmarkEnd w:id="36"/>
             <w:r>
               <w:rPr>
                 <w:color w:val="000000" w:themeColor="text1"/>
@@ -9925,8 +11428,8 @@
               </w:rPr>
               <w:t>Login</w:t>
             </w:r>
-            <w:bookmarkEnd w:id="32"/>
-            <w:bookmarkEnd w:id="33"/>
+            <w:bookmarkEnd w:id="37"/>
+            <w:bookmarkEnd w:id="38"/>
           </w:p>
         </w:tc>
       </w:tr>
@@ -10232,6 +11735,7 @@
                 <w:color w:val="FFFFFF"/>
                 <w:u w:color="FFFFFF"/>
               </w:rPr>
+              <w:lastRenderedPageBreak/>
               <w:t>FLUSSO DI EVENTI PRINCIPALI</w:t>
             </w:r>
           </w:p>
@@ -10431,25 +11935,7 @@
                 <w:sz w:val="22"/>
                 <w:szCs w:val="22"/>
               </w:rPr>
-              <w:t xml:space="preserve"> nell’apposito </w:t>
-            </w:r>
-            <w:proofErr w:type="spellStart"/>
-            <w:r>
-              <w:rPr>
-                <w:rFonts w:ascii="Calibri Light" w:hAnsi="Calibri Light"/>
-                <w:sz w:val="22"/>
-                <w:szCs w:val="22"/>
-              </w:rPr>
-              <w:t>form</w:t>
-            </w:r>
-            <w:proofErr w:type="spellEnd"/>
-            <w:r>
-              <w:rPr>
-                <w:rFonts w:ascii="Calibri Light" w:hAnsi="Calibri Light"/>
-                <w:sz w:val="22"/>
-                <w:szCs w:val="22"/>
-              </w:rPr>
-              <w:t xml:space="preserve"> e le invia al sistema.</w:t>
+              <w:t xml:space="preserve"> nell’apposito form e le invia al sistema.</w:t>
             </w:r>
           </w:p>
           <w:p>
@@ -10781,25 +12267,7 @@
                 <w:sz w:val="22"/>
                 <w:szCs w:val="22"/>
               </w:rPr>
-              <w:t xml:space="preserve">L’utente, in fase di compilazione del </w:t>
-            </w:r>
-            <w:proofErr w:type="spellStart"/>
-            <w:r>
-              <w:rPr>
-                <w:rFonts w:ascii="Calibri Light" w:hAnsi="Calibri Light"/>
-                <w:sz w:val="22"/>
-                <w:szCs w:val="22"/>
-              </w:rPr>
-              <w:t>form</w:t>
-            </w:r>
-            <w:proofErr w:type="spellEnd"/>
-            <w:r>
-              <w:rPr>
-                <w:rFonts w:ascii="Calibri Light" w:hAnsi="Calibri Light"/>
-                <w:sz w:val="22"/>
-                <w:szCs w:val="22"/>
-              </w:rPr>
-              <w:t xml:space="preserve">, inserisce credenziali </w:t>
+              <w:t xml:space="preserve">L’utente, in fase di compilazione del form, inserisce credenziali </w:t>
             </w:r>
             <w:r>
               <w:rPr>
@@ -10931,7 +12399,6 @@
                 <w:sz w:val="22"/>
                 <w:szCs w:val="22"/>
               </w:rPr>
-              <w:lastRenderedPageBreak/>
               <w:t>L’utente seleziona la funzione di login.</w:t>
             </w:r>
           </w:p>
@@ -10980,25 +12447,7 @@
                 <w:sz w:val="22"/>
                 <w:szCs w:val="22"/>
               </w:rPr>
-              <w:t xml:space="preserve"> </w:t>
-            </w:r>
-            <w:proofErr w:type="spellStart"/>
-            <w:r>
-              <w:rPr>
-                <w:rFonts w:ascii="Calibri Light" w:hAnsi="Calibri Light"/>
-                <w:sz w:val="22"/>
-                <w:szCs w:val="22"/>
-              </w:rPr>
-              <w:t>form</w:t>
-            </w:r>
-            <w:proofErr w:type="spellEnd"/>
-            <w:r>
-              <w:rPr>
-                <w:rFonts w:ascii="Calibri Light" w:hAnsi="Calibri Light"/>
-                <w:sz w:val="22"/>
-                <w:szCs w:val="22"/>
-              </w:rPr>
-              <w:t xml:space="preserve"> e le invia al sistema.</w:t>
+              <w:t xml:space="preserve"> form e le invia al sistema.</w:t>
             </w:r>
           </w:p>
           <w:p>
@@ -11471,8 +12920,8 @@
           <w:szCs w:val="32"/>
         </w:rPr>
       </w:pPr>
-      <w:bookmarkStart w:id="34" w:name="_Toc117977239"/>
-      <w:bookmarkStart w:id="35" w:name="_Toc118879977"/>
+      <w:bookmarkStart w:id="39" w:name="_Toc117977239"/>
+      <w:bookmarkStart w:id="40" w:name="_Toc119141032"/>
       <w:r>
         <w:rPr>
           <w:rFonts w:ascii="Times New Roman" w:hAnsi="Times New Roman" w:cs="Times New Roman"/>
@@ -11482,9 +12931,21 @@
           <w:sz w:val="32"/>
           <w:szCs w:val="32"/>
         </w:rPr>
-        <w:t>SD_4</w:t>
+        <w:lastRenderedPageBreak/>
+        <w:t>SD_</w:t>
       </w:r>
-      <w:bookmarkEnd w:id="35"/>
+      <w:r>
+        <w:rPr>
+          <w:rFonts w:ascii="Times New Roman" w:hAnsi="Times New Roman" w:cs="Times New Roman"/>
+          <w:b/>
+          <w:bCs/>
+          <w:color w:val="000000" w:themeColor="text1"/>
+          <w:sz w:val="32"/>
+          <w:szCs w:val="32"/>
+        </w:rPr>
+        <w:t>5</w:t>
+      </w:r>
+      <w:bookmarkEnd w:id="40"/>
     </w:p>
     <w:p>
       <w:r>
@@ -11509,7 +12970,7 @@
                     </pic:cNvPicPr>
                   </pic:nvPicPr>
                   <pic:blipFill>
-                    <a:blip r:embed="rId18">
+                    <a:blip r:embed="rId21">
                       <a:extLst>
                         <a:ext uri="{28A0092B-C50C-407E-A947-70E740481C1C}">
                           <a14:useLocalDpi xmlns:a14="http://schemas.microsoft.com/office/drawing/2010/main" val="0"/>
@@ -11553,7 +13014,7 @@
           <w:szCs w:val="32"/>
         </w:rPr>
       </w:pPr>
-      <w:bookmarkStart w:id="36" w:name="_Toc118879978"/>
+      <w:bookmarkStart w:id="41" w:name="_Toc119141033"/>
       <w:r>
         <w:rPr>
           <w:rFonts w:ascii="Times New Roman" w:hAnsi="Times New Roman" w:cs="Times New Roman"/>
@@ -11563,9 +13024,31 @@
           <w:sz w:val="32"/>
           <w:szCs w:val="32"/>
         </w:rPr>
-        <w:t>SD_4F</w:t>
+        <w:t>SD_</w:t>
       </w:r>
-      <w:bookmarkEnd w:id="36"/>
+      <w:r>
+        <w:rPr>
+          <w:rFonts w:ascii="Times New Roman" w:hAnsi="Times New Roman" w:cs="Times New Roman"/>
+          <w:b/>
+          <w:bCs/>
+          <w:color w:val="000000" w:themeColor="text1"/>
+          <w:sz w:val="32"/>
+          <w:szCs w:val="32"/>
+        </w:rPr>
+        <w:t>5</w:t>
+      </w:r>
+      <w:r>
+        <w:rPr>
+          <w:rFonts w:ascii="Times New Roman" w:hAnsi="Times New Roman" w:cs="Times New Roman"/>
+          <w:b/>
+          <w:bCs/>
+          <w:color w:val="000000" w:themeColor="text1"/>
+          <w:sz w:val="32"/>
+          <w:szCs w:val="32"/>
+        </w:rPr>
+        <w:t>F</w:t>
+      </w:r>
+      <w:bookmarkEnd w:id="41"/>
     </w:p>
     <w:p>
       <w:r>
@@ -11590,7 +13073,7 @@
                     </pic:cNvPicPr>
                   </pic:nvPicPr>
                   <pic:blipFill>
-                    <a:blip r:embed="rId19">
+                    <a:blip r:embed="rId22">
                       <a:extLst>
                         <a:ext uri="{28A0092B-C50C-407E-A947-70E740481C1C}">
                           <a14:useLocalDpi xmlns:a14="http://schemas.microsoft.com/office/drawing/2010/main" val="0"/>
@@ -11634,7 +13117,7 @@
           <w:szCs w:val="32"/>
         </w:rPr>
       </w:pPr>
-      <w:bookmarkStart w:id="37" w:name="_Toc118879979"/>
+      <w:bookmarkStart w:id="42" w:name="_Toc119141034"/>
       <w:r>
         <w:rPr>
           <w:rFonts w:ascii="Times New Roman" w:hAnsi="Times New Roman" w:cs="Times New Roman"/>
@@ -11644,12 +13127,33 @@
           <w:sz w:val="32"/>
           <w:szCs w:val="32"/>
         </w:rPr>
-        <w:lastRenderedPageBreak/>
-        <w:t>UC_5</w:t>
+        <w:t>UC_</w:t>
       </w:r>
-      <w:bookmarkEnd w:id="34"/>
-      <w:bookmarkEnd w:id="37"/>
+      <w:bookmarkEnd w:id="39"/>
+      <w:r>
+        <w:rPr>
+          <w:rFonts w:ascii="Times New Roman" w:hAnsi="Times New Roman" w:cs="Times New Roman"/>
+          <w:b/>
+          <w:bCs/>
+          <w:color w:val="000000" w:themeColor="text1"/>
+          <w:sz w:val="32"/>
+          <w:szCs w:val="32"/>
+        </w:rPr>
+        <w:t>6</w:t>
+      </w:r>
+      <w:bookmarkEnd w:id="42"/>
     </w:p>
+    <w:p>
+      <w:hyperlink w:anchor="_Scheda_Articolo" w:history="1">
+        <w:r>
+          <w:rPr>
+            <w:rStyle w:val="Collegamentoipertestuale"/>
+          </w:rPr>
+          <w:t>RIF.MOCKUP. RECENSIONE</w:t>
+        </w:r>
+      </w:hyperlink>
+    </w:p>
+    <w:p/>
     <w:p>
       <w:pPr>
         <w:pStyle w:val="Normale1"/>
@@ -11679,7 +13183,7 @@
                     </pic:cNvPicPr>
                   </pic:nvPicPr>
                   <pic:blipFill>
-                    <a:blip r:embed="rId20"/>
+                    <a:blip r:embed="rId23"/>
                     <a:stretch>
                       <a:fillRect/>
                     </a:stretch>
@@ -11773,7 +13277,17 @@
                 <w:color w:val="FFFFFF"/>
                 <w:u w:color="FFFFFF"/>
               </w:rPr>
-              <w:t>UC_5</w:t>
+              <w:t>UC_</w:t>
+            </w:r>
+            <w:r>
+              <w:rPr>
+                <w:rFonts w:ascii="Cambria" w:hAnsi="Cambria"/>
+                <w:b/>
+                <w:bCs/>
+                <w:color w:val="FFFFFF"/>
+                <w:u w:color="FFFFFF"/>
+              </w:rPr>
+              <w:t>6</w:t>
             </w:r>
           </w:p>
         </w:tc>
@@ -11804,8 +13318,8 @@
                 <w:color w:val="000000" w:themeColor="text1"/>
               </w:rPr>
             </w:pPr>
-            <w:bookmarkStart w:id="38" w:name="_Toc117977240"/>
-            <w:bookmarkStart w:id="39" w:name="_Toc118879980"/>
+            <w:bookmarkStart w:id="43" w:name="_Toc117977240"/>
+            <w:bookmarkStart w:id="44" w:name="_Toc119141035"/>
             <w:r>
               <w:rPr>
                 <w:color w:val="000000" w:themeColor="text1"/>
@@ -11813,8 +13327,8 @@
               </w:rPr>
               <w:t>Inserisci recensione</w:t>
             </w:r>
-            <w:bookmarkEnd w:id="38"/>
-            <w:bookmarkEnd w:id="39"/>
+            <w:bookmarkEnd w:id="43"/>
+            <w:bookmarkEnd w:id="44"/>
           </w:p>
         </w:tc>
       </w:tr>
@@ -12160,6 +13674,7 @@
                 <w:szCs w:val="22"/>
                 <w:u w:color="FFFFFF"/>
               </w:rPr>
+              <w:lastRenderedPageBreak/>
               <w:t>UTENTE</w:t>
             </w:r>
           </w:p>
@@ -12639,8 +14154,8 @@
           <w:szCs w:val="32"/>
         </w:rPr>
       </w:pPr>
-      <w:bookmarkStart w:id="40" w:name="_Toc117977241"/>
-      <w:bookmarkStart w:id="41" w:name="_Toc118879981"/>
+      <w:bookmarkStart w:id="45" w:name="_Toc117977241"/>
+      <w:bookmarkStart w:id="46" w:name="_Toc119141036"/>
       <w:r>
         <w:rPr>
           <w:rFonts w:ascii="Times New Roman" w:hAnsi="Times New Roman" w:cs="Times New Roman"/>
@@ -12650,10 +14165,20 @@
           <w:sz w:val="32"/>
           <w:szCs w:val="32"/>
         </w:rPr>
-        <w:lastRenderedPageBreak/>
-        <w:t>SD_5</w:t>
+        <w:t>SD_</w:t>
       </w:r>
-      <w:bookmarkEnd w:id="41"/>
+      <w:r>
+        <w:rPr>
+          <w:rFonts w:ascii="Times New Roman" w:hAnsi="Times New Roman" w:cs="Times New Roman"/>
+          <w:b/>
+          <w:bCs/>
+          <w:color w:val="000000" w:themeColor="text1"/>
+          <w:sz w:val="32"/>
+          <w:szCs w:val="32"/>
+        </w:rPr>
+        <w:t>6</w:t>
+      </w:r>
+      <w:bookmarkEnd w:id="46"/>
     </w:p>
     <w:p>
       <w:pPr>
@@ -12681,7 +14206,7 @@
                     </pic:cNvPicPr>
                   </pic:nvPicPr>
                   <pic:blipFill>
-                    <a:blip r:embed="rId21">
+                    <a:blip r:embed="rId24">
                       <a:extLst>
                         <a:ext uri="{28A0092B-C50C-407E-A947-70E740481C1C}">
                           <a14:useLocalDpi xmlns:a14="http://schemas.microsoft.com/office/drawing/2010/main" val="0"/>
@@ -12725,7 +14250,7 @@
           <w:szCs w:val="32"/>
         </w:rPr>
       </w:pPr>
-      <w:bookmarkStart w:id="42" w:name="_Toc118879982"/>
+      <w:bookmarkStart w:id="47" w:name="_Toc119141037"/>
       <w:r>
         <w:rPr>
           <w:rFonts w:ascii="Times New Roman" w:hAnsi="Times New Roman" w:cs="Times New Roman"/>
@@ -12735,10 +14260,21 @@
           <w:sz w:val="32"/>
           <w:szCs w:val="32"/>
         </w:rPr>
-        <w:t>UC_6</w:t>
+        <w:t>UC_</w:t>
       </w:r>
-      <w:bookmarkEnd w:id="40"/>
-      <w:bookmarkEnd w:id="42"/>
+      <w:bookmarkEnd w:id="45"/>
+      <w:r>
+        <w:rPr>
+          <w:rFonts w:ascii="Times New Roman" w:hAnsi="Times New Roman" w:cs="Times New Roman"/>
+          <w:b/>
+          <w:bCs/>
+          <w:color w:val="000000" w:themeColor="text1"/>
+          <w:sz w:val="32"/>
+          <w:szCs w:val="32"/>
+        </w:rPr>
+        <w:t>7</w:t>
+      </w:r>
+      <w:bookmarkEnd w:id="47"/>
     </w:p>
     <w:p>
       <w:pPr>
@@ -12769,7 +14305,7 @@
                     </pic:cNvPicPr>
                   </pic:nvPicPr>
                   <pic:blipFill>
-                    <a:blip r:embed="rId22"/>
+                    <a:blip r:embed="rId25"/>
                     <a:stretch>
                       <a:fillRect/>
                     </a:stretch>
@@ -12862,7 +14398,17 @@
                 <w:color w:val="FFFFFF"/>
                 <w:u w:color="FFFFFF"/>
               </w:rPr>
-              <w:t>UC_6</w:t>
+              <w:t>UC_</w:t>
+            </w:r>
+            <w:r>
+              <w:rPr>
+                <w:rFonts w:ascii="Cambria" w:hAnsi="Cambria"/>
+                <w:b/>
+                <w:bCs/>
+                <w:color w:val="FFFFFF"/>
+                <w:u w:color="FFFFFF"/>
+              </w:rPr>
+              <w:t>7</w:t>
             </w:r>
           </w:p>
         </w:tc>
@@ -12890,8 +14436,8 @@
               <w:spacing w:after="61"/>
               <w:jc w:val="center"/>
             </w:pPr>
-            <w:bookmarkStart w:id="43" w:name="_Toc117977242"/>
-            <w:bookmarkStart w:id="44" w:name="_Toc118879983"/>
+            <w:bookmarkStart w:id="48" w:name="_Toc117977242"/>
+            <w:bookmarkStart w:id="49" w:name="_Toc119141038"/>
             <w:r>
               <w:rPr>
                 <w:rStyle w:val="Titolo3Carattere"/>
@@ -12900,8 +14446,8 @@
               </w:rPr>
               <w:t>Modifica prodotti nel carrello</w:t>
             </w:r>
-            <w:bookmarkEnd w:id="43"/>
-            <w:bookmarkEnd w:id="44"/>
+            <w:bookmarkEnd w:id="48"/>
+            <w:bookmarkEnd w:id="49"/>
             <w:r>
               <w:rPr>
                 <w:rFonts w:ascii="Calibri Light" w:hAnsi="Calibri Light"/>
@@ -13081,7 +14627,16 @@
                 <w:sz w:val="22"/>
                 <w:szCs w:val="22"/>
               </w:rPr>
-              <w:t>Il caso d’uso in esame può essere replicato da utenti loggati: utenti precedentemente registrati e che hanno effettuato il login.</w:t>
+              <w:t xml:space="preserve">Il caso d’uso in esame può essere replicato da utenti loggati: utenti </w:t>
+            </w:r>
+            <w:r>
+              <w:rPr>
+                <w:rFonts w:ascii="Calibri Light" w:hAnsi="Calibri Light"/>
+                <w:sz w:val="22"/>
+                <w:szCs w:val="22"/>
+              </w:rPr>
+              <w:lastRenderedPageBreak/>
+              <w:t>precedentemente registrati e che hanno effettuato il login.</w:t>
             </w:r>
           </w:p>
         </w:tc>
@@ -13121,6 +14676,7 @@
                 <w:color w:val="FFFFFF"/>
                 <w:u w:color="FFFFFF"/>
               </w:rPr>
+              <w:lastRenderedPageBreak/>
               <w:t xml:space="preserve">Entry </w:t>
             </w:r>
             <w:proofErr w:type="spellStart"/>
@@ -13295,7 +14851,7 @@
       </w:tr>
       <w:tr>
         <w:trPr>
-          <w:trHeight w:val="4609"/>
+          <w:trHeight w:val="4929"/>
         </w:trPr>
         <w:tc>
           <w:tcPr>
@@ -13332,7 +14888,6 @@
                 <w:sz w:val="22"/>
                 <w:szCs w:val="22"/>
               </w:rPr>
-              <w:lastRenderedPageBreak/>
               <w:t>L’utente seleziona un prodotto.</w:t>
             </w:r>
           </w:p>
@@ -13664,13 +15219,6 @@
               </w:rPr>
               <w:t>Il sistema rielabora il valore totale del carrello.</w:t>
             </w:r>
-          </w:p>
-          <w:p>
-            <w:pPr>
-              <w:pStyle w:val="Normale1"/>
-              <w:spacing w:after="61"/>
-              <w:jc w:val="both"/>
-            </w:pPr>
           </w:p>
         </w:tc>
       </w:tr>
@@ -13772,7 +15320,7 @@
       </w:tr>
       <w:tr>
         <w:trPr>
-          <w:trHeight w:val="570"/>
+          <w:trHeight w:val="290"/>
         </w:trPr>
         <w:tc>
           <w:tcPr>
@@ -13805,8 +15353,20 @@
                 <w:color w:val="FFFFFF"/>
                 <w:u w:color="FFFFFF"/>
               </w:rPr>
-              <w:t>Eccezione/Flusso di eventi alternativo</w:t>
-            </w:r>
+              <w:t xml:space="preserve">User </w:t>
+            </w:r>
+            <w:proofErr w:type="spellStart"/>
+            <w:r>
+              <w:rPr>
+                <w:rFonts w:ascii="Cambria" w:hAnsi="Cambria"/>
+                <w:b/>
+                <w:bCs/>
+                <w:color w:val="FFFFFF"/>
+                <w:u w:color="FFFFFF"/>
+              </w:rPr>
+              <w:t>Priority</w:t>
+            </w:r>
+            <w:proofErr w:type="spellEnd"/>
           </w:p>
         </w:tc>
         <w:tc>
@@ -13839,107 +15399,12 @@
                 <w:sz w:val="22"/>
                 <w:szCs w:val="22"/>
               </w:rPr>
-              <w:t>-</w:t>
-            </w:r>
-          </w:p>
-        </w:tc>
-      </w:tr>
-      <w:tr>
-        <w:trPr>
-          <w:trHeight w:val="290"/>
-        </w:trPr>
-        <w:tc>
-          <w:tcPr>
-            <w:tcW w:w="2441" w:type="dxa"/>
-            <w:tcBorders>
-              <w:top w:val="single" w:sz="4" w:space="0" w:color="000000"/>
-              <w:left w:val="single" w:sz="4" w:space="0" w:color="000000"/>
-              <w:bottom w:val="single" w:sz="4" w:space="0" w:color="000000"/>
-              <w:right w:val="single" w:sz="4" w:space="0" w:color="000000"/>
-            </w:tcBorders>
-            <w:shd w:val="clear" w:color="auto" w:fill="538135"/>
-            <w:tcMar>
-              <w:top w:w="80" w:type="dxa"/>
-              <w:left w:w="80" w:type="dxa"/>
-              <w:bottom w:w="80" w:type="dxa"/>
-              <w:right w:w="80" w:type="dxa"/>
-            </w:tcMar>
-          </w:tcPr>
-          <w:p>
-            <w:pPr>
-              <w:pStyle w:val="Normale1"/>
-              <w:spacing w:after="61"/>
-              <w:jc w:val="center"/>
-            </w:pPr>
-            <w:r>
-              <w:rPr>
-                <w:rFonts w:ascii="Cambria" w:hAnsi="Cambria"/>
-                <w:b/>
-                <w:bCs/>
-                <w:color w:val="FFFFFF"/>
-                <w:u w:color="FFFFFF"/>
-              </w:rPr>
-              <w:t xml:space="preserve">User </w:t>
-            </w:r>
-            <w:proofErr w:type="spellStart"/>
-            <w:r>
-              <w:rPr>
-                <w:rFonts w:ascii="Cambria" w:hAnsi="Cambria"/>
-                <w:b/>
-                <w:bCs/>
-                <w:color w:val="FFFFFF"/>
-                <w:u w:color="FFFFFF"/>
-              </w:rPr>
-              <w:t>Priority</w:t>
-            </w:r>
-            <w:proofErr w:type="spellEnd"/>
-          </w:p>
-        </w:tc>
-        <w:tc>
-          <w:tcPr>
-            <w:tcW w:w="6846" w:type="dxa"/>
-            <w:gridSpan w:val="2"/>
-            <w:tcBorders>
-              <w:top w:val="single" w:sz="4" w:space="0" w:color="000000"/>
-              <w:left w:val="single" w:sz="4" w:space="0" w:color="000000"/>
-              <w:bottom w:val="single" w:sz="4" w:space="0" w:color="000000"/>
-              <w:right w:val="single" w:sz="4" w:space="0" w:color="000000"/>
-            </w:tcBorders>
-            <w:shd w:val="clear" w:color="auto" w:fill="auto"/>
-            <w:tcMar>
-              <w:top w:w="80" w:type="dxa"/>
-              <w:left w:w="80" w:type="dxa"/>
-              <w:bottom w:w="80" w:type="dxa"/>
-              <w:right w:w="80" w:type="dxa"/>
-            </w:tcMar>
-          </w:tcPr>
-          <w:p>
-            <w:pPr>
-              <w:pStyle w:val="Normale1"/>
-              <w:spacing w:after="61"/>
-              <w:jc w:val="center"/>
-            </w:pPr>
-            <w:r>
-              <w:rPr>
-                <w:rFonts w:ascii="Calibri Light" w:hAnsi="Calibri Light"/>
-                <w:sz w:val="22"/>
-                <w:szCs w:val="22"/>
-              </w:rPr>
               <w:t>Alta</w:t>
             </w:r>
           </w:p>
         </w:tc>
       </w:tr>
     </w:tbl>
-    <w:p>
-      <w:pPr>
-        <w:pStyle w:val="Normale1"/>
-        <w:rPr>
-          <w:sz w:val="28"/>
-          <w:szCs w:val="28"/>
-        </w:rPr>
-      </w:pPr>
-    </w:p>
     <w:p>
       <w:pPr>
         <w:pStyle w:val="Normale1"/>
@@ -13970,8 +15435,8 @@
           <w:szCs w:val="32"/>
         </w:rPr>
       </w:pPr>
-      <w:bookmarkStart w:id="45" w:name="_Toc117977243"/>
-      <w:bookmarkStart w:id="46" w:name="_Toc118879984"/>
+      <w:bookmarkStart w:id="50" w:name="_Toc117977243"/>
+      <w:bookmarkStart w:id="51" w:name="_Toc119141039"/>
       <w:r>
         <w:rPr>
           <w:rFonts w:ascii="Times New Roman" w:hAnsi="Times New Roman" w:cs="Times New Roman"/>
@@ -13981,17 +15446,31 @@
           <w:sz w:val="32"/>
           <w:szCs w:val="32"/>
         </w:rPr>
-        <w:t>SD_6</w:t>
+        <w:t>SD_</w:t>
       </w:r>
-      <w:bookmarkEnd w:id="46"/>
+      <w:r>
+        <w:rPr>
+          <w:rFonts w:ascii="Times New Roman" w:hAnsi="Times New Roman" w:cs="Times New Roman"/>
+          <w:b/>
+          <w:bCs/>
+          <w:color w:val="000000" w:themeColor="text1"/>
+          <w:sz w:val="32"/>
+          <w:szCs w:val="32"/>
+        </w:rPr>
+        <w:t>7</w:t>
+      </w:r>
+      <w:bookmarkEnd w:id="51"/>
     </w:p>
     <w:p>
+      <w:pPr>
+        <w:jc w:val="center"/>
+      </w:pPr>
       <w:r>
         <w:rPr>
           <w:noProof/>
         </w:rPr>
         <w:drawing>
-          <wp:inline distT="0" distB="0" distL="0" distR="0" wp14:anchorId="4D43FE25" wp14:editId="1D0EB7CF">
+          <wp:inline distT="0" distB="0" distL="0" distR="0" wp14:anchorId="4D43FE25" wp14:editId="658ABC5E">
             <wp:extent cx="6116320" cy="1554480"/>
             <wp:effectExtent l="0" t="0" r="0" b="0"/>
             <wp:docPr id="18" name="Immagine 18"/>
@@ -14008,7 +15487,7 @@
                     </pic:cNvPicPr>
                   </pic:nvPicPr>
                   <pic:blipFill>
-                    <a:blip r:embed="rId23">
+                    <a:blip r:embed="rId26">
                       <a:extLst>
                         <a:ext uri="{28A0092B-C50C-407E-A947-70E740481C1C}">
                           <a14:useLocalDpi xmlns:a14="http://schemas.microsoft.com/office/drawing/2010/main" val="0"/>
@@ -14056,7 +15535,7 @@
           <w:szCs w:val="32"/>
         </w:rPr>
       </w:pPr>
-      <w:bookmarkStart w:id="47" w:name="_Toc118879985"/>
+      <w:bookmarkStart w:id="52" w:name="_Toc119141040"/>
       <w:r>
         <w:rPr>
           <w:rFonts w:ascii="Times New Roman" w:hAnsi="Times New Roman" w:cs="Times New Roman"/>
@@ -14067,10 +15546,33 @@
           <w:szCs w:val="32"/>
         </w:rPr>
         <w:lastRenderedPageBreak/>
-        <w:t>UC_7</w:t>
+        <w:t>UC_</w:t>
       </w:r>
-      <w:bookmarkEnd w:id="45"/>
-      <w:bookmarkEnd w:id="47"/>
+      <w:bookmarkEnd w:id="50"/>
+      <w:r>
+        <w:rPr>
+          <w:rFonts w:ascii="Times New Roman" w:hAnsi="Times New Roman" w:cs="Times New Roman"/>
+          <w:b/>
+          <w:bCs/>
+          <w:color w:val="000000" w:themeColor="text1"/>
+          <w:sz w:val="32"/>
+          <w:szCs w:val="32"/>
+        </w:rPr>
+        <w:t>8</w:t>
+      </w:r>
+      <w:bookmarkEnd w:id="52"/>
+    </w:p>
+    <w:p>
+      <w:hyperlink w:anchor="_Checkout" w:history="1">
+        <w:proofErr w:type="gramStart"/>
+        <w:r>
+          <w:rPr>
+            <w:rStyle w:val="Collegamentoipertestuale"/>
+          </w:rPr>
+          <w:t>RIF.MOCKUP.CHECKOUT</w:t>
+        </w:r>
+        <w:proofErr w:type="gramEnd"/>
+      </w:hyperlink>
     </w:p>
     <w:p>
       <w:pPr>
@@ -14102,7 +15604,7 @@
                     </pic:cNvPicPr>
                   </pic:nvPicPr>
                   <pic:blipFill>
-                    <a:blip r:embed="rId24"/>
+                    <a:blip r:embed="rId27"/>
                     <a:stretch>
                       <a:fillRect/>
                     </a:stretch>
@@ -14217,8 +15719,10 @@
                 <w:color w:val="000000" w:themeColor="text1"/>
               </w:rPr>
             </w:pPr>
-            <w:bookmarkStart w:id="48" w:name="_Toc117977244"/>
-            <w:bookmarkStart w:id="49" w:name="_Toc118879986"/>
+            <w:bookmarkStart w:id="53" w:name="_Checkout"/>
+            <w:bookmarkStart w:id="54" w:name="_Toc117977244"/>
+            <w:bookmarkStart w:id="55" w:name="_Toc119141041"/>
+            <w:bookmarkEnd w:id="53"/>
             <w:r>
               <w:rPr>
                 <w:color w:val="000000" w:themeColor="text1"/>
@@ -14226,8 +15730,8 @@
               </w:rPr>
               <w:t>Checkout</w:t>
             </w:r>
-            <w:bookmarkEnd w:id="48"/>
-            <w:bookmarkEnd w:id="49"/>
+            <w:bookmarkEnd w:id="54"/>
+            <w:bookmarkEnd w:id="55"/>
           </w:p>
         </w:tc>
       </w:tr>
@@ -15016,25 +16520,7 @@
                 <w:sz w:val="22"/>
                 <w:szCs w:val="22"/>
               </w:rPr>
-              <w:t xml:space="preserve">Carta di credito: il sistema mostra un </w:t>
-            </w:r>
-            <w:proofErr w:type="spellStart"/>
-            <w:r>
-              <w:rPr>
-                <w:rFonts w:ascii="Calibri Light" w:hAnsi="Calibri Light"/>
-                <w:sz w:val="22"/>
-                <w:szCs w:val="22"/>
-              </w:rPr>
-              <w:t>form</w:t>
-            </w:r>
-            <w:proofErr w:type="spellEnd"/>
-            <w:r>
-              <w:rPr>
-                <w:rFonts w:ascii="Calibri Light" w:hAnsi="Calibri Light"/>
-                <w:sz w:val="22"/>
-                <w:szCs w:val="22"/>
-              </w:rPr>
-              <w:t xml:space="preserve"> </w:t>
+              <w:t xml:space="preserve">Carta di credito: il sistema mostra un form </w:t>
             </w:r>
             <w:r>
               <w:rPr>
@@ -15336,81 +16822,10 @@
           <w:szCs w:val="32"/>
         </w:rPr>
       </w:pPr>
-      <w:bookmarkStart w:id="50" w:name="_Toc118879987"/>
-      <w:r>
-        <w:rPr>
-          <w:rFonts w:ascii="Times New Roman" w:hAnsi="Times New Roman" w:cs="Times New Roman"/>
-          <w:b/>
-          <w:bCs/>
-          <w:noProof/>
-          <w:color w:val="000000" w:themeColor="text1"/>
-          <w:sz w:val="32"/>
-          <w:szCs w:val="32"/>
-        </w:rPr>
-        <w:drawing>
-          <wp:anchor distT="0" distB="0" distL="114300" distR="114300" simplePos="0" relativeHeight="251661312" behindDoc="0" locked="0" layoutInCell="1" allowOverlap="1" wp14:anchorId="2052512B" wp14:editId="6447A78E">
-            <wp:simplePos x="0" y="0"/>
-            <wp:positionH relativeFrom="column">
-              <wp:posOffset>-507365</wp:posOffset>
-            </wp:positionH>
-            <wp:positionV relativeFrom="paragraph">
-              <wp:posOffset>3348355</wp:posOffset>
-            </wp:positionV>
-            <wp:extent cx="7232650" cy="1325880"/>
-            <wp:effectExtent l="0" t="0" r="0" b="0"/>
-            <wp:wrapSquare wrapText="bothSides"/>
-            <wp:docPr id="21" name="Immagine 21"/>
-            <wp:cNvGraphicFramePr>
-              <a:graphicFrameLocks xmlns:a="http://schemas.openxmlformats.org/drawingml/2006/main" noChangeAspect="1"/>
-            </wp:cNvGraphicFramePr>
-            <a:graphic xmlns:a="http://schemas.openxmlformats.org/drawingml/2006/main">
-              <a:graphicData uri="http://schemas.openxmlformats.org/drawingml/2006/picture">
-                <pic:pic xmlns:pic="http://schemas.openxmlformats.org/drawingml/2006/picture">
-                  <pic:nvPicPr>
-                    <pic:cNvPr id="0" name="Picture 2"/>
-                    <pic:cNvPicPr>
-                      <a:picLocks noChangeAspect="1" noChangeArrowheads="1"/>
-                    </pic:cNvPicPr>
-                  </pic:nvPicPr>
-                  <pic:blipFill>
-                    <a:blip r:embed="rId25" cstate="print">
-                      <a:extLst>
-                        <a:ext uri="{28A0092B-C50C-407E-A947-70E740481C1C}">
-                          <a14:useLocalDpi xmlns:a14="http://schemas.microsoft.com/office/drawing/2010/main" val="0"/>
-                        </a:ext>
-                      </a:extLst>
-                    </a:blip>
-                    <a:srcRect/>
-                    <a:stretch>
-                      <a:fillRect/>
-                    </a:stretch>
-                  </pic:blipFill>
-                  <pic:spPr bwMode="auto">
-                    <a:xfrm>
-                      <a:off x="0" y="0"/>
-                      <a:ext cx="7232650" cy="1325880"/>
-                    </a:xfrm>
-                    <a:prstGeom prst="rect">
-                      <a:avLst/>
-                    </a:prstGeom>
-                    <a:noFill/>
-                    <a:ln>
-                      <a:noFill/>
-                    </a:ln>
-                  </pic:spPr>
-                </pic:pic>
-              </a:graphicData>
-            </a:graphic>
-            <wp14:sizeRelH relativeFrom="margin">
-              <wp14:pctWidth>0</wp14:pctWidth>
-            </wp14:sizeRelH>
-            <wp14:sizeRelV relativeFrom="margin">
-              <wp14:pctHeight>0</wp14:pctHeight>
-            </wp14:sizeRelV>
-          </wp:anchor>
-        </w:drawing>
-      </w:r>
-      <w:r>
+    </w:p>
+    <w:p>
+      <w:pPr>
+        <w:pStyle w:val="Titolo2"/>
         <w:rPr>
           <w:rFonts w:ascii="Times New Roman" w:hAnsi="Times New Roman" w:cs="Times New Roman"/>
           <w:b/>
@@ -15419,8 +16834,8 @@
           <w:sz w:val="32"/>
           <w:szCs w:val="32"/>
         </w:rPr>
-        <w:t>SD</w:t>
-      </w:r>
+      </w:pPr>
+      <w:bookmarkStart w:id="56" w:name="_Toc119141042"/>
       <w:r>
         <w:rPr>
           <w:rFonts w:ascii="Times New Roman" w:hAnsi="Times New Roman" w:cs="Times New Roman"/>
@@ -15430,7 +16845,7 @@
           <w:sz w:val="32"/>
           <w:szCs w:val="32"/>
         </w:rPr>
-        <w:t>_</w:t>
+        <w:t>SD</w:t>
       </w:r>
       <w:r>
         <w:rPr>
@@ -15441,11 +16856,25 @@
           <w:sz w:val="32"/>
           <w:szCs w:val="32"/>
         </w:rPr>
-        <w:t>7</w:t>
+        <w:t>_</w:t>
       </w:r>
-      <w:bookmarkEnd w:id="50"/>
+      <w:r>
+        <w:rPr>
+          <w:rFonts w:ascii="Times New Roman" w:hAnsi="Times New Roman" w:cs="Times New Roman"/>
+          <w:b/>
+          <w:bCs/>
+          <w:color w:val="000000" w:themeColor="text1"/>
+          <w:sz w:val="32"/>
+          <w:szCs w:val="32"/>
+        </w:rPr>
+        <w:t>8</w:t>
+      </w:r>
+      <w:bookmarkEnd w:id="56"/>
     </w:p>
     <w:p>
+      <w:pPr>
+        <w:jc w:val="center"/>
+      </w:pPr>
       <w:r>
         <w:rPr>
           <w:noProof/>
@@ -15468,7 +16897,7 @@
                     </pic:cNvPicPr>
                   </pic:nvPicPr>
                   <pic:blipFill>
-                    <a:blip r:embed="rId26">
+                    <a:blip r:embed="rId28">
                       <a:extLst>
                         <a:ext uri="{28A0092B-C50C-407E-A947-70E740481C1C}">
                           <a14:useLocalDpi xmlns:a14="http://schemas.microsoft.com/office/drawing/2010/main" val="0"/>
@@ -15502,6 +16931,79 @@
     </w:p>
     <w:p>
       <w:pPr>
+        <w:jc w:val="center"/>
+      </w:pPr>
+    </w:p>
+    <w:p>
+      <w:pPr>
+        <w:jc w:val="center"/>
+      </w:pPr>
+    </w:p>
+    <w:p>
+      <w:pPr>
+        <w:jc w:val="center"/>
+      </w:pPr>
+    </w:p>
+    <w:p>
+      <w:pPr>
+        <w:jc w:val="center"/>
+      </w:pPr>
+      <w:r>
+        <w:rPr>
+          <w:noProof/>
+        </w:rPr>
+        <w:drawing>
+          <wp:inline distT="0" distB="0" distL="0" distR="0" wp14:anchorId="0811B86E" wp14:editId="6C6C63AE">
+            <wp:extent cx="6337244" cy="1163782"/>
+            <wp:effectExtent l="0" t="0" r="0" b="0"/>
+            <wp:docPr id="52" name="Immagine 52"/>
+            <wp:cNvGraphicFramePr>
+              <a:graphicFrameLocks xmlns:a="http://schemas.openxmlformats.org/drawingml/2006/main" noChangeAspect="1"/>
+            </wp:cNvGraphicFramePr>
+            <a:graphic xmlns:a="http://schemas.openxmlformats.org/drawingml/2006/main">
+              <a:graphicData uri="http://schemas.openxmlformats.org/drawingml/2006/picture">
+                <pic:pic xmlns:pic="http://schemas.openxmlformats.org/drawingml/2006/picture">
+                  <pic:nvPicPr>
+                    <pic:cNvPr id="0" name="Picture 16"/>
+                    <pic:cNvPicPr>
+                      <a:picLocks noChangeAspect="1" noChangeArrowheads="1"/>
+                    </pic:cNvPicPr>
+                  </pic:nvPicPr>
+                  <pic:blipFill>
+                    <a:blip r:embed="rId29" cstate="print">
+                      <a:extLst>
+                        <a:ext uri="{28A0092B-C50C-407E-A947-70E740481C1C}">
+                          <a14:useLocalDpi xmlns:a14="http://schemas.microsoft.com/office/drawing/2010/main" val="0"/>
+                        </a:ext>
+                      </a:extLst>
+                    </a:blip>
+                    <a:srcRect/>
+                    <a:stretch>
+                      <a:fillRect/>
+                    </a:stretch>
+                  </pic:blipFill>
+                  <pic:spPr bwMode="auto">
+                    <a:xfrm>
+                      <a:off x="0" y="0"/>
+                      <a:ext cx="6366514" cy="1169157"/>
+                    </a:xfrm>
+                    <a:prstGeom prst="rect">
+                      <a:avLst/>
+                    </a:prstGeom>
+                    <a:noFill/>
+                    <a:ln>
+                      <a:noFill/>
+                    </a:ln>
+                  </pic:spPr>
+                </pic:pic>
+              </a:graphicData>
+            </a:graphic>
+          </wp:inline>
+        </w:drawing>
+      </w:r>
+    </w:p>
+    <w:p>
+      <w:pPr>
         <w:pStyle w:val="Normale1"/>
         <w:rPr>
           <w:sz w:val="28"/>
@@ -15695,6 +17197,33 @@
     </w:p>
     <w:p>
       <w:pPr>
+        <w:pStyle w:val="Normale1"/>
+        <w:rPr>
+          <w:sz w:val="28"/>
+          <w:szCs w:val="28"/>
+        </w:rPr>
+      </w:pPr>
+    </w:p>
+    <w:p>
+      <w:pPr>
+        <w:pStyle w:val="Normale1"/>
+        <w:rPr>
+          <w:sz w:val="28"/>
+          <w:szCs w:val="28"/>
+        </w:rPr>
+      </w:pPr>
+    </w:p>
+    <w:p>
+      <w:pPr>
+        <w:pStyle w:val="Normale1"/>
+        <w:rPr>
+          <w:sz w:val="28"/>
+          <w:szCs w:val="28"/>
+        </w:rPr>
+      </w:pPr>
+    </w:p>
+    <w:p>
+      <w:pPr>
         <w:pStyle w:val="Titolo2"/>
         <w:rPr>
           <w:rFonts w:ascii="Times New Roman" w:hAnsi="Times New Roman" w:cs="Times New Roman"/>
@@ -15705,8 +17234,8 @@
           <w:szCs w:val="32"/>
         </w:rPr>
       </w:pPr>
-      <w:bookmarkStart w:id="51" w:name="_Toc117977245"/>
-      <w:bookmarkStart w:id="52" w:name="_Toc118879988"/>
+      <w:bookmarkStart w:id="57" w:name="_Toc117977245"/>
+      <w:bookmarkStart w:id="58" w:name="_Toc119141043"/>
       <w:r>
         <w:rPr>
           <w:rFonts w:ascii="Times New Roman" w:hAnsi="Times New Roman" w:cs="Times New Roman"/>
@@ -15716,14 +17245,27 @@
           <w:sz w:val="32"/>
           <w:szCs w:val="32"/>
         </w:rPr>
-        <w:t>UC_8</w:t>
+        <w:lastRenderedPageBreak/>
+        <w:t>UC_</w:t>
       </w:r>
-      <w:bookmarkEnd w:id="51"/>
-      <w:bookmarkEnd w:id="52"/>
+      <w:bookmarkEnd w:id="57"/>
+      <w:r>
+        <w:rPr>
+          <w:rFonts w:ascii="Times New Roman" w:hAnsi="Times New Roman" w:cs="Times New Roman"/>
+          <w:b/>
+          <w:bCs/>
+          <w:color w:val="000000" w:themeColor="text1"/>
+          <w:sz w:val="32"/>
+          <w:szCs w:val="32"/>
+        </w:rPr>
+        <w:t>9</w:t>
+      </w:r>
+      <w:bookmarkEnd w:id="58"/>
     </w:p>
     <w:p>
       <w:pPr>
         <w:pStyle w:val="Normale1"/>
+        <w:jc w:val="center"/>
         <w:rPr>
           <w:color w:val="111111"/>
           <w:sz w:val="28"/>
@@ -15732,25 +17274,12 @@
           <w:shd w:val="clear" w:color="auto" w:fill="808000"/>
         </w:rPr>
       </w:pPr>
-    </w:p>
-    <w:p>
-      <w:pPr>
-        <w:pStyle w:val="Normale1"/>
-        <w:jc w:val="center"/>
-        <w:rPr>
-          <w:color w:val="111111"/>
-          <w:sz w:val="28"/>
-          <w:szCs w:val="28"/>
-          <w:u w:color="111111"/>
-          <w:shd w:val="clear" w:color="auto" w:fill="808000"/>
-        </w:rPr>
-      </w:pPr>
       <w:r>
         <w:rPr>
           <w:noProof/>
         </w:rPr>
         <w:drawing>
-          <wp:inline distT="0" distB="0" distL="0" distR="0" wp14:anchorId="4BBB7356" wp14:editId="714492EA">
+          <wp:inline distT="0" distB="0" distL="0" distR="0" wp14:anchorId="4BBB7356" wp14:editId="1C7B1A38">
             <wp:extent cx="4333875" cy="990600"/>
             <wp:effectExtent l="0" t="0" r="0" b="0"/>
             <wp:docPr id="1073741835" name="officeArt object" descr="Immagine"/>
@@ -15765,7 +17294,7 @@
                     </pic:cNvPicPr>
                   </pic:nvPicPr>
                   <pic:blipFill>
-                    <a:blip r:embed="rId27"/>
+                    <a:blip r:embed="rId30"/>
                     <a:stretch>
                       <a:fillRect/>
                     </a:stretch>
@@ -15790,19 +17319,6 @@
           </wp:inline>
         </w:drawing>
       </w:r>
-    </w:p>
-    <w:p>
-      <w:pPr>
-        <w:pStyle w:val="Normale1"/>
-        <w:jc w:val="center"/>
-        <w:rPr>
-          <w:color w:val="111111"/>
-          <w:sz w:val="28"/>
-          <w:szCs w:val="28"/>
-          <w:u w:color="111111"/>
-          <w:shd w:val="clear" w:color="auto" w:fill="808000"/>
-        </w:rPr>
-      </w:pPr>
     </w:p>
     <w:tbl>
       <w:tblPr>
@@ -15862,7 +17378,17 @@
                 <w:color w:val="FFFFFF"/>
                 <w:u w:color="FFFFFF"/>
               </w:rPr>
-              <w:t>UC_8</w:t>
+              <w:t>UC_</w:t>
+            </w:r>
+            <w:r>
+              <w:rPr>
+                <w:rFonts w:ascii="Cambria" w:hAnsi="Cambria"/>
+                <w:b/>
+                <w:bCs/>
+                <w:color w:val="FFFFFF"/>
+                <w:u w:color="FFFFFF"/>
+              </w:rPr>
+              <w:t>9</w:t>
             </w:r>
           </w:p>
         </w:tc>
@@ -15894,8 +17420,8 @@
                 <w:highlight w:val="darkMagenta"/>
               </w:rPr>
             </w:pPr>
-            <w:bookmarkStart w:id="53" w:name="_Toc117977246"/>
-            <w:bookmarkStart w:id="54" w:name="_Toc118879989"/>
+            <w:bookmarkStart w:id="59" w:name="_Toc117977246"/>
+            <w:bookmarkStart w:id="60" w:name="_Toc119141044"/>
             <w:r>
               <w:rPr>
                 <w:rFonts w:ascii="Carlito" w:hAnsi="Carlito"/>
@@ -15911,8 +17437,8 @@
               </w:rPr>
               <w:t>isualizzazione storico ordine</w:t>
             </w:r>
-            <w:bookmarkEnd w:id="53"/>
-            <w:bookmarkEnd w:id="54"/>
+            <w:bookmarkEnd w:id="59"/>
+            <w:bookmarkEnd w:id="60"/>
           </w:p>
         </w:tc>
       </w:tr>
@@ -16187,7 +17713,7 @@
                           </pic:cNvPicPr>
                         </pic:nvPicPr>
                         <pic:blipFill>
-                          <a:blip r:embed="rId28"/>
+                          <a:blip r:embed="rId31"/>
                           <a:stretch>
                             <a:fillRect/>
                           </a:stretch>
@@ -16711,8 +18237,8 @@
           <w:szCs w:val="32"/>
         </w:rPr>
       </w:pPr>
-      <w:bookmarkStart w:id="55" w:name="_Toc117977247"/>
-      <w:bookmarkStart w:id="56" w:name="_Toc118879990"/>
+      <w:bookmarkStart w:id="61" w:name="_Toc117977247"/>
+      <w:bookmarkStart w:id="62" w:name="_Toc119141045"/>
       <w:r>
         <w:rPr>
           <w:rFonts w:ascii="Times New Roman" w:hAnsi="Times New Roman" w:cs="Times New Roman"/>
@@ -16722,20 +18248,34 @@
           <w:sz w:val="32"/>
           <w:szCs w:val="32"/>
         </w:rPr>
-        <w:t>SD_8</w:t>
+        <w:t>SD_</w:t>
       </w:r>
-      <w:bookmarkEnd w:id="56"/>
+      <w:r>
+        <w:rPr>
+          <w:rFonts w:ascii="Times New Roman" w:hAnsi="Times New Roman" w:cs="Times New Roman"/>
+          <w:b/>
+          <w:bCs/>
+          <w:color w:val="000000" w:themeColor="text1"/>
+          <w:sz w:val="32"/>
+          <w:szCs w:val="32"/>
+        </w:rPr>
+        <w:t>9</w:t>
+      </w:r>
+      <w:bookmarkEnd w:id="62"/>
     </w:p>
     <w:p>
+      <w:pPr>
+        <w:jc w:val="center"/>
+      </w:pPr>
       <w:r>
         <w:rPr>
           <w:noProof/>
         </w:rPr>
         <w:drawing>
-          <wp:inline distT="0" distB="0" distL="0" distR="0" wp14:anchorId="591FF64D" wp14:editId="64C74B24">
-            <wp:extent cx="6118860" cy="2758440"/>
+          <wp:inline distT="0" distB="0" distL="0" distR="0" wp14:anchorId="65DFD0CE" wp14:editId="6A0F65D0">
+            <wp:extent cx="4073237" cy="1951414"/>
             <wp:effectExtent l="0" t="0" r="0" b="0"/>
-            <wp:docPr id="22" name="Immagine 22"/>
+            <wp:docPr id="44" name="Immagine 44"/>
             <wp:cNvGraphicFramePr>
               <a:graphicFrameLocks xmlns:a="http://schemas.openxmlformats.org/drawingml/2006/main" noChangeAspect="1"/>
             </wp:cNvGraphicFramePr>
@@ -16743,13 +18283,13 @@
               <a:graphicData uri="http://schemas.openxmlformats.org/drawingml/2006/picture">
                 <pic:pic xmlns:pic="http://schemas.openxmlformats.org/drawingml/2006/picture">
                   <pic:nvPicPr>
-                    <pic:cNvPr id="0" name="Picture 3"/>
+                    <pic:cNvPr id="0" name="Picture 8"/>
                     <pic:cNvPicPr>
                       <a:picLocks noChangeAspect="1" noChangeArrowheads="1"/>
                     </pic:cNvPicPr>
                   </pic:nvPicPr>
                   <pic:blipFill>
-                    <a:blip r:embed="rId29">
+                    <a:blip r:embed="rId32">
                       <a:extLst>
                         <a:ext uri="{28A0092B-C50C-407E-A947-70E740481C1C}">
                           <a14:useLocalDpi xmlns:a14="http://schemas.microsoft.com/office/drawing/2010/main" val="0"/>
@@ -16764,7 +18304,7 @@
                   <pic:spPr bwMode="auto">
                     <a:xfrm>
                       <a:off x="0" y="0"/>
-                      <a:ext cx="6118860" cy="2758440"/>
+                      <a:ext cx="4142404" cy="1984551"/>
                     </a:xfrm>
                     <a:prstGeom prst="rect">
                       <a:avLst/>
@@ -16793,7 +18333,7 @@
           <w:szCs w:val="32"/>
         </w:rPr>
       </w:pPr>
-      <w:bookmarkStart w:id="57" w:name="_Toc118879991"/>
+      <w:bookmarkStart w:id="63" w:name="_Toc119141046"/>
       <w:r>
         <w:rPr>
           <w:rFonts w:ascii="Times New Roman" w:hAnsi="Times New Roman" w:cs="Times New Roman"/>
@@ -16804,10 +18344,21 @@
           <w:szCs w:val="32"/>
         </w:rPr>
         <w:lastRenderedPageBreak/>
-        <w:t>UC_9</w:t>
+        <w:t>UC_</w:t>
       </w:r>
-      <w:bookmarkEnd w:id="55"/>
-      <w:bookmarkEnd w:id="57"/>
+      <w:bookmarkEnd w:id="61"/>
+      <w:r>
+        <w:rPr>
+          <w:rFonts w:ascii="Times New Roman" w:hAnsi="Times New Roman" w:cs="Times New Roman"/>
+          <w:b/>
+          <w:bCs/>
+          <w:color w:val="000000" w:themeColor="text1"/>
+          <w:sz w:val="32"/>
+          <w:szCs w:val="32"/>
+        </w:rPr>
+        <w:t>10</w:t>
+      </w:r>
+      <w:bookmarkEnd w:id="63"/>
     </w:p>
     <w:p>
       <w:pPr>
@@ -16848,7 +18399,7 @@
                     </pic:cNvPicPr>
                   </pic:nvPicPr>
                   <pic:blipFill>
-                    <a:blip r:embed="rId30">
+                    <a:blip r:embed="rId33">
                       <a:extLst>
                         <a:ext uri="{28A0092B-C50C-407E-A947-70E740481C1C}">
                           <a14:useLocalDpi xmlns:a14="http://schemas.microsoft.com/office/drawing/2010/main" val="0"/>
@@ -16949,7 +18500,17 @@
                 <w:color w:val="FFFFFF"/>
                 <w:u w:color="FFFFFF"/>
               </w:rPr>
-              <w:t>UC_9</w:t>
+              <w:t>UC_</w:t>
+            </w:r>
+            <w:r>
+              <w:rPr>
+                <w:rFonts w:ascii="Cambria" w:hAnsi="Cambria"/>
+                <w:b/>
+                <w:bCs/>
+                <w:color w:val="FFFFFF"/>
+                <w:u w:color="FFFFFF"/>
+              </w:rPr>
+              <w:t>10</w:t>
             </w:r>
           </w:p>
         </w:tc>
@@ -16977,8 +18538,8 @@
               <w:spacing w:after="61"/>
               <w:jc w:val="center"/>
             </w:pPr>
-            <w:bookmarkStart w:id="58" w:name="_Toc117977248"/>
-            <w:bookmarkStart w:id="59" w:name="_Toc118879992"/>
+            <w:bookmarkStart w:id="64" w:name="_Toc117977248"/>
+            <w:bookmarkStart w:id="65" w:name="_Toc119141047"/>
             <w:r>
               <w:rPr>
                 <w:rStyle w:val="Titolo3Carattere"/>
@@ -16987,8 +18548,8 @@
               </w:rPr>
               <w:t>Controllo transazione</w:t>
             </w:r>
-            <w:bookmarkEnd w:id="58"/>
-            <w:bookmarkEnd w:id="59"/>
+            <w:bookmarkEnd w:id="64"/>
+            <w:bookmarkEnd w:id="65"/>
             <w:r>
               <w:rPr>
                 <w:rFonts w:ascii="Calibri Light" w:hAnsi="Calibri Light"/>
@@ -17070,7 +18631,23 @@
                 <w:sz w:val="22"/>
                 <w:szCs w:val="22"/>
               </w:rPr>
-              <w:t xml:space="preserve">Il sito permette all’amministratore contabile di controllare lo stato di una transazione. </w:t>
+              <w:t>Il sito permette al</w:t>
+            </w:r>
+            <w:r>
+              <w:rPr>
+                <w:rFonts w:ascii="Calibri Light" w:hAnsi="Calibri Light"/>
+                <w:sz w:val="22"/>
+                <w:szCs w:val="22"/>
+              </w:rPr>
+              <w:t xml:space="preserve"> gestore</w:t>
+            </w:r>
+            <w:r>
+              <w:rPr>
+                <w:rFonts w:ascii="Calibri Light" w:hAnsi="Calibri Light"/>
+                <w:sz w:val="22"/>
+                <w:szCs w:val="22"/>
+              </w:rPr>
+              <w:t xml:space="preserve"> contabile di controllare lo stato di una transazione. </w:t>
             </w:r>
           </w:p>
         </w:tc>
@@ -17146,7 +18723,17 @@
                 <w:sz w:val="22"/>
                 <w:szCs w:val="22"/>
               </w:rPr>
-              <w:t xml:space="preserve">Amministratore contabile </w:t>
+              <w:t>Gestore</w:t>
+            </w:r>
+            <w:r>
+              <w:rPr>
+                <w:rFonts w:ascii="Cambria" w:hAnsi="Cambria"/>
+                <w:b/>
+                <w:bCs/>
+                <w:sz w:val="22"/>
+                <w:szCs w:val="22"/>
+              </w:rPr>
+              <w:t xml:space="preserve"> contabile </w:t>
             </w:r>
           </w:p>
         </w:tc>
@@ -17232,7 +18819,15 @@
                 <w:sz w:val="22"/>
                 <w:szCs w:val="22"/>
               </w:rPr>
-              <w:t>L’amministratore naviga sulla sezione pagamenti.</w:t>
+              <w:t xml:space="preserve">Il gestore </w:t>
+            </w:r>
+            <w:r>
+              <w:rPr>
+                <w:rFonts w:ascii="Calibri Light" w:hAnsi="Calibri Light"/>
+                <w:sz w:val="22"/>
+                <w:szCs w:val="22"/>
+              </w:rPr>
+              <w:t>naviga sulla sezione pagamenti.</w:t>
             </w:r>
           </w:p>
         </w:tc>
@@ -17316,7 +18911,7 @@
                 <w:szCs w:val="22"/>
                 <w:u w:color="FFFFFF"/>
               </w:rPr>
-              <w:t>AMMINISTRATORE</w:t>
+              <w:t>GESTORE</w:t>
             </w:r>
           </w:p>
         </w:tc>
@@ -17397,7 +18992,15 @@
                 <w:sz w:val="22"/>
                 <w:szCs w:val="22"/>
               </w:rPr>
-              <w:t>L’amministratore contabile visualizza la notifica per il controllo del pagamento.</w:t>
+              <w:t xml:space="preserve">Il Gestore </w:t>
+            </w:r>
+            <w:r>
+              <w:rPr>
+                <w:rFonts w:ascii="Calibri Light" w:hAnsi="Calibri Light"/>
+                <w:sz w:val="22"/>
+                <w:szCs w:val="22"/>
+              </w:rPr>
+              <w:t>contabile visualizza la notifica per il controllo del pagamento.</w:t>
             </w:r>
           </w:p>
           <w:p>
@@ -17412,7 +19015,15 @@
                 <w:sz w:val="22"/>
                 <w:szCs w:val="22"/>
               </w:rPr>
-              <w:t xml:space="preserve">L’amministratore contabile verifica l’avvenuto accredito, per poi procedere alla messa in lavorazione dell’ordine.  </w:t>
+              <w:t xml:space="preserve">Il Gestore </w:t>
+            </w:r>
+            <w:r>
+              <w:rPr>
+                <w:rFonts w:ascii="Calibri Light" w:hAnsi="Calibri Light"/>
+                <w:sz w:val="22"/>
+                <w:szCs w:val="22"/>
+              </w:rPr>
+              <w:t xml:space="preserve">contabile verifica l’avvenuto accredito, per poi procedere alla messa in lavorazione dell’ordine.  </w:t>
             </w:r>
           </w:p>
         </w:tc>
@@ -17493,7 +19104,39 @@
                 <w:sz w:val="22"/>
                 <w:szCs w:val="22"/>
               </w:rPr>
-              <w:t>Il sistema conferma la modifica dell’amministratore e notifica il cambio di stato all’utente tramite un’apposita mail.</w:t>
+              <w:t>Il sistema conferma la</w:t>
+            </w:r>
+            <w:r>
+              <w:rPr>
+                <w:rFonts w:ascii="Calibri Light" w:hAnsi="Calibri Light"/>
+                <w:sz w:val="22"/>
+                <w:szCs w:val="22"/>
+              </w:rPr>
+              <w:t xml:space="preserve"> </w:t>
+            </w:r>
+            <w:r>
+              <w:rPr>
+                <w:rFonts w:ascii="Calibri Light" w:hAnsi="Calibri Light"/>
+                <w:sz w:val="22"/>
+                <w:szCs w:val="22"/>
+              </w:rPr>
+              <w:t>modifica del</w:t>
+            </w:r>
+            <w:r>
+              <w:rPr>
+                <w:rFonts w:ascii="Calibri Light" w:hAnsi="Calibri Light"/>
+                <w:sz w:val="22"/>
+                <w:szCs w:val="22"/>
+              </w:rPr>
+              <w:t xml:space="preserve"> gestore</w:t>
+            </w:r>
+            <w:r>
+              <w:rPr>
+                <w:rFonts w:ascii="Calibri Light" w:hAnsi="Calibri Light"/>
+                <w:sz w:val="22"/>
+                <w:szCs w:val="22"/>
+              </w:rPr>
+              <w:t xml:space="preserve"> e notifica il cambio di stato all’utente tramite un’apposita mail.</w:t>
             </w:r>
           </w:p>
         </w:tc>
@@ -17663,7 +19306,15 @@
                 <w:sz w:val="22"/>
                 <w:szCs w:val="22"/>
               </w:rPr>
-              <w:t xml:space="preserve">L’amministratore contabile quando verifica l’accredito, nel caso in cui il pagamento non sia avvenuto correttamente, imposta lo stato dell’ordine in: “Attesa pagamento”. </w:t>
+              <w:t>Il Gestore</w:t>
+            </w:r>
+            <w:r>
+              <w:rPr>
+                <w:rFonts w:ascii="Calibri Light" w:hAnsi="Calibri Light"/>
+                <w:sz w:val="22"/>
+                <w:szCs w:val="22"/>
+              </w:rPr>
+              <w:t xml:space="preserve"> contabile quando verifica l’accredito, nel caso in cui il pagamento non sia avvenuto correttamente, imposta lo stato dell’ordine in: “Attesa pagamento”. </w:t>
             </w:r>
           </w:p>
         </w:tc>
@@ -17776,7 +19427,7 @@
           <w:szCs w:val="32"/>
         </w:rPr>
       </w:pPr>
-      <w:bookmarkStart w:id="60" w:name="_Toc118879993"/>
+      <w:bookmarkStart w:id="66" w:name="_Toc119141048"/>
       <w:r>
         <w:rPr>
           <w:rFonts w:ascii="Times New Roman" w:hAnsi="Times New Roman" w:cs="Times New Roman"/>
@@ -17809,9 +19460,9 @@
           <w:sz w:val="32"/>
           <w:szCs w:val="32"/>
         </w:rPr>
-        <w:t>9</w:t>
+        <w:t>10</w:t>
       </w:r>
-      <w:bookmarkEnd w:id="60"/>
+      <w:bookmarkEnd w:id="66"/>
     </w:p>
     <w:p>
       <w:r>
@@ -17819,10 +19470,10 @@
           <w:noProof/>
         </w:rPr>
         <w:drawing>
-          <wp:inline distT="0" distB="0" distL="0" distR="0" wp14:anchorId="69DC0584" wp14:editId="19C49126">
-            <wp:extent cx="6103620" cy="1569720"/>
+          <wp:inline distT="0" distB="0" distL="0" distR="0" wp14:anchorId="76A95A2E" wp14:editId="2A927207">
+            <wp:extent cx="6109970" cy="1586230"/>
             <wp:effectExtent l="0" t="0" r="0" b="0"/>
-            <wp:docPr id="23" name="Immagine 23"/>
+            <wp:docPr id="45" name="Immagine 45"/>
             <wp:cNvGraphicFramePr>
               <a:graphicFrameLocks xmlns:a="http://schemas.openxmlformats.org/drawingml/2006/main" noChangeAspect="1"/>
             </wp:cNvGraphicFramePr>
@@ -17830,13 +19481,13 @@
               <a:graphicData uri="http://schemas.openxmlformats.org/drawingml/2006/picture">
                 <pic:pic xmlns:pic="http://schemas.openxmlformats.org/drawingml/2006/picture">
                   <pic:nvPicPr>
-                    <pic:cNvPr id="0" name="Picture 4"/>
+                    <pic:cNvPr id="0" name="Picture 9"/>
                     <pic:cNvPicPr>
                       <a:picLocks noChangeAspect="1" noChangeArrowheads="1"/>
                     </pic:cNvPicPr>
                   </pic:nvPicPr>
                   <pic:blipFill>
-                    <a:blip r:embed="rId31" cstate="print">
+                    <a:blip r:embed="rId34" cstate="print">
                       <a:extLst>
                         <a:ext uri="{28A0092B-C50C-407E-A947-70E740481C1C}">
                           <a14:useLocalDpi xmlns:a14="http://schemas.microsoft.com/office/drawing/2010/main" val="0"/>
@@ -17851,7 +19502,7 @@
                   <pic:spPr bwMode="auto">
                     <a:xfrm>
                       <a:off x="0" y="0"/>
-                      <a:ext cx="6103620" cy="1569720"/>
+                      <a:ext cx="6109970" cy="1586230"/>
                     </a:xfrm>
                     <a:prstGeom prst="rect">
                       <a:avLst/>
@@ -17889,7 +19540,7 @@
           <w:szCs w:val="32"/>
         </w:rPr>
       </w:pPr>
-      <w:bookmarkStart w:id="61" w:name="_Toc118879994"/>
+      <w:bookmarkStart w:id="67" w:name="_Toc119141049"/>
       <w:r>
         <w:rPr>
           <w:rFonts w:ascii="Times New Roman" w:hAnsi="Times New Roman" w:cs="Times New Roman"/>
@@ -17921,29 +19572,32 @@
           <w:sz w:val="32"/>
           <w:szCs w:val="32"/>
         </w:rPr>
-        <w:t>9F</w:t>
+        <w:t>10</w:t>
       </w:r>
-      <w:bookmarkEnd w:id="61"/>
+      <w:r>
+        <w:rPr>
+          <w:rFonts w:ascii="Times New Roman" w:hAnsi="Times New Roman" w:cs="Times New Roman"/>
+          <w:b/>
+          <w:bCs/>
+          <w:color w:val="000000" w:themeColor="text1"/>
+          <w:sz w:val="32"/>
+          <w:szCs w:val="32"/>
+        </w:rPr>
+        <w:t>F</w:t>
+      </w:r>
+      <w:bookmarkEnd w:id="67"/>
     </w:p>
+    <w:p/>
     <w:p>
-      <w:pPr>
-        <w:pStyle w:val="Normale1"/>
-        <w:rPr>
-          <w:sz w:val="28"/>
-          <w:szCs w:val="28"/>
-        </w:rPr>
-      </w:pPr>
       <w:r>
         <w:rPr>
           <w:noProof/>
-          <w:sz w:val="28"/>
-          <w:szCs w:val="28"/>
         </w:rPr>
         <w:drawing>
-          <wp:inline distT="0" distB="0" distL="0" distR="0" wp14:anchorId="128BF6DE" wp14:editId="4EE09F6C">
-            <wp:extent cx="6164580" cy="1699260"/>
+          <wp:inline distT="0" distB="0" distL="0" distR="0" wp14:anchorId="05BF1882" wp14:editId="0109B341">
+            <wp:extent cx="6082030" cy="1697355"/>
             <wp:effectExtent l="0" t="0" r="0" b="0"/>
-            <wp:docPr id="24" name="Immagine 24"/>
+            <wp:docPr id="46" name="Immagine 46"/>
             <wp:cNvGraphicFramePr>
               <a:graphicFrameLocks xmlns:a="http://schemas.openxmlformats.org/drawingml/2006/main" noChangeAspect="1"/>
             </wp:cNvGraphicFramePr>
@@ -17951,13 +19605,13 @@
               <a:graphicData uri="http://schemas.openxmlformats.org/drawingml/2006/picture">
                 <pic:pic xmlns:pic="http://schemas.openxmlformats.org/drawingml/2006/picture">
                   <pic:nvPicPr>
-                    <pic:cNvPr id="0" name="Picture 5"/>
+                    <pic:cNvPr id="0" name="Picture 10"/>
                     <pic:cNvPicPr>
                       <a:picLocks noChangeAspect="1" noChangeArrowheads="1"/>
                     </pic:cNvPicPr>
                   </pic:nvPicPr>
                   <pic:blipFill>
-                    <a:blip r:embed="rId32">
+                    <a:blip r:embed="rId35">
                       <a:extLst>
                         <a:ext uri="{28A0092B-C50C-407E-A947-70E740481C1C}">
                           <a14:useLocalDpi xmlns:a14="http://schemas.microsoft.com/office/drawing/2010/main" val="0"/>
@@ -17972,7 +19626,7 @@
                   <pic:spPr bwMode="auto">
                     <a:xfrm>
                       <a:off x="0" y="0"/>
-                      <a:ext cx="6164580" cy="1699260"/>
+                      <a:ext cx="6082030" cy="1697355"/>
                     </a:xfrm>
                     <a:prstGeom prst="rect">
                       <a:avLst/>
@@ -17989,33 +19643,8 @@
         </w:drawing>
       </w:r>
     </w:p>
-    <w:p>
-      <w:pPr>
-        <w:pStyle w:val="Normale1"/>
-        <w:rPr>
-          <w:sz w:val="28"/>
-          <w:szCs w:val="28"/>
-        </w:rPr>
-      </w:pPr>
-    </w:p>
-    <w:p>
-      <w:pPr>
-        <w:pStyle w:val="Normale1"/>
-        <w:rPr>
-          <w:sz w:val="28"/>
-          <w:szCs w:val="28"/>
-        </w:rPr>
-      </w:pPr>
-    </w:p>
-    <w:p>
-      <w:pPr>
-        <w:pStyle w:val="Normale1"/>
-        <w:rPr>
-          <w:sz w:val="28"/>
-          <w:szCs w:val="28"/>
-        </w:rPr>
-      </w:pPr>
-    </w:p>
+    <w:p/>
+    <w:p/>
     <w:p>
       <w:pPr>
         <w:pStyle w:val="Titolo2"/>
@@ -18028,8 +19657,8 @@
           <w:szCs w:val="32"/>
         </w:rPr>
       </w:pPr>
-      <w:bookmarkStart w:id="62" w:name="_Toc117977249"/>
-      <w:bookmarkStart w:id="63" w:name="_Toc118879995"/>
+      <w:bookmarkStart w:id="68" w:name="_Toc117977249"/>
+      <w:bookmarkStart w:id="69" w:name="_Toc119141050"/>
       <w:r>
         <w:rPr>
           <w:rFonts w:ascii="Times New Roman" w:hAnsi="Times New Roman" w:cs="Times New Roman"/>
@@ -18039,10 +19668,21 @@
           <w:sz w:val="32"/>
           <w:szCs w:val="32"/>
         </w:rPr>
-        <w:t>UC_10</w:t>
+        <w:t>UC_1</w:t>
       </w:r>
-      <w:bookmarkEnd w:id="62"/>
-      <w:bookmarkEnd w:id="63"/>
+      <w:bookmarkEnd w:id="68"/>
+      <w:r>
+        <w:rPr>
+          <w:rFonts w:ascii="Times New Roman" w:hAnsi="Times New Roman" w:cs="Times New Roman"/>
+          <w:b/>
+          <w:bCs/>
+          <w:color w:val="000000" w:themeColor="text1"/>
+          <w:sz w:val="32"/>
+          <w:szCs w:val="32"/>
+        </w:rPr>
+        <w:t>1</w:t>
+      </w:r>
+      <w:bookmarkEnd w:id="69"/>
     </w:p>
     <w:p>
       <w:pPr>
@@ -18079,7 +19719,7 @@
                     </pic:cNvPicPr>
                   </pic:nvPicPr>
                   <pic:blipFill>
-                    <a:blip r:embed="rId33">
+                    <a:blip r:embed="rId36">
                       <a:extLst>
                         <a:ext uri="{28A0092B-C50C-407E-A947-70E740481C1C}">
                           <a14:useLocalDpi xmlns:a14="http://schemas.microsoft.com/office/drawing/2010/main" val="0"/>
@@ -18178,7 +19818,17 @@
                 <w:color w:val="FFFFFF"/>
                 <w:u w:color="FFFFFF"/>
               </w:rPr>
-              <w:t>UC_10</w:t>
+              <w:t>UC_1</w:t>
+            </w:r>
+            <w:r>
+              <w:rPr>
+                <w:rFonts w:ascii="Cambria" w:hAnsi="Cambria"/>
+                <w:b/>
+                <w:bCs/>
+                <w:color w:val="FFFFFF"/>
+                <w:u w:color="FFFFFF"/>
+              </w:rPr>
+              <w:t>1</w:t>
             </w:r>
           </w:p>
         </w:tc>
@@ -18209,8 +19859,8 @@
                 <w:color w:val="000000" w:themeColor="text1"/>
               </w:rPr>
             </w:pPr>
-            <w:bookmarkStart w:id="64" w:name="_Toc117977250"/>
-            <w:bookmarkStart w:id="65" w:name="_Toc118879996"/>
+            <w:bookmarkStart w:id="70" w:name="_Toc117977250"/>
+            <w:bookmarkStart w:id="71" w:name="_Toc119141051"/>
             <w:r>
               <w:rPr>
                 <w:color w:val="000000" w:themeColor="text1"/>
@@ -18218,8 +19868,8 @@
               </w:rPr>
               <w:t>Spedizione ordine.</w:t>
             </w:r>
-            <w:bookmarkEnd w:id="64"/>
-            <w:bookmarkEnd w:id="65"/>
+            <w:bookmarkEnd w:id="70"/>
+            <w:bookmarkEnd w:id="71"/>
           </w:p>
         </w:tc>
       </w:tr>
@@ -18997,7 +20647,7 @@
           <w:szCs w:val="32"/>
         </w:rPr>
       </w:pPr>
-      <w:bookmarkStart w:id="66" w:name="_Toc118879997"/>
+      <w:bookmarkStart w:id="72" w:name="_Toc119141052"/>
       <w:r>
         <w:rPr>
           <w:rFonts w:ascii="Times New Roman" w:hAnsi="Times New Roman" w:cs="Times New Roman"/>
@@ -19029,29 +20679,31 @@
           <w:sz w:val="32"/>
           <w:szCs w:val="32"/>
         </w:rPr>
-        <w:t>10</w:t>
+        <w:t>1</w:t>
       </w:r>
-      <w:bookmarkEnd w:id="66"/>
+      <w:r>
+        <w:rPr>
+          <w:rFonts w:ascii="Times New Roman" w:hAnsi="Times New Roman" w:cs="Times New Roman"/>
+          <w:b/>
+          <w:bCs/>
+          <w:color w:val="000000" w:themeColor="text1"/>
+          <w:sz w:val="32"/>
+          <w:szCs w:val="32"/>
+        </w:rPr>
+        <w:t>1</w:t>
+      </w:r>
+      <w:bookmarkEnd w:id="72"/>
     </w:p>
     <w:p>
-      <w:pPr>
-        <w:pStyle w:val="Normale1"/>
-        <w:rPr>
-          <w:sz w:val="28"/>
-          <w:szCs w:val="28"/>
-        </w:rPr>
-      </w:pPr>
       <w:r>
         <w:rPr>
           <w:noProof/>
-          <w:sz w:val="28"/>
-          <w:szCs w:val="28"/>
         </w:rPr>
         <w:drawing>
-          <wp:inline distT="0" distB="0" distL="0" distR="0" wp14:anchorId="3E404B9A" wp14:editId="327F2458">
-            <wp:extent cx="6118860" cy="1882140"/>
+          <wp:inline distT="0" distB="0" distL="0" distR="0" wp14:anchorId="73DD69FC" wp14:editId="5E080C3A">
+            <wp:extent cx="6109970" cy="1905000"/>
             <wp:effectExtent l="0" t="0" r="0" b="0"/>
-            <wp:docPr id="25" name="Immagine 25"/>
+            <wp:docPr id="47" name="Immagine 47"/>
             <wp:cNvGraphicFramePr>
               <a:graphicFrameLocks xmlns:a="http://schemas.openxmlformats.org/drawingml/2006/main" noChangeAspect="1"/>
             </wp:cNvGraphicFramePr>
@@ -19059,13 +20711,13 @@
               <a:graphicData uri="http://schemas.openxmlformats.org/drawingml/2006/picture">
                 <pic:pic xmlns:pic="http://schemas.openxmlformats.org/drawingml/2006/picture">
                   <pic:nvPicPr>
-                    <pic:cNvPr id="0" name="Picture 6"/>
+                    <pic:cNvPr id="0" name="Picture 11"/>
                     <pic:cNvPicPr>
                       <a:picLocks noChangeAspect="1" noChangeArrowheads="1"/>
                     </pic:cNvPicPr>
                   </pic:nvPicPr>
                   <pic:blipFill>
-                    <a:blip r:embed="rId34">
+                    <a:blip r:embed="rId37">
                       <a:extLst>
                         <a:ext uri="{28A0092B-C50C-407E-A947-70E740481C1C}">
                           <a14:useLocalDpi xmlns:a14="http://schemas.microsoft.com/office/drawing/2010/main" val="0"/>
@@ -19080,7 +20732,7 @@
                   <pic:spPr bwMode="auto">
                     <a:xfrm>
                       <a:off x="0" y="0"/>
-                      <a:ext cx="6118860" cy="1882140"/>
+                      <a:ext cx="6109970" cy="1905000"/>
                     </a:xfrm>
                     <a:prstGeom prst="rect">
                       <a:avLst/>
@@ -19136,8 +20788,8 @@
           <w:szCs w:val="32"/>
         </w:rPr>
       </w:pPr>
-      <w:bookmarkStart w:id="67" w:name="_Toc117977251"/>
-      <w:bookmarkStart w:id="68" w:name="_Toc118879998"/>
+      <w:bookmarkStart w:id="73" w:name="_Toc117977251"/>
+      <w:bookmarkStart w:id="74" w:name="_Toc119141053"/>
       <w:r>
         <w:rPr>
           <w:rFonts w:ascii="Times New Roman" w:hAnsi="Times New Roman" w:cs="Times New Roman"/>
@@ -19147,10 +20799,21 @@
           <w:sz w:val="32"/>
           <w:szCs w:val="32"/>
         </w:rPr>
-        <w:t>UC_11</w:t>
+        <w:t>UC_1</w:t>
       </w:r>
-      <w:bookmarkEnd w:id="67"/>
-      <w:bookmarkEnd w:id="68"/>
+      <w:bookmarkEnd w:id="73"/>
+      <w:r>
+        <w:rPr>
+          <w:rFonts w:ascii="Times New Roman" w:hAnsi="Times New Roman" w:cs="Times New Roman"/>
+          <w:b/>
+          <w:bCs/>
+          <w:color w:val="000000" w:themeColor="text1"/>
+          <w:sz w:val="32"/>
+          <w:szCs w:val="32"/>
+        </w:rPr>
+        <w:t>2</w:t>
+      </w:r>
+      <w:bookmarkEnd w:id="74"/>
     </w:p>
     <w:p>
       <w:pPr>
@@ -19194,7 +20857,7 @@
                     </pic:cNvPicPr>
                   </pic:nvPicPr>
                   <pic:blipFill>
-                    <a:blip r:embed="rId35">
+                    <a:blip r:embed="rId38">
                       <a:extLst>
                         <a:ext uri="{28A0092B-C50C-407E-A947-70E740481C1C}">
                           <a14:useLocalDpi xmlns:a14="http://schemas.microsoft.com/office/drawing/2010/main" val="0"/>
@@ -19296,7 +20959,17 @@
                 <w:u w:color="FFFFFF"/>
               </w:rPr>
               <w:lastRenderedPageBreak/>
-              <w:t>UC_11</w:t>
+              <w:t>UC_1</w:t>
+            </w:r>
+            <w:r>
+              <w:rPr>
+                <w:rFonts w:ascii="Cambria" w:hAnsi="Cambria"/>
+                <w:b/>
+                <w:bCs/>
+                <w:color w:val="FFFFFF"/>
+                <w:u w:color="FFFFFF"/>
+              </w:rPr>
+              <w:t>2</w:t>
             </w:r>
           </w:p>
         </w:tc>
@@ -19327,8 +21000,8 @@
                 <w:color w:val="000000" w:themeColor="text1"/>
               </w:rPr>
             </w:pPr>
-            <w:bookmarkStart w:id="69" w:name="_Toc117977252"/>
-            <w:bookmarkStart w:id="70" w:name="_Toc118879999"/>
+            <w:bookmarkStart w:id="75" w:name="_Toc117977252"/>
+            <w:bookmarkStart w:id="76" w:name="_Toc119141054"/>
             <w:r>
               <w:rPr>
                 <w:color w:val="000000" w:themeColor="text1"/>
@@ -19336,8 +21009,8 @@
               </w:rPr>
               <w:t>Modifica articolo.</w:t>
             </w:r>
-            <w:bookmarkEnd w:id="69"/>
-            <w:bookmarkEnd w:id="70"/>
+            <w:bookmarkEnd w:id="75"/>
+            <w:bookmarkEnd w:id="76"/>
           </w:p>
         </w:tc>
       </w:tr>
@@ -19410,7 +21083,23 @@
                 <w:sz w:val="22"/>
                 <w:szCs w:val="22"/>
               </w:rPr>
-              <w:t>Il sito permette all’amministratore del catalogo di modificare un prodotto già esistente.</w:t>
+              <w:t xml:space="preserve">Il sito permette </w:t>
+            </w:r>
+            <w:r>
+              <w:rPr>
+                <w:rFonts w:ascii="Calibri Light" w:hAnsi="Calibri Light"/>
+                <w:sz w:val="22"/>
+                <w:szCs w:val="22"/>
+              </w:rPr>
+              <w:t xml:space="preserve">al gestore </w:t>
+            </w:r>
+            <w:r>
+              <w:rPr>
+                <w:rFonts w:ascii="Calibri Light" w:hAnsi="Calibri Light"/>
+                <w:sz w:val="22"/>
+                <w:szCs w:val="22"/>
+              </w:rPr>
+              <w:t>del catalogo di modificare un prodotto già esistente.</w:t>
             </w:r>
           </w:p>
         </w:tc>
@@ -19486,7 +21175,17 @@
                 <w:sz w:val="22"/>
                 <w:szCs w:val="22"/>
               </w:rPr>
-              <w:t>Amministratore catalogo</w:t>
+              <w:t>Gestore</w:t>
+            </w:r>
+            <w:r>
+              <w:rPr>
+                <w:rFonts w:ascii="Cambria" w:hAnsi="Cambria"/>
+                <w:b/>
+                <w:bCs/>
+                <w:sz w:val="22"/>
+                <w:szCs w:val="22"/>
+              </w:rPr>
+              <w:t xml:space="preserve"> catalogo</w:t>
             </w:r>
           </w:p>
         </w:tc>
@@ -19572,7 +21271,15 @@
                 <w:sz w:val="22"/>
                 <w:szCs w:val="22"/>
               </w:rPr>
-              <w:t>L’amministratore naviga sull’area di modifica del catalogo.</w:t>
+              <w:t xml:space="preserve">Il Gestore </w:t>
+            </w:r>
+            <w:r>
+              <w:rPr>
+                <w:rFonts w:ascii="Calibri Light" w:hAnsi="Calibri Light"/>
+                <w:sz w:val="22"/>
+                <w:szCs w:val="22"/>
+              </w:rPr>
+              <w:t>naviga sull’area di modifica del catalogo.</w:t>
             </w:r>
             <w:r>
               <w:rPr>
@@ -19709,7 +21416,7 @@
                 <w:szCs w:val="22"/>
                 <w:u w:color="FFFFFF"/>
               </w:rPr>
-              <w:t>AMMINISTRATORE</w:t>
+              <w:t>GESTORE</w:t>
             </w:r>
           </w:p>
         </w:tc>
@@ -19790,7 +21497,15 @@
                 <w:sz w:val="22"/>
                 <w:szCs w:val="22"/>
               </w:rPr>
-              <w:t>L’amministratore seleziona la funzione: “modifica articolo”.</w:t>
+              <w:t xml:space="preserve">Il Gestore </w:t>
+            </w:r>
+            <w:r>
+              <w:rPr>
+                <w:rFonts w:ascii="Calibri Light" w:hAnsi="Calibri Light"/>
+                <w:sz w:val="22"/>
+                <w:szCs w:val="22"/>
+              </w:rPr>
+              <w:t>seleziona la funzione: “modifica articolo”.</w:t>
             </w:r>
           </w:p>
           <w:p>
@@ -19834,7 +21549,15 @@
                 <w:sz w:val="22"/>
                 <w:szCs w:val="22"/>
               </w:rPr>
-              <w:t>L’amministratore ricerca l’articolo da modificare mediante il nome e il codice identificativo.</w:t>
+              <w:t xml:space="preserve">Il Gestore </w:t>
+            </w:r>
+            <w:r>
+              <w:rPr>
+                <w:rFonts w:ascii="Calibri Light" w:hAnsi="Calibri Light"/>
+                <w:sz w:val="22"/>
+                <w:szCs w:val="22"/>
+              </w:rPr>
+              <w:t>ricerca l’articolo da modificare mediante il nome e il codice identificativo.</w:t>
             </w:r>
           </w:p>
           <w:p>
@@ -19878,7 +21601,15 @@
                 <w:sz w:val="22"/>
                 <w:szCs w:val="22"/>
               </w:rPr>
-              <w:t>L’amministratore selezione e modifica uno o più</w:t>
+              <w:t xml:space="preserve">Il Gestore </w:t>
+            </w:r>
+            <w:r>
+              <w:rPr>
+                <w:rFonts w:ascii="Calibri Light" w:hAnsi="Calibri Light"/>
+                <w:sz w:val="22"/>
+                <w:szCs w:val="22"/>
+              </w:rPr>
+              <w:t>selezione e modifica uno o più</w:t>
             </w:r>
           </w:p>
           <w:p>
@@ -19921,7 +21652,15 @@
                 <w:sz w:val="22"/>
                 <w:szCs w:val="22"/>
               </w:rPr>
-              <w:t>L’amministratore conferma la modifica effettuata.</w:t>
+              <w:t xml:space="preserve">Il Gestore </w:t>
+            </w:r>
+            <w:r>
+              <w:rPr>
+                <w:rFonts w:ascii="Calibri Light" w:hAnsi="Calibri Light"/>
+                <w:sz w:val="22"/>
+                <w:szCs w:val="22"/>
+              </w:rPr>
+              <w:t>conferma la modifica effettuata.</w:t>
             </w:r>
           </w:p>
         </w:tc>
@@ -19983,25 +21722,7 @@
                 <w:sz w:val="22"/>
                 <w:szCs w:val="22"/>
               </w:rPr>
-              <w:t xml:space="preserve">Il sistema restituisce un </w:t>
-            </w:r>
-            <w:proofErr w:type="spellStart"/>
-            <w:r>
-              <w:rPr>
-                <w:rFonts w:ascii="Calibri Light" w:hAnsi="Calibri Light"/>
-                <w:sz w:val="22"/>
-                <w:szCs w:val="22"/>
-              </w:rPr>
-              <w:t>form</w:t>
-            </w:r>
-            <w:proofErr w:type="spellEnd"/>
-            <w:r>
-              <w:rPr>
-                <w:rFonts w:ascii="Calibri Light" w:hAnsi="Calibri Light"/>
-                <w:sz w:val="22"/>
-                <w:szCs w:val="22"/>
-              </w:rPr>
-              <w:t xml:space="preserve"> di ricerca dell’articolo.</w:t>
+              <w:t>Il sistema restituisce un form di ricerca dell’articolo.</w:t>
             </w:r>
           </w:p>
           <w:p>
@@ -20396,7 +22117,23 @@
                 <w:sz w:val="22"/>
                 <w:szCs w:val="22"/>
               </w:rPr>
-              <w:t>Il sistema quando controlla l’univocità dei dati, se essi non sono validi, genera una notifica di errore all’amministratore indicandogli il campo non idoneo.</w:t>
+              <w:t xml:space="preserve">Il sistema quando controlla l’univocità dei dati, se essi non sono validi, genera una notifica di errore </w:t>
+            </w:r>
+            <w:r>
+              <w:rPr>
+                <w:rFonts w:ascii="Calibri Light" w:hAnsi="Calibri Light"/>
+                <w:sz w:val="22"/>
+                <w:szCs w:val="22"/>
+              </w:rPr>
+              <w:t xml:space="preserve">al gestore </w:t>
+            </w:r>
+            <w:r>
+              <w:rPr>
+                <w:rFonts w:ascii="Calibri Light" w:hAnsi="Calibri Light"/>
+                <w:sz w:val="22"/>
+                <w:szCs w:val="22"/>
+              </w:rPr>
+              <w:t>indicandogli il campo non idoneo.</w:t>
             </w:r>
           </w:p>
         </w:tc>
@@ -20490,15 +22227,6 @@
     </w:tbl>
     <w:p>
       <w:pPr>
-        <w:pStyle w:val="Normale1"/>
-        <w:rPr>
-          <w:sz w:val="28"/>
-          <w:szCs w:val="28"/>
-        </w:rPr>
-      </w:pPr>
-    </w:p>
-    <w:p>
-      <w:pPr>
         <w:pStyle w:val="Titolo2"/>
         <w:rPr>
           <w:rFonts w:ascii="Times New Roman" w:hAnsi="Times New Roman" w:cs="Times New Roman"/>
@@ -20509,8 +22237,11 @@
           <w:szCs w:val="32"/>
         </w:rPr>
       </w:pPr>
-      <w:bookmarkStart w:id="71" w:name="_Toc118880000"/>
-      <w:r>
+    </w:p>
+    <w:p/>
+    <w:p>
+      <w:pPr>
+        <w:pStyle w:val="Titolo2"/>
         <w:rPr>
           <w:rFonts w:ascii="Times New Roman" w:hAnsi="Times New Roman" w:cs="Times New Roman"/>
           <w:b/>
@@ -20519,10 +22250,12 @@
           <w:sz w:val="32"/>
           <w:szCs w:val="32"/>
         </w:rPr>
-        <w:lastRenderedPageBreak/>
-        <w:t>SD</w:t>
-      </w:r>
-      <w:r>
+      </w:pPr>
+    </w:p>
+    <w:p/>
+    <w:p>
+      <w:pPr>
+        <w:pStyle w:val="Titolo2"/>
         <w:rPr>
           <w:rFonts w:ascii="Times New Roman" w:hAnsi="Times New Roman" w:cs="Times New Roman"/>
           <w:b/>
@@ -20531,8 +22264,8 @@
           <w:sz w:val="32"/>
           <w:szCs w:val="32"/>
         </w:rPr>
-        <w:t>_</w:t>
-      </w:r>
+      </w:pPr>
+      <w:bookmarkStart w:id="77" w:name="_Toc119141055"/>
       <w:r>
         <w:rPr>
           <w:rFonts w:ascii="Times New Roman" w:hAnsi="Times New Roman" w:cs="Times New Roman"/>
@@ -20542,9 +22275,43 @@
           <w:sz w:val="32"/>
           <w:szCs w:val="32"/>
         </w:rPr>
-        <w:t>11</w:t>
+        <w:lastRenderedPageBreak/>
+        <w:t>SD</w:t>
       </w:r>
-      <w:bookmarkEnd w:id="71"/>
+      <w:r>
+        <w:rPr>
+          <w:rFonts w:ascii="Times New Roman" w:hAnsi="Times New Roman" w:cs="Times New Roman"/>
+          <w:b/>
+          <w:bCs/>
+          <w:color w:val="000000" w:themeColor="text1"/>
+          <w:sz w:val="32"/>
+          <w:szCs w:val="32"/>
+        </w:rPr>
+        <w:t>_</w:t>
+      </w:r>
+      <w:r>
+        <w:rPr>
+          <w:rFonts w:ascii="Times New Roman" w:hAnsi="Times New Roman" w:cs="Times New Roman"/>
+          <w:b/>
+          <w:bCs/>
+          <w:color w:val="000000" w:themeColor="text1"/>
+          <w:sz w:val="32"/>
+          <w:szCs w:val="32"/>
+        </w:rPr>
+        <w:t>1</w:t>
+      </w:r>
+      <w:r>
+        <w:rPr>
+          <w:rFonts w:ascii="Times New Roman" w:hAnsi="Times New Roman" w:cs="Times New Roman"/>
+          <w:b/>
+          <w:bCs/>
+          <w:color w:val="000000" w:themeColor="text1"/>
+          <w:sz w:val="32"/>
+          <w:szCs w:val="32"/>
+        </w:rPr>
+        <w:t>2</w:t>
+      </w:r>
+      <w:bookmarkEnd w:id="77"/>
     </w:p>
     <w:p>
       <w:pPr>
@@ -20554,17 +22321,17 @@
           <w:szCs w:val="28"/>
         </w:rPr>
       </w:pPr>
+    </w:p>
+    <w:p>
       <w:r>
         <w:rPr>
           <w:noProof/>
-          <w:sz w:val="28"/>
-          <w:szCs w:val="28"/>
         </w:rPr>
         <w:drawing>
-          <wp:inline distT="0" distB="0" distL="0" distR="0" wp14:anchorId="2B490CF7" wp14:editId="576188CF">
-            <wp:extent cx="6111240" cy="1889760"/>
+          <wp:inline distT="0" distB="0" distL="0" distR="0" wp14:anchorId="306CF73F" wp14:editId="116651D0">
+            <wp:extent cx="6116955" cy="1925955"/>
             <wp:effectExtent l="0" t="0" r="0" b="0"/>
-            <wp:docPr id="26" name="Immagine 26"/>
+            <wp:docPr id="48" name="Immagine 48"/>
             <wp:cNvGraphicFramePr>
               <a:graphicFrameLocks xmlns:a="http://schemas.openxmlformats.org/drawingml/2006/main" noChangeAspect="1"/>
             </wp:cNvGraphicFramePr>
@@ -20572,13 +22339,13 @@
               <a:graphicData uri="http://schemas.openxmlformats.org/drawingml/2006/picture">
                 <pic:pic xmlns:pic="http://schemas.openxmlformats.org/drawingml/2006/picture">
                   <pic:nvPicPr>
-                    <pic:cNvPr id="0" name="Picture 7"/>
+                    <pic:cNvPr id="0" name="Picture 12"/>
                     <pic:cNvPicPr>
                       <a:picLocks noChangeAspect="1" noChangeArrowheads="1"/>
                     </pic:cNvPicPr>
                   </pic:nvPicPr>
                   <pic:blipFill>
-                    <a:blip r:embed="rId36">
+                    <a:blip r:embed="rId39">
                       <a:extLst>
                         <a:ext uri="{28A0092B-C50C-407E-A947-70E740481C1C}">
                           <a14:useLocalDpi xmlns:a14="http://schemas.microsoft.com/office/drawing/2010/main" val="0"/>
@@ -20593,7 +22360,7 @@
                   <pic:spPr bwMode="auto">
                     <a:xfrm>
                       <a:off x="0" y="0"/>
-                      <a:ext cx="6111240" cy="1889760"/>
+                      <a:ext cx="6116955" cy="1925955"/>
                     </a:xfrm>
                     <a:prstGeom prst="rect">
                       <a:avLst/>
@@ -20611,24 +22378,15 @@
       </w:r>
     </w:p>
     <w:p>
-      <w:pPr>
-        <w:pStyle w:val="Normale1"/>
-        <w:rPr>
-          <w:sz w:val="28"/>
-          <w:szCs w:val="28"/>
-        </w:rPr>
-      </w:pPr>
       <w:r>
         <w:rPr>
           <w:noProof/>
-          <w:sz w:val="28"/>
-          <w:szCs w:val="28"/>
         </w:rPr>
         <w:drawing>
-          <wp:inline distT="0" distB="0" distL="0" distR="0" wp14:anchorId="78C0282B" wp14:editId="1DED8BC4">
-            <wp:extent cx="6111240" cy="1333500"/>
+          <wp:inline distT="0" distB="0" distL="0" distR="0" wp14:anchorId="4A926C59" wp14:editId="493A382E">
+            <wp:extent cx="6109970" cy="1343660"/>
             <wp:effectExtent l="0" t="0" r="0" b="0"/>
-            <wp:docPr id="27" name="Immagine 27"/>
+            <wp:docPr id="49" name="Immagine 49"/>
             <wp:cNvGraphicFramePr>
               <a:graphicFrameLocks xmlns:a="http://schemas.openxmlformats.org/drawingml/2006/main" noChangeAspect="1"/>
             </wp:cNvGraphicFramePr>
@@ -20636,13 +22394,13 @@
               <a:graphicData uri="http://schemas.openxmlformats.org/drawingml/2006/picture">
                 <pic:pic xmlns:pic="http://schemas.openxmlformats.org/drawingml/2006/picture">
                   <pic:nvPicPr>
-                    <pic:cNvPr id="0" name="Picture 8"/>
+                    <pic:cNvPr id="0" name="Picture 13"/>
                     <pic:cNvPicPr>
                       <a:picLocks noChangeAspect="1" noChangeArrowheads="1"/>
                     </pic:cNvPicPr>
                   </pic:nvPicPr>
                   <pic:blipFill>
-                    <a:blip r:embed="rId37" cstate="print">
+                    <a:blip r:embed="rId40" cstate="print">
                       <a:extLst>
                         <a:ext uri="{28A0092B-C50C-407E-A947-70E740481C1C}">
                           <a14:useLocalDpi xmlns:a14="http://schemas.microsoft.com/office/drawing/2010/main" val="0"/>
@@ -20657,7 +22415,7 @@
                   <pic:spPr bwMode="auto">
                     <a:xfrm>
                       <a:off x="0" y="0"/>
-                      <a:ext cx="6111240" cy="1333500"/>
+                      <a:ext cx="6109970" cy="1343660"/>
                     </a:xfrm>
                     <a:prstGeom prst="rect">
                       <a:avLst/>
@@ -20685,6 +22443,15 @@
     </w:p>
     <w:p>
       <w:pPr>
+        <w:pStyle w:val="Normale1"/>
+        <w:rPr>
+          <w:sz w:val="28"/>
+          <w:szCs w:val="28"/>
+        </w:rPr>
+      </w:pPr>
+    </w:p>
+    <w:p>
+      <w:pPr>
         <w:pStyle w:val="Titolo2"/>
         <w:rPr>
           <w:rFonts w:ascii="Times New Roman" w:hAnsi="Times New Roman" w:cs="Times New Roman"/>
@@ -20695,7 +22462,7 @@
           <w:szCs w:val="32"/>
         </w:rPr>
       </w:pPr>
-      <w:bookmarkStart w:id="72" w:name="_Toc118880001"/>
+      <w:bookmarkStart w:id="78" w:name="_Toc119141056"/>
       <w:r>
         <w:rPr>
           <w:rFonts w:ascii="Times New Roman" w:hAnsi="Times New Roman" w:cs="Times New Roman"/>
@@ -20727,9 +22494,31 @@
           <w:sz w:val="32"/>
           <w:szCs w:val="32"/>
         </w:rPr>
-        <w:t>11F</w:t>
+        <w:t>1</w:t>
       </w:r>
-      <w:bookmarkEnd w:id="72"/>
+      <w:r>
+        <w:rPr>
+          <w:rFonts w:ascii="Times New Roman" w:hAnsi="Times New Roman" w:cs="Times New Roman"/>
+          <w:b/>
+          <w:bCs/>
+          <w:color w:val="000000" w:themeColor="text1"/>
+          <w:sz w:val="32"/>
+          <w:szCs w:val="32"/>
+        </w:rPr>
+        <w:t>2</w:t>
+      </w:r>
+      <w:r>
+        <w:rPr>
+          <w:rFonts w:ascii="Times New Roman" w:hAnsi="Times New Roman" w:cs="Times New Roman"/>
+          <w:b/>
+          <w:bCs/>
+          <w:color w:val="000000" w:themeColor="text1"/>
+          <w:sz w:val="32"/>
+          <w:szCs w:val="32"/>
+        </w:rPr>
+        <w:t>F</w:t>
+      </w:r>
+      <w:bookmarkEnd w:id="78"/>
     </w:p>
     <w:p>
       <w:r>
@@ -20737,10 +22526,10 @@
           <w:noProof/>
         </w:rPr>
         <w:drawing>
-          <wp:inline distT="0" distB="0" distL="0" distR="0" wp14:anchorId="0AAF6778" wp14:editId="520B7AA0">
-            <wp:extent cx="6111240" cy="1508760"/>
+          <wp:inline distT="0" distB="0" distL="0" distR="0" wp14:anchorId="184A8F94" wp14:editId="7F340367">
+            <wp:extent cx="6116955" cy="1530985"/>
             <wp:effectExtent l="0" t="0" r="0" b="0"/>
-            <wp:docPr id="29" name="Immagine 29"/>
+            <wp:docPr id="50" name="Immagine 50"/>
             <wp:cNvGraphicFramePr>
               <a:graphicFrameLocks xmlns:a="http://schemas.openxmlformats.org/drawingml/2006/main" noChangeAspect="1"/>
             </wp:cNvGraphicFramePr>
@@ -20748,13 +22537,13 @@
               <a:graphicData uri="http://schemas.openxmlformats.org/drawingml/2006/picture">
                 <pic:pic xmlns:pic="http://schemas.openxmlformats.org/drawingml/2006/picture">
                   <pic:nvPicPr>
-                    <pic:cNvPr id="0" name="Picture 10"/>
+                    <pic:cNvPr id="0" name="Picture 14"/>
                     <pic:cNvPicPr>
                       <a:picLocks noChangeAspect="1" noChangeArrowheads="1"/>
                     </pic:cNvPicPr>
                   </pic:nvPicPr>
                   <pic:blipFill>
-                    <a:blip r:embed="rId38" cstate="print">
+                    <a:blip r:embed="rId41" cstate="print">
                       <a:extLst>
                         <a:ext uri="{28A0092B-C50C-407E-A947-70E740481C1C}">
                           <a14:useLocalDpi xmlns:a14="http://schemas.microsoft.com/office/drawing/2010/main" val="0"/>
@@ -20769,7 +22558,7 @@
                   <pic:spPr bwMode="auto">
                     <a:xfrm>
                       <a:off x="0" y="0"/>
-                      <a:ext cx="6111240" cy="1508760"/>
+                      <a:ext cx="6116955" cy="1530985"/>
                     </a:xfrm>
                     <a:prstGeom prst="rect">
                       <a:avLst/>
@@ -20807,8 +22596,8 @@
           <w:szCs w:val="32"/>
         </w:rPr>
       </w:pPr>
-      <w:bookmarkStart w:id="73" w:name="_Toc117977253"/>
-      <w:bookmarkStart w:id="74" w:name="_Toc118880002"/>
+      <w:bookmarkStart w:id="79" w:name="_Toc117977253"/>
+      <w:bookmarkStart w:id="80" w:name="_Toc119141057"/>
       <w:r>
         <w:rPr>
           <w:rFonts w:ascii="Times New Roman" w:hAnsi="Times New Roman" w:cs="Times New Roman"/>
@@ -20818,11 +22607,23 @@
           <w:sz w:val="32"/>
           <w:szCs w:val="32"/>
         </w:rPr>
-        <w:t>UC_12</w:t>
+        <w:t>UC_1</w:t>
       </w:r>
-      <w:bookmarkEnd w:id="73"/>
-      <w:bookmarkEnd w:id="74"/>
+      <w:bookmarkEnd w:id="79"/>
+      <w:r>
+        <w:rPr>
+          <w:rFonts w:ascii="Times New Roman" w:hAnsi="Times New Roman" w:cs="Times New Roman"/>
+          <w:b/>
+          <w:bCs/>
+          <w:color w:val="000000" w:themeColor="text1"/>
+          <w:sz w:val="32"/>
+          <w:szCs w:val="32"/>
+        </w:rPr>
+        <w:t>3</w:t>
+      </w:r>
+      <w:bookmarkEnd w:id="80"/>
     </w:p>
+    <w:p/>
     <w:p>
       <w:pPr>
         <w:pStyle w:val="Normale1"/>
@@ -20865,7 +22666,7 @@
                     </pic:cNvPicPr>
                   </pic:nvPicPr>
                   <pic:blipFill>
-                    <a:blip r:embed="rId39">
+                    <a:blip r:embed="rId42">
                       <a:extLst>
                         <a:ext uri="{28A0092B-C50C-407E-A947-70E740481C1C}">
                           <a14:useLocalDpi xmlns:a14="http://schemas.microsoft.com/office/drawing/2010/main" val="0"/>
@@ -20966,7 +22767,18 @@
                 <w:color w:val="FFFFFF"/>
                 <w:u w:color="FFFFFF"/>
               </w:rPr>
-              <w:t>UC_12</w:t>
+              <w:lastRenderedPageBreak/>
+              <w:t>UC_1</w:t>
+            </w:r>
+            <w:r>
+              <w:rPr>
+                <w:rFonts w:ascii="Cambria" w:hAnsi="Cambria"/>
+                <w:b/>
+                <w:bCs/>
+                <w:color w:val="FFFFFF"/>
+                <w:u w:color="FFFFFF"/>
+              </w:rPr>
+              <w:t>3</w:t>
             </w:r>
           </w:p>
         </w:tc>
@@ -20997,8 +22809,8 @@
                 <w:color w:val="000000" w:themeColor="text1"/>
               </w:rPr>
             </w:pPr>
-            <w:bookmarkStart w:id="75" w:name="_Toc117977254"/>
-            <w:bookmarkStart w:id="76" w:name="_Toc118880003"/>
+            <w:bookmarkStart w:id="81" w:name="_Toc117977254"/>
+            <w:bookmarkStart w:id="82" w:name="_Toc119141058"/>
             <w:r>
               <w:rPr>
                 <w:color w:val="000000" w:themeColor="text1"/>
@@ -21006,8 +22818,8 @@
               </w:rPr>
               <w:t>Aggiungi articolo.</w:t>
             </w:r>
-            <w:bookmarkEnd w:id="75"/>
-            <w:bookmarkEnd w:id="76"/>
+            <w:bookmarkEnd w:id="81"/>
+            <w:bookmarkEnd w:id="82"/>
           </w:p>
         </w:tc>
       </w:tr>
@@ -21046,7 +22858,6 @@
                 <w:color w:val="FFFFFF"/>
                 <w:u w:color="FFFFFF"/>
               </w:rPr>
-              <w:lastRenderedPageBreak/>
               <w:t>Descrizione</w:t>
             </w:r>
           </w:p>
@@ -21081,7 +22892,23 @@
                 <w:sz w:val="22"/>
                 <w:szCs w:val="22"/>
               </w:rPr>
-              <w:t>Il sito permette all’amministratore del catalogo di aggiungere un articolo.</w:t>
+              <w:t xml:space="preserve">Il sito permette </w:t>
+            </w:r>
+            <w:r>
+              <w:rPr>
+                <w:rFonts w:ascii="Calibri Light" w:hAnsi="Calibri Light"/>
+                <w:sz w:val="22"/>
+                <w:szCs w:val="22"/>
+              </w:rPr>
+              <w:t xml:space="preserve">al gestore </w:t>
+            </w:r>
+            <w:r>
+              <w:rPr>
+                <w:rFonts w:ascii="Calibri Light" w:hAnsi="Calibri Light"/>
+                <w:sz w:val="22"/>
+                <w:szCs w:val="22"/>
+              </w:rPr>
+              <w:t>del catalogo di aggiungere un articolo.</w:t>
             </w:r>
           </w:p>
         </w:tc>
@@ -21157,7 +22984,17 @@
                 <w:sz w:val="22"/>
                 <w:szCs w:val="22"/>
               </w:rPr>
-              <w:t>Amministratore catalogo</w:t>
+              <w:t>Gestore</w:t>
+            </w:r>
+            <w:r>
+              <w:rPr>
+                <w:rFonts w:ascii="Cambria" w:hAnsi="Cambria"/>
+                <w:b/>
+                <w:bCs/>
+                <w:sz w:val="22"/>
+                <w:szCs w:val="22"/>
+              </w:rPr>
+              <w:t xml:space="preserve"> catalogo</w:t>
             </w:r>
           </w:p>
         </w:tc>
@@ -21243,7 +23080,15 @@
                 <w:sz w:val="22"/>
                 <w:szCs w:val="22"/>
               </w:rPr>
-              <w:t>L’amministratore naviga sull’area di modifica del catalogo.</w:t>
+              <w:t>Il Gestore</w:t>
+            </w:r>
+            <w:r>
+              <w:rPr>
+                <w:rFonts w:ascii="Calibri Light" w:hAnsi="Calibri Light"/>
+                <w:sz w:val="22"/>
+                <w:szCs w:val="22"/>
+              </w:rPr>
+              <w:t xml:space="preserve"> naviga sull’area di modifica del catalogo.</w:t>
             </w:r>
             <w:r>
               <w:rPr>
@@ -21380,7 +23225,7 @@
                 <w:szCs w:val="22"/>
                 <w:u w:color="FFFFFF"/>
               </w:rPr>
-              <w:t>AMMINISTRATORE</w:t>
+              <w:t>GESTORE</w:t>
             </w:r>
           </w:p>
         </w:tc>
@@ -21461,7 +23306,23 @@
                 <w:sz w:val="22"/>
                 <w:szCs w:val="22"/>
               </w:rPr>
-              <w:t xml:space="preserve"> L’amministratore seleziona la funzione: “aggiungi articolo”.</w:t>
+              <w:t xml:space="preserve"> </w:t>
+            </w:r>
+            <w:r>
+              <w:rPr>
+                <w:rFonts w:ascii="Calibri Light" w:hAnsi="Calibri Light"/>
+                <w:sz w:val="22"/>
+                <w:szCs w:val="22"/>
+              </w:rPr>
+              <w:t>Il Gestore</w:t>
+            </w:r>
+            <w:r>
+              <w:rPr>
+                <w:rFonts w:ascii="Calibri Light" w:hAnsi="Calibri Light"/>
+                <w:sz w:val="22"/>
+                <w:szCs w:val="22"/>
+              </w:rPr>
+              <w:t xml:space="preserve"> seleziona la funzione: “aggiungi articolo”.</w:t>
             </w:r>
           </w:p>
           <w:p>
@@ -21517,7 +23378,15 @@
                 <w:sz w:val="22"/>
                 <w:szCs w:val="22"/>
               </w:rPr>
-              <w:t>L’amministratore compila i campi inserendo le informazioni relative al nuovo articolo.</w:t>
+              <w:t>Il Gestore</w:t>
+            </w:r>
+            <w:r>
+              <w:rPr>
+                <w:rFonts w:ascii="Calibri Light" w:hAnsi="Calibri Light"/>
+                <w:sz w:val="22"/>
+                <w:szCs w:val="22"/>
+              </w:rPr>
+              <w:t xml:space="preserve"> compila i campi inserendo le informazioni relative al nuovo articolo.</w:t>
             </w:r>
           </w:p>
           <w:p>
@@ -21537,7 +23406,15 @@
                 <w:sz w:val="22"/>
                 <w:szCs w:val="22"/>
               </w:rPr>
-              <w:t>L’amministratore conferma l’inserimento dell’articolo.</w:t>
+              <w:t xml:space="preserve">Il Gestore </w:t>
+            </w:r>
+            <w:r>
+              <w:rPr>
+                <w:rFonts w:ascii="Calibri Light" w:hAnsi="Calibri Light"/>
+                <w:sz w:val="22"/>
+                <w:szCs w:val="22"/>
+              </w:rPr>
+              <w:t>conferma l’inserimento dell’articolo.</w:t>
             </w:r>
           </w:p>
           <w:p>
@@ -21678,25 +23555,7 @@
                 <w:sz w:val="22"/>
                 <w:szCs w:val="22"/>
               </w:rPr>
-              <w:t xml:space="preserve">Il sistema restituisce un </w:t>
-            </w:r>
-            <w:proofErr w:type="spellStart"/>
-            <w:r>
-              <w:rPr>
-                <w:rFonts w:ascii="Calibri Light" w:hAnsi="Calibri Light"/>
-                <w:sz w:val="22"/>
-                <w:szCs w:val="22"/>
-              </w:rPr>
-              <w:t>form</w:t>
-            </w:r>
-            <w:proofErr w:type="spellEnd"/>
-            <w:r>
-              <w:rPr>
-                <w:rFonts w:ascii="Calibri Light" w:hAnsi="Calibri Light"/>
-                <w:sz w:val="22"/>
-                <w:szCs w:val="22"/>
-              </w:rPr>
-              <w:t xml:space="preserve"> con i campi da compilare (codice, nome, descrizione, immagine e prezzo).</w:t>
+              <w:t>Il sistema restituisce un form con i campi da compilare (codice, nome, descrizione, immagine e prezzo).</w:t>
             </w:r>
           </w:p>
           <w:p>
@@ -21989,7 +23848,23 @@
                 <w:sz w:val="22"/>
                 <w:szCs w:val="22"/>
               </w:rPr>
-              <w:t>Il sistema inserisce nel database l’articolo aggiunto dall’amministratore.</w:t>
+              <w:t>Il sistema inserisce nel database l’articolo aggiunto</w:t>
+            </w:r>
+            <w:r>
+              <w:rPr>
+                <w:rFonts w:ascii="Calibri Light" w:hAnsi="Calibri Light"/>
+                <w:sz w:val="22"/>
+                <w:szCs w:val="22"/>
+              </w:rPr>
+              <w:t xml:space="preserve"> dal Gestore</w:t>
+            </w:r>
+            <w:r>
+              <w:rPr>
+                <w:rFonts w:ascii="Calibri Light" w:hAnsi="Calibri Light"/>
+                <w:sz w:val="22"/>
+                <w:szCs w:val="22"/>
+              </w:rPr>
+              <w:t>.</w:t>
             </w:r>
           </w:p>
         </w:tc>
@@ -22063,7 +23938,23 @@
                 <w:sz w:val="22"/>
                 <w:szCs w:val="22"/>
               </w:rPr>
-              <w:t>Il sistema quando controlla l’univocità dei dati, se essi non sono validi, genera una notifica di errore all’amministratore indicandogli il campo non idoneo.</w:t>
+              <w:t xml:space="preserve">Il sistema quando controlla l’univocità dei dati, se essi non sono validi, genera una notifica di errore </w:t>
+            </w:r>
+            <w:r>
+              <w:rPr>
+                <w:rFonts w:ascii="Calibri Light" w:hAnsi="Calibri Light"/>
+                <w:sz w:val="22"/>
+                <w:szCs w:val="22"/>
+              </w:rPr>
+              <w:t xml:space="preserve">al gestore </w:t>
+            </w:r>
+            <w:r>
+              <w:rPr>
+                <w:rFonts w:ascii="Calibri Light" w:hAnsi="Calibri Light"/>
+                <w:sz w:val="22"/>
+                <w:szCs w:val="22"/>
+              </w:rPr>
+              <w:t>indicandogli il campo non idoneo.</w:t>
             </w:r>
           </w:p>
         </w:tc>
@@ -22167,8 +24058,13 @@
           <w:szCs w:val="32"/>
         </w:rPr>
       </w:pPr>
-      <w:bookmarkStart w:id="77" w:name="_Toc118880004"/>
-      <w:r>
+    </w:p>
+    <w:p/>
+    <w:p/>
+    <w:p/>
+    <w:p>
+      <w:pPr>
+        <w:pStyle w:val="Titolo2"/>
         <w:rPr>
           <w:rFonts w:ascii="Times New Roman" w:hAnsi="Times New Roman" w:cs="Times New Roman"/>
           <w:b/>
@@ -22177,9 +24073,46 @@
           <w:sz w:val="32"/>
           <w:szCs w:val="32"/>
         </w:rPr>
-        <w:t>SD_12</w:t>
+      </w:pPr>
+    </w:p>
+    <w:p/>
+    <w:p>
+      <w:pPr>
+        <w:pStyle w:val="Titolo2"/>
+        <w:rPr>
+          <w:rFonts w:ascii="Times New Roman" w:hAnsi="Times New Roman" w:cs="Times New Roman"/>
+          <w:b/>
+          <w:bCs/>
+          <w:color w:val="auto"/>
+          <w:sz w:val="32"/>
+          <w:szCs w:val="32"/>
+        </w:rPr>
+      </w:pPr>
+      <w:bookmarkStart w:id="83" w:name="_Toc119141059"/>
+      <w:r>
+        <w:rPr>
+          <w:rFonts w:ascii="Times New Roman" w:hAnsi="Times New Roman" w:cs="Times New Roman"/>
+          <w:b/>
+          <w:bCs/>
+          <w:color w:val="auto"/>
+          <w:sz w:val="32"/>
+          <w:szCs w:val="32"/>
+        </w:rPr>
+        <w:lastRenderedPageBreak/>
+        <w:t>SD_1</w:t>
       </w:r>
-      <w:bookmarkEnd w:id="77"/>
+      <w:r>
+        <w:rPr>
+          <w:rFonts w:ascii="Times New Roman" w:hAnsi="Times New Roman" w:cs="Times New Roman"/>
+          <w:b/>
+          <w:bCs/>
+          <w:color w:val="auto"/>
+          <w:sz w:val="32"/>
+          <w:szCs w:val="32"/>
+        </w:rPr>
+        <w:t>3</w:t>
+      </w:r>
+      <w:bookmarkEnd w:id="83"/>
     </w:p>
     <w:p>
       <w:pPr>
@@ -22190,15 +24123,21 @@
           <w:szCs w:val="32"/>
         </w:rPr>
       </w:pPr>
+    </w:p>
+    <w:p>
       <w:r>
         <w:rPr>
+          <w:b/>
+          <w:bCs/>
           <w:noProof/>
+          <w:sz w:val="32"/>
+          <w:szCs w:val="32"/>
         </w:rPr>
         <w:drawing>
-          <wp:inline distT="0" distB="0" distL="0" distR="0" wp14:anchorId="7FF29E54" wp14:editId="19B0FF6B">
-            <wp:extent cx="6116320" cy="1783080"/>
+          <wp:inline distT="0" distB="0" distL="0" distR="0" wp14:anchorId="637DFB11" wp14:editId="314AF22A">
+            <wp:extent cx="6118860" cy="1813560"/>
             <wp:effectExtent l="0" t="0" r="0" b="0"/>
-            <wp:docPr id="19" name="Immagine 19"/>
+            <wp:docPr id="39" name="Immagine 39"/>
             <wp:cNvGraphicFramePr>
               <a:graphicFrameLocks xmlns:a="http://schemas.openxmlformats.org/drawingml/2006/main" noChangeAspect="1"/>
             </wp:cNvGraphicFramePr>
@@ -22206,278 +24145,7 @@
               <a:graphicData uri="http://schemas.openxmlformats.org/drawingml/2006/picture">
                 <pic:pic xmlns:pic="http://schemas.openxmlformats.org/drawingml/2006/picture">
                   <pic:nvPicPr>
-                    <pic:cNvPr id="0" name="Picture 10"/>
-                    <pic:cNvPicPr>
-                      <a:picLocks noChangeAspect="1" noChangeArrowheads="1"/>
-                    </pic:cNvPicPr>
-                  </pic:nvPicPr>
-                  <pic:blipFill>
-                    <a:blip r:embed="rId40">
-                      <a:extLst>
-                        <a:ext uri="{28A0092B-C50C-407E-A947-70E740481C1C}">
-                          <a14:useLocalDpi xmlns:a14="http://schemas.microsoft.com/office/drawing/2010/main" val="0"/>
-                        </a:ext>
-                      </a:extLst>
-                    </a:blip>
-                    <a:srcRect/>
-                    <a:stretch>
-                      <a:fillRect/>
-                    </a:stretch>
-                  </pic:blipFill>
-                  <pic:spPr bwMode="auto">
-                    <a:xfrm>
-                      <a:off x="0" y="0"/>
-                      <a:ext cx="6116320" cy="1783080"/>
-                    </a:xfrm>
-                    <a:prstGeom prst="rect">
-                      <a:avLst/>
-                    </a:prstGeom>
-                    <a:noFill/>
-                    <a:ln>
-                      <a:noFill/>
-                    </a:ln>
-                  </pic:spPr>
-                </pic:pic>
-              </a:graphicData>
-            </a:graphic>
-          </wp:inline>
-        </w:drawing>
-      </w:r>
-    </w:p>
-    <w:p>
-      <w:r>
-        <w:rPr>
-          <w:b/>
-          <w:bCs/>
-          <w:noProof/>
-          <w:sz w:val="32"/>
-          <w:szCs w:val="32"/>
-        </w:rPr>
-        <w:lastRenderedPageBreak/>
-        <w:drawing>
-          <wp:inline distT="0" distB="0" distL="0" distR="0" wp14:anchorId="7B48005A" wp14:editId="0762CDC3">
-            <wp:extent cx="6035040" cy="1265990"/>
-            <wp:effectExtent l="0" t="0" r="0" b="0"/>
-            <wp:docPr id="11" name="Immagine 11"/>
-            <wp:cNvGraphicFramePr>
-              <a:graphicFrameLocks xmlns:a="http://schemas.openxmlformats.org/drawingml/2006/main" noChangeAspect="1"/>
-            </wp:cNvGraphicFramePr>
-            <a:graphic xmlns:a="http://schemas.openxmlformats.org/drawingml/2006/main">
-              <a:graphicData uri="http://schemas.openxmlformats.org/drawingml/2006/picture">
-                <pic:pic xmlns:pic="http://schemas.openxmlformats.org/drawingml/2006/picture">
-                  <pic:nvPicPr>
-                    <pic:cNvPr id="0" name="Picture 1"/>
-                    <pic:cNvPicPr>
-                      <a:picLocks noChangeAspect="1" noChangeArrowheads="1"/>
-                    </pic:cNvPicPr>
-                  </pic:nvPicPr>
-                  <pic:blipFill>
-                    <a:blip r:embed="rId41" cstate="print">
-                      <a:extLst>
-                        <a:ext uri="{28A0092B-C50C-407E-A947-70E740481C1C}">
-                          <a14:useLocalDpi xmlns:a14="http://schemas.microsoft.com/office/drawing/2010/main" val="0"/>
-                        </a:ext>
-                      </a:extLst>
-                    </a:blip>
-                    <a:srcRect/>
-                    <a:stretch>
-                      <a:fillRect/>
-                    </a:stretch>
-                  </pic:blipFill>
-                  <pic:spPr bwMode="auto">
-                    <a:xfrm>
-                      <a:off x="0" y="0"/>
-                      <a:ext cx="6118421" cy="1283481"/>
-                    </a:xfrm>
-                    <a:prstGeom prst="rect">
-                      <a:avLst/>
-                    </a:prstGeom>
-                    <a:noFill/>
-                    <a:ln>
-                      <a:noFill/>
-                    </a:ln>
-                  </pic:spPr>
-                </pic:pic>
-              </a:graphicData>
-            </a:graphic>
-          </wp:inline>
-        </w:drawing>
-      </w:r>
-    </w:p>
-    <w:p>
-      <w:pPr>
-        <w:pStyle w:val="Titolo2"/>
-        <w:rPr>
-          <w:rFonts w:ascii="Times New Roman" w:hAnsi="Times New Roman" w:cs="Times New Roman"/>
-          <w:b/>
-          <w:bCs/>
-          <w:color w:val="000000" w:themeColor="text1"/>
-          <w:sz w:val="32"/>
-          <w:szCs w:val="32"/>
-        </w:rPr>
-      </w:pPr>
-      <w:bookmarkStart w:id="78" w:name="_Toc118880005"/>
-      <w:r>
-        <w:rPr>
-          <w:rFonts w:ascii="Times New Roman" w:hAnsi="Times New Roman" w:cs="Times New Roman"/>
-          <w:b/>
-          <w:bCs/>
-          <w:color w:val="000000" w:themeColor="text1"/>
-          <w:sz w:val="32"/>
-          <w:szCs w:val="32"/>
-        </w:rPr>
-        <w:t>SD</w:t>
-      </w:r>
-      <w:r>
-        <w:rPr>
-          <w:rFonts w:ascii="Times New Roman" w:hAnsi="Times New Roman" w:cs="Times New Roman"/>
-          <w:b/>
-          <w:bCs/>
-          <w:color w:val="000000" w:themeColor="text1"/>
-          <w:sz w:val="32"/>
-          <w:szCs w:val="32"/>
-        </w:rPr>
-        <w:t>_</w:t>
-      </w:r>
-      <w:r>
-        <w:rPr>
-          <w:rFonts w:ascii="Times New Roman" w:hAnsi="Times New Roman" w:cs="Times New Roman"/>
-          <w:b/>
-          <w:bCs/>
-          <w:color w:val="000000" w:themeColor="text1"/>
-          <w:sz w:val="32"/>
-          <w:szCs w:val="32"/>
-        </w:rPr>
-        <w:t>12F</w:t>
-      </w:r>
-      <w:bookmarkEnd w:id="78"/>
-    </w:p>
-    <w:p>
-      <w:r>
-        <w:rPr>
-          <w:noProof/>
-        </w:rPr>
-        <w:drawing>
-          <wp:inline distT="0" distB="0" distL="0" distR="0" wp14:anchorId="28D320AC" wp14:editId="03FE8998">
-            <wp:extent cx="6111240" cy="1440180"/>
-            <wp:effectExtent l="0" t="0" r="0" b="0"/>
-            <wp:docPr id="30" name="Immagine 30"/>
-            <wp:cNvGraphicFramePr>
-              <a:graphicFrameLocks xmlns:a="http://schemas.openxmlformats.org/drawingml/2006/main" noChangeAspect="1"/>
-            </wp:cNvGraphicFramePr>
-            <a:graphic xmlns:a="http://schemas.openxmlformats.org/drawingml/2006/main">
-              <a:graphicData uri="http://schemas.openxmlformats.org/drawingml/2006/picture">
-                <pic:pic xmlns:pic="http://schemas.openxmlformats.org/drawingml/2006/picture">
-                  <pic:nvPicPr>
-                    <pic:cNvPr id="0" name="Picture 11"/>
-                    <pic:cNvPicPr>
-                      <a:picLocks noChangeAspect="1" noChangeArrowheads="1"/>
-                    </pic:cNvPicPr>
-                  </pic:nvPicPr>
-                  <pic:blipFill>
-                    <a:blip r:embed="rId42" cstate="print">
-                      <a:extLst>
-                        <a:ext uri="{28A0092B-C50C-407E-A947-70E740481C1C}">
-                          <a14:useLocalDpi xmlns:a14="http://schemas.microsoft.com/office/drawing/2010/main" val="0"/>
-                        </a:ext>
-                      </a:extLst>
-                    </a:blip>
-                    <a:srcRect/>
-                    <a:stretch>
-                      <a:fillRect/>
-                    </a:stretch>
-                  </pic:blipFill>
-                  <pic:spPr bwMode="auto">
-                    <a:xfrm>
-                      <a:off x="0" y="0"/>
-                      <a:ext cx="6111240" cy="1440180"/>
-                    </a:xfrm>
-                    <a:prstGeom prst="rect">
-                      <a:avLst/>
-                    </a:prstGeom>
-                    <a:noFill/>
-                    <a:ln>
-                      <a:noFill/>
-                    </a:ln>
-                  </pic:spPr>
-                </pic:pic>
-              </a:graphicData>
-            </a:graphic>
-          </wp:inline>
-        </w:drawing>
-      </w:r>
-    </w:p>
-    <w:p>
-      <w:pPr>
-        <w:pStyle w:val="Titolo1"/>
-        <w:rPr>
-          <w:rFonts w:ascii="Times New Roman" w:hAnsi="Times New Roman" w:cs="Times New Roman"/>
-          <w:b/>
-          <w:bCs/>
-          <w:color w:val="auto"/>
-        </w:rPr>
-      </w:pPr>
-    </w:p>
-    <w:p>
-      <w:pPr>
-        <w:pStyle w:val="Titolo1"/>
-        <w:rPr>
-          <w:rFonts w:ascii="Times New Roman" w:hAnsi="Times New Roman" w:cs="Times New Roman"/>
-          <w:b/>
-          <w:bCs/>
-          <w:color w:val="auto"/>
-        </w:rPr>
-      </w:pPr>
-      <w:bookmarkStart w:id="79" w:name="_Hlk118879245"/>
-      <w:bookmarkStart w:id="80" w:name="_Toc118880006"/>
-      <w:r>
-        <w:rPr>
-          <w:rFonts w:ascii="Times New Roman" w:hAnsi="Times New Roman" w:cs="Times New Roman"/>
-          <w:b/>
-          <w:bCs/>
-          <w:color w:val="auto"/>
-        </w:rPr>
-        <w:t xml:space="preserve">Class </w:t>
-      </w:r>
-      <w:proofErr w:type="spellStart"/>
-      <w:r>
-        <w:rPr>
-          <w:rFonts w:ascii="Times New Roman" w:hAnsi="Times New Roman" w:cs="Times New Roman"/>
-          <w:b/>
-          <w:bCs/>
-          <w:color w:val="auto"/>
-        </w:rPr>
-        <w:t>Diagram</w:t>
-      </w:r>
-      <w:bookmarkEnd w:id="80"/>
-      <w:proofErr w:type="spellEnd"/>
-    </w:p>
-    <w:bookmarkEnd w:id="79"/>
-    <w:p/>
-    <w:p>
-      <w:pPr>
-        <w:rPr>
-          <w:u w:val="single"/>
-        </w:rPr>
-      </w:pPr>
-      <w:r>
-        <w:rPr>
-          <w:noProof/>
-          <w:u w:val="single"/>
-        </w:rPr>
-        <w:drawing>
-          <wp:inline distT="0" distB="0" distL="0" distR="0" wp14:anchorId="107E31B3" wp14:editId="69C38176">
-            <wp:extent cx="6113780" cy="3881755"/>
-            <wp:effectExtent l="0" t="0" r="0" b="0"/>
-            <wp:docPr id="31" name="Immagine 31"/>
-            <wp:cNvGraphicFramePr>
-              <a:graphicFrameLocks xmlns:a="http://schemas.openxmlformats.org/drawingml/2006/main" noChangeAspect="1"/>
-            </wp:cNvGraphicFramePr>
-            <a:graphic xmlns:a="http://schemas.openxmlformats.org/drawingml/2006/main">
-              <a:graphicData uri="http://schemas.openxmlformats.org/drawingml/2006/picture">
-                <pic:pic xmlns:pic="http://schemas.openxmlformats.org/drawingml/2006/picture">
-                  <pic:nvPicPr>
-                    <pic:cNvPr id="0" name="Picture 2"/>
+                    <pic:cNvPr id="0" name="Picture 6"/>
                     <pic:cNvPicPr>
                       <a:picLocks noChangeAspect="1" noChangeArrowheads="1"/>
                     </pic:cNvPicPr>
@@ -22498,7 +24166,7 @@
                   <pic:spPr bwMode="auto">
                     <a:xfrm>
                       <a:off x="0" y="0"/>
-                      <a:ext cx="6113780" cy="3881755"/>
+                      <a:ext cx="6118860" cy="1813560"/>
                     </a:xfrm>
                     <a:prstGeom prst="rect">
                       <a:avLst/>
@@ -22516,92 +24184,15 @@
       </w:r>
     </w:p>
     <w:p>
-      <w:pPr>
-        <w:rPr>
-          <w:u w:val="single"/>
-        </w:rPr>
-      </w:pPr>
-    </w:p>
-    <w:p>
-      <w:pPr>
-        <w:pStyle w:val="Titolo1"/>
-        <w:rPr>
-          <w:rFonts w:ascii="Times New Roman" w:hAnsi="Times New Roman" w:cs="Times New Roman"/>
-          <w:b/>
-          <w:bCs/>
-          <w:color w:val="auto"/>
-        </w:rPr>
-      </w:pPr>
-    </w:p>
-    <w:p/>
-    <w:p>
-      <w:pPr>
-        <w:pStyle w:val="Titolo1"/>
-        <w:rPr>
-          <w:rFonts w:ascii="Times New Roman" w:hAnsi="Times New Roman" w:cs="Times New Roman"/>
-          <w:b/>
-          <w:bCs/>
-          <w:color w:val="auto"/>
-        </w:rPr>
-      </w:pPr>
-      <w:bookmarkStart w:id="81" w:name="_Toc118880007"/>
-      <w:proofErr w:type="spellStart"/>
       <w:r>
         <w:rPr>
-          <w:rFonts w:ascii="Times New Roman" w:hAnsi="Times New Roman" w:cs="Times New Roman"/>
-          <w:b/>
-          <w:bCs/>
-          <w:color w:val="auto"/>
-        </w:rPr>
-        <w:lastRenderedPageBreak/>
-        <w:t>Mockup</w:t>
-      </w:r>
-      <w:bookmarkEnd w:id="81"/>
-      <w:proofErr w:type="spellEnd"/>
-    </w:p>
-    <w:p>
-      <w:pPr>
-        <w:jc w:val="center"/>
-        <w:rPr>
-          <w:b/>
-          <w:bCs/>
-          <w:sz w:val="28"/>
-          <w:szCs w:val="28"/>
-        </w:rPr>
-      </w:pPr>
-      <w:r>
-        <w:rPr>
-          <w:b/>
-          <w:bCs/>
-          <w:sz w:val="28"/>
-          <w:szCs w:val="28"/>
-        </w:rPr>
-        <w:t>Login</w:t>
-      </w:r>
-    </w:p>
-    <w:p>
-      <w:pPr>
-        <w:jc w:val="center"/>
-        <w:rPr>
-          <w:b/>
-          <w:bCs/>
-          <w:sz w:val="28"/>
-          <w:szCs w:val="28"/>
-        </w:rPr>
-      </w:pPr>
-      <w:r>
-        <w:rPr>
-          <w:b/>
-          <w:bCs/>
           <w:noProof/>
-          <w:sz w:val="28"/>
-          <w:szCs w:val="28"/>
         </w:rPr>
         <w:drawing>
-          <wp:inline distT="0" distB="0" distL="0" distR="0" wp14:anchorId="0F33229D" wp14:editId="71246361">
-            <wp:extent cx="5446509" cy="3870960"/>
-            <wp:effectExtent l="76200" t="76200" r="116205" b="110490"/>
-            <wp:docPr id="28" name="Immagine 28"/>
+          <wp:inline distT="0" distB="0" distL="0" distR="0" wp14:anchorId="51262888" wp14:editId="024ED3AD">
+            <wp:extent cx="6103620" cy="891540"/>
+            <wp:effectExtent l="0" t="0" r="0" b="0"/>
+            <wp:docPr id="43" name="Immagine 43"/>
             <wp:cNvGraphicFramePr>
               <a:graphicFrameLocks xmlns:a="http://schemas.openxmlformats.org/drawingml/2006/main" noChangeAspect="1"/>
             </wp:cNvGraphicFramePr>
@@ -22609,7 +24200,7 @@
               <a:graphicData uri="http://schemas.openxmlformats.org/drawingml/2006/picture">
                 <pic:pic xmlns:pic="http://schemas.openxmlformats.org/drawingml/2006/picture">
                   <pic:nvPicPr>
-                    <pic:cNvPr id="0" name="Picture 1"/>
+                    <pic:cNvPr id="0" name="Picture 7"/>
                     <pic:cNvPicPr>
                       <a:picLocks noChangeAspect="1" noChangeArrowheads="1"/>
                     </pic:cNvPicPr>
@@ -22630,7 +24221,477 @@
                   <pic:spPr bwMode="auto">
                     <a:xfrm>
                       <a:off x="0" y="0"/>
-                      <a:ext cx="5453063" cy="3875618"/>
+                      <a:ext cx="6103620" cy="891540"/>
+                    </a:xfrm>
+                    <a:prstGeom prst="rect">
+                      <a:avLst/>
+                    </a:prstGeom>
+                    <a:noFill/>
+                    <a:ln>
+                      <a:noFill/>
+                    </a:ln>
+                  </pic:spPr>
+                </pic:pic>
+              </a:graphicData>
+            </a:graphic>
+          </wp:inline>
+        </w:drawing>
+      </w:r>
+    </w:p>
+    <w:p>
+      <w:pPr>
+        <w:pStyle w:val="Titolo2"/>
+        <w:rPr>
+          <w:rFonts w:ascii="Times New Roman" w:hAnsi="Times New Roman" w:cs="Times New Roman"/>
+          <w:b/>
+          <w:bCs/>
+          <w:color w:val="000000" w:themeColor="text1"/>
+          <w:sz w:val="32"/>
+          <w:szCs w:val="32"/>
+        </w:rPr>
+      </w:pPr>
+      <w:bookmarkStart w:id="84" w:name="_Toc119141060"/>
+      <w:r>
+        <w:rPr>
+          <w:rFonts w:ascii="Times New Roman" w:hAnsi="Times New Roman" w:cs="Times New Roman"/>
+          <w:b/>
+          <w:bCs/>
+          <w:color w:val="000000" w:themeColor="text1"/>
+          <w:sz w:val="32"/>
+          <w:szCs w:val="32"/>
+        </w:rPr>
+        <w:t>SD</w:t>
+      </w:r>
+      <w:r>
+        <w:rPr>
+          <w:rFonts w:ascii="Times New Roman" w:hAnsi="Times New Roman" w:cs="Times New Roman"/>
+          <w:b/>
+          <w:bCs/>
+          <w:color w:val="000000" w:themeColor="text1"/>
+          <w:sz w:val="32"/>
+          <w:szCs w:val="32"/>
+        </w:rPr>
+        <w:t>_</w:t>
+      </w:r>
+      <w:r>
+        <w:rPr>
+          <w:rFonts w:ascii="Times New Roman" w:hAnsi="Times New Roman" w:cs="Times New Roman"/>
+          <w:b/>
+          <w:bCs/>
+          <w:color w:val="000000" w:themeColor="text1"/>
+          <w:sz w:val="32"/>
+          <w:szCs w:val="32"/>
+        </w:rPr>
+        <w:t>1</w:t>
+      </w:r>
+      <w:r>
+        <w:rPr>
+          <w:rFonts w:ascii="Times New Roman" w:hAnsi="Times New Roman" w:cs="Times New Roman"/>
+          <w:b/>
+          <w:bCs/>
+          <w:color w:val="000000" w:themeColor="text1"/>
+          <w:sz w:val="32"/>
+          <w:szCs w:val="32"/>
+        </w:rPr>
+        <w:t>3</w:t>
+      </w:r>
+      <w:r>
+        <w:rPr>
+          <w:rFonts w:ascii="Times New Roman" w:hAnsi="Times New Roman" w:cs="Times New Roman"/>
+          <w:b/>
+          <w:bCs/>
+          <w:color w:val="000000" w:themeColor="text1"/>
+          <w:sz w:val="32"/>
+          <w:szCs w:val="32"/>
+        </w:rPr>
+        <w:t>F</w:t>
+      </w:r>
+      <w:bookmarkEnd w:id="84"/>
+    </w:p>
+    <w:p>
+      <w:r>
+        <w:rPr>
+          <w:noProof/>
+        </w:rPr>
+        <w:drawing>
+          <wp:inline distT="0" distB="0" distL="0" distR="0" wp14:anchorId="3441FD4B" wp14:editId="382CC0E5">
+            <wp:extent cx="6102985" cy="1447800"/>
+            <wp:effectExtent l="0" t="0" r="0" b="0"/>
+            <wp:docPr id="51" name="Immagine 51"/>
+            <wp:cNvGraphicFramePr>
+              <a:graphicFrameLocks xmlns:a="http://schemas.openxmlformats.org/drawingml/2006/main" noChangeAspect="1"/>
+            </wp:cNvGraphicFramePr>
+            <a:graphic xmlns:a="http://schemas.openxmlformats.org/drawingml/2006/main">
+              <a:graphicData uri="http://schemas.openxmlformats.org/drawingml/2006/picture">
+                <pic:pic xmlns:pic="http://schemas.openxmlformats.org/drawingml/2006/picture">
+                  <pic:nvPicPr>
+                    <pic:cNvPr id="0" name="Picture 15"/>
+                    <pic:cNvPicPr>
+                      <a:picLocks noChangeAspect="1" noChangeArrowheads="1"/>
+                    </pic:cNvPicPr>
+                  </pic:nvPicPr>
+                  <pic:blipFill>
+                    <a:blip r:embed="rId45" cstate="print">
+                      <a:extLst>
+                        <a:ext uri="{28A0092B-C50C-407E-A947-70E740481C1C}">
+                          <a14:useLocalDpi xmlns:a14="http://schemas.microsoft.com/office/drawing/2010/main" val="0"/>
+                        </a:ext>
+                      </a:extLst>
+                    </a:blip>
+                    <a:srcRect/>
+                    <a:stretch>
+                      <a:fillRect/>
+                    </a:stretch>
+                  </pic:blipFill>
+                  <pic:spPr bwMode="auto">
+                    <a:xfrm>
+                      <a:off x="0" y="0"/>
+                      <a:ext cx="6102985" cy="1447800"/>
+                    </a:xfrm>
+                    <a:prstGeom prst="rect">
+                      <a:avLst/>
+                    </a:prstGeom>
+                    <a:noFill/>
+                    <a:ln>
+                      <a:noFill/>
+                    </a:ln>
+                  </pic:spPr>
+                </pic:pic>
+              </a:graphicData>
+            </a:graphic>
+          </wp:inline>
+        </w:drawing>
+      </w:r>
+    </w:p>
+    <w:p>
+      <w:pPr>
+        <w:pStyle w:val="Titolo1"/>
+        <w:rPr>
+          <w:rFonts w:ascii="Times New Roman" w:hAnsi="Times New Roman" w:cs="Times New Roman"/>
+          <w:b/>
+          <w:bCs/>
+          <w:color w:val="auto"/>
+        </w:rPr>
+      </w:pPr>
+      <w:bookmarkStart w:id="85" w:name="_Hlk118879245"/>
+      <w:bookmarkStart w:id="86" w:name="_Toc119141061"/>
+      <w:r>
+        <w:rPr>
+          <w:rFonts w:ascii="Times New Roman" w:hAnsi="Times New Roman" w:cs="Times New Roman"/>
+          <w:b/>
+          <w:bCs/>
+          <w:color w:val="auto"/>
+        </w:rPr>
+        <w:t xml:space="preserve">Class </w:t>
+      </w:r>
+      <w:proofErr w:type="spellStart"/>
+      <w:r>
+        <w:rPr>
+          <w:rFonts w:ascii="Times New Roman" w:hAnsi="Times New Roman" w:cs="Times New Roman"/>
+          <w:b/>
+          <w:bCs/>
+          <w:color w:val="auto"/>
+        </w:rPr>
+        <w:t>Diagram</w:t>
+      </w:r>
+      <w:bookmarkEnd w:id="85"/>
+      <w:bookmarkEnd w:id="86"/>
+      <w:proofErr w:type="spellEnd"/>
+    </w:p>
+    <w:p>
+      <w:pPr>
+        <w:jc w:val="center"/>
+        <w:rPr>
+          <w:u w:val="single"/>
+        </w:rPr>
+      </w:pPr>
+      <w:r>
+        <w:rPr>
+          <w:noProof/>
+          <w:u w:val="single"/>
+        </w:rPr>
+        <w:drawing>
+          <wp:inline distT="0" distB="0" distL="0" distR="0" wp14:anchorId="16878CEE" wp14:editId="03557001">
+            <wp:extent cx="6516854" cy="3461043"/>
+            <wp:effectExtent l="0" t="0" r="0" b="0"/>
+            <wp:docPr id="55" name="Immagine 55"/>
+            <wp:cNvGraphicFramePr>
+              <a:graphicFrameLocks xmlns:a="http://schemas.openxmlformats.org/drawingml/2006/main" noChangeAspect="1"/>
+            </wp:cNvGraphicFramePr>
+            <a:graphic xmlns:a="http://schemas.openxmlformats.org/drawingml/2006/main">
+              <a:graphicData uri="http://schemas.openxmlformats.org/drawingml/2006/picture">
+                <pic:pic xmlns:pic="http://schemas.openxmlformats.org/drawingml/2006/picture">
+                  <pic:nvPicPr>
+                    <pic:cNvPr id="0" name="Picture 19"/>
+                    <pic:cNvPicPr>
+                      <a:picLocks noChangeAspect="1" noChangeArrowheads="1"/>
+                    </pic:cNvPicPr>
+                  </pic:nvPicPr>
+                  <pic:blipFill>
+                    <a:blip r:embed="rId46">
+                      <a:extLst>
+                        <a:ext uri="{28A0092B-C50C-407E-A947-70E740481C1C}">
+                          <a14:useLocalDpi xmlns:a14="http://schemas.microsoft.com/office/drawing/2010/main" val="0"/>
+                        </a:ext>
+                      </a:extLst>
+                    </a:blip>
+                    <a:srcRect/>
+                    <a:stretch>
+                      <a:fillRect/>
+                    </a:stretch>
+                  </pic:blipFill>
+                  <pic:spPr bwMode="auto">
+                    <a:xfrm>
+                      <a:off x="0" y="0"/>
+                      <a:ext cx="6665931" cy="3540217"/>
+                    </a:xfrm>
+                    <a:prstGeom prst="rect">
+                      <a:avLst/>
+                    </a:prstGeom>
+                    <a:noFill/>
+                    <a:ln>
+                      <a:noFill/>
+                    </a:ln>
+                  </pic:spPr>
+                </pic:pic>
+              </a:graphicData>
+            </a:graphic>
+          </wp:inline>
+        </w:drawing>
+      </w:r>
+    </w:p>
+    <w:p>
+      <w:pPr>
+        <w:jc w:val="center"/>
+        <w:rPr>
+          <w:sz w:val="28"/>
+          <w:szCs w:val="28"/>
+        </w:rPr>
+      </w:pPr>
+      <w:r>
+        <w:rPr>
+          <w:sz w:val="28"/>
+          <w:szCs w:val="28"/>
+        </w:rPr>
+        <w:t>N.B. Info_fatturazione e</w:t>
+      </w:r>
+      <w:r>
+        <w:rPr>
+          <w:sz w:val="28"/>
+          <w:szCs w:val="28"/>
+        </w:rPr>
+        <w:t xml:space="preserve"> compone non sono ridondanze poiché possono variare.</w:t>
+      </w:r>
+    </w:p>
+    <w:p>
+      <w:pPr>
+        <w:pStyle w:val="Titolo1"/>
+        <w:rPr>
+          <w:rFonts w:ascii="Times New Roman" w:hAnsi="Times New Roman" w:cs="Times New Roman"/>
+          <w:b/>
+          <w:bCs/>
+          <w:color w:val="auto"/>
+          <w:lang w:val="en-GB"/>
+        </w:rPr>
+      </w:pPr>
+      <w:bookmarkStart w:id="87" w:name="_Toc118883386"/>
+      <w:bookmarkStart w:id="88" w:name="_Toc119141062"/>
+      <w:proofErr w:type="spellStart"/>
+      <w:r>
+        <w:rPr>
+          <w:rFonts w:ascii="Times New Roman" w:hAnsi="Times New Roman" w:cs="Times New Roman"/>
+          <w:b/>
+          <w:bCs/>
+          <w:color w:val="auto"/>
+          <w:lang w:val="en-GB"/>
+        </w:rPr>
+        <w:lastRenderedPageBreak/>
+        <w:t>Statechart</w:t>
+      </w:r>
+      <w:proofErr w:type="spellEnd"/>
+      <w:r>
+        <w:rPr>
+          <w:rFonts w:ascii="Times New Roman" w:hAnsi="Times New Roman" w:cs="Times New Roman"/>
+          <w:b/>
+          <w:bCs/>
+          <w:color w:val="auto"/>
+          <w:lang w:val="en-GB"/>
+        </w:rPr>
+        <w:t xml:space="preserve"> Diagram</w:t>
+      </w:r>
+      <w:bookmarkEnd w:id="87"/>
+      <w:bookmarkEnd w:id="88"/>
+    </w:p>
+    <w:p>
+      <w:pPr>
+        <w:rPr>
+          <w:lang w:val="en-GB"/>
+        </w:rPr>
+      </w:pPr>
+    </w:p>
+    <w:p>
+      <w:r>
+        <w:rPr>
+          <w:noProof/>
+        </w:rPr>
+        <w:drawing>
+          <wp:inline distT="0" distB="0" distL="0" distR="0" wp14:anchorId="70D7D9AF" wp14:editId="2921A807">
+            <wp:extent cx="6116955" cy="1766570"/>
+            <wp:effectExtent l="0" t="0" r="0" b="0"/>
+            <wp:docPr id="56" name="Immagine 56"/>
+            <wp:cNvGraphicFramePr>
+              <a:graphicFrameLocks xmlns:a="http://schemas.openxmlformats.org/drawingml/2006/main" noChangeAspect="1"/>
+            </wp:cNvGraphicFramePr>
+            <a:graphic xmlns:a="http://schemas.openxmlformats.org/drawingml/2006/main">
+              <a:graphicData uri="http://schemas.openxmlformats.org/drawingml/2006/picture">
+                <pic:pic xmlns:pic="http://schemas.openxmlformats.org/drawingml/2006/picture">
+                  <pic:nvPicPr>
+                    <pic:cNvPr id="0" name="Picture 20"/>
+                    <pic:cNvPicPr>
+                      <a:picLocks noChangeAspect="1" noChangeArrowheads="1"/>
+                    </pic:cNvPicPr>
+                  </pic:nvPicPr>
+                  <pic:blipFill>
+                    <a:blip r:embed="rId47">
+                      <a:extLst>
+                        <a:ext uri="{28A0092B-C50C-407E-A947-70E740481C1C}">
+                          <a14:useLocalDpi xmlns:a14="http://schemas.microsoft.com/office/drawing/2010/main" val="0"/>
+                        </a:ext>
+                      </a:extLst>
+                    </a:blip>
+                    <a:srcRect/>
+                    <a:stretch>
+                      <a:fillRect/>
+                    </a:stretch>
+                  </pic:blipFill>
+                  <pic:spPr bwMode="auto">
+                    <a:xfrm>
+                      <a:off x="0" y="0"/>
+                      <a:ext cx="6116955" cy="1766570"/>
+                    </a:xfrm>
+                    <a:prstGeom prst="rect">
+                      <a:avLst/>
+                    </a:prstGeom>
+                    <a:noFill/>
+                    <a:ln>
+                      <a:noFill/>
+                    </a:ln>
+                  </pic:spPr>
+                </pic:pic>
+              </a:graphicData>
+            </a:graphic>
+          </wp:inline>
+        </w:drawing>
+      </w:r>
+    </w:p>
+    <w:p/>
+    <w:p>
+      <w:pPr>
+        <w:pStyle w:val="Titolo1"/>
+        <w:rPr>
+          <w:rFonts w:ascii="Times New Roman" w:hAnsi="Times New Roman" w:cs="Times New Roman"/>
+          <w:b/>
+          <w:bCs/>
+          <w:color w:val="auto"/>
+        </w:rPr>
+      </w:pPr>
+      <w:bookmarkStart w:id="89" w:name="_Mockup"/>
+      <w:bookmarkStart w:id="90" w:name="_Toc119055278"/>
+      <w:bookmarkStart w:id="91" w:name="_Toc119141063"/>
+      <w:bookmarkEnd w:id="89"/>
+      <w:proofErr w:type="spellStart"/>
+      <w:r>
+        <w:rPr>
+          <w:rFonts w:ascii="Times New Roman" w:hAnsi="Times New Roman" w:cs="Times New Roman"/>
+          <w:b/>
+          <w:bCs/>
+          <w:color w:val="auto"/>
+        </w:rPr>
+        <w:t>Mockup</w:t>
+      </w:r>
+      <w:bookmarkEnd w:id="90"/>
+      <w:bookmarkEnd w:id="91"/>
+      <w:proofErr w:type="spellEnd"/>
+    </w:p>
+    <w:p/>
+    <w:p>
+      <w:pPr>
+        <w:pStyle w:val="Titolo1"/>
+        <w:ind w:left="3540" w:firstLine="708"/>
+        <w:rPr>
+          <w:rFonts w:ascii="Times New Roman" w:hAnsi="Times New Roman" w:cs="Times New Roman"/>
+          <w:b/>
+          <w:bCs/>
+          <w:color w:val="auto"/>
+        </w:rPr>
+      </w:pPr>
+      <w:bookmarkStart w:id="92" w:name="_Mockup-Login"/>
+      <w:bookmarkStart w:id="93" w:name="_Toc119055279"/>
+      <w:bookmarkStart w:id="94" w:name="_Toc119139801"/>
+      <w:bookmarkStart w:id="95" w:name="_Toc119141064"/>
+      <w:bookmarkEnd w:id="92"/>
+      <w:r>
+        <w:rPr>
+          <w:rFonts w:ascii="Times New Roman" w:hAnsi="Times New Roman" w:cs="Times New Roman"/>
+          <w:b/>
+          <w:bCs/>
+          <w:color w:val="auto"/>
+        </w:rPr>
+        <w:t>Login</w:t>
+      </w:r>
+      <w:bookmarkEnd w:id="93"/>
+      <w:bookmarkEnd w:id="94"/>
+      <w:bookmarkEnd w:id="95"/>
+    </w:p>
+    <w:p>
+      <w:pPr>
+        <w:jc w:val="center"/>
+        <w:rPr>
+          <w:b/>
+          <w:bCs/>
+          <w:sz w:val="28"/>
+          <w:szCs w:val="28"/>
+        </w:rPr>
+      </w:pPr>
+      <w:r>
+        <w:rPr>
+          <w:b/>
+          <w:bCs/>
+          <w:noProof/>
+          <w:sz w:val="28"/>
+          <w:szCs w:val="28"/>
+        </w:rPr>
+        <w:drawing>
+          <wp:inline distT="0" distB="0" distL="0" distR="0" wp14:anchorId="472179DB" wp14:editId="330F943C">
+            <wp:extent cx="6120130" cy="4352290"/>
+            <wp:effectExtent l="76200" t="76200" r="109220" b="105410"/>
+            <wp:docPr id="37" name="Immagine 37"/>
+            <wp:cNvGraphicFramePr>
+              <a:graphicFrameLocks xmlns:a="http://schemas.openxmlformats.org/drawingml/2006/main" noChangeAspect="1"/>
+            </wp:cNvGraphicFramePr>
+            <a:graphic xmlns:a="http://schemas.openxmlformats.org/drawingml/2006/main">
+              <a:graphicData uri="http://schemas.openxmlformats.org/drawingml/2006/picture">
+                <pic:pic xmlns:pic="http://schemas.openxmlformats.org/drawingml/2006/picture">
+                  <pic:nvPicPr>
+                    <pic:cNvPr id="37" name="Immagine 37"/>
+                    <pic:cNvPicPr/>
+                  </pic:nvPicPr>
+                  <pic:blipFill>
+                    <a:blip r:embed="rId48">
+                      <a:extLst>
+                        <a:ext uri="{28A0092B-C50C-407E-A947-70E740481C1C}">
+                          <a14:useLocalDpi xmlns:a14="http://schemas.microsoft.com/office/drawing/2010/main" val="0"/>
+                        </a:ext>
+                      </a:extLst>
+                    </a:blip>
+                    <a:stretch>
+                      <a:fillRect/>
+                    </a:stretch>
+                  </pic:blipFill>
+                  <pic:spPr>
+                    <a:xfrm>
+                      <a:off x="0" y="0"/>
+                      <a:ext cx="6120130" cy="4352290"/>
                     </a:xfrm>
                     <a:prstGeom prst="rect">
                       <a:avLst/>
@@ -22669,23 +24730,31 @@
     </w:p>
     <w:p>
       <w:pPr>
-        <w:jc w:val="center"/>
-        <w:rPr>
+        <w:pStyle w:val="Titolo1"/>
+        <w:ind w:left="3540" w:firstLine="708"/>
+        <w:rPr>
+          <w:rFonts w:ascii="Times New Roman" w:hAnsi="Times New Roman" w:cs="Times New Roman"/>
           <w:b/>
           <w:bCs/>
-          <w:sz w:val="28"/>
-          <w:szCs w:val="28"/>
-        </w:rPr>
-      </w:pPr>
+          <w:color w:val="auto"/>
+        </w:rPr>
+      </w:pPr>
+      <w:bookmarkStart w:id="96" w:name="_Toc119055280"/>
+      <w:bookmarkStart w:id="97" w:name="_Toc119139802"/>
+      <w:bookmarkStart w:id="98" w:name="_Toc119141065"/>
       <w:r>
         <w:rPr>
+          <w:rFonts w:ascii="Times New Roman" w:hAnsi="Times New Roman" w:cs="Times New Roman"/>
           <w:b/>
           <w:bCs/>
-          <w:sz w:val="28"/>
-          <w:szCs w:val="28"/>
-        </w:rPr>
+          <w:color w:val="auto"/>
+        </w:rPr>
+        <w:lastRenderedPageBreak/>
         <w:t>Home</w:t>
       </w:r>
+      <w:bookmarkEnd w:id="96"/>
+      <w:bookmarkEnd w:id="97"/>
+      <w:bookmarkEnd w:id="98"/>
     </w:p>
     <w:p>
       <w:pPr>
@@ -22723,7 +24792,7 @@
                     </pic:cNvPicPr>
                   </pic:nvPicPr>
                   <pic:blipFill>
-                    <a:blip r:embed="rId45" cstate="print">
+                    <a:blip r:embed="rId49" cstate="print">
                       <a:extLst>
                         <a:ext uri="{28A0092B-C50C-407E-A947-70E740481C1C}">
                           <a14:useLocalDpi xmlns:a14="http://schemas.microsoft.com/office/drawing/2010/main" val="0"/>
@@ -22778,6 +24847,35 @@
     </w:p>
     <w:p>
       <w:pPr>
+        <w:pStyle w:val="Titolo1"/>
+        <w:ind w:left="3540" w:firstLine="708"/>
+        <w:rPr>
+          <w:rFonts w:ascii="Times New Roman" w:hAnsi="Times New Roman" w:cs="Times New Roman"/>
+          <w:b/>
+          <w:bCs/>
+          <w:color w:val="auto"/>
+        </w:rPr>
+      </w:pPr>
+      <w:bookmarkStart w:id="99" w:name="_Ricerca"/>
+      <w:bookmarkStart w:id="100" w:name="_Toc119055281"/>
+      <w:bookmarkStart w:id="101" w:name="_Toc119139803"/>
+      <w:bookmarkStart w:id="102" w:name="_Toc119141066"/>
+      <w:bookmarkEnd w:id="99"/>
+      <w:r>
+        <w:rPr>
+          <w:rFonts w:ascii="Times New Roman" w:hAnsi="Times New Roman" w:cs="Times New Roman"/>
+          <w:b/>
+          <w:bCs/>
+          <w:color w:val="auto"/>
+        </w:rPr>
+        <w:t>Ricerca</w:t>
+      </w:r>
+      <w:bookmarkEnd w:id="100"/>
+      <w:bookmarkEnd w:id="101"/>
+      <w:bookmarkEnd w:id="102"/>
+    </w:p>
+    <w:p>
+      <w:pPr>
         <w:jc w:val="center"/>
         <w:rPr>
           <w:b/>
@@ -22786,15 +24884,6 @@
           <w:szCs w:val="28"/>
         </w:rPr>
       </w:pPr>
-      <w:r>
-        <w:rPr>
-          <w:b/>
-          <w:bCs/>
-          <w:sz w:val="28"/>
-          <w:szCs w:val="28"/>
-        </w:rPr>
-        <w:t>Ricerca</w:t>
-      </w:r>
       <w:r>
         <w:rPr>
           <w:b/>
@@ -22804,10 +24893,10 @@
           <w:szCs w:val="28"/>
         </w:rPr>
         <w:drawing>
-          <wp:inline distT="0" distB="0" distL="0" distR="0" wp14:anchorId="5595E151" wp14:editId="29E006F6">
-            <wp:extent cx="5607329" cy="3985260"/>
-            <wp:effectExtent l="76200" t="76200" r="107950" b="110490"/>
-            <wp:docPr id="33" name="Immagine 33"/>
+          <wp:inline distT="0" distB="0" distL="0" distR="0" wp14:anchorId="4BE603C9" wp14:editId="11B66D52">
+            <wp:extent cx="5445238" cy="3872345"/>
+            <wp:effectExtent l="76200" t="76200" r="117475" b="109220"/>
+            <wp:docPr id="38" name="Immagine 38"/>
             <wp:cNvGraphicFramePr>
               <a:graphicFrameLocks xmlns:a="http://schemas.openxmlformats.org/drawingml/2006/main" noChangeAspect="1"/>
             </wp:cNvGraphicFramePr>
@@ -22815,28 +24904,25 @@
               <a:graphicData uri="http://schemas.openxmlformats.org/drawingml/2006/picture">
                 <pic:pic xmlns:pic="http://schemas.openxmlformats.org/drawingml/2006/picture">
                   <pic:nvPicPr>
-                    <pic:cNvPr id="0" name="Picture 3"/>
-                    <pic:cNvPicPr>
-                      <a:picLocks noChangeAspect="1" noChangeArrowheads="1"/>
-                    </pic:cNvPicPr>
+                    <pic:cNvPr id="38" name="Immagine 38"/>
+                    <pic:cNvPicPr/>
                   </pic:nvPicPr>
                   <pic:blipFill>
-                    <a:blip r:embed="rId46" cstate="print">
+                    <a:blip r:embed="rId50" cstate="print">
                       <a:extLst>
                         <a:ext uri="{28A0092B-C50C-407E-A947-70E740481C1C}">
                           <a14:useLocalDpi xmlns:a14="http://schemas.microsoft.com/office/drawing/2010/main" val="0"/>
                         </a:ext>
                       </a:extLst>
                     </a:blip>
-                    <a:srcRect/>
                     <a:stretch>
                       <a:fillRect/>
                     </a:stretch>
                   </pic:blipFill>
-                  <pic:spPr bwMode="auto">
+                  <pic:spPr>
                     <a:xfrm>
                       <a:off x="0" y="0"/>
-                      <a:ext cx="5613943" cy="3989961"/>
+                      <a:ext cx="5446260" cy="3873072"/>
                     </a:xfrm>
                     <a:prstGeom prst="rect">
                       <a:avLst/>
@@ -22865,23 +24951,33 @@
     </w:p>
     <w:p>
       <w:pPr>
-        <w:jc w:val="center"/>
-        <w:rPr>
+        <w:pStyle w:val="Titolo1"/>
+        <w:ind w:left="3540" w:firstLine="708"/>
+        <w:rPr>
+          <w:rFonts w:ascii="Times New Roman" w:hAnsi="Times New Roman" w:cs="Times New Roman"/>
           <w:b/>
           <w:bCs/>
-          <w:sz w:val="28"/>
-          <w:szCs w:val="28"/>
-        </w:rPr>
-      </w:pPr>
+          <w:color w:val="auto"/>
+        </w:rPr>
+      </w:pPr>
+      <w:bookmarkStart w:id="103" w:name="_Scheda_Articolo"/>
+      <w:bookmarkStart w:id="104" w:name="_Toc119055282"/>
+      <w:bookmarkStart w:id="105" w:name="_Toc119139804"/>
+      <w:bookmarkStart w:id="106" w:name="_Toc119141067"/>
+      <w:bookmarkEnd w:id="103"/>
       <w:r>
         <w:rPr>
+          <w:rFonts w:ascii="Times New Roman" w:hAnsi="Times New Roman" w:cs="Times New Roman"/>
           <w:b/>
           <w:bCs/>
-          <w:sz w:val="28"/>
-          <w:szCs w:val="28"/>
-        </w:rPr>
-        <w:t>Scheda prodotto</w:t>
+          <w:color w:val="auto"/>
+        </w:rPr>
+        <w:lastRenderedPageBreak/>
+        <w:t>Scheda Articolo</w:t>
       </w:r>
+      <w:bookmarkEnd w:id="104"/>
+      <w:bookmarkEnd w:id="105"/>
+      <w:bookmarkEnd w:id="106"/>
     </w:p>
     <w:p>
       <w:pPr>
@@ -22902,10 +24998,10 @@
           <w:szCs w:val="28"/>
         </w:rPr>
         <w:drawing>
-          <wp:inline distT="0" distB="0" distL="0" distR="0" wp14:anchorId="634844C4" wp14:editId="59FE070C">
-            <wp:extent cx="5585460" cy="3969715"/>
-            <wp:effectExtent l="76200" t="76200" r="110490" b="107315"/>
-            <wp:docPr id="34" name="Immagine 34"/>
+          <wp:inline distT="0" distB="0" distL="0" distR="0" wp14:anchorId="1BF533FE" wp14:editId="301C3394">
+            <wp:extent cx="5555150" cy="3950508"/>
+            <wp:effectExtent l="76200" t="76200" r="121920" b="107315"/>
+            <wp:docPr id="40" name="Immagine 40" descr="Immagine che contiene testo&#10;&#10;Descrizione generata automaticamente"/>
             <wp:cNvGraphicFramePr>
               <a:graphicFrameLocks xmlns:a="http://schemas.openxmlformats.org/drawingml/2006/main" noChangeAspect="1"/>
             </wp:cNvGraphicFramePr>
@@ -22913,28 +25009,25 @@
               <a:graphicData uri="http://schemas.openxmlformats.org/drawingml/2006/picture">
                 <pic:pic xmlns:pic="http://schemas.openxmlformats.org/drawingml/2006/picture">
                   <pic:nvPicPr>
-                    <pic:cNvPr id="0" name="Picture 1"/>
-                    <pic:cNvPicPr>
-                      <a:picLocks noChangeAspect="1" noChangeArrowheads="1"/>
-                    </pic:cNvPicPr>
+                    <pic:cNvPr id="40" name="Immagine 40" descr="Immagine che contiene testo&#10;&#10;Descrizione generata automaticamente"/>
+                    <pic:cNvPicPr/>
                   </pic:nvPicPr>
                   <pic:blipFill>
-                    <a:blip r:embed="rId47" cstate="print">
+                    <a:blip r:embed="rId51" cstate="print">
                       <a:extLst>
                         <a:ext uri="{28A0092B-C50C-407E-A947-70E740481C1C}">
                           <a14:useLocalDpi xmlns:a14="http://schemas.microsoft.com/office/drawing/2010/main" val="0"/>
                         </a:ext>
                       </a:extLst>
                     </a:blip>
-                    <a:srcRect/>
                     <a:stretch>
                       <a:fillRect/>
                     </a:stretch>
                   </pic:blipFill>
-                  <pic:spPr bwMode="auto">
+                  <pic:spPr>
                     <a:xfrm>
                       <a:off x="0" y="0"/>
-                      <a:ext cx="5603111" cy="3982260"/>
+                      <a:ext cx="5575705" cy="3965126"/>
                     </a:xfrm>
                     <a:prstGeom prst="rect">
                       <a:avLst/>
@@ -22963,24 +25056,32 @@
     </w:p>
     <w:p>
       <w:pPr>
-        <w:jc w:val="center"/>
-        <w:rPr>
+        <w:pStyle w:val="Titolo1"/>
+        <w:ind w:left="3540" w:firstLine="708"/>
+        <w:rPr>
+          <w:rFonts w:ascii="Times New Roman" w:hAnsi="Times New Roman" w:cs="Times New Roman"/>
           <w:b/>
           <w:bCs/>
-          <w:sz w:val="28"/>
-          <w:szCs w:val="28"/>
-        </w:rPr>
-      </w:pPr>
+          <w:color w:val="auto"/>
+        </w:rPr>
+      </w:pPr>
+      <w:bookmarkStart w:id="107" w:name="_Carrello"/>
+      <w:bookmarkStart w:id="108" w:name="_Toc119055283"/>
+      <w:bookmarkStart w:id="109" w:name="_Toc119139805"/>
+      <w:bookmarkStart w:id="110" w:name="_Toc119141068"/>
+      <w:bookmarkEnd w:id="107"/>
       <w:r>
         <w:rPr>
+          <w:rFonts w:ascii="Times New Roman" w:hAnsi="Times New Roman" w:cs="Times New Roman"/>
           <w:b/>
           <w:bCs/>
-          <w:sz w:val="28"/>
-          <w:szCs w:val="28"/>
-        </w:rPr>
-        <w:lastRenderedPageBreak/>
+          <w:color w:val="auto"/>
+        </w:rPr>
         <w:t>Carrello</w:t>
       </w:r>
+      <w:bookmarkEnd w:id="108"/>
+      <w:bookmarkEnd w:id="109"/>
+      <w:bookmarkEnd w:id="110"/>
     </w:p>
     <w:p>
       <w:pPr>
@@ -23001,10 +25102,10 @@
           <w:szCs w:val="28"/>
         </w:rPr>
         <w:drawing>
-          <wp:inline distT="0" distB="0" distL="0" distR="0" wp14:anchorId="6421809B" wp14:editId="0835196D">
-            <wp:extent cx="5463540" cy="3883065"/>
-            <wp:effectExtent l="76200" t="76200" r="118110" b="117475"/>
-            <wp:docPr id="35" name="Immagine 35"/>
+          <wp:inline distT="0" distB="0" distL="0" distR="0" wp14:anchorId="4F048DBC" wp14:editId="620D33EA">
+            <wp:extent cx="5571872" cy="3962400"/>
+            <wp:effectExtent l="76200" t="76200" r="105410" b="114300"/>
+            <wp:docPr id="41" name="Immagine 41"/>
             <wp:cNvGraphicFramePr>
               <a:graphicFrameLocks xmlns:a="http://schemas.openxmlformats.org/drawingml/2006/main" noChangeAspect="1"/>
             </wp:cNvGraphicFramePr>
@@ -23012,28 +25113,25 @@
               <a:graphicData uri="http://schemas.openxmlformats.org/drawingml/2006/picture">
                 <pic:pic xmlns:pic="http://schemas.openxmlformats.org/drawingml/2006/picture">
                   <pic:nvPicPr>
-                    <pic:cNvPr id="0" name="Picture 2"/>
-                    <pic:cNvPicPr>
-                      <a:picLocks noChangeAspect="1" noChangeArrowheads="1"/>
-                    </pic:cNvPicPr>
+                    <pic:cNvPr id="41" name="Immagine 41"/>
+                    <pic:cNvPicPr/>
                   </pic:nvPicPr>
                   <pic:blipFill>
-                    <a:blip r:embed="rId48" cstate="print">
+                    <a:blip r:embed="rId52" cstate="print">
                       <a:extLst>
                         <a:ext uri="{28A0092B-C50C-407E-A947-70E740481C1C}">
                           <a14:useLocalDpi xmlns:a14="http://schemas.microsoft.com/office/drawing/2010/main" val="0"/>
                         </a:ext>
                       </a:extLst>
                     </a:blip>
-                    <a:srcRect/>
                     <a:stretch>
                       <a:fillRect/>
                     </a:stretch>
                   </pic:blipFill>
-                  <pic:spPr bwMode="auto">
+                  <pic:spPr>
                     <a:xfrm>
                       <a:off x="0" y="0"/>
-                      <a:ext cx="5496398" cy="3906418"/>
+                      <a:ext cx="5590864" cy="3975906"/>
                     </a:xfrm>
                     <a:prstGeom prst="rect">
                       <a:avLst/>
@@ -23062,23 +25160,31 @@
     </w:p>
     <w:p>
       <w:pPr>
-        <w:jc w:val="center"/>
-        <w:rPr>
+        <w:pStyle w:val="Titolo1"/>
+        <w:ind w:left="3540" w:firstLine="708"/>
+        <w:rPr>
+          <w:rFonts w:ascii="Times New Roman" w:hAnsi="Times New Roman" w:cs="Times New Roman"/>
           <w:b/>
           <w:bCs/>
-          <w:sz w:val="28"/>
-          <w:szCs w:val="28"/>
-        </w:rPr>
-      </w:pPr>
+          <w:color w:val="auto"/>
+        </w:rPr>
+      </w:pPr>
+      <w:bookmarkStart w:id="111" w:name="_Toc119055284"/>
+      <w:bookmarkStart w:id="112" w:name="_Toc119139806"/>
+      <w:bookmarkStart w:id="113" w:name="_Toc119141069"/>
       <w:r>
         <w:rPr>
+          <w:rFonts w:ascii="Times New Roman" w:hAnsi="Times New Roman" w:cs="Times New Roman"/>
           <w:b/>
           <w:bCs/>
-          <w:sz w:val="28"/>
-          <w:szCs w:val="28"/>
-        </w:rPr>
+          <w:color w:val="auto"/>
+        </w:rPr>
+        <w:lastRenderedPageBreak/>
         <w:t>Checkout</w:t>
       </w:r>
+      <w:bookmarkEnd w:id="111"/>
+      <w:bookmarkEnd w:id="112"/>
+      <w:bookmarkEnd w:id="113"/>
     </w:p>
     <w:p>
       <w:pPr>
@@ -23099,10 +25205,10 @@
           <w:szCs w:val="28"/>
         </w:rPr>
         <w:drawing>
-          <wp:inline distT="0" distB="0" distL="0" distR="0" wp14:anchorId="2EA09B6E" wp14:editId="32C688E7">
-            <wp:extent cx="5525384" cy="3931920"/>
-            <wp:effectExtent l="76200" t="76200" r="113665" b="106680"/>
-            <wp:docPr id="36" name="Immagine 36"/>
+          <wp:inline distT="0" distB="0" distL="0" distR="0" wp14:anchorId="50160110" wp14:editId="62E71BAF">
+            <wp:extent cx="5638800" cy="4009995"/>
+            <wp:effectExtent l="76200" t="76200" r="114300" b="105410"/>
+            <wp:docPr id="42" name="Immagine 42"/>
             <wp:cNvGraphicFramePr>
               <a:graphicFrameLocks xmlns:a="http://schemas.openxmlformats.org/drawingml/2006/main" noChangeAspect="1"/>
             </wp:cNvGraphicFramePr>
@@ -23110,28 +25216,25 @@
               <a:graphicData uri="http://schemas.openxmlformats.org/drawingml/2006/picture">
                 <pic:pic xmlns:pic="http://schemas.openxmlformats.org/drawingml/2006/picture">
                   <pic:nvPicPr>
-                    <pic:cNvPr id="0" name="Picture 3"/>
-                    <pic:cNvPicPr>
-                      <a:picLocks noChangeAspect="1" noChangeArrowheads="1"/>
-                    </pic:cNvPicPr>
+                    <pic:cNvPr id="42" name="Immagine 42"/>
+                    <pic:cNvPicPr/>
                   </pic:nvPicPr>
                   <pic:blipFill>
-                    <a:blip r:embed="rId49" cstate="print">
+                    <a:blip r:embed="rId53" cstate="print">
                       <a:extLst>
                         <a:ext uri="{28A0092B-C50C-407E-A947-70E740481C1C}">
                           <a14:useLocalDpi xmlns:a14="http://schemas.microsoft.com/office/drawing/2010/main" val="0"/>
                         </a:ext>
                       </a:extLst>
                     </a:blip>
-                    <a:srcRect/>
                     <a:stretch>
                       <a:fillRect/>
                     </a:stretch>
                   </pic:blipFill>
-                  <pic:spPr bwMode="auto">
+                  <pic:spPr>
                     <a:xfrm>
                       <a:off x="0" y="0"/>
-                      <a:ext cx="5533192" cy="3937477"/>
+                      <a:ext cx="5660260" cy="4025256"/>
                     </a:xfrm>
                     <a:prstGeom prst="rect">
                       <a:avLst/>
@@ -23169,8 +25272,19 @@
         </w:rPr>
       </w:pPr>
     </w:p>
+    <w:p>
+      <w:pPr>
+        <w:jc w:val="center"/>
+        <w:rPr>
+          <w:b/>
+          <w:bCs/>
+          <w:sz w:val="28"/>
+          <w:szCs w:val="28"/>
+        </w:rPr>
+      </w:pPr>
+    </w:p>
     <w:sectPr>
-      <w:footerReference w:type="default" r:id="rId50"/>
+      <w:footerReference w:type="default" r:id="rId54"/>
       <w:pgSz w:w="11906" w:h="16838"/>
       <w:pgMar w:top="1417" w:right="1134" w:bottom="1134" w:left="1134" w:header="708" w:footer="708" w:gutter="0"/>
       <w:cols w:space="708"/>
@@ -26892,6 +29006,18 @@
       <w:lang w:eastAsia="it-IT"/>
     </w:rPr>
   </w:style>
+  <w:style w:type="character" w:styleId="Menzionenonrisolta">
+    <w:name w:val="Unresolved Mention"/>
+    <w:basedOn w:val="Carpredefinitoparagrafo"/>
+    <w:uiPriority w:val="99"/>
+    <w:semiHidden/>
+    <w:unhideWhenUsed/>
+    <w:rsid w:val="00C94643"/>
+    <w:rPr>
+      <w:color w:val="605E5C"/>
+      <w:shd w:val="clear" w:color="auto" w:fill="E1DFDD"/>
+    </w:rPr>
+  </w:style>
 </w:styles>
 </file>
 

--- a/Deliverables/Edil CommerceDesign_RAD.docx
+++ b/Deliverables/Edil CommerceDesign_RAD.docx
@@ -6805,9 +6805,9 @@
           <w:szCs w:val="32"/>
         </w:rPr>
       </w:pPr>
-      <w:bookmarkStart w:id="17" w:name="_Toc117977233"/>
-      <w:bookmarkStart w:id="18" w:name="_Hlk87953161"/>
-      <w:bookmarkStart w:id="19" w:name="_Toc119141018"/>
+      <w:bookmarkStart w:id="17" w:name="_Toc119141018"/>
+      <w:bookmarkStart w:id="18" w:name="_Toc117977233"/>
+      <w:bookmarkStart w:id="19" w:name="_Hlk87953161"/>
       <w:r>
         <w:rPr>
           <w:rFonts w:ascii="Times New Roman" w:hAnsi="Times New Roman" w:cs="Times New Roman"/>
@@ -6820,7 +6820,7 @@
         <w:lastRenderedPageBreak/>
         <w:t>SD_1</w:t>
       </w:r>
-      <w:bookmarkEnd w:id="19"/>
+      <w:bookmarkEnd w:id="17"/>
     </w:p>
     <w:p>
       <w:pPr>
@@ -8128,7 +8128,7 @@
         </w:rPr>
         <w:t>UC_</w:t>
       </w:r>
-      <w:bookmarkEnd w:id="17"/>
+      <w:bookmarkEnd w:id="18"/>
       <w:r>
         <w:rPr>
           <w:rFonts w:ascii="Times New Roman" w:hAnsi="Times New Roman" w:cs="Times New Roman"/>
@@ -8210,7 +8210,7 @@
         </w:drawing>
       </w:r>
     </w:p>
-    <w:bookmarkEnd w:id="18"/>
+    <w:bookmarkEnd w:id="19"/>
     <w:p>
       <w:pPr>
         <w:pStyle w:val="Normale1"/>
@@ -10987,8 +10987,8 @@
           <w:szCs w:val="32"/>
         </w:rPr>
       </w:pPr>
-      <w:bookmarkStart w:id="32" w:name="_Toc117977237"/>
-      <w:bookmarkStart w:id="33" w:name="_Toc119141028"/>
+      <w:bookmarkStart w:id="32" w:name="_Toc119141028"/>
+      <w:bookmarkStart w:id="33" w:name="_Toc117977237"/>
       <w:r>
         <w:rPr>
           <w:rFonts w:ascii="Times New Roman" w:hAnsi="Times New Roman" w:cs="Times New Roman"/>
@@ -11011,7 +11011,7 @@
         </w:rPr>
         <w:t>4</w:t>
       </w:r>
-      <w:bookmarkEnd w:id="33"/>
+      <w:bookmarkEnd w:id="32"/>
     </w:p>
     <w:p>
       <w:r>
@@ -11208,7 +11208,7 @@
         </w:rPr>
         <w:t>UC_</w:t>
       </w:r>
-      <w:bookmarkEnd w:id="32"/>
+      <w:bookmarkEnd w:id="33"/>
       <w:r>
         <w:rPr>
           <w:rFonts w:ascii="Times New Roman" w:hAnsi="Times New Roman" w:cs="Times New Roman"/>
@@ -12920,8 +12920,8 @@
           <w:szCs w:val="32"/>
         </w:rPr>
       </w:pPr>
-      <w:bookmarkStart w:id="39" w:name="_Toc117977239"/>
-      <w:bookmarkStart w:id="40" w:name="_Toc119141032"/>
+      <w:bookmarkStart w:id="39" w:name="_Toc119141032"/>
+      <w:bookmarkStart w:id="40" w:name="_Toc117977239"/>
       <w:r>
         <w:rPr>
           <w:rFonts w:ascii="Times New Roman" w:hAnsi="Times New Roman" w:cs="Times New Roman"/>
@@ -12945,7 +12945,7 @@
         </w:rPr>
         <w:t>5</w:t>
       </w:r>
-      <w:bookmarkEnd w:id="40"/>
+      <w:bookmarkEnd w:id="39"/>
     </w:p>
     <w:p>
       <w:r>
@@ -13129,7 +13129,7 @@
         </w:rPr>
         <w:t>UC_</w:t>
       </w:r>
-      <w:bookmarkEnd w:id="39"/>
+      <w:bookmarkEnd w:id="40"/>
       <w:r>
         <w:rPr>
           <w:rFonts w:ascii="Times New Roman" w:hAnsi="Times New Roman" w:cs="Times New Roman"/>
@@ -14154,8 +14154,8 @@
           <w:szCs w:val="32"/>
         </w:rPr>
       </w:pPr>
-      <w:bookmarkStart w:id="45" w:name="_Toc117977241"/>
-      <w:bookmarkStart w:id="46" w:name="_Toc119141036"/>
+      <w:bookmarkStart w:id="45" w:name="_Toc119141036"/>
+      <w:bookmarkStart w:id="46" w:name="_Toc117977241"/>
       <w:r>
         <w:rPr>
           <w:rFonts w:ascii="Times New Roman" w:hAnsi="Times New Roman" w:cs="Times New Roman"/>
@@ -14178,7 +14178,7 @@
         </w:rPr>
         <w:t>6</w:t>
       </w:r>
-      <w:bookmarkEnd w:id="46"/>
+      <w:bookmarkEnd w:id="45"/>
     </w:p>
     <w:p>
       <w:pPr>
@@ -14262,7 +14262,7 @@
         </w:rPr>
         <w:t>UC_</w:t>
       </w:r>
-      <w:bookmarkEnd w:id="45"/>
+      <w:bookmarkEnd w:id="46"/>
       <w:r>
         <w:rPr>
           <w:rFonts w:ascii="Times New Roman" w:hAnsi="Times New Roman" w:cs="Times New Roman"/>
@@ -15435,8 +15435,8 @@
           <w:szCs w:val="32"/>
         </w:rPr>
       </w:pPr>
-      <w:bookmarkStart w:id="50" w:name="_Toc117977243"/>
-      <w:bookmarkStart w:id="51" w:name="_Toc119141039"/>
+      <w:bookmarkStart w:id="50" w:name="_Toc119141039"/>
+      <w:bookmarkStart w:id="51" w:name="_Toc117977243"/>
       <w:r>
         <w:rPr>
           <w:rFonts w:ascii="Times New Roman" w:hAnsi="Times New Roman" w:cs="Times New Roman"/>
@@ -15459,7 +15459,7 @@
         </w:rPr>
         <w:t>7</w:t>
       </w:r>
-      <w:bookmarkEnd w:id="51"/>
+      <w:bookmarkEnd w:id="50"/>
     </w:p>
     <w:p>
       <w:pPr>
@@ -15548,7 +15548,7 @@
         <w:lastRenderedPageBreak/>
         <w:t>UC_</w:t>
       </w:r>
-      <w:bookmarkEnd w:id="50"/>
+      <w:bookmarkEnd w:id="51"/>
       <w:r>
         <w:rPr>
           <w:rFonts w:ascii="Times New Roman" w:hAnsi="Times New Roman" w:cs="Times New Roman"/>
@@ -18237,8 +18237,8 @@
           <w:szCs w:val="32"/>
         </w:rPr>
       </w:pPr>
-      <w:bookmarkStart w:id="61" w:name="_Toc117977247"/>
-      <w:bookmarkStart w:id="62" w:name="_Toc119141045"/>
+      <w:bookmarkStart w:id="61" w:name="_Toc119141045"/>
+      <w:bookmarkStart w:id="62" w:name="_Toc117977247"/>
       <w:r>
         <w:rPr>
           <w:rFonts w:ascii="Times New Roman" w:hAnsi="Times New Roman" w:cs="Times New Roman"/>
@@ -18261,7 +18261,7 @@
         </w:rPr>
         <w:t>9</w:t>
       </w:r>
-      <w:bookmarkEnd w:id="62"/>
+      <w:bookmarkEnd w:id="61"/>
     </w:p>
     <w:p>
       <w:pPr>
@@ -18346,7 +18346,7 @@
         <w:lastRenderedPageBreak/>
         <w:t>UC_</w:t>
       </w:r>
-      <w:bookmarkEnd w:id="61"/>
+      <w:bookmarkEnd w:id="62"/>
       <w:r>
         <w:rPr>
           <w:rFonts w:ascii="Times New Roman" w:hAnsi="Times New Roman" w:cs="Times New Roman"/>
@@ -18382,10 +18382,10 @@
           <w:shd w:val="clear" w:color="auto" w:fill="808080"/>
         </w:rPr>
         <w:drawing>
-          <wp:inline distT="0" distB="0" distL="0" distR="0" wp14:anchorId="67A280EF" wp14:editId="60393EBE">
-            <wp:extent cx="3387090" cy="1510665"/>
-            <wp:effectExtent l="0" t="0" r="3810" b="0"/>
-            <wp:docPr id="2" name="Immagine 2"/>
+          <wp:inline distT="0" distB="0" distL="0" distR="0" wp14:anchorId="3CD724C9" wp14:editId="48512E8D">
+            <wp:extent cx="3421380" cy="1927860"/>
+            <wp:effectExtent l="0" t="0" r="0" b="0"/>
+            <wp:docPr id="19" name="Immagine 19"/>
             <wp:cNvGraphicFramePr>
               <a:graphicFrameLocks xmlns:a="http://schemas.openxmlformats.org/drawingml/2006/main" noChangeAspect="1"/>
             </wp:cNvGraphicFramePr>
@@ -18393,7 +18393,7 @@
               <a:graphicData uri="http://schemas.openxmlformats.org/drawingml/2006/picture">
                 <pic:pic xmlns:pic="http://schemas.openxmlformats.org/drawingml/2006/picture">
                   <pic:nvPicPr>
-                    <pic:cNvPr id="0" name="Picture 1"/>
+                    <pic:cNvPr id="0" name="Picture 4"/>
                     <pic:cNvPicPr>
                       <a:picLocks noChangeAspect="1" noChangeArrowheads="1"/>
                     </pic:cNvPicPr>
@@ -18414,7 +18414,7 @@
                   <pic:spPr bwMode="auto">
                     <a:xfrm>
                       <a:off x="0" y="0"/>
-                      <a:ext cx="3387090" cy="1510665"/>
+                      <a:ext cx="3421380" cy="1927860"/>
                     </a:xfrm>
                     <a:prstGeom prst="rect">
                       <a:avLst/>
@@ -19702,10 +19702,10 @@
           <w:szCs w:val="28"/>
         </w:rPr>
         <w:drawing>
-          <wp:inline distT="0" distB="0" distL="0" distR="0" wp14:anchorId="7A972204" wp14:editId="1300F874">
-            <wp:extent cx="2926080" cy="771525"/>
-            <wp:effectExtent l="0" t="0" r="7620" b="9525"/>
-            <wp:docPr id="5" name="Immagine 5"/>
+          <wp:inline distT="0" distB="0" distL="0" distR="0" wp14:anchorId="039C6039" wp14:editId="66829440">
+            <wp:extent cx="3048000" cy="769620"/>
+            <wp:effectExtent l="0" t="0" r="0" b="0"/>
+            <wp:docPr id="12" name="Immagine 12"/>
             <wp:cNvGraphicFramePr>
               <a:graphicFrameLocks xmlns:a="http://schemas.openxmlformats.org/drawingml/2006/main" noChangeAspect="1"/>
             </wp:cNvGraphicFramePr>
@@ -19734,7 +19734,7 @@
                   <pic:spPr bwMode="auto">
                     <a:xfrm>
                       <a:off x="0" y="0"/>
-                      <a:ext cx="2926080" cy="771525"/>
+                      <a:ext cx="3048000" cy="769620"/>
                     </a:xfrm>
                     <a:prstGeom prst="rect">
                       <a:avLst/>
@@ -20840,10 +20840,10 @@
           <w:szCs w:val="28"/>
         </w:rPr>
         <w:drawing>
-          <wp:inline distT="0" distB="0" distL="0" distR="0" wp14:anchorId="62D7ED6C" wp14:editId="7E22E3FC">
-            <wp:extent cx="3411220" cy="1550670"/>
+          <wp:inline distT="0" distB="0" distL="0" distR="0" wp14:anchorId="5C202777" wp14:editId="460B2174">
+            <wp:extent cx="3436620" cy="1813560"/>
             <wp:effectExtent l="0" t="0" r="0" b="0"/>
-            <wp:docPr id="6" name="Immagine 6"/>
+            <wp:docPr id="11" name="Immagine 11"/>
             <wp:cNvGraphicFramePr>
               <a:graphicFrameLocks xmlns:a="http://schemas.openxmlformats.org/drawingml/2006/main" noChangeAspect="1"/>
             </wp:cNvGraphicFramePr>
@@ -20851,7 +20851,7 @@
               <a:graphicData uri="http://schemas.openxmlformats.org/drawingml/2006/picture">
                 <pic:pic xmlns:pic="http://schemas.openxmlformats.org/drawingml/2006/picture">
                   <pic:nvPicPr>
-                    <pic:cNvPr id="0" name="Picture 5"/>
+                    <pic:cNvPr id="0" name="Picture 2"/>
                     <pic:cNvPicPr>
                       <a:picLocks noChangeAspect="1" noChangeArrowheads="1"/>
                     </pic:cNvPicPr>
@@ -20872,7 +20872,7 @@
                   <pic:spPr bwMode="auto">
                     <a:xfrm>
                       <a:off x="0" y="0"/>
-                      <a:ext cx="3411220" cy="1550670"/>
+                      <a:ext cx="3436620" cy="1813560"/>
                     </a:xfrm>
                     <a:prstGeom prst="rect">
                       <a:avLst/>
@@ -22649,10 +22649,10 @@
           <w:szCs w:val="28"/>
         </w:rPr>
         <w:drawing>
-          <wp:inline distT="0" distB="0" distL="0" distR="0" wp14:anchorId="556B4043" wp14:editId="0E8D20CF">
-            <wp:extent cx="3029585" cy="1749425"/>
-            <wp:effectExtent l="0" t="0" r="0" b="3175"/>
-            <wp:docPr id="9" name="Immagine 9"/>
+          <wp:inline distT="0" distB="0" distL="0" distR="0" wp14:anchorId="27AECCF9" wp14:editId="2899F2F0">
+            <wp:extent cx="3451860" cy="1813560"/>
+            <wp:effectExtent l="0" t="0" r="0" b="0"/>
+            <wp:docPr id="4" name="Immagine 4"/>
             <wp:cNvGraphicFramePr>
               <a:graphicFrameLocks xmlns:a="http://schemas.openxmlformats.org/drawingml/2006/main" noChangeAspect="1"/>
             </wp:cNvGraphicFramePr>
@@ -22660,7 +22660,7 @@
               <a:graphicData uri="http://schemas.openxmlformats.org/drawingml/2006/picture">
                 <pic:pic xmlns:pic="http://schemas.openxmlformats.org/drawingml/2006/picture">
                   <pic:nvPicPr>
-                    <pic:cNvPr id="0" name="Picture 6"/>
+                    <pic:cNvPr id="0" name="Picture 1"/>
                     <pic:cNvPicPr>
                       <a:picLocks noChangeAspect="1" noChangeArrowheads="1"/>
                     </pic:cNvPicPr>
@@ -22681,7 +22681,7 @@
                   <pic:spPr bwMode="auto">
                     <a:xfrm>
                       <a:off x="0" y="0"/>
-                      <a:ext cx="3029585" cy="1749425"/>
+                      <a:ext cx="3451860" cy="1813560"/>
                     </a:xfrm>
                     <a:prstGeom prst="rect">
                       <a:avLst/>

--- a/Deliverables/Edil CommerceDesign_RAD.docx
+++ b/Deliverables/Edil CommerceDesign_RAD.docx
@@ -24411,10 +24411,10 @@
           <w:u w:val="single"/>
         </w:rPr>
         <w:drawing>
-          <wp:inline distT="0" distB="0" distL="0" distR="0" wp14:anchorId="16878CEE" wp14:editId="03557001">
-            <wp:extent cx="6516854" cy="3461043"/>
+          <wp:inline distT="0" distB="0" distL="0" distR="0" wp14:anchorId="2759E6F7" wp14:editId="7C7227AD">
+            <wp:extent cx="6434857" cy="3413760"/>
             <wp:effectExtent l="0" t="0" r="0" b="0"/>
-            <wp:docPr id="55" name="Immagine 55"/>
+            <wp:docPr id="2" name="Immagine 2"/>
             <wp:cNvGraphicFramePr>
               <a:graphicFrameLocks xmlns:a="http://schemas.openxmlformats.org/drawingml/2006/main" noChangeAspect="1"/>
             </wp:cNvGraphicFramePr>
@@ -24422,7 +24422,7 @@
               <a:graphicData uri="http://schemas.openxmlformats.org/drawingml/2006/picture">
                 <pic:pic xmlns:pic="http://schemas.openxmlformats.org/drawingml/2006/picture">
                   <pic:nvPicPr>
-                    <pic:cNvPr id="0" name="Picture 19"/>
+                    <pic:cNvPr id="0" name="Picture 1"/>
                     <pic:cNvPicPr>
                       <a:picLocks noChangeAspect="1" noChangeArrowheads="1"/>
                     </pic:cNvPicPr>
@@ -24443,7 +24443,7 @@
                   <pic:spPr bwMode="auto">
                     <a:xfrm>
                       <a:off x="0" y="0"/>
-                      <a:ext cx="6665931" cy="3540217"/>
+                      <a:ext cx="6437973" cy="3415413"/>
                     </a:xfrm>
                     <a:prstGeom prst="rect">
                       <a:avLst/>
